--- a/projects/skkn_1773776784610_eblasj47t/appendices/phu-luc-test_design.docx
+++ b/projects/skkn_1773776784610_eblasj47t/appendices/phu-luc-test_design.docx
@@ -1,53 +1,351 @@
 
-<file path=word/document.xml><?xml version="1.0" encoding="utf-8"?>
-<w:document xmlns:wpc="http://schemas.microsoft.com/office/word/2010/wordprocessingCanvas" xmlns:cx="http://schemas.microsoft.com/office/drawing/2014/chartex" xmlns:cx1="http://schemas.microsoft.com/office/drawing/2015/9/8/chartex" xmlns:cx2="http://schemas.microsoft.com/office/drawing/2015/10/21/chartex" xmlns:cx3="http://schemas.microsoft.com/office/drawing/2016/5/9/chartex" xmlns:cx4="http://schemas.microsoft.com/office/drawing/2016/5/10/chartex" xmlns:cx5="http://schemas.microsoft.com/office/drawing/2016/5/11/chartex" xmlns:cx6="http://schemas.microsoft.com/office/drawing/2016/5/12/chartex" xmlns:cx7="http://schemas.microsoft.com/office/drawing/2016/5/13/chartex" xmlns:cx8="http://schemas.microsoft.com/office/drawing/2016/5/14/chartex" xmlns:mc="http://schemas.openxmlformats.org/markup-compatibility/2006" xmlns:aink="http://schemas.microsoft.com/office/drawing/2016/ink" xmlns:am3d="http://schemas.microsoft.com/office/drawing/2017/model3d" xmlns:o="urn:schemas-microsoft-com:office:office" xmlns:oel="http://schemas.microsoft.com/office/2019/extlst" xmlns:r="http://schemas.openxmlformats.org/officeDocument/2006/relationships" xmlns:m="http://schemas.openxmlformats.org/officeDocument/2006/math" xmlns:v="urn:schemas-microsoft-com:vml" xmlns:wp14="http://schemas.microsoft.com/office/word/2010/wordprocessingDrawing" xmlns:wp="http://schemas.openxmlformats.org/drawingml/2006/wordprocessingDrawing" xmlns:w10="urn:schemas-microsoft-com:office:word" xmlns:w="http://schemas.openxmlformats.org/wordprocessingml/2006/main" xmlns:w14="http://schemas.microsoft.com/office/word/2010/wordml" xmlns:w15="http://schemas.microsoft.com/office/word/2012/wordml" xmlns:w16cex="http://schemas.microsoft.com/office/word/2018/wordml/cex" xmlns:w16cid="http://schemas.microsoft.com/office/word/2016/wordml/cid" xmlns:w16="http://schemas.microsoft.com/office/word/2018/wordml" xmlns:w16sdtdh="http://schemas.microsoft.com/office/word/2020/wordml/sdtdatahash" xmlns:w16se="http://schemas.microsoft.com/office/word/2015/wordml/symex" xmlns:wpg="http://schemas.microsoft.com/office/word/2010/wordprocessingGroup" xmlns:wpi="http://schemas.microsoft.com/office/word/2010/wordprocessingInk" xmlns:wne="http://schemas.microsoft.com/office/word/2006/wordml" xmlns:wps="http://schemas.microsoft.com/office/word/2010/wordprocessingShape" mc:Ignorable="w14 w15 w16se w16cid w16 w16cex w16sdtdh wp14">
-  <w:body>
-    <w:p>
-      <w:pPr>
-        <w:pageBreakBefore/>
-        <w:jc w:val="center"/>
-        <w:rPr>
-          <w:b/>
-          <w:bCs/>
-        </w:rPr>
-      </w:pPr>
-      <w:r>
-        <w:rPr>
-          <w:b/>
-          <w:bCs/>
-        </w:rPr>
-        <w:t>MINH CHỨNG PHỤ LỤC</w:t>
-      </w:r>
-    </w:p>
-    <w:p>
-      <w:pPr>
-        <w:spacing w:before="120" w:after="120"/>
-      </w:pPr>
-      <w:r>
-        <w:t>[NOI_DUNG_</w:t>
-      </w:r>
-      <w:r>
-        <w:t>PHU_LUC</w:t>
-      </w:r>
-      <w:r>
-        <w:t>]</w:t>
-      </w:r>
-    </w:p>
-    <w:sectPr>
-      <w:headerReference w:type="even" r:id="rId7"/>
-      <w:headerReference w:type="default" r:id="rId8"/>
-      <w:footerReference w:type="even" r:id="rId9"/>
-      <w:footerReference w:type="default" r:id="rId10"/>
-      <w:headerReference w:type="first" r:id="rId11"/>
-      <w:footerReference w:type="first" r:id="rId12"/>
-      <w:pgSz w:w="11906" w:h="16838"/>
-      <w:pgMar w:top="1134" w:right="1134" w:bottom="1134" w:left="1701" w:header="708" w:footer="708" w:gutter="0"/>
-      <w:pgNumType w:start="1"/>
-      <w:cols w:space="720"/>
-      <w:docGrid w:linePitch="360"/>
-    </w:sectPr>
-  </w:body>
-</w:document>
+<file path=word/document.xml><?xml version="1.0" encoding="UTF-8" standalone="yes"?>
+<w:document xmlns:wpc="http://schemas.microsoft.com/office/word/2010/wordprocessingCanvas" xmlns:cx="http://schemas.microsoft.com/office/drawing/2014/chartex" xmlns:cx1="http://schemas.microsoft.com/office/drawing/2015/9/8/chartex" xmlns:cx2="http://schemas.microsoft.com/office/drawing/2015/10/21/chartex" xmlns:cx3="http://schemas.microsoft.com/office/drawing/2016/5/9/chartex" xmlns:cx4="http://schemas.microsoft.com/office/drawing/2016/5/10/chartex" xmlns:cx5="http://schemas.microsoft.com/office/drawing/2016/5/11/chartex" xmlns:cx6="http://schemas.microsoft.com/office/drawing/2016/5/12/chartex" xmlns:cx7="http://schemas.microsoft.com/office/drawing/2016/5/13/chartex" xmlns:cx8="http://schemas.microsoft.com/office/drawing/2016/5/14/chartex" xmlns:mc="http://schemas.openxmlformats.org/markup-compatibility/2006" xmlns:aink="http://schemas.microsoft.com/office/drawing/2016/ink" xmlns:am3d="http://schemas.microsoft.com/office/drawing/2017/model3d" xmlns:o="urn:schemas-microsoft-com:office:office" xmlns:oel="http://schemas.microsoft.com/office/2019/extlst" xmlns:r="http://schemas.openxmlformats.org/officeDocument/2006/relationships" xmlns:m="http://schemas.openxmlformats.org/officeDocument/2006/math" xmlns:v="urn:schemas-microsoft-com:vml" xmlns:wp14="http://schemas.microsoft.com/office/word/2010/wordprocessingDrawing" xmlns:wp="http://schemas.openxmlformats.org/drawingml/2006/wordprocessingDrawing" xmlns:w10="urn:schemas-microsoft-com:office:word" xmlns:w="http://schemas.openxmlformats.org/wordprocessingml/2006/main" xmlns:w14="http://schemas.microsoft.com/office/word/2010/wordml" xmlns:w15="http://schemas.microsoft.com/office/word/2012/wordml" xmlns:w16cex="http://schemas.microsoft.com/office/word/2018/wordml/cex" xmlns:w16cid="http://schemas.microsoft.com/office/word/2016/wordml/cid" xmlns:w16="http://schemas.microsoft.com/office/word/2018/wordml" xmlns:w16sdtdh="http://schemas.microsoft.com/office/word/2020/wordml/sdtdatahash" xmlns:w16se="http://schemas.microsoft.com/office/word/2015/wordml/symex" xmlns:wpg="http://schemas.microsoft.com/office/word/2010/wordprocessingGroup" xmlns:wpi="http://schemas.microsoft.com/office/word/2010/wordprocessingInk" xmlns:wne="http://schemas.microsoft.com/office/word/2006/wordml" xmlns:wps="http://schemas.microsoft.com/office/word/2010/wordprocessingShape" mc:Ignorable="w14 w15 w16se w16cid w16 w16cex w16sdtdh wp14"><w:body><w:p><w:pPr><w:jc w:val="center"/></w:pPr><w:r><w:drawing><wp:inline cx="1524000" cy="1524000"><wp:extent cx="1524000" cy="1524000"/><wp:docPr id="999" name="QR"/><a:graphic xmlns:a="http://schemas.openxmlformats.org/drawingml/2006/main"><a:graphicData uri="http://schemas.openxmlformats.org/drawingml/2006/picture"><pic:pic xmlns:pic="http://schemas.openxmlformats.org/drawingml/2006/picture"><pic:nvPicPr><pic:cNvPr id="0" name="qr.png"/><pic:cNvPicPr/></pic:nvPicPr><pic:blipFill><a:blip xmlns:r="http://schemas.openxmlformats.org/officeDocument/2006/relationships" r:embed="rId999"/></a:blipFill><pic:spPr><a:xfrm><a:off x="0" y="0"/><a:ext cx="1524000" cy="1524000"/></a:xfrm><a:prstGeom prst="rect"><a:avLst/></a:prstGeom></pic:spPr></pic:pic></a:graphicData></a:graphic></wp:inline></w:drawing></w:r></w:p><w:p>
+<w:pPr>
+<w:jc w:val="both"/>
+<w:ind w:firstLine="720"/>
+<w:spacing w:line="360" w:lineRule="auto" w:after="120"/>
+</w:pPr>
+<w:r><w:t xml:space="preserve">Với kinh nghiệm nhiều năm trong công tác giảng dạy và nghiên cứu khoa học sư phạm, tôi xin trình bày ma trận và đề kiểm tra minh họa cho chủ đề &quot;Phương pháp tọa độ trong không gian&quot; (Toán 12) theo định hướng phát triển năng lực học sinh, đặc biệt chú trọng năng lực tưởng tượng không gian, như một phần trong giải pháp ứng dụng công nghệ số trong mô hình hóa 3D mà tôi đang triển khai tại trường THPT PPPPTTTT.</w:t></w:r>
+</w:p><w:p>
+<w:pPr>
+<w:jc w:val="both"/>
+<w:ind w:firstLine="720"/>
+<w:spacing w:line="360" w:lineRule="auto" w:after="120"/>
+</w:pPr>
+<w:r><w:rPr><w:b/></w:rPr><w:t xml:space="preserve">I. MA TRẬN ĐỀ KIỂM TRA</w:t></w:r>
+</w:p><w:p>
+<w:pPr>
+<w:jc w:val="both"/>
+<w:ind w:firstLine="720"/>
+<w:spacing w:line="360" w:lineRule="auto" w:after="120"/>
+</w:pPr>
+<w:r><w:rPr><w:b/></w:rPr><w:t xml:space="preserve">Môn học:</w:t></w:r><w:r><w:t xml:space="preserve"> Toán </w:t></w:r><w:r><w:rPr><w:b/></w:rPr><w:t xml:space="preserve">Lớp:</w:t></w:r><w:r><w:t xml:space="preserve"> 12 </w:t></w:r><w:r><w:rPr><w:b/></w:rPr><w:t xml:space="preserve">Chủ đề:</w:t></w:r><w:r><w:t xml:space="preserve"> Phương pháp tọa độ trong không gian </w:t></w:r><w:r><w:rPr><w:b/></w:rPr><w:t xml:space="preserve">Thời gian làm bài:</w:t></w:r><w:r><w:t xml:space="preserve"> 45 phút </w:t></w:r><w:r><w:rPr><w:b/></w:rPr><w:t xml:space="preserve">Hình thức kiểm tra:</w:t></w:r><w:r><w:t xml:space="preserve"> Trắc nghiệm kết hợp Tự luận (10 câu Trắc nghiệm + 2 câu Tự luận) </w:t></w:r><w:r><w:rPr><w:b/></w:rPr><w:t xml:space="preserve">Tổng điểm:</w:t></w:r><w:r><w:t xml:space="preserve"> 10 điểm</w:t></w:r>
+</w:p><w:p>
+<w:pPr>
+<w:jc w:val="both"/>
+<w:ind w:firstLine="720"/>
+<w:spacing w:line="360" w:lineRule="auto" w:after="120"/>
+</w:pPr>
+<w:r><w:rPr><w:b/></w:rPr><w:t xml:space="preserve">Bảng 1</w:t></w:r><w:r><w:rPr><w:b/></w:rPr><w:t xml:space="preserve">: Ma trận đề kiểm tra chủ đề &quot;Phương pháp tọa độ trong không gian&quot;</w:t></w:r>
+</w:p><w:tbl><w:tblPr><w:tblW w:w="9360" w:type="dxa"/><w:tblBorders><w:top w:val="single" w:sz="4" w:space="0" w:color="000000"/><w:left w:val="single" w:sz="4" w:space="0" w:color="000000"/><w:bottom w:val="single" w:sz="4" w:space="0" w:color="000000"/><w:right w:val="single" w:sz="4" w:space="0" w:color="000000"/><w:insideH w:val="single" w:sz="4" w:space="0" w:color="000000"/><w:insideV w:val="single" w:sz="4" w:space="0" w:color="000000"/></w:tblBorders><w:tblLook w:val="04A0"/></w:tblPr><w:tblGrid><w:gridCol w:w="1040"/><w:gridCol w:w="1040"/><w:gridCol w:w="1040"/><w:gridCol w:w="1040"/><w:gridCol w:w="1040"/><w:gridCol w:w="1040"/><w:gridCol w:w="1040"/><w:gridCol w:w="1040"/><w:gridCol w:w="1040"/></w:tblGrid><w:tr><w:tc><w:tcPr><w:tcW w:w="1040" w:type="dxa"/><w:shd w:val="clear" w:color="auto" w:fill="D5E8F0"/></w:tcPr><w:p><w:pPr><w:jc w:val="center"/></w:pPr><w:r><w:t xml:space="preserve">Mức độ nhận thức</w:t></w:r></w:p></w:tc><w:tc><w:tcPr><w:tcW w:w="1040" w:type="dxa"/><w:shd w:val="clear" w:color="auto" w:fill="D5E8F0"/></w:tcPr><w:p><w:pPr><w:jc w:val="center"/></w:pPr><w:r><w:t xml:space="preserve">Nội dung kiến thức</w:t></w:r></w:p></w:tc><w:tc><w:tcPr><w:tcW w:w="1040" w:type="dxa"/><w:shd w:val="clear" w:color="auto" w:fill="D5E8F0"/></w:tcPr><w:p><w:pPr><w:jc w:val="center"/></w:pPr><w:r><w:t xml:space="preserve">Số câu TN</w:t></w:r></w:p></w:tc><w:tc><w:tcPr><w:tcW w:w="1040" w:type="dxa"/><w:shd w:val="clear" w:color="auto" w:fill="D5E8F0"/></w:tcPr><w:p><w:pPr><w:jc w:val="center"/></w:pPr><w:r><w:t xml:space="preserve">Điểm TN</w:t></w:r></w:p></w:tc><w:tc><w:tcPr><w:tcW w:w="1040" w:type="dxa"/><w:shd w:val="clear" w:color="auto" w:fill="D5E8F0"/></w:tcPr><w:p><w:pPr><w:jc w:val="center"/></w:pPr><w:r><w:t xml:space="preserve">Số câu TL (chia phần)</w:t></w:r></w:p></w:tc><w:tc><w:tcPr><w:tcW w:w="1040" w:type="dxa"/><w:shd w:val="clear" w:color="auto" w:fill="D5E8F0"/></w:tcPr><w:p><w:pPr><w:jc w:val="center"/></w:pPr><w:r><w:t xml:space="preserve">Điểm TL</w:t></w:r></w:p></w:tc><w:tc><w:tcPr><w:tcW w:w="1040" w:type="dxa"/><w:shd w:val="clear" w:color="auto" w:fill="D5E8F0"/></w:tcPr><w:p><w:pPr><w:jc w:val="center"/></w:pPr><w:r><w:t xml:space="preserve">Tổng số câu</w:t></w:r></w:p></w:tc><w:tc><w:tcPr><w:tcW w:w="1040" w:type="dxa"/><w:shd w:val="clear" w:color="auto" w:fill="D5E8F0"/></w:tcPr><w:p><w:pPr><w:jc w:val="center"/></w:pPr><w:r><w:t xml:space="preserve">Tổng điểm</w:t></w:r></w:p></w:tc><w:tc><w:tcPr><w:tcW w:w="1040" w:type="dxa"/><w:shd w:val="clear" w:color="auto" w:fill="D5E8F0"/></w:tcPr><w:p><w:pPr><w:jc w:val="center"/></w:pPr><w:r><w:t xml:space="preserve">Tỉ lệ (%)</w:t></w:r></w:p></w:tc></w:tr><w:tr><w:tc><w:tcPr><w:tcW w:w="1040" w:type="dxa"/></w:tcPr><w:p><w:pPr><w:jc w:val="center"/></w:pPr><w:r><w:rPr><w:b/></w:rPr><w:t xml:space="preserve">Biết</w:t></w:r></w:p></w:tc><w:tc><w:tcPr><w:tcW w:w="1040" w:type="dxa"/></w:tcPr><w:p><w:pPr><w:jc w:val="center"/></w:pPr><w:r><w:t xml:space="preserve">1. Hệ tọa độ, vector, tích vô hướng, tích có hướng, phương trình mặt cầu.</w:t></w:r></w:p></w:tc><w:tc><w:tcPr><w:tcW w:w="1040" w:type="dxa"/></w:tcPr><w:p><w:pPr><w:jc w:val="center"/></w:pPr><w:r><w:t xml:space="preserve">8</w:t></w:r></w:p></w:tc><w:tc><w:tcPr><w:tcW w:w="1040" w:type="dxa"/></w:tcPr><w:p><w:pPr><w:jc w:val="center"/></w:pPr><w:r><w:t xml:space="preserve">4.0</w:t></w:r></w:p></w:tc><w:tc><w:tcPr><w:tcW w:w="1040" w:type="dxa"/></w:tcPr><w:p><w:pPr><w:jc w:val="center"/></w:pPr><w:r><w:t xml:space="preserve">0</w:t></w:r></w:p></w:tc><w:tc><w:tcPr><w:tcW w:w="1040" w:type="dxa"/></w:tcPr><w:p><w:pPr><w:jc w:val="center"/></w:pPr><w:r><w:t xml:space="preserve">0</w:t></w:r></w:p></w:tc><w:tc><w:tcPr><w:tcW w:w="1040" w:type="dxa"/></w:tcPr><w:p><w:pPr><w:jc w:val="center"/></w:pPr><w:r><w:t xml:space="preserve">8</w:t></w:r></w:p></w:tc><w:tc><w:tcPr><w:tcW w:w="1040" w:type="dxa"/></w:tcPr><w:p><w:pPr><w:jc w:val="center"/></w:pPr><w:r><w:t xml:space="preserve">4.0</w:t></w:r></w:p></w:tc><w:tc><w:tcPr><w:tcW w:w="1040" w:type="dxa"/></w:tcPr><w:p><w:pPr><w:jc w:val="center"/></w:pPr><w:r><w:t xml:space="preserve">40%</w:t></w:r></w:p></w:tc></w:tr><w:tr><w:tc><w:tcPr><w:tcW w:w="1040" w:type="dxa"/></w:tcPr><w:p><w:pPr><w:jc w:val="center"/></w:pPr><w:r><w:rPr><w:b/></w:rPr><w:t xml:space="preserve">Hiểu</w:t></w:r></w:p></w:tc><w:tc><w:tcPr><w:tcW w:w="1040" w:type="dxa"/></w:tcPr><w:p><w:pPr><w:jc w:val="center"/></w:pPr><w:r><w:t xml:space="preserve">2. Phương trình mặt phẳng, đường thẳng và các yếu tố liên quan cơ bản (vector pháp tuyến, chỉ phương, điểm thuộc).</w:t></w:r></w:p></w:tc><w:tc><w:tcPr><w:tcW w:w="1040" w:type="dxa"/></w:tcPr><w:p><w:pPr><w:jc w:val="center"/></w:pPr><w:r><w:t xml:space="preserve">2</w:t></w:r></w:p></w:tc><w:tc><w:tcPr><w:tcW w:w="1040" w:type="dxa"/></w:tcPr><w:p><w:pPr><w:jc w:val="center"/></w:pPr><w:r><w:t xml:space="preserve">1.0</w:t></w:r></w:p></w:tc><w:tc><w:tcPr><w:tcW w:w="1040" w:type="dxa"/></w:tcPr><w:p><w:pPr><w:jc w:val="center"/></w:pPr><w:r><w:t xml:space="preserve">1 (TL1a)</w:t></w:r></w:p></w:tc><w:tc><w:tcPr><w:tcW w:w="1040" w:type="dxa"/></w:tcPr><w:p><w:pPr><w:jc w:val="center"/></w:pPr><w:r><w:t xml:space="preserve">2.0</w:t></w:r></w:p></w:tc><w:tc><w:tcPr><w:tcW w:w="1040" w:type="dxa"/></w:tcPr><w:p><w:pPr><w:jc w:val="center"/></w:pPr><w:r><w:t xml:space="preserve">3</w:t></w:r></w:p></w:tc><w:tc><w:tcPr><w:tcW w:w="1040" w:type="dxa"/></w:tcPr><w:p><w:pPr><w:jc w:val="center"/></w:pPr><w:r><w:t xml:space="preserve">3.0</w:t></w:r></w:p></w:tc><w:tc><w:tcPr><w:tcW w:w="1040" w:type="dxa"/></w:tcPr><w:p><w:pPr><w:jc w:val="center"/></w:pPr><w:r><w:t xml:space="preserve">30%</w:t></w:r></w:p></w:tc></w:tr><w:tr><w:tc><w:tcPr><w:tcW w:w="1040" w:type="dxa"/></w:tcPr><w:p><w:pPr><w:jc w:val="center"/></w:pPr><w:r><w:rPr><w:b/></w:rPr><w:t xml:space="preserve">Vận dụng</w:t></w:r></w:p></w:tc><w:tc><w:tcPr><w:tcW w:w="1040" w:type="dxa"/></w:tcPr><w:p><w:pPr><w:jc w:val="center"/></w:pPr><w:r><w:t xml:space="preserve">3. Vị trí tương đối, hình chiếu, khoảng cách, góc của điểm, đường thẳng, mặt phẳng.</w:t></w:r></w:p></w:tc><w:tc><w:tcPr><w:tcW w:w="1040" w:type="dxa"/></w:tcPr><w:p><w:pPr><w:jc w:val="center"/></w:pPr><w:r><w:t xml:space="preserve">0</w:t></w:r></w:p></w:tc><w:tc><w:tcPr><w:tcW w:w="1040" w:type="dxa"/></w:tcPr><w:p><w:pPr><w:jc w:val="center"/></w:pPr><w:r><w:t xml:space="preserve">0</w:t></w:r></w:p></w:tc><w:tc><w:tcPr><w:tcW w:w="1040" w:type="dxa"/></w:tcPr><w:p><w:pPr><w:jc w:val="center"/></w:pPr><w:r><w:t xml:space="preserve">2 (TL1b, TL2a)</w:t></w:r></w:p></w:tc><w:tc><w:tcPr><w:tcW w:w="1040" w:type="dxa"/></w:tcPr><w:p><w:pPr><w:jc w:val="center"/></w:pPr><w:r><w:t xml:space="preserve">2.0</w:t></w:r></w:p></w:tc><w:tc><w:tcPr><w:tcW w:w="1040" w:type="dxa"/></w:tcPr><w:p><w:pPr><w:jc w:val="center"/></w:pPr><w:r><w:t xml:space="preserve">2</w:t></w:r></w:p></w:tc><w:tc><w:tcPr><w:tcW w:w="1040" w:type="dxa"/></w:tcPr><w:p><w:pPr><w:jc w:val="center"/></w:pPr><w:r><w:t xml:space="preserve">2.0</w:t></w:r></w:p></w:tc><w:tc><w:tcPr><w:tcW w:w="1040" w:type="dxa"/></w:tcPr><w:p><w:pPr><w:jc w:val="center"/></w:pPr><w:r><w:t xml:space="preserve">20%</w:t></w:r></w:p></w:tc></w:tr><w:tr><w:tc><w:tcPr><w:tcW w:w="1040" w:type="dxa"/></w:tcPr><w:p><w:pPr><w:jc w:val="center"/></w:pPr><w:r><w:rPr><w:b/></w:rPr><w:t xml:space="preserve">Vận dụng cao</w:t></w:r></w:p></w:tc><w:tc><w:tcPr><w:tcW w:w="1040" w:type="dxa"/></w:tcPr><w:p><w:pPr><w:jc w:val="center"/></w:pPr><w:r><w:t xml:space="preserve">4. Bài toán khoảng cách giữa hai đường thẳng chéo nhau, bài toán cực trị hình học không gian.</w:t></w:r></w:p></w:tc><w:tc><w:tcPr><w:tcW w:w="1040" w:type="dxa"/></w:tcPr><w:p><w:pPr><w:jc w:val="center"/></w:pPr><w:r><w:t xml:space="preserve">0</w:t></w:r></w:p></w:tc><w:tc><w:tcPr><w:tcW w:w="1040" w:type="dxa"/></w:tcPr><w:p><w:pPr><w:jc w:val="center"/></w:pPr><w:r><w:t xml:space="preserve">0</w:t></w:r></w:p></w:tc><w:tc><w:tcPr><w:tcW w:w="1040" w:type="dxa"/></w:tcPr><w:p><w:pPr><w:jc w:val="center"/></w:pPr><w:r><w:t xml:space="preserve">1 (TL2b)</w:t></w:r></w:p></w:tc><w:tc><w:tcPr><w:tcW w:w="1040" w:type="dxa"/></w:tcPr><w:p><w:pPr><w:jc w:val="center"/></w:pPr><w:r><w:t xml:space="preserve">1.0</w:t></w:r></w:p></w:tc><w:tc><w:tcPr><w:tcW w:w="1040" w:type="dxa"/></w:tcPr><w:p><w:pPr><w:jc w:val="center"/></w:pPr><w:r><w:t xml:space="preserve">1</w:t></w:r></w:p></w:tc><w:tc><w:tcPr><w:tcW w:w="1040" w:type="dxa"/></w:tcPr><w:p><w:pPr><w:jc w:val="center"/></w:pPr><w:r><w:t xml:space="preserve">1.0</w:t></w:r></w:p></w:tc><w:tc><w:tcPr><w:tcW w:w="1040" w:type="dxa"/></w:tcPr><w:p><w:pPr><w:jc w:val="center"/></w:pPr><w:r><w:t xml:space="preserve">10%</w:t></w:r></w:p></w:tc></w:tr><w:tr><w:tc><w:tcPr><w:tcW w:w="1040" w:type="dxa"/></w:tcPr><w:p><w:pPr><w:jc w:val="center"/></w:pPr><w:r><w:rPr><w:b/></w:rPr><w:t xml:space="preserve">Tổng cộng</w:t></w:r></w:p></w:tc><w:tc><w:tcPr><w:tcW w:w="1040" w:type="dxa"/></w:tcPr><w:p><w:pPr><w:jc w:val="center"/></w:pPr><w:r><w:rPr><w:b/></w:rPr><w:t xml:space="preserve">10</w:t></w:r></w:p></w:tc><w:tc><w:tcPr><w:tcW w:w="1040" w:type="dxa"/></w:tcPr><w:p><w:pPr><w:jc w:val="center"/></w:pPr><w:r><w:rPr><w:b/></w:rPr><w:t xml:space="preserve">5.0</w:t></w:r></w:p></w:tc><w:tc><w:tcPr><w:tcW w:w="1040" w:type="dxa"/></w:tcPr><w:p><w:pPr><w:jc w:val="center"/></w:pPr><w:r><w:rPr><w:b/></w:rPr><w:t xml:space="preserve">4</w:t></w:r></w:p></w:tc><w:tc><w:tcPr><w:tcW w:w="1040" w:type="dxa"/></w:tcPr><w:p><w:pPr><w:jc w:val="center"/></w:pPr><w:r><w:rPr><w:b/></w:rPr><w:t xml:space="preserve">5.0</w:t></w:r></w:p></w:tc><w:tc><w:tcPr><w:tcW w:w="1040" w:type="dxa"/></w:tcPr><w:p><w:pPr><w:jc w:val="center"/></w:pPr><w:r><w:rPr><w:b/></w:rPr><w:t xml:space="preserve">14</w:t></w:r></w:p></w:tc><w:tc><w:tcPr><w:tcW w:w="1040" w:type="dxa"/></w:tcPr><w:p><w:pPr><w:jc w:val="center"/></w:pPr><w:r><w:rPr><w:b/></w:rPr><w:t xml:space="preserve">10.0</w:t></w:r></w:p></w:tc><w:tc><w:tcPr><w:tcW w:w="1040" w:type="dxa"/></w:tcPr><w:p><w:pPr><w:jc w:val="center"/></w:pPr><w:r><w:rPr><w:b/></w:rPr><w:t xml:space="preserve">100%</w:t></w:r></w:p></w:tc><w:tc><w:tcPr><w:tcW w:w="1040" w:type="dxa"/></w:tcPr><w:p><w:pPr><w:jc w:val="center"/></w:pPr></w:p></w:tc></w:tr></w:tbl><w:p><w:pPr><w:spacing w:after="120"/></w:pPr></w:p><w:p>
+<w:pPr>
+<w:jc w:val="both"/>
+<w:ind w:firstLine="720"/>
+<w:spacing w:line="360" w:lineRule="auto" w:after="120"/>
+</w:pPr>
+<w:r><w:rPr><w:b/></w:rPr><w:t xml:space="preserve">Giải thích ma trận:</w:t></w:r>
+</w:p><w:p><w:pPr>
+<w:jc w:val="both"/>
+<w:tabs><w:tab w:val="left" w:pos="720"/></w:tabs>
+<w:ind w:left="720" w:hanging="360"/>
+<w:spacing w:after="60"/>
+</w:pPr><w:r><w:t xml:space="preserve">• </w:t><w:tab/></w:r><w:r><w:rPr><w:b/></w:rPr><w:t xml:space="preserve">Mức độ Biết (40%):</w:t></w:r><w:r><w:t xml:space="preserve"> Tập trung vào việc kiểm tra khả năng nhận diện, ghi nhớ các khái niệm, công thức cơ bản về tọa độ điểm, vector, tích vô hướng, tích có hướng, phương trình mặt cầu, vector pháp tuyến của mặt phẳng, vector chỉ phương của đường thẳng. Các câu hỏi ở mức độ này thường là trắc nghiệm trực tiếp.</w:t></w:r></w:p><w:p><w:pPr>
+<w:jc w:val="both"/>
+<w:tabs><w:tab w:val="left" w:pos="720"/></w:tabs>
+<w:ind w:left="720" w:hanging="360"/>
+<w:spacing w:after="60"/>
+</w:pPr><w:r><w:t xml:space="preserve">• </w:t><w:tab/></w:r><w:r><w:rPr><w:b/></w:rPr><w:t xml:space="preserve">Mức độ Hiểu (30%):</w:t></w:r><w:r><w:t xml:space="preserve"> Đánh giá khả năng giải thích, diễn đạt, vận dụng các khái niệm, công thức đã biết vào các tình huống đơn giản hơn, như viết phương trình mặt phẳng, đường thẳng khi biết đủ các yếu tố cơ bản, xác định vị trí tương đối đơn giản.</w:t></w:r></w:p><w:p><w:pPr>
+<w:jc w:val="both"/>
+<w:tabs><w:tab w:val="left" w:pos="720"/></w:tabs>
+<w:ind w:left="720" w:hanging="360"/>
+<w:spacing w:after="60"/>
+</w:pPr><w:r><w:t xml:space="preserve">• </w:t><w:tab/></w:r><w:r><w:rPr><w:b/></w:rPr><w:t xml:space="preserve">Mức độ Vận dụng (20%):</w:t></w:r><w:r><w:t xml:space="preserve"> Yêu cầu học sinh sử dụng kiến thức, kỹ năng đã học để giải quyết các bài toán có tính tổng hợp hơn, đòi hỏi suy luận và kết nối các kiến thức khác nhau, ví dụ như tìm hình chiếu của điểm, tính khoảng cách, góc trong các trường hợp cụ thể.</w:t></w:r></w:p><w:p><w:pPr>
+<w:jc w:val="both"/>
+<w:tabs><w:tab w:val="left" w:pos="720"/></w:tabs>
+<w:ind w:left="720" w:hanging="360"/>
+<w:spacing w:after="60"/>
+</w:pPr><w:r><w:t xml:space="preserve">• </w:t><w:tab/></w:r><w:r><w:rPr><w:b/></w:rPr><w:t xml:space="preserve">Mức độ Vận dụng cao (10%):</w:t></w:r><w:r><w:t xml:space="preserve"> Kiểm tra khả năng tư duy sáng tạo, phân tích tổng hợp để giải quyết các bài toán phức tạp, đòi hỏi nhiều bước suy luận, hoặc các bài toán có yếu tố cực trị, khoảng cách giữa các đối tượng hình học phức tạp như khoảng cách giữa hai đường thẳng chéo nhau.</w:t></w:r></w:p><w:p>
+<w:pPr>
+<w:jc w:val="both"/>
+<w:ind w:firstLine="720"/>
+<w:spacing w:line="360" w:lineRule="auto" w:after="120"/>
+</w:pPr>
+<w:r><w:rPr><w:b/></w:rPr><w:t xml:space="preserve">II. ĐỀ KIỂM TRA MINH HỌA</w:t></w:r>
+</w:p><w:p>
+<w:pPr>
+<w:jc w:val="both"/>
+<w:ind w:firstLine="720"/>
+<w:spacing w:line="360" w:lineRule="auto" w:after="120"/>
+</w:pPr>
+<w:r><w:rPr><w:b/></w:rPr><w:t xml:space="preserve">Môn:</w:t></w:r><w:r><w:t xml:space="preserve"> TOÁN 12 </w:t></w:r><w:r><w:rPr><w:b/></w:rPr><w:t xml:space="preserve">Chủ đề:</w:t></w:r><w:r><w:t xml:space="preserve"> PHƯƠNG PHÁP TỌA ĐỘ TRONG KHÔNG GIAN </w:t></w:r><w:r><w:rPr><w:b/></w:rPr><w:t xml:space="preserve">Thời gian:</w:t></w:r><w:r><w:t xml:space="preserve"> 45 phút</w:t></w:r>
+</w:p><w:p>
+<w:pPr>
+<w:jc w:val="both"/>
+<w:ind w:firstLine="720"/>
+<w:spacing w:line="360" w:lineRule="auto" w:after="120"/>
+</w:pPr>
+<w:r><w:rPr><w:b/></w:rPr><w:t xml:space="preserve">Họ và tên học sinh:</w:t></w:r><w:r><w:t xml:space="preserve"> ..................................................... </w:t></w:r><w:r><w:rPr><w:b/></w:rPr><w:t xml:space="preserve">Lớp:</w:t></w:r><w:r><w:t xml:space="preserve"> ................</w:t></w:r>
+</w:p><w:p><w:r><w:br w:type="page"/></w:r></w:p><w:p>
+<w:pPr>
+<w:jc w:val="both"/>
+<w:ind w:firstLine="720"/>
+<w:spacing w:line="360" w:lineRule="auto" w:after="120"/>
+</w:pPr>
+<w:r><w:rPr><w:b/></w:rPr><w:t xml:space="preserve">PHẦN I. TRẮC NGHIỆM (5.0 điểm)</w:t></w:r><w:r><w:t xml:space="preserve"> </w:t></w:r><w:r><w:rPr><w:i/></w:rPr><w:t xml:space="preserve">Mỗi câu trả lời đúng được 0.5 điểm.</w:t></w:r>
+</w:p><w:p>
+<w:pPr>
+<w:jc w:val="both"/>
+<w:ind w:firstLine="720"/>
+<w:spacing w:line="360" w:lineRule="auto" w:after="120"/>
+</w:pPr>
+<w:r><w:rPr><w:b/></w:rPr><w:t xml:space="preserve">Câu 1 (Biết):</w:t></w:r><w:r><w:t xml:space="preserve"> Trong không gian </w:t></w:r><w:r><w:rPr><w:rFonts w:ascii="Cambria Math" w:hAnsi="Cambria Math"/><w:i/><w:sz w:val="26"/></w:rPr><w:t xml:space="preserve">$Oxyz$</w:t></w:r><w:r><w:t xml:space="preserve">, cho hai điểm </w:t></w:r><w:r><w:rPr><w:rFonts w:ascii="Cambria Math" w:hAnsi="Cambria Math"/><w:i/><w:sz w:val="26"/></w:rPr><w:t xml:space="preserve">$A(1; -2; 3)$</w:t></w:r><w:r><w:t xml:space="preserve"> và </w:t></w:r><w:r><w:rPr><w:rFonts w:ascii="Cambria Math" w:hAnsi="Cambria Math"/><w:i/><w:sz w:val="26"/></w:rPr><w:t xml:space="preserve">$B(3; 0; -1)$</w:t></w:r><w:r><w:t xml:space="preserve">. Tọa độ của vectơ </w:t></w:r><w:r><w:rPr><w:rFonts w:ascii="Cambria Math" w:hAnsi="Cambria Math"/><w:i/><w:sz w:val="26"/></w:rPr><w:t xml:space="preserve">$\vec{AB}$</w:t></w:r><w:r><w:t xml:space="preserve"> là: A. </w:t></w:r><w:r><w:rPr><w:rFonts w:ascii="Cambria Math" w:hAnsi="Cambria Math"/><w:i/><w:sz w:val="26"/></w:rPr><w:t xml:space="preserve">$(2; 2; -4)$</w:t></w:r><w:r><w:t xml:space="preserve">          B. </w:t></w:r><w:r><w:rPr><w:rFonts w:ascii="Cambria Math" w:hAnsi="Cambria Math"/><w:i/><w:sz w:val="26"/></w:rPr><w:t xml:space="preserve">$(-2; -2; 4)$</w:t></w:r><w:r><w:t xml:space="preserve">         C. </w:t></w:r><w:r><w:rPr><w:rFonts w:ascii="Cambria Math" w:hAnsi="Cambria Math"/><w:i/><w:sz w:val="26"/></w:rPr><w:t xml:space="preserve">$(4; -2; 2)$</w:t></w:r><w:r><w:t xml:space="preserve">          D. </w:t></w:r><w:r><w:rPr><w:rFonts w:ascii="Cambria Math" w:hAnsi="Cambria Math"/><w:i/><w:sz w:val="26"/></w:rPr><w:t xml:space="preserve">$(2; -2; 4)$</w:t></w:r>
+</w:p><w:p>
+<w:pPr>
+<w:jc w:val="both"/>
+<w:ind w:firstLine="720"/>
+<w:spacing w:line="360" w:lineRule="auto" w:after="120"/>
+</w:pPr>
+<w:r><w:rPr><w:b/></w:rPr><w:t xml:space="preserve">Câu 2 (Biết):</w:t></w:r><w:r><w:t xml:space="preserve"> Trong không gian </w:t></w:r><w:r><w:rPr><w:rFonts w:ascii="Cambria Math" w:hAnsi="Cambria Math"/><w:i/><w:sz w:val="26"/></w:rPr><w:t xml:space="preserve">$Oxyz$</w:t></w:r><w:r><w:t xml:space="preserve">, cho vectơ </w:t></w:r><w:r><w:rPr><w:rFonts w:ascii="Cambria Math" w:hAnsi="Cambria Math"/><w:i/><w:sz w:val="26"/></w:rPr><w:t xml:space="preserve">$\vec{a} = (1; -2; 0)$</w:t></w:r><w:r><w:t xml:space="preserve"> và </w:t></w:r><w:r><w:rPr><w:rFonts w:ascii="Cambria Math" w:hAnsi="Cambria Math"/><w:i/><w:sz w:val="26"/></w:rPr><w:t xml:space="preserve">$\vec{b} = (3; 1; -1)$</w:t></w:r><w:r><w:t xml:space="preserve">. Tích vô hướng </w:t></w:r><w:r><w:rPr><w:rFonts w:ascii="Cambria Math" w:hAnsi="Cambria Math"/><w:i/><w:sz w:val="26"/></w:rPr><w:t xml:space="preserve">$\vec{a}.\vec{b}$</w:t></w:r><w:r><w:t xml:space="preserve"> bằng: A. </w:t></w:r><w:r><w:rPr><w:rFonts w:ascii="Cambria Math" w:hAnsi="Cambria Math"/><w:i/><w:sz w:val="26"/></w:rPr><w:t xml:space="preserve">$1$</w:t></w:r><w:r><w:t xml:space="preserve">                   B. </w:t></w:r><w:r><w:rPr><w:rFonts w:ascii="Cambria Math" w:hAnsi="Cambria Math"/><w:i/><w:sz w:val="26"/></w:rPr><w:t xml:space="preserve">$-1$</w:t></w:r><w:r><w:t xml:space="preserve">                  C. </w:t></w:r><w:r><w:rPr><w:rFonts w:ascii="Cambria Math" w:hAnsi="Cambria Math"/><w:i/><w:sz w:val="26"/></w:rPr><w:t xml:space="preserve">$5$</w:t></w:r><w:r><w:t xml:space="preserve">                   D. </w:t></w:r><w:r><w:rPr><w:rFonts w:ascii="Cambria Math" w:hAnsi="Cambria Math"/><w:i/><w:sz w:val="26"/></w:rPr><w:t xml:space="preserve">$-5$</w:t></w:r>
+</w:p><w:p>
+<w:pPr>
+<w:jc w:val="both"/>
+<w:ind w:firstLine="720"/>
+<w:spacing w:line="360" w:lineRule="auto" w:after="120"/>
+</w:pPr>
+<w:r><w:rPr><w:b/></w:rPr><w:t xml:space="preserve">Câu 3 (Biết):</w:t></w:r><w:r><w:t xml:space="preserve"> Trong không gian </w:t></w:r><w:r><w:rPr><w:rFonts w:ascii="Cambria Math" w:hAnsi="Cambria Math"/><w:i/><w:sz w:val="26"/></w:rPr><w:t xml:space="preserve">$Oxyz$</w:t></w:r><w:r><w:t xml:space="preserve">, cho vectơ </w:t></w:r><w:r><w:rPr><w:rFonts w:ascii="Cambria Math" w:hAnsi="Cambria Math"/><w:i/><w:sz w:val="26"/></w:rPr><w:t xml:space="preserve">$\vec{u} = (1; 0; -2)$</w:t></w:r><w:r><w:t xml:space="preserve"> và </w:t></w:r><w:r><w:rPr><w:rFonts w:ascii="Cambria Math" w:hAnsi="Cambria Math"/><w:i/><w:sz w:val="26"/></w:rPr><w:t xml:space="preserve">$\vec{v} = (0; 1; 3)$</w:t></w:r><w:r><w:t xml:space="preserve">. Tọa độ của vectơ tích có hướng </w:t></w:r><w:r><w:rPr><w:rFonts w:ascii="Cambria Math" w:hAnsi="Cambria Math"/><w:i/><w:sz w:val="26"/></w:rPr><w:t xml:space="preserve">$[\vec{u}, \vec{v}]$</w:t></w:r><w:r><w:t xml:space="preserve"> là: A. </w:t></w:r><w:r><w:rPr><w:rFonts w:ascii="Cambria Math" w:hAnsi="Cambria Math"/><w:i/><w:sz w:val="26"/></w:rPr><w:t xml:space="preserve">$(2; -3; 1)$</w:t></w:r><w:r><w:t xml:space="preserve">          B. </w:t></w:r><w:r><w:rPr><w:rFonts w:ascii="Cambria Math" w:hAnsi="Cambria Math"/><w:i/><w:sz w:val="26"/></w:rPr><w:t xml:space="preserve">$(-2; 3; 1)$</w:t></w:r><w:r><w:t xml:space="preserve">          C. </w:t></w:r><w:r><w:rPr><w:rFonts w:ascii="Cambria Math" w:hAnsi="Cambria Math"/><w:i/><w:sz w:val="26"/></w:rPr><w:t xml:space="preserve">$(2; 3; 1)$</w:t></w:r><w:r><w:t xml:space="preserve">           D. </w:t></w:r><w:r><w:rPr><w:rFonts w:ascii="Cambria Math" w:hAnsi="Cambria Math"/><w:i/><w:sz w:val="26"/></w:rPr><w:t xml:space="preserve">$(2; -3; -1)$</w:t></w:r>
+</w:p><w:p>
+<w:pPr>
+<w:jc w:val="both"/>
+<w:ind w:firstLine="720"/>
+<w:spacing w:line="360" w:lineRule="auto" w:after="120"/>
+</w:pPr>
+<w:r><w:rPr><w:b/></w:rPr><w:t xml:space="preserve">Câu 4 (Biết):</w:t></w:r><w:r><w:t xml:space="preserve"> Trong không gian </w:t></w:r><w:r><w:rPr><w:rFonts w:ascii="Cambria Math" w:hAnsi="Cambria Math"/><w:i/><w:sz w:val="26"/></w:rPr><w:t xml:space="preserve">$Oxyz$</w:t></w:r><w:r><w:t xml:space="preserve">, phương trình mặt cầu tâm </w:t></w:r><w:r><w:rPr><w:rFonts w:ascii="Cambria Math" w:hAnsi="Cambria Math"/><w:i/><w:sz w:val="26"/></w:rPr><w:t xml:space="preserve">$I(1; -2; 0)$</w:t></w:r><w:r><w:t xml:space="preserve"> và bán kính </w:t></w:r><w:r><w:rPr><w:rFonts w:ascii="Cambria Math" w:hAnsi="Cambria Math"/><w:i/><w:sz w:val="26"/></w:rPr><w:t xml:space="preserve">$R=3$</w:t></w:r><w:r><w:t xml:space="preserve"> là: A. </w:t></w:r><w:r><w:rPr><w:rFonts w:ascii="Cambria Math" w:hAnsi="Cambria Math"/><w:i/><w:sz w:val="26"/></w:rPr><w:t xml:space="preserve">$(x-1)^2 + (y+2)^2 + z^2 = 3$</w:t></w:r><w:r><w:t xml:space="preserve"> B. </w:t></w:r><w:r><w:rPr><w:rFonts w:ascii="Cambria Math" w:hAnsi="Cambria Math"/><w:i/><w:sz w:val="26"/></w:rPr><w:t xml:space="preserve">$(x+1)^2 + (y-2)^2 + z^2 = 9$</w:t></w:r>
+</w:p><w:p>
+<w:pPr>
+<w:pStyle w:val="Heading1"/>
+<w:jc w:val="left"/>
+<w:spacing w:before="240" w:after="120" w:line="360" w:lineRule="auto"/>
+</w:pPr>
+<w:r><w:rPr><w:rFonts w:ascii="Cambria Math" w:hAnsi="Cambria Math"/><w:i/><w:sz w:val="26"/></w:rPr><w:t xml:space="preserve">$(x-1)^2 + (y+2)^2 + z^2 = 9$</w:t></w:r>
+</w:p><w:p>
+<w:pPr>
+<w:jc w:val="both"/>
+<w:ind w:firstLine="720"/>
+<w:spacing w:line="360" w:lineRule="auto" w:after="120"/>
+</w:pPr>
+<w:r><w:t xml:space="preserve">D. </w:t></w:r><w:r><w:rPr><w:rFonts w:ascii="Cambria Math" w:hAnsi="Cambria Math"/><w:i/><w:sz w:val="26"/></w:rPr><w:t xml:space="preserve">$(x+1)^2 + (y-2)^2 + z^2 = 3$</w:t></w:r>
+</w:p><w:p>
+<w:pPr>
+<w:jc w:val="both"/>
+<w:ind w:firstLine="720"/>
+<w:spacing w:line="360" w:lineRule="auto" w:after="120"/>
+</w:pPr>
+<w:r><w:rPr><w:b/></w:rPr><w:t xml:space="preserve">Câu 5 (Biết):</w:t></w:r><w:r><w:t xml:space="preserve"> Trong không gian </w:t></w:r><w:r><w:rPr><w:rFonts w:ascii="Cambria Math" w:hAnsi="Cambria Math"/><w:i/><w:sz w:val="26"/></w:rPr><w:t xml:space="preserve">$Oxyz$</w:t></w:r><w:r><w:t xml:space="preserve">, mặt phẳng </w:t></w:r><w:r><w:rPr><w:rFonts w:ascii="Cambria Math" w:hAnsi="Cambria Math"/><w:i/><w:sz w:val="26"/></w:rPr><w:t xml:space="preserve">$(P): 2x - y + 3z - 4 = 0$</w:t></w:r><w:r><w:t xml:space="preserve"> có một vectơ pháp tuyến là: A. </w:t></w:r><w:r><w:rPr><w:rFonts w:ascii="Cambria Math" w:hAnsi="Cambria Math"/><w:i/><w:sz w:val="26"/></w:rPr><w:t xml:space="preserve">$\vec{n} = (2; 1; 3)$</w:t></w:r><w:r><w:t xml:space="preserve"> B. </w:t></w:r><w:r><w:rPr><w:rFonts w:ascii="Cambria Math" w:hAnsi="Cambria Math"/><w:i/><w:sz w:val="26"/></w:rPr><w:t xml:space="preserve">$\vec{n} = (-2; 1; -3)$</w:t></w:r><w:r><w:t xml:space="preserve"> C. </w:t></w:r><w:r><w:rPr><w:rFonts w:ascii="Cambria Math" w:hAnsi="Cambria Math"/><w:i/><w:sz w:val="26"/></w:rPr><w:t xml:space="preserve">$\vec{n} = (2; -1; 3)$</w:t></w:r><w:r><w:t xml:space="preserve"> D. </w:t></w:r><w:r><w:rPr><w:rFonts w:ascii="Cambria Math" w:hAnsi="Cambria Math"/><w:i/><w:sz w:val="26"/></w:rPr><w:t xml:space="preserve">$\vec{n} = (2; -1; -3)$</w:t></w:r>
+</w:p><w:p>
+<w:pPr>
+<w:jc w:val="both"/>
+<w:ind w:firstLine="720"/>
+<w:spacing w:line="360" w:lineRule="auto" w:after="120"/>
+</w:pPr>
+<w:r><w:rPr><w:b/></w:rPr><w:t xml:space="preserve">Câu 6 (Biết):</w:t></w:r><w:r><w:t xml:space="preserve"> Trong không gian </w:t></w:r><w:r><w:rPr><w:rFonts w:ascii="Cambria Math" w:hAnsi="Cambria Math"/><w:i/><w:sz w:val="26"/></w:rPr><w:t xml:space="preserve">$Oxyz$</w:t></w:r><w:r><w:t xml:space="preserve">, đường thẳng </w:t></w:r><w:r><w:rPr><w:rFonts w:ascii="Cambria Math" w:hAnsi="Cambria Math"/><w:i/><w:sz w:val="26"/></w:rPr><w:t xml:space="preserve">$d: \frac{x-1}{2} = \frac{y+3}{-1} = \frac{z}{4}$</w:t></w:r><w:r><w:t xml:space="preserve"> có một vectơ chỉ phương là: A. </w:t></w:r><w:r><w:rPr><w:rFonts w:ascii="Cambria Math" w:hAnsi="Cambria Math"/><w:i/><w:sz w:val="26"/></w:rPr><w:t xml:space="preserve">$\vec{u} = (1; -3; 0)$</w:t></w:r><w:r><w:t xml:space="preserve"> B. </w:t></w:r><w:r><w:rPr><w:rFonts w:ascii="Cambria Math" w:hAnsi="Cambria Math"/><w:i/><w:sz w:val="26"/></w:rPr><w:t xml:space="preserve">$\vec{u} = (2; 1; 4)$</w:t></w:r><w:r><w:t xml:space="preserve"> C. </w:t></w:r><w:r><w:rPr><w:rFonts w:ascii="Cambria Math" w:hAnsi="Cambria Math"/><w:i/><w:sz w:val="26"/></w:rPr><w:t xml:space="preserve">$\vec{u} = (-2; 1; -4)$</w:t></w:r><w:r><w:t xml:space="preserve"> D. </w:t></w:r><w:r><w:rPr><w:rFonts w:ascii="Cambria Math" w:hAnsi="Cambria Math"/><w:i/><w:sz w:val="26"/></w:rPr><w:t xml:space="preserve">$\vec{u} = (2; -1; 4)$</w:t></w:r>
+</w:p><w:p>
+<w:pPr>
+<w:jc w:val="both"/>
+<w:ind w:firstLine="720"/>
+<w:spacing w:line="360" w:lineRule="auto" w:after="120"/>
+</w:pPr>
+<w:r><w:rPr><w:b/></w:rPr><w:t xml:space="preserve">Câu 7 (Biết):</w:t></w:r><w:r><w:t xml:space="preserve"> Trong không gian </w:t></w:r><w:r><w:rPr><w:rFonts w:ascii="Cambria Math" w:hAnsi="Cambria Math"/><w:i/><w:sz w:val="26"/></w:rPr><w:t xml:space="preserve">$Oxyz$</w:t></w:r><w:r><w:t xml:space="preserve">, khoảng cách giữa hai điểm </w:t></w:r><w:r><w:rPr><w:rFonts w:ascii="Cambria Math" w:hAnsi="Cambria Math"/><w:i/><w:sz w:val="26"/></w:rPr><w:t xml:space="preserve">$M(1; -1; 2)$</w:t></w:r><w:r><w:t xml:space="preserve"> và </w:t></w:r><w:r><w:rPr><w:rFonts w:ascii="Cambria Math" w:hAnsi="Cambria Math"/><w:i/><w:sz w:val="26"/></w:rPr><w:t xml:space="preserve">$N(3; -1; 0)$</w:t></w:r><w:r><w:t xml:space="preserve"> là: A. </w:t></w:r><w:r><w:rPr><w:rFonts w:ascii="Cambria Math" w:hAnsi="Cambria Math"/><w:i/><w:sz w:val="26"/></w:rPr><w:t xml:space="preserve">$2\sqrt{2}$</w:t></w:r><w:r><w:t xml:space="preserve">           B. </w:t></w:r><w:r><w:rPr><w:rFonts w:ascii="Cambria Math" w:hAnsi="Cambria Math"/><w:i/><w:sz w:val="26"/></w:rPr><w:t xml:space="preserve">$2$</w:t></w:r><w:r><w:t xml:space="preserve">                   C. </w:t></w:r><w:r><w:rPr><w:rFonts w:ascii="Cambria Math" w:hAnsi="Cambria Math"/><w:i/><w:sz w:val="26"/></w:rPr><w:t xml:space="preserve">$4$</w:t></w:r><w:r><w:t xml:space="preserve">                   D. </w:t></w:r><w:r><w:rPr><w:rFonts w:ascii="Cambria Math" w:hAnsi="Cambria Math"/><w:i/><w:sz w:val="26"/></w:rPr><w:t xml:space="preserve">$\sqrt{2}$</w:t></w:r>
+</w:p><w:p>
+<w:pPr>
+<w:jc w:val="both"/>
+<w:ind w:firstLine="720"/>
+<w:spacing w:line="360" w:lineRule="auto" w:after="120"/>
+</w:pPr>
+<w:r><w:rPr><w:b/></w:rPr><w:t xml:space="preserve">Câu 8 (Biết):</w:t></w:r><w:r><w:t xml:space="preserve"> Trong không gian </w:t></w:r><w:r><w:rPr><w:rFonts w:ascii="Cambria Math" w:hAnsi="Cambria Math"/><w:i/><w:sz w:val="26"/></w:rPr><w:t xml:space="preserve">$Oxyz$</w:t></w:r><w:r><w:t xml:space="preserve">, cho hai vectơ </w:t></w:r><w:r><w:rPr><w:rFonts w:ascii="Cambria Math" w:hAnsi="Cambria Math"/><w:i/><w:sz w:val="26"/></w:rPr><w:t xml:space="preserve">$\vec{a} = (m; 2; -1)$</w:t></w:r><w:r><w:t xml:space="preserve"> và </w:t></w:r><w:r><w:rPr><w:rFonts w:ascii="Cambria Math" w:hAnsi="Cambria Math"/><w:i/><w:sz w:val="26"/></w:rPr><w:t xml:space="preserve">$\vec{b} = (1; -1; 3)$</w:t></w:r><w:r><w:t xml:space="preserve">. Để </w:t></w:r><w:r><w:rPr><w:rFonts w:ascii="Cambria Math" w:hAnsi="Cambria Math"/><w:i/><w:sz w:val="26"/></w:rPr><w:t xml:space="preserve">$\vec{a}$</w:t></w:r><w:r><w:t xml:space="preserve"> và </w:t></w:r><w:r><w:rPr><w:rFonts w:ascii="Cambria Math" w:hAnsi="Cambria Math"/><w:i/><w:sz w:val="26"/></w:rPr><w:t xml:space="preserve">$\vec{b}$</w:t></w:r><w:r><w:t xml:space="preserve"> vuông góc với nhau thì giá trị của </w:t></w:r><w:r><w:rPr><w:rFonts w:ascii="Cambria Math" w:hAnsi="Cambria Math"/><w:i/><w:sz w:val="26"/></w:rPr><w:t xml:space="preserve">$m$</w:t></w:r><w:r><w:t xml:space="preserve"> là: A. </w:t></w:r><w:r><w:rPr><w:rFonts w:ascii="Cambria Math" w:hAnsi="Cambria Math"/><w:i/><w:sz w:val="26"/></w:rPr><w:t xml:space="preserve">$1$</w:t></w:r><w:r><w:t xml:space="preserve">                   B. </w:t></w:r><w:r><w:rPr><w:rFonts w:ascii="Cambria Math" w:hAnsi="Cambria Math"/><w:i/><w:sz w:val="26"/></w:rPr><w:t xml:space="preserve">$5$</w:t></w:r><w:r><w:t xml:space="preserve">                   C. </w:t></w:r><w:r><w:rPr><w:rFonts w:ascii="Cambria Math" w:hAnsi="Cambria Math"/><w:i/><w:sz w:val="26"/></w:rPr><w:t xml:space="preserve">$-1$</w:t></w:r><w:r><w:t xml:space="preserve">                  D. </w:t></w:r><w:r><w:rPr><w:rFonts w:ascii="Cambria Math" w:hAnsi="Cambria Math"/><w:i/><w:sz w:val="26"/></w:rPr><w:t xml:space="preserve">$-5$</w:t></w:r>
+</w:p><w:p>
+<w:pPr>
+<w:jc w:val="both"/>
+<w:ind w:firstLine="720"/>
+<w:spacing w:line="360" w:lineRule="auto" w:after="120"/>
+</w:pPr>
+<w:r><w:rPr><w:b/></w:rPr><w:t xml:space="preserve">Câu 9 (Hiểu):</w:t></w:r><w:r><w:t xml:space="preserve"> Trong không gian </w:t></w:r><w:r><w:rPr><w:rFonts w:ascii="Cambria Math" w:hAnsi="Cambria Math"/><w:i/><w:sz w:val="26"/></w:rPr><w:t xml:space="preserve">$Oxyz$</w:t></w:r><w:r><w:t xml:space="preserve">, mặt phẳng đi qua điểm </w:t></w:r><w:r><w:rPr><w:rFonts w:ascii="Cambria Math" w:hAnsi="Cambria Math"/><w:i/><w:sz w:val="26"/></w:rPr><w:t xml:space="preserve">$A(1; 2; -1)$</w:t></w:r><w:r><w:t xml:space="preserve"> và vuông góc với đường thẳng </w:t></w:r><w:r><w:rPr><w:rFonts w:ascii="Cambria Math" w:hAnsi="Cambria Math"/><w:i/><w:sz w:val="26"/></w:rPr><w:t xml:space="preserve">$\Delta: \frac{x-1}{2} = \frac{y}{1} = \frac{z+2}{-3}$</w:t></w:r><w:r><w:t xml:space="preserve"> có phương trình là: A. </w:t></w:r><w:r><w:rPr><w:rFonts w:ascii="Cambria Math" w:hAnsi="Cambria Math"/><w:i/><w:sz w:val="26"/></w:rPr><w:t xml:space="preserve">$2x + y - 3z + 3 = 0$</w:t></w:r><w:r><w:t xml:space="preserve"> B. </w:t></w:r><w:r><w:rPr><w:rFonts w:ascii="Cambria Math" w:hAnsi="Cambria Math"/><w:i/><w:sz w:val="26"/></w:rPr><w:t xml:space="preserve">$2x + y - 3z - 7 = 0$</w:t></w:r>
+</w:p><w:p>
+<w:pPr>
+<w:pStyle w:val="Heading1"/>
+<w:jc w:val="left"/>
+<w:spacing w:before="240" w:after="120" w:line="360" w:lineRule="auto"/>
+</w:pPr>
+<w:r><w:rPr><w:rFonts w:ascii="Cambria Math" w:hAnsi="Cambria Math"/><w:i/><w:sz w:val="26"/></w:rPr><w:t xml:space="preserve">$2x + y - 3z - 3 = 0$</w:t></w:r>
+</w:p><w:p>
+<w:pPr>
+<w:jc w:val="both"/>
+<w:ind w:firstLine="720"/>
+<w:spacing w:line="360" w:lineRule="auto" w:after="120"/>
+</w:pPr>
+<w:r><w:t xml:space="preserve">D. </w:t></w:r><w:r><w:rPr><w:rFonts w:ascii="Cambria Math" w:hAnsi="Cambria Math"/><w:i/><w:sz w:val="26"/></w:rPr><w:t xml:space="preserve">$2x + y - 3z + 7 = 0$</w:t></w:r>
+</w:p><w:p>
+<w:pPr>
+<w:jc w:val="both"/>
+<w:ind w:firstLine="720"/>
+<w:spacing w:line="360" w:lineRule="auto" w:after="120"/>
+</w:pPr>
+<w:r><w:rPr><w:b/></w:rPr><w:t xml:space="preserve">Câu 10 (Hiểu):</w:t></w:r><w:r><w:t xml:space="preserve"> Trong không gian </w:t></w:r><w:r><w:rPr><w:rFonts w:ascii="Cambria Math" w:hAnsi="Cambria Math"/><w:i/><w:sz w:val="26"/></w:rPr><w:t xml:space="preserve">$Oxyz$</w:t></w:r><w:r><w:t xml:space="preserve">, đường thẳng đi qua điểm </w:t></w:r><w:r><w:rPr><w:rFonts w:ascii="Cambria Math" w:hAnsi="Cambria Math"/><w:i/><w:sz w:val="26"/></w:rPr><w:t xml:space="preserve">$M(1; 0; -2)$</w:t></w:r><w:r><w:t xml:space="preserve"> và song song với mặt phẳng </w:t></w:r><w:r><w:rPr><w:rFonts w:ascii="Cambria Math" w:hAnsi="Cambria Math"/><w:i/><w:sz w:val="26"/></w:rPr><w:t xml:space="preserve">$(P): x + 2y - z + 1 = 0$</w:t></w:r><w:r><w:t xml:space="preserve"> có phương trình tham số là: A. </w:t></w:r><w:r><w:rPr><w:rFonts w:ascii="Cambria Math" w:hAnsi="Cambria Math"/><w:i/><w:sz w:val="26"/></w:rPr><w:t xml:space="preserve">$\begin{cases} x = 1+t \\ y = 2t \\ z = -2-t \end{cases}$</w:t></w:r><w:r><w:t xml:space="preserve">     B. </w:t></w:r><w:r><w:rPr><w:rFonts w:ascii="Cambria Math" w:hAnsi="Cambria Math"/><w:i/><w:sz w:val="26"/></w:rPr><w:t xml:space="preserve">$\begin{cases} x = 1+t \\ y = 0 \\ z = -2+t \end{cases}$</w:t></w:r>
+</w:p><w:p>
+<w:pPr>
+<w:pStyle w:val="Heading1"/>
+<w:jc w:val="left"/>
+<w:spacing w:before="240" w:after="120" w:line="360" w:lineRule="auto"/>
+</w:pPr>
+<w:r><w:rPr><w:rFonts w:ascii="Cambria Math" w:hAnsi="Cambria Math"/><w:i/><w:sz w:val="26"/></w:rPr><w:t xml:space="preserve">$\begin{cases} x = 1+2t \\ y = t \\ z = -2-t \end{cases}$</w:t></w:r><w:r><w:t xml:space="preserve">   D. </w:t></w:r><w:r><w:rPr><w:rFonts w:ascii="Cambria Math" w:hAnsi="Cambria Math"/><w:i/><w:sz w:val="26"/></w:rPr><w:t xml:space="preserve">$\begin{cases} x = 1+t \\ y = t \\ z = -2+3t \end{cases}$</w:t></w:r>
+</w:p><w:p><w:r><w:br w:type="page"/></w:r></w:p><w:p>
+<w:pPr>
+<w:jc w:val="both"/>
+<w:ind w:firstLine="720"/>
+<w:spacing w:line="360" w:lineRule="auto" w:after="120"/>
+</w:pPr>
+<w:r><w:rPr><w:b/></w:rPr><w:t xml:space="preserve">PHẦN II. TỰ LUẬN (5.0 điểm)</w:t></w:r>
+</w:p><w:p>
+<w:pPr>
+<w:jc w:val="both"/>
+<w:ind w:firstLine="720"/>
+<w:spacing w:line="360" w:lineRule="auto" w:after="120"/>
+</w:pPr>
+<w:r><w:rPr><w:b/></w:rPr><w:t xml:space="preserve">Câu 1 (2.5 điểm):</w:t></w:r><w:r><w:t xml:space="preserve"> Trong không gian </w:t></w:r><w:r><w:rPr><w:rFonts w:ascii="Cambria Math" w:hAnsi="Cambria Math"/><w:i/><w:sz w:val="26"/></w:rPr><w:t xml:space="preserve">$Oxyz$</w:t></w:r><w:r><w:t xml:space="preserve">, cho điểm </w:t></w:r><w:r><w:rPr><w:rFonts w:ascii="Cambria Math" w:hAnsi="Cambria Math"/><w:i/><w:sz w:val="26"/></w:rPr><w:t xml:space="preserve">$A(1; 2; 3)$</w:t></w:r><w:r><w:t xml:space="preserve"> và mặt phẳng </w:t></w:r><w:r><w:rPr><w:rFonts w:ascii="Cambria Math" w:hAnsi="Cambria Math"/><w:i/><w:sz w:val="26"/></w:rPr><w:t xml:space="preserve">$(P): x - 2y + z - 1 = 0$</w:t></w:r><w:r><w:t xml:space="preserve">. a) (Hiểu - 2.0 điểm) Viết phương trình đường thẳng </w:t></w:r><w:r><w:rPr><w:rFonts w:ascii="Cambria Math" w:hAnsi="Cambria Math"/><w:i/><w:sz w:val="26"/></w:rPr><w:t xml:space="preserve">$d$</w:t></w:r><w:r><w:t xml:space="preserve"> đi qua </w:t></w:r><w:r><w:rPr><w:rFonts w:ascii="Cambria Math" w:hAnsi="Cambria Math"/><w:i/><w:sz w:val="26"/></w:rPr><w:t xml:space="preserve">$A$</w:t></w:r><w:r><w:t xml:space="preserve"> và vuông góc với mặt phẳng </w:t></w:r><w:r><w:rPr><w:rFonts w:ascii="Cambria Math" w:hAnsi="Cambria Math"/><w:i/><w:sz w:val="26"/></w:rPr><w:t xml:space="preserve">$(P)$</w:t></w:r><w:r><w:t xml:space="preserve">. b) (Vận dụng - 0.5 điểm) Tìm tọa độ giao điểm </w:t></w:r><w:r><w:rPr><w:rFonts w:ascii="Cambria Math" w:hAnsi="Cambria Math"/><w:i/><w:sz w:val="26"/></w:rPr><w:t xml:space="preserve">$H$</w:t></w:r><w:r><w:t xml:space="preserve"> của đường thẳng </w:t></w:r><w:r><w:rPr><w:rFonts w:ascii="Cambria Math" w:hAnsi="Cambria Math"/><w:i/><w:sz w:val="26"/></w:rPr><w:t xml:space="preserve">$d$</w:t></w:r><w:r><w:t xml:space="preserve"> và mặt phẳng </w:t></w:r><w:r><w:rPr><w:rFonts w:ascii="Cambria Math" w:hAnsi="Cambria Math"/><w:i/><w:sz w:val="26"/></w:rPr><w:t xml:space="preserve">$(P)$</w:t></w:r><w:r><w:t xml:space="preserve">.</w:t></w:r>
+</w:p><w:p>
+<w:pPr>
+<w:jc w:val="both"/>
+<w:ind w:firstLine="720"/>
+<w:spacing w:line="360" w:lineRule="auto" w:after="120"/>
+</w:pPr>
+<w:r><w:rPr><w:b/></w:rPr><w:t xml:space="preserve">Câu 2 (2.5 điểm):</w:t></w:r><w:r><w:t xml:space="preserve"> Trong không gian </w:t></w:r><w:r><w:rPr><w:rFonts w:ascii="Cambria Math" w:hAnsi="Cambria Math"/><w:i/><w:sz w:val="26"/></w:rPr><w:t xml:space="preserve">$Oxyz$</w:t></w:r><w:r><w:t xml:space="preserve">, cho đường thẳng </w:t></w:r><w:r><w:rPr><w:rFonts w:ascii="Cambria Math" w:hAnsi="Cambria Math"/><w:i/><w:sz w:val="26"/></w:rPr><w:t xml:space="preserve">$d: \frac{x-1}{2} = \frac{y}{1} = \frac{z+1}{-1}$</w:t></w:r><w:r><w:t xml:space="preserve"> và điểm </w:t></w:r><w:r><w:rPr><w:rFonts w:ascii="Cambria Math" w:hAnsi="Cambria Math"/><w:i/><w:sz w:val="26"/></w:rPr><w:t xml:space="preserve">$M(1; 2; 0)$</w:t></w:r><w:r><w:t xml:space="preserve">. a) (Vận dụng - 1.5 điểm) Viết phương trình mặt phẳng </w:t></w:r><w:r><w:rPr><w:rFonts w:ascii="Cambria Math" w:hAnsi="Cambria Math"/><w:i/><w:sz w:val="26"/></w:rPr><w:t xml:space="preserve">$(Q)$</w:t></w:r><w:r><w:t xml:space="preserve"> chứa đường thẳng </w:t></w:r><w:r><w:rPr><w:rFonts w:ascii="Cambria Math" w:hAnsi="Cambria Math"/><w:i/><w:sz w:val="26"/></w:rPr><w:t xml:space="preserve">$d$</w:t></w:r><w:r><w:t xml:space="preserve"> và đi qua điểm </w:t></w:r><w:r><w:rPr><w:rFonts w:ascii="Cambria Math" w:hAnsi="Cambria Math"/><w:i/><w:sz w:val="26"/></w:rPr><w:t xml:space="preserve">$M$</w:t></w:r><w:r><w:t xml:space="preserve">. b) (Vận dụng cao - 1.0 điểm) Cho hai đường thẳng </w:t></w:r><w:r><w:rPr><w:rFonts w:ascii="Cambria Math" w:hAnsi="Cambria Math"/><w:i/><w:sz w:val="26"/></w:rPr><w:t xml:space="preserve">$d_1: \frac{x-1}{2} = \frac{y}{1} = \frac{z+1}{-1}$</w:t></w:r><w:r><w:t xml:space="preserve"> và </w:t></w:r><w:r><w:rPr><w:rFonts w:ascii="Cambria Math" w:hAnsi="Cambria Math"/><w:i/><w:sz w:val="26"/></w:rPr><w:t xml:space="preserve">$d_2: \frac{x}{1} = \frac{y-1}{-2} = \frac{z-2}{1}$</w:t></w:r><w:r><w:t xml:space="preserve">. Tính khoảng cách giữa hai đường thẳng </w:t></w:r><w:r><w:rPr><w:rFonts w:ascii="Cambria Math" w:hAnsi="Cambria Math"/><w:i/><w:sz w:val="26"/></w:rPr><w:t xml:space="preserve">$d_1$</w:t></w:r><w:r><w:t xml:space="preserve"> và </w:t></w:r><w:r><w:rPr><w:rFonts w:ascii="Cambria Math" w:hAnsi="Cambria Math"/><w:i/><w:sz w:val="26"/></w:rPr><w:t xml:space="preserve">$d_2$</w:t></w:r><w:r><w:t xml:space="preserve">.</w:t></w:r>
+</w:p><w:p><w:r><w:br w:type="page"/></w:r></w:p><w:p>
+<w:pPr>
+<w:jc w:val="both"/>
+<w:ind w:firstLine="720"/>
+<w:spacing w:line="360" w:lineRule="auto" w:after="120"/>
+</w:pPr>
+<w:r><w:rPr><w:b/></w:rPr><w:t xml:space="preserve">ĐÁP ÁN VÀ THANG ĐIỂM</w:t></w:r>
+</w:p><w:p>
+<w:pPr>
+<w:jc w:val="both"/>
+<w:ind w:firstLine="720"/>
+<w:spacing w:line="360" w:lineRule="auto" w:after="120"/>
+</w:pPr>
+<w:r><w:rPr><w:b/></w:rPr><w:t xml:space="preserve">PHẦN I. TRẮC NGHIỆM (5.0 điểm)</w:t></w:r><w:r><w:t xml:space="preserve"> </w:t></w:r><w:r><w:rPr><w:i/></w:rPr><w:t xml:space="preserve">Mỗi câu trả lời đúng được 0.5 điểm.</w:t></w:r>
+</w:p><w:tbl><w:tblPr><w:tblW w:w="9360" w:type="dxa"/><w:tblBorders><w:top w:val="single" w:sz="4" w:space="0" w:color="000000"/><w:left w:val="single" w:sz="4" w:space="0" w:color="000000"/><w:bottom w:val="single" w:sz="4" w:space="0" w:color="000000"/><w:right w:val="single" w:sz="4" w:space="0" w:color="000000"/><w:insideH w:val="single" w:sz="4" w:space="0" w:color="000000"/><w:insideV w:val="single" w:sz="4" w:space="0" w:color="000000"/></w:tblBorders><w:tblLook w:val="04A0"/></w:tblPr><w:tblGrid><w:gridCol w:w="4680"/><w:gridCol w:w="4680"/></w:tblGrid><w:tr><w:tc><w:tcPr><w:tcW w:w="4680" w:type="dxa"/><w:shd w:val="clear" w:color="auto" w:fill="D5E8F0"/></w:tcPr><w:p><w:pPr><w:jc w:val="center"/></w:pPr><w:r><w:t xml:space="preserve">Câu</w:t></w:r></w:p></w:tc><w:tc><w:tcPr><w:tcW w:w="4680" w:type="dxa"/><w:shd w:val="clear" w:color="auto" w:fill="D5E8F0"/></w:tcPr><w:p><w:pPr><w:jc w:val="center"/></w:pPr><w:r><w:t xml:space="preserve">Đáp án</w:t></w:r></w:p></w:tc></w:tr><w:tr><w:tc><w:tcPr><w:tcW w:w="4680" w:type="dxa"/></w:tcPr><w:p><w:pPr><w:jc w:val="center"/></w:pPr><w:r><w:t xml:space="preserve">1</w:t></w:r></w:p></w:tc><w:tc><w:tcPr><w:tcW w:w="4680" w:type="dxa"/></w:tcPr><w:p><w:pPr><w:jc w:val="center"/></w:pPr><w:r><w:t xml:space="preserve">A</w:t></w:r></w:p></w:tc></w:tr><w:tr><w:tc><w:tcPr><w:tcW w:w="4680" w:type="dxa"/></w:tcPr><w:p><w:pPr><w:jc w:val="center"/></w:pPr><w:r><w:t xml:space="preserve">2</w:t></w:r></w:p></w:tc><w:tc><w:tcPr><w:tcW w:w="4680" w:type="dxa"/></w:tcPr><w:p><w:pPr><w:jc w:val="center"/></w:pPr><w:r><w:t xml:space="preserve">B</w:t></w:r></w:p></w:tc></w:tr><w:tr><w:tc><w:tcPr><w:tcW w:w="4680" w:type="dxa"/></w:tcPr><w:p><w:pPr><w:jc w:val="center"/></w:pPr><w:r><w:t xml:space="preserve">3</w:t></w:r></w:p></w:tc><w:tc><w:tcPr><w:tcW w:w="4680" w:type="dxa"/></w:tcPr><w:p><w:pPr><w:jc w:val="center"/></w:pPr><w:r><w:t xml:space="preserve">A</w:t></w:r></w:p></w:tc></w:tr><w:tr><w:tc><w:tcPr><w:tcW w:w="4680" w:type="dxa"/></w:tcPr><w:p><w:pPr><w:jc w:val="center"/></w:pPr><w:r><w:t xml:space="preserve">4</w:t></w:r></w:p></w:tc><w:tc><w:tcPr><w:tcW w:w="4680" w:type="dxa"/></w:tcPr><w:p><w:pPr><w:jc w:val="center"/></w:pPr><w:r><w:t xml:space="preserve">C</w:t></w:r></w:p></w:tc></w:tr><w:tr><w:tc><w:tcPr><w:tcW w:w="4680" w:type="dxa"/></w:tcPr><w:p><w:pPr><w:jc w:val="center"/></w:pPr><w:r><w:t xml:space="preserve">5</w:t></w:r></w:p></w:tc><w:tc><w:tcPr><w:tcW w:w="4680" w:type="dxa"/></w:tcPr><w:p><w:pPr><w:jc w:val="center"/></w:pPr><w:r><w:t xml:space="preserve">C</w:t></w:r></w:p></w:tc></w:tr><w:tr><w:tc><w:tcPr><w:tcW w:w="4680" w:type="dxa"/></w:tcPr><w:p><w:pPr><w:jc w:val="center"/></w:pPr><w:r><w:t xml:space="preserve">6</w:t></w:r></w:p></w:tc><w:tc><w:tcPr><w:tcW w:w="4680" w:type="dxa"/></w:tcPr><w:p><w:pPr><w:jc w:val="center"/></w:pPr><w:r><w:t xml:space="preserve">D</w:t></w:r></w:p></w:tc></w:tr><w:tr><w:tc><w:tcPr><w:tcW w:w="4680" w:type="dxa"/></w:tcPr><w:p><w:pPr><w:jc w:val="center"/></w:pPr><w:r><w:t xml:space="preserve">7</w:t></w:r></w:p></w:tc><w:tc><w:tcPr><w:tcW w:w="4680" w:type="dxa"/></w:tcPr><w:p><w:pPr><w:jc w:val="center"/></w:pPr><w:r><w:t xml:space="preserve">A</w:t></w:r></w:p></w:tc></w:tr><w:tr><w:tc><w:tcPr><w:tcW w:w="4680" w:type="dxa"/></w:tcPr><w:p><w:pPr><w:jc w:val="center"/></w:pPr><w:r><w:t xml:space="preserve">8</w:t></w:r></w:p></w:tc><w:tc><w:tcPr><w:tcW w:w="4680" w:type="dxa"/></w:tcPr><w:p><w:pPr><w:jc w:val="center"/></w:pPr><w:r><w:t xml:space="preserve">B</w:t></w:r></w:p></w:tc></w:tr><w:tr><w:tc><w:tcPr><w:tcW w:w="4680" w:type="dxa"/></w:tcPr><w:p><w:pPr><w:jc w:val="center"/></w:pPr><w:r><w:t xml:space="preserve">9</w:t></w:r></w:p></w:tc><w:tc><w:tcPr><w:tcW w:w="4680" w:type="dxa"/></w:tcPr><w:p><w:pPr><w:jc w:val="center"/></w:pPr><w:r><w:t xml:space="preserve">B</w:t></w:r></w:p></w:tc></w:tr><w:tr><w:tc><w:tcPr><w:tcW w:w="4680" w:type="dxa"/></w:tcPr><w:p><w:pPr><w:jc w:val="center"/></w:pPr><w:r><w:t xml:space="preserve">10</w:t></w:r></w:p></w:tc><w:tc><w:tcPr><w:tcW w:w="4680" w:type="dxa"/></w:tcPr><w:p><w:pPr><w:jc w:val="center"/></w:pPr><w:r><w:t xml:space="preserve">A</w:t></w:r></w:p></w:tc></w:tr></w:tbl><w:p><w:pPr><w:spacing w:after="120"/></w:pPr></w:p><w:p>
+<w:pPr>
+<w:jc w:val="both"/>
+<w:ind w:firstLine="720"/>
+<w:spacing w:line="360" w:lineRule="auto" w:after="120"/>
+</w:pPr>
+<w:r><w:rPr><w:b/></w:rPr><w:t xml:space="preserve">PHẦN II. TỰ LUẬN (5.0 điểm)</w:t></w:r>
+</w:p><w:p>
+<w:pPr>
+<w:jc w:val="both"/>
+<w:ind w:firstLine="720"/>
+<w:spacing w:line="360" w:lineRule="auto" w:after="120"/>
+</w:pPr>
+<w:r><w:rPr><w:b/></w:rPr><w:t xml:space="preserve">Câu 1 (2.5 điểm):</w:t></w:r><w:r><w:t xml:space="preserve"> a) (Hiểu - 2.0 điểm)</w:t></w:r>
+</w:p><w:p><w:pPr>
+<w:jc w:val="both"/>
+<w:tabs><w:tab w:val="left" w:pos="720"/></w:tabs>
+<w:ind w:left="720" w:hanging="360"/>
+<w:spacing w:after="60"/>
+</w:pPr><w:r><w:t xml:space="preserve">• </w:t><w:tab/></w:r><w:r><w:t xml:space="preserve">Mặt phẳng </w:t></w:r><w:r><w:rPr><w:rFonts w:ascii="Cambria Math" w:hAnsi="Cambria Math"/><w:i/><w:sz w:val="26"/></w:rPr><w:t xml:space="preserve">$(P)$</w:t></w:r><w:r><w:t xml:space="preserve"> có vectơ pháp tuyến </w:t></w:r><w:r><w:rPr><w:rFonts w:ascii="Cambria Math" w:hAnsi="Cambria Math"/><w:i/><w:sz w:val="26"/></w:rPr><w:t xml:space="preserve">$\vec{n_P} = (1; -2; 1)$</w:t></w:r><w:r><w:t xml:space="preserve">. (0.5 điểm)</w:t></w:r></w:p><w:p><w:pPr>
+<w:jc w:val="both"/>
+<w:tabs><w:tab w:val="left" w:pos="720"/></w:tabs>
+<w:ind w:left="720" w:hanging="360"/>
+<w:spacing w:after="60"/>
+</w:pPr><w:r><w:t xml:space="preserve">• </w:t><w:tab/></w:r><w:r><w:t xml:space="preserve">Vì đường thẳng </w:t></w:r><w:r><w:rPr><w:rFonts w:ascii="Cambria Math" w:hAnsi="Cambria Math"/><w:i/><w:sz w:val="26"/></w:rPr><w:t xml:space="preserve">$d$</w:t></w:r><w:r><w:t xml:space="preserve"> vuông góc với </w:t></w:r><w:r><w:rPr><w:rFonts w:ascii="Cambria Math" w:hAnsi="Cambria Math"/><w:i/><w:sz w:val="26"/></w:rPr><w:t xml:space="preserve">$(P)$</w:t></w:r><w:r><w:t xml:space="preserve"> nên </w:t></w:r><w:r><w:rPr><w:rFonts w:ascii="Cambria Math" w:hAnsi="Cambria Math"/><w:i/><w:sz w:val="26"/></w:rPr><w:t xml:space="preserve">$d$</w:t></w:r><w:r><w:t xml:space="preserve"> nhận </w:t></w:r><w:r><w:rPr><w:rFonts w:ascii="Cambria Math" w:hAnsi="Cambria Math"/><w:i/><w:sz w:val="26"/></w:rPr><w:t xml:space="preserve">$\vec{n_P}$</w:t></w:r><w:r><w:t xml:space="preserve"> làm vectơ chỉ phương. Vậy </w:t></w:r><w:r><w:rPr><w:rFonts w:ascii="Cambria Math" w:hAnsi="Cambria Math"/><w:i/><w:sz w:val="26"/></w:rPr><w:t xml:space="preserve">$\vec{u_d} = (1; -2; 1)$</w:t></w:r><w:r><w:t xml:space="preserve">. (0.5 điểm)</w:t></w:r></w:p><w:p><w:pPr>
+<w:jc w:val="both"/>
+<w:tabs><w:tab w:val="left" w:pos="720"/></w:tabs>
+<w:ind w:left="720" w:hanging="360"/>
+<w:spacing w:after="60"/>
+</w:pPr><w:r><w:t xml:space="preserve">• </w:t><w:tab/></w:r><w:r><w:t xml:space="preserve">Đường thẳng </w:t></w:r><w:r><w:rPr><w:rFonts w:ascii="Cambria Math" w:hAnsi="Cambria Math"/><w:i/><w:sz w:val="26"/></w:rPr><w:t xml:space="preserve">$d$</w:t></w:r><w:r><w:t xml:space="preserve"> đi qua </w:t></w:r><w:r><w:rPr><w:rFonts w:ascii="Cambria Math" w:hAnsi="Cambria Math"/><w:i/><w:sz w:val="26"/></w:rPr><w:t xml:space="preserve">$A(1; 2; 3)$</w:t></w:r><w:r><w:t xml:space="preserve"> và có vectơ chỉ phương </w:t></w:r><w:r><w:rPr><w:rFonts w:ascii="Cambria Math" w:hAnsi="Cambria Math"/><w:i/><w:sz w:val="26"/></w:rPr><w:t xml:space="preserve">$\vec{u_d} = (1; -2; 1)$</w:t></w:r><w:r><w:t xml:space="preserve"> có phương trình tham số là: </w:t></w:r><w:r><w:rPr><w:rFonts w:ascii="Cambria Math" w:hAnsi="Cambria Math"/><w:i/><w:sz w:val="26"/></w:rPr><w:t xml:space="preserve">$d: \begin{cases} x = 1+t \\ y = 2-2t \\ z = 3+t \end{cases}$</w:t></w:r><w:r><w:t xml:space="preserve"> (1.0 điểm)</w:t></w:r></w:p><w:p>
+<w:pPr>
+<w:jc w:val="both"/>
+<w:ind w:firstLine="720"/>
+<w:spacing w:line="360" w:lineRule="auto" w:after="120"/>
+</w:pPr>
+<w:r><w:t xml:space="preserve">b) (Vận dụng - 0.5 điểm)</w:t></w:r>
+</w:p><w:p><w:pPr>
+<w:jc w:val="both"/>
+<w:tabs><w:tab w:val="left" w:pos="720"/></w:tabs>
+<w:ind w:left="720" w:hanging="360"/>
+<w:spacing w:after="60"/>
+</w:pPr><w:r><w:t xml:space="preserve">• </w:t><w:tab/></w:r><w:r><w:t xml:space="preserve">Thay tọa độ điểm </w:t></w:r><w:r><w:rPr><w:rFonts w:ascii="Cambria Math" w:hAnsi="Cambria Math"/><w:i/><w:sz w:val="26"/></w:rPr><w:t xml:space="preserve">$H$</w:t></w:r><w:r><w:t xml:space="preserve"> thuộc </w:t></w:r><w:r><w:rPr><w:rFonts w:ascii="Cambria Math" w:hAnsi="Cambria Math"/><w:i/><w:sz w:val="26"/></w:rPr><w:t xml:space="preserve">$d$</w:t></w:r><w:r><w:t xml:space="preserve"> vào phương trình </w:t></w:r><w:r><w:rPr><w:rFonts w:ascii="Cambria Math" w:hAnsi="Cambria Math"/><w:i/><w:sz w:val="26"/></w:rPr><w:t xml:space="preserve">$(P)$</w:t></w:r><w:r><w:t xml:space="preserve">: </w:t></w:r><w:r><w:rPr><w:rFonts w:ascii="Cambria Math" w:hAnsi="Cambria Math"/><w:i/><w:sz w:val="26"/></w:rPr><w:t xml:space="preserve">$(1+t) - 2(2-2t) + (3+t) - 1 = 0$</w:t></w:r><w:r><w:t xml:space="preserve"> (0.25 điểm) </w:t></w:r><w:r><w:rPr><w:rFonts w:ascii="Cambria Math" w:hAnsi="Cambria Math"/><w:i/><w:sz w:val="26"/></w:rPr><w:t xml:space="preserve">$1+t - 4+4t + 3+t - 1 = 0 \Rightarrow 6t - 1 = 0 \Rightarrow t = \frac{1}{6}$</w:t></w:r></w:p><w:p><w:pPr>
+<w:jc w:val="both"/>
+<w:tabs><w:tab w:val="left" w:pos="720"/></w:tabs>
+<w:ind w:left="720" w:hanging="360"/>
+<w:spacing w:after="60"/>
+</w:pPr><w:r><w:t xml:space="preserve">• </w:t><w:tab/></w:r><w:r><w:t xml:space="preserve">Thay </w:t></w:r><w:r><w:rPr><w:rFonts w:ascii="Cambria Math" w:hAnsi="Cambria Math"/><w:i/><w:sz w:val="26"/></w:rPr><w:t xml:space="preserve">$t = \frac{1}{6}$</w:t></w:r><w:r><w:t xml:space="preserve"> vào phương trình </w:t></w:r><w:r><w:rPr><w:rFonts w:ascii="Cambria Math" w:hAnsi="Cambria Math"/><w:i/><w:sz w:val="26"/></w:rPr><w:t xml:space="preserve">$d$</w:t></w:r><w:r><w:t xml:space="preserve">, ta được tọa độ </w:t></w:r><w:r><w:rPr><w:rFonts w:ascii="Cambria Math" w:hAnsi="Cambria Math"/><w:i/><w:sz w:val="26"/></w:rPr><w:t xml:space="preserve">$H$</w:t></w:r><w:r><w:t xml:space="preserve">: </w:t></w:r><w:r><w:rPr><w:rFonts w:ascii="Cambria Math" w:hAnsi="Cambria Math"/><w:i/><w:sz w:val="26"/></w:rPr><w:t xml:space="preserve">$H\left(1+\frac{1}{6}; 2-2\cdot\frac{1}{6}; 3+\frac{1}{6}\right) \Rightarrow H\left(\frac{7}{6}; \frac{10}{6}; \frac{19}{6}\right) = H\left(\frac{7}{6}; \frac{5}{3}; \frac{19}{6}\right)$</w:t></w:r><w:r><w:t xml:space="preserve"> (0.25 điểm)</w:t></w:r></w:p><w:p>
+<w:pPr>
+<w:jc w:val="both"/>
+<w:ind w:firstLine="720"/>
+<w:spacing w:line="360" w:lineRule="auto" w:after="120"/>
+</w:pPr>
+<w:r><w:rPr><w:b/></w:rPr><w:t xml:space="preserve">Câu 2 (2.5 điểm):</w:t></w:r><w:r><w:t xml:space="preserve"> a) (Vận dụng - 1.5 điểm)</w:t></w:r>
+</w:p><w:p><w:pPr>
+<w:jc w:val="both"/>
+<w:tabs><w:tab w:val="left" w:pos="720"/></w:tabs>
+<w:ind w:left="720" w:hanging="360"/>
+<w:spacing w:after="60"/>
+</w:pPr><w:r><w:t xml:space="preserve">• </w:t><w:tab/></w:r><w:r><w:t xml:space="preserve">Đường thẳng </w:t></w:r><w:r><w:rPr><w:rFonts w:ascii="Cambria Math" w:hAnsi="Cambria Math"/><w:i/><w:sz w:val="26"/></w:rPr><w:t xml:space="preserve">$d$</w:t></w:r><w:r><w:t xml:space="preserve"> đi qua điểm </w:t></w:r><w:r><w:rPr><w:rFonts w:ascii="Cambria Math" w:hAnsi="Cambria Math"/><w:i/><w:sz w:val="26"/></w:rPr><w:t xml:space="preserve">$A_0(1; 0; -1)$</w:t></w:r><w:r><w:t xml:space="preserve"> và có vectơ chỉ phương </w:t></w:r><w:r><w:rPr><w:rFonts w:ascii="Cambria Math" w:hAnsi="Cambria Math"/><w:i/><w:sz w:val="26"/></w:rPr><w:t xml:space="preserve">$\vec{u_d} = (2; 1; -1)$</w:t></w:r><w:r><w:t xml:space="preserve">. (0.25 điểm)</w:t></w:r></w:p><w:p><w:pPr>
+<w:jc w:val="both"/>
+<w:tabs><w:tab w:val="left" w:pos="720"/></w:tabs>
+<w:ind w:left="720" w:hanging="360"/>
+<w:spacing w:after="60"/>
+</w:pPr><w:r><w:t xml:space="preserve">• </w:t><w:tab/></w:r><w:r><w:t xml:space="preserve">Mặt phẳng </w:t></w:r><w:r><w:rPr><w:rFonts w:ascii="Cambria Math" w:hAnsi="Cambria Math"/><w:i/><w:sz w:val="26"/></w:rPr><w:t xml:space="preserve">$(Q)$</w:t></w:r><w:r><w:t xml:space="preserve"> chứa </w:t></w:r><w:r><w:rPr><w:rFonts w:ascii="Cambria Math" w:hAnsi="Cambria Math"/><w:i/><w:sz w:val="26"/></w:rPr><w:t xml:space="preserve">$d$</w:t></w:r><w:r><w:t xml:space="preserve"> và đi qua </w:t></w:r><w:r><w:rPr><w:rFonts w:ascii="Cambria Math" w:hAnsi="Cambria Math"/><w:i/><w:sz w:val="26"/></w:rPr><w:t xml:space="preserve">$M(1; 2; 0)$</w:t></w:r><w:r><w:t xml:space="preserve">.</w:t></w:r></w:p><w:p><w:pPr>
+<w:jc w:val="both"/>
+<w:tabs><w:tab w:val="left" w:pos="720"/></w:tabs>
+<w:ind w:left="720" w:hanging="360"/>
+<w:spacing w:after="60"/>
+</w:pPr><w:r><w:t xml:space="preserve">• </w:t><w:tab/></w:r><w:r><w:rPr><w:rFonts w:ascii="Cambria Math" w:hAnsi="Cambria Math"/><w:i/><w:sz w:val="26"/></w:rPr><w:t xml:space="preserve">$(Q)$</w:t></w:r><w:r><w:t xml:space="preserve"> đi qua </w:t></w:r><w:r><w:rPr><w:rFonts w:ascii="Cambria Math" w:hAnsi="Cambria Math"/><w:i/><w:sz w:val="26"/></w:rPr><w:t xml:space="preserve">$M(1; 2; 0)$</w:t></w:r><w:r><w:t xml:space="preserve">. (0.25 điểm)</w:t></w:r></w:p><w:p><w:pPr>
+<w:jc w:val="both"/>
+<w:tabs><w:tab w:val="left" w:pos="720"/></w:tabs>
+<w:ind w:left="720" w:hanging="360"/>
+<w:spacing w:after="60"/>
+</w:pPr><w:r><w:t xml:space="preserve">• </w:t><w:tab/></w:r><w:r><w:t xml:space="preserve">Lấy điểm </w:t></w:r><w:r><w:rPr><w:rFonts w:ascii="Cambria Math" w:hAnsi="Cambria Math"/><w:i/><w:sz w:val="26"/></w:rPr><w:t xml:space="preserve">$A_0(1; 0; -1)$</w:t></w:r><w:r><w:t xml:space="preserve"> thuộc </w:t></w:r><w:r><w:rPr><w:rFonts w:ascii="Cambria Math" w:hAnsi="Cambria Math"/><w:i/><w:sz w:val="26"/></w:rPr><w:t xml:space="preserve">$d$</w:t></w:r><w:r><w:t xml:space="preserve">, ta có vectơ </w:t></w:r><w:r><w:rPr><w:rFonts w:ascii="Cambria Math" w:hAnsi="Cambria Math"/><w:i/><w:sz w:val="26"/></w:rPr><w:t xml:space="preserve">$\vec{MA_0} = (1-1; 0-2; -1-0) = (0; -2; -1)$</w:t></w:r><w:r><w:t xml:space="preserve">. (0.25 điểm)</w:t></w:r></w:p><w:p><w:pPr>
+<w:jc w:val="both"/>
+<w:tabs><w:tab w:val="left" w:pos="720"/></w:tabs>
+<w:ind w:left="720" w:hanging="360"/>
+<w:spacing w:after="60"/>
+</w:pPr><w:r><w:t xml:space="preserve">• </w:t><w:tab/></w:r><w:r><w:t xml:space="preserve">Mặt phẳng </w:t></w:r><w:r><w:rPr><w:rFonts w:ascii="Cambria Math" w:hAnsi="Cambria Math"/><w:i/><w:sz w:val="26"/></w:rPr><w:t xml:space="preserve">$(Q)$</w:t></w:r><w:r><w:t xml:space="preserve"> có vectơ pháp tuyến </w:t></w:r><w:r><w:rPr><w:rFonts w:ascii="Cambria Math" w:hAnsi="Cambria Math"/><w:i/><w:sz w:val="26"/></w:rPr><w:t xml:space="preserve">$\vec{n_Q}$</w:t></w:r><w:r><w:t xml:space="preserve"> vuông góc với </w:t></w:r><w:r><w:rPr><w:rFonts w:ascii="Cambria Math" w:hAnsi="Cambria Math"/><w:i/><w:sz w:val="26"/></w:rPr><w:t xml:space="preserve">$\vec{u_d}$</w:t></w:r><w:r><w:t xml:space="preserve"> và </w:t></w:r><w:r><w:rPr><w:rFonts w:ascii="Cambria Math" w:hAnsi="Cambria Math"/><w:i/><w:sz w:val="26"/></w:rPr><w:t xml:space="preserve">$\vec{MA_0}$</w:t></w:r><w:r><w:t xml:space="preserve">. Ta chọn </w:t></w:r><w:r><w:rPr><w:rFonts w:ascii="Cambria Math" w:hAnsi="Cambria Math"/><w:i/><w:sz w:val="26"/></w:rPr><w:t xml:space="preserve">$\vec{n_Q} = [\vec{u_d}, \vec{MA_0}]$</w:t></w:r><w:r><w:t xml:space="preserve">. </w:t></w:r><w:r><w:rPr><w:rFonts w:ascii="Cambria Math" w:hAnsi="Cambria Math"/><w:i/><w:sz w:val="26"/></w:rPr><w:t xml:space="preserve">$\vec{n_Q} = [(2; 1; -1), (0; -2; -1)] = (-1-2; 0- (-2); -4-0) = (-3; 2; -4)$</w:t></w:r><w:r><w:t xml:space="preserve">. (0.5 điểm)</w:t></w:r></w:p><w:p><w:pPr>
+<w:jc w:val="both"/>
+<w:tabs><w:tab w:val="left" w:pos="720"/></w:tabs>
+<w:ind w:left="720" w:hanging="360"/>
+<w:spacing w:after="60"/>
+</w:pPr><w:r><w:t xml:space="preserve">• </w:t><w:tab/></w:r><w:r><w:t xml:space="preserve">Phương trình mặt phẳng </w:t></w:r><w:r><w:rPr><w:rFonts w:ascii="Cambria Math" w:hAnsi="Cambria Math"/><w:i/><w:sz w:val="26"/></w:rPr><w:t xml:space="preserve">$(Q)$</w:t></w:r><w:r><w:t xml:space="preserve"> đi qua </w:t></w:r><w:r><w:rPr><w:rFonts w:ascii="Cambria Math" w:hAnsi="Cambria Math"/><w:i/><w:sz w:val="26"/></w:rPr><w:t xml:space="preserve">$M(1; 2; 0)$</w:t></w:r><w:r><w:t xml:space="preserve"> và có VTPT </w:t></w:r><w:r><w:rPr><w:rFonts w:ascii="Cambria Math" w:hAnsi="Cambria Math"/><w:i/><w:sz w:val="26"/></w:rPr><w:t xml:space="preserve">$\vec{n_Q} = (-3; 2; -4)$</w:t></w:r><w:r><w:t xml:space="preserve"> là: </w:t></w:r><w:r><w:rPr><w:rFonts w:ascii="Cambria Math" w:hAnsi="Cambria Math"/><w:i/><w:sz w:val="26"/></w:rPr><w:t xml:space="preserve">$-3(x-1) + 2(y-2) - 4(z-0) = 0$</w:t></w:r><w:r><w:t xml:space="preserve"> </w:t></w:r><w:r><w:rPr><w:rFonts w:ascii="Cambria Math" w:hAnsi="Cambria Math"/><w:i/><w:sz w:val="26"/></w:rPr><w:t xml:space="preserve">$-3x + 3 + 2y - 4 - 4z = 0$</w:t></w:r><w:r><w:t xml:space="preserve"> </w:t></w:r><w:r><w:rPr><w:rFonts w:ascii="Cambria Math" w:hAnsi="Cambria Math"/><w:i/><w:sz w:val="26"/></w:rPr><w:t xml:space="preserve">$-3x + 2y - 4z - 1 = 0$</w:t></w:r><w:r><w:t xml:space="preserve"> hay </w:t></w:r><w:r><w:rPr><w:rFonts w:ascii="Cambria Math" w:hAnsi="Cambria Math"/><w:i/><w:sz w:val="26"/></w:rPr><w:t xml:space="preserve">$3x - 2y + 4z + 1 = 0$</w:t></w:r><w:r><w:t xml:space="preserve">. (0.25 điểm)</w:t></w:r></w:p><w:p>
+<w:pPr>
+<w:jc w:val="both"/>
+<w:ind w:firstLine="720"/>
+<w:spacing w:line="360" w:lineRule="auto" w:after="120"/>
+</w:pPr>
+<w:r><w:t xml:space="preserve">b) (Vận dụng cao - 1.0 điểm)</w:t></w:r>
+</w:p><w:p><w:pPr>
+<w:jc w:val="both"/>
+<w:tabs><w:tab w:val="left" w:pos="720"/></w:tabs>
+<w:ind w:left="720" w:hanging="360"/>
+<w:spacing w:after="60"/>
+</w:pPr><w:r><w:t xml:space="preserve">• </w:t><w:tab/></w:r><w:r><w:t xml:space="preserve">Đường thẳng </w:t></w:r><w:r><w:rPr><w:rFonts w:ascii="Cambria Math" w:hAnsi="Cambria Math"/><w:i/><w:sz w:val="26"/></w:rPr><w:t xml:space="preserve">$d_1$</w:t></w:r><w:r><w:t xml:space="preserve"> đi qua </w:t></w:r><w:r><w:rPr><w:rFonts w:ascii="Cambria Math" w:hAnsi="Cambria Math"/><w:i/><w:sz w:val="26"/></w:rPr><w:t xml:space="preserve">$A_1(1; 0; -1)$</w:t></w:r><w:r><w:t xml:space="preserve"> có VTCP </w:t></w:r><w:r><w:rPr><w:rFonts w:ascii="Cambria Math" w:hAnsi="Cambria Math"/><w:i/><w:sz w:val="26"/></w:rPr><w:t xml:space="preserve">$\vec{u_1} = (2; 1; -1)$</w:t></w:r><w:r><w:t xml:space="preserve">.</w:t></w:r></w:p><w:p><w:pPr>
+<w:jc w:val="both"/>
+<w:tabs><w:tab w:val="left" w:pos="720"/></w:tabs>
+<w:ind w:left="720" w:hanging="360"/>
+<w:spacing w:after="60"/>
+</w:pPr><w:r><w:t xml:space="preserve">• </w:t><w:tab/></w:r><w:r><w:t xml:space="preserve">Đường thẳng </w:t></w:r><w:r><w:rPr><w:rFonts w:ascii="Cambria Math" w:hAnsi="Cambria Math"/><w:i/><w:sz w:val="26"/></w:rPr><w:t xml:space="preserve">$d_2$</w:t></w:r><w:r><w:t xml:space="preserve"> đi qua </w:t></w:r><w:r><w:rPr><w:rFonts w:ascii="Cambria Math" w:hAnsi="Cambria Math"/><w:i/><w:sz w:val="26"/></w:rPr><w:t xml:space="preserve">$A_2(0; 1; 2)$</w:t></w:r><w:r><w:t xml:space="preserve"> có VTCP </w:t></w:r><w:r><w:rPr><w:rFonts w:ascii="Cambria Math" w:hAnsi="Cambria Math"/><w:i/><w:sz w:val="26"/></w:rPr><w:t xml:space="preserve">$\vec{u_2} = (1; -2; 1)$</w:t></w:r><w:r><w:t xml:space="preserve">. (0.25 điểm)</w:t></w:r></w:p><w:p><w:pPr>
+<w:jc w:val="both"/>
+<w:tabs><w:tab w:val="left" w:pos="720"/></w:tabs>
+<w:ind w:left="720" w:hanging="360"/>
+<w:spacing w:after="60"/>
+</w:pPr><w:r><w:t xml:space="preserve">• </w:t><w:tab/></w:r><w:r><w:t xml:space="preserve">Tính vectơ </w:t></w:r><w:r><w:rPr><w:rFonts w:ascii="Cambria Math" w:hAnsi="Cambria Math"/><w:i/><w:sz w:val="26"/></w:rPr><w:t xml:space="preserve">$\vec{A_1A_2} = (0-1; 1-0; 2-(-1)) = (-1; 1; 3)$</w:t></w:r><w:r><w:t xml:space="preserve">. (0.25 điểm)</w:t></w:r></w:p><w:p><w:pPr>
+<w:jc w:val="both"/>
+<w:tabs><w:tab w:val="left" w:pos="720"/></w:tabs>
+<w:ind w:left="720" w:hanging="360"/>
+<w:spacing w:after="60"/>
+</w:pPr><w:r><w:t xml:space="preserve">• </w:t><w:tab/></w:r><w:r><w:t xml:space="preserve">Tính tích có hướng </w:t></w:r><w:r><w:rPr><w:rFonts w:ascii="Cambria Math" w:hAnsi="Cambria Math"/><w:i/><w:sz w:val="26"/></w:rPr><w:t xml:space="preserve">$[\vec{u_1}, \vec{u_2}] = [(2; 1; -1), (1; -2; 1)] = (1-2; -1-2; -4-1) = (-1; -3; -5)$</w:t></w:r><w:r><w:t xml:space="preserve">. (0.25 điểm)</w:t></w:r></w:p><w:p><w:pPr>
+<w:jc w:val="both"/>
+<w:tabs><w:tab w:val="left" w:pos="720"/></w:tabs>
+<w:ind w:left="720" w:hanging="360"/>
+<w:spacing w:after="60"/>
+</w:pPr><w:r><w:t xml:space="preserve">• </w:t><w:tab/></w:r><w:r><w:t xml:space="preserve">Khoảng cách giữa hai đường thẳng chéo nhau </w:t></w:r><w:r><w:rPr><w:rFonts w:ascii="Cambria Math" w:hAnsi="Cambria Math"/><w:i/><w:sz w:val="26"/></w:rPr><w:t xml:space="preserve">$d_1, d_2$</w:t></w:r><w:r><w:t xml:space="preserve"> được tính bằng công thức:</w:t></w:r></w:p><w:tbl><w:tblPr><w:tblW w:w="9360" w:type="dxa"/><w:tblBorders><w:top w:val="single" w:sz="4" w:space="0" w:color="000000"/><w:left w:val="single" w:sz="4" w:space="0" w:color="000000"/><w:bottom w:val="single" w:sz="4" w:space="0" w:color="000000"/><w:right w:val="single" w:sz="4" w:space="0" w:color="000000"/><w:insideH w:val="single" w:sz="4" w:space="0" w:color="000000"/><w:insideV w:val="single" w:sz="4" w:space="0" w:color="000000"/></w:tblBorders><w:tblLook w:val="04A0"/></w:tblPr><w:tblGrid><w:gridCol w:w="1872"/><w:gridCol w:w="1872"/><w:gridCol w:w="1872"/><w:gridCol w:w="1872"/><w:gridCol w:w="1872"/></w:tblGrid><w:tr><w:tc><w:tcPr><w:tcW w:w="1872" w:type="dxa"/><w:shd w:val="clear" w:color="auto" w:fill="D5E8F0"/></w:tcPr><w:p><w:pPr><w:jc w:val="center"/></w:pPr><w:r><w:t xml:space="preserve"> D(d</w:t></w:r><w:r><w:rPr><w:i/></w:rPr><w:t xml:space="preserve">1, d</w:t></w:r><w:r><w:t xml:space="preserve">2) = \frac{\left</w:t></w:r></w:p></w:tc><w:tc><w:tcPr><w:tcW w:w="1872" w:type="dxa"/><w:shd w:val="clear" w:color="auto" w:fill="D5E8F0"/></w:tcPr><w:p><w:pPr><w:jc w:val="center"/></w:pPr><w:r><w:t xml:space="preserve">[</w:t></w:r><w:r><w:t xml:space="preserve">\vec{u</w:t></w:r><w:r><w:rPr><w:i/></w:rPr><w:t xml:space="preserve">1}, \vec{u</w:t></w:r><w:r><w:t xml:space="preserve">2}] \cdot \vec{A</w:t></w:r><w:r><w:rPr><w:i/></w:rPr><w:t xml:space="preserve">1A</w:t></w:r><w:r><w:t xml:space="preserve">2}\right</w:t></w:r></w:p></w:tc><w:tc><w:tcPr><w:tcW w:w="1872" w:type="dxa"/><w:shd w:val="clear" w:color="auto" w:fill="D5E8F0"/></w:tcPr><w:p><w:pPr><w:jc w:val="center"/></w:pPr><w:r><w:t xml:space="preserve">}{\left</w:t></w:r></w:p></w:tc><w:tc><w:tcPr><w:tcW w:w="1872" w:type="dxa"/><w:shd w:val="clear" w:color="auto" w:fill="D5E8F0"/></w:tcPr><w:p><w:pPr><w:jc w:val="center"/></w:pPr><w:r><w:t xml:space="preserve">[</w:t></w:r><w:r><w:t xml:space="preserve">\vec{u</w:t></w:r><w:r><w:rPr><w:i/></w:rPr><w:t xml:space="preserve">1}, \vec{u</w:t></w:r><w:r><w:t xml:space="preserve">2}]\right</w:t></w:r></w:p></w:tc><w:tc><w:tcPr><w:tcW w:w="1872" w:type="dxa"/><w:shd w:val="clear" w:color="auto" w:fill="D5E8F0"/></w:tcPr><w:p><w:pPr><w:jc w:val="center"/></w:pPr><w:r><w:t xml:space="preserve">} </w:t></w:r></w:p></w:tc></w:tr><w:tr><w:tc><w:tcPr><w:tcW w:w="1872" w:type="dxa"/></w:tcPr><w:p><w:pPr><w:jc w:val="center"/></w:pPr><w:r><w:t xml:space="preserve"> D(d</w:t></w:r><w:r><w:rPr><w:i/></w:rPr><w:t xml:space="preserve">1, d</w:t></w:r><w:r><w:t xml:space="preserve">2) = \frac{</w:t></w:r></w:p></w:tc><w:tc><w:tcPr><w:tcW w:w="1872" w:type="dxa"/></w:tcPr><w:p><w:pPr><w:jc w:val="center"/></w:pPr><w:r><w:t xml:space="preserve">(-1)(-1) + (-3)(1) + (-5)(3)</w:t></w:r></w:p></w:tc><w:tc><w:tcPr><w:tcW w:w="1872" w:type="dxa"/></w:tcPr><w:p><w:pPr><w:jc w:val="center"/></w:pPr><w:r><w:t xml:space="preserve">}{\sqrt{(-1)^2 + (-3)^2 + (-5)^2}} </w:t></w:r></w:p></w:tc><w:tc><w:tcPr><w:tcW w:w="1872" w:type="dxa"/></w:tcPr><w:p><w:pPr><w:jc w:val="center"/></w:pPr></w:p></w:tc><w:tc><w:tcPr><w:tcW w:w="1872" w:type="dxa"/></w:tcPr><w:p><w:pPr><w:jc w:val="center"/></w:pPr></w:p></w:tc></w:tr><w:tr><w:tc><w:tcPr><w:tcW w:w="1872" w:type="dxa"/></w:tcPr><w:p><w:pPr><w:jc w:val="center"/></w:pPr><w:r><w:t xml:space="preserve"> D(d</w:t></w:r><w:r><w:rPr><w:i/></w:rPr><w:t xml:space="preserve">1, d</w:t></w:r><w:r><w:t xml:space="preserve">2) = \frac{</w:t></w:r></w:p></w:tc><w:tc><w:tcPr><w:tcW w:w="1872" w:type="dxa"/></w:tcPr><w:p><w:pPr><w:jc w:val="center"/></w:pPr><w:r><w:t xml:space="preserve">1 - 3 - 15</w:t></w:r></w:p></w:tc><w:tc><w:tcPr><w:tcW w:w="1872" w:type="dxa"/></w:tcPr><w:p><w:pPr><w:jc w:val="center"/></w:pPr><w:r><w:t xml:space="preserve">}{\sqrt{1 + 9 + 25}} = \frac{</w:t></w:r></w:p></w:tc><w:tc><w:tcPr><w:tcW w:w="1872" w:type="dxa"/></w:tcPr><w:p><w:pPr><w:jc w:val="center"/></w:pPr><w:r><w:t xml:space="preserve">-17</w:t></w:r></w:p></w:tc><w:tc><w:tcPr><w:tcW w:w="1872" w:type="dxa"/></w:tcPr><w:p><w:pPr><w:jc w:val="center"/></w:pPr><w:r><w:t xml:space="preserve">}{\sqrt{35}} = \frac{17}{\sqrt{35}} . (0.25 điểm)</w:t></w:r></w:p></w:tc></w:tr></w:tbl><w:p><w:pPr><w:spacing w:after="120"/></w:pPr></w:p><w:p>
+<w:pPr>
+<w:jc w:val="both"/>
+<w:ind w:firstLine="720"/>
+<w:spacing w:line="360" w:lineRule="auto" w:after="120"/>
+</w:pPr>
+<w:r><w:t xml:space="preserve">---</w:t></w:r>
+</w:p><w:sectPr><w:headerReference w:type="even" r:id="rId7"/><w:headerReference w:type="default" r:id="rId8"/><w:footerReference w:type="even" r:id="rId9"/><w:footerReference w:type="default" r:id="rId10"/><w:headerReference w:type="first" r:id="rId11"/><w:footerReference w:type="first" r:id="rId12"/><w:pgSz w:w="11906" w:h="16838"/><w:pgMar w:top="1134" w:right="1134" w:bottom="1134" w:left="1701" w:header="708" w:footer="708" w:gutter="0"/><w:pgNumType w:start="1"/><w:cols w:space="720"/><w:docGrid w:linePitch="360"/></w:sectPr></w:body></w:document>
 </file>
 
 <file path=word/endnotes.xml><?xml version="1.0" encoding="utf-8"?>

--- a/projects/skkn_1773776784610_eblasj47t/appendices/phu-luc-test_design.docx
+++ b/projects/skkn_1773776784610_eblasj47t/appendices/phu-luc-test_design.docx
@@ -1,6 +1,6 @@
 
 <file path=word/document.xml><?xml version="1.0" encoding="UTF-8" standalone="yes"?>
-<w:document xmlns:wpc="http://schemas.microsoft.com/office/word/2010/wordprocessingCanvas" xmlns:cx="http://schemas.microsoft.com/office/drawing/2014/chartex" xmlns:cx1="http://schemas.microsoft.com/office/drawing/2015/9/8/chartex" xmlns:cx2="http://schemas.microsoft.com/office/drawing/2015/10/21/chartex" xmlns:cx3="http://schemas.microsoft.com/office/drawing/2016/5/9/chartex" xmlns:cx4="http://schemas.microsoft.com/office/drawing/2016/5/10/chartex" xmlns:cx5="http://schemas.microsoft.com/office/drawing/2016/5/11/chartex" xmlns:cx6="http://schemas.microsoft.com/office/drawing/2016/5/12/chartex" xmlns:cx7="http://schemas.microsoft.com/office/drawing/2016/5/13/chartex" xmlns:cx8="http://schemas.microsoft.com/office/drawing/2016/5/14/chartex" xmlns:mc="http://schemas.openxmlformats.org/markup-compatibility/2006" xmlns:aink="http://schemas.microsoft.com/office/drawing/2016/ink" xmlns:am3d="http://schemas.microsoft.com/office/drawing/2017/model3d" xmlns:o="urn:schemas-microsoft-com:office:office" xmlns:oel="http://schemas.microsoft.com/office/2019/extlst" xmlns:r="http://schemas.openxmlformats.org/officeDocument/2006/relationships" xmlns:m="http://schemas.openxmlformats.org/officeDocument/2006/math" xmlns:v="urn:schemas-microsoft-com:vml" xmlns:wp14="http://schemas.microsoft.com/office/word/2010/wordprocessingDrawing" xmlns:wp="http://schemas.openxmlformats.org/drawingml/2006/wordprocessingDrawing" xmlns:w10="urn:schemas-microsoft-com:office:word" xmlns:w="http://schemas.openxmlformats.org/wordprocessingml/2006/main" xmlns:w14="http://schemas.microsoft.com/office/word/2010/wordml" xmlns:w15="http://schemas.microsoft.com/office/word/2012/wordml" xmlns:w16cex="http://schemas.microsoft.com/office/word/2018/wordml/cex" xmlns:w16cid="http://schemas.microsoft.com/office/word/2016/wordml/cid" xmlns:w16="http://schemas.microsoft.com/office/word/2018/wordml" xmlns:w16sdtdh="http://schemas.microsoft.com/office/word/2020/wordml/sdtdatahash" xmlns:w16se="http://schemas.microsoft.com/office/word/2015/wordml/symex" xmlns:wpg="http://schemas.microsoft.com/office/word/2010/wordprocessingGroup" xmlns:wpi="http://schemas.microsoft.com/office/word/2010/wordprocessingInk" xmlns:wne="http://schemas.microsoft.com/office/word/2006/wordml" xmlns:wps="http://schemas.microsoft.com/office/word/2010/wordprocessingShape" mc:Ignorable="w14 w15 w16se w16cid w16 w16cex w16sdtdh wp14"><w:body><w:p><w:pPr><w:jc w:val="center"/></w:pPr><w:r><w:drawing><wp:inline cx="1524000" cy="1524000"><wp:extent cx="1524000" cy="1524000"/><wp:docPr id="999" name="QR"/><a:graphic xmlns:a="http://schemas.openxmlformats.org/drawingml/2006/main"><a:graphicData uri="http://schemas.openxmlformats.org/drawingml/2006/picture"><pic:pic xmlns:pic="http://schemas.openxmlformats.org/drawingml/2006/picture"><pic:nvPicPr><pic:cNvPr id="0" name="qr.png"/><pic:cNvPicPr/></pic:nvPicPr><pic:blipFill><a:blip xmlns:r="http://schemas.openxmlformats.org/officeDocument/2006/relationships" r:embed="rId999"/></a:blipFill><pic:spPr><a:xfrm><a:off x="0" y="0"/><a:ext cx="1524000" cy="1524000"/></a:xfrm><a:prstGeom prst="rect"><a:avLst/></a:prstGeom></pic:spPr></pic:pic></a:graphicData></a:graphic></wp:inline></w:drawing></w:r></w:p><w:p>
+<w:document xmlns:wpc="http://schemas.microsoft.com/office/word/2010/wordprocessingCanvas" xmlns:cx="http://schemas.microsoft.com/office/drawing/2014/chartex" xmlns:cx1="http://schemas.microsoft.com/office/drawing/2015/9/8/chartex" xmlns:cx2="http://schemas.microsoft.com/office/drawing/2015/10/21/chartex" xmlns:cx3="http://schemas.microsoft.com/office/drawing/2016/5/9/chartex" xmlns:cx4="http://schemas.microsoft.com/office/drawing/2016/5/10/chartex" xmlns:cx5="http://schemas.microsoft.com/office/drawing/2016/5/11/chartex" xmlns:cx6="http://schemas.microsoft.com/office/drawing/2016/5/12/chartex" xmlns:cx7="http://schemas.microsoft.com/office/drawing/2016/5/13/chartex" xmlns:cx8="http://schemas.microsoft.com/office/drawing/2016/5/14/chartex" xmlns:mc="http://schemas.openxmlformats.org/markup-compatibility/2006" xmlns:aink="http://schemas.microsoft.com/office/drawing/2016/ink" xmlns:am3d="http://schemas.microsoft.com/office/drawing/2017/model3d" xmlns:o="urn:schemas-microsoft-com:office:office" xmlns:oel="http://schemas.microsoft.com/office/2019/extlst" xmlns:r="http://schemas.openxmlformats.org/officeDocument/2006/relationships" xmlns:m="http://schemas.openxmlformats.org/officeDocument/2006/math" xmlns:v="urn:schemas-microsoft-com:vml" xmlns:wp14="http://schemas.microsoft.com/office/word/2010/wordprocessingDrawing" xmlns:wp="http://schemas.openxmlformats.org/drawingml/2006/wordprocessingDrawing" xmlns:w10="urn:schemas-microsoft-com:office:word" xmlns:w="http://schemas.openxmlformats.org/wordprocessingml/2006/main" xmlns:w14="http://schemas.microsoft.com/office/word/2010/wordml" xmlns:w15="http://schemas.microsoft.com/office/word/2012/wordml" xmlns:w16cex="http://schemas.microsoft.com/office/word/2018/wordml/cex" xmlns:w16cid="http://schemas.microsoft.com/office/word/2016/wordml/cid" xmlns:w16="http://schemas.microsoft.com/office/word/2018/wordml" xmlns:w16sdtdh="http://schemas.microsoft.com/office/word/2020/wordml/sdtdatahash" xmlns:w16se="http://schemas.microsoft.com/office/word/2015/wordml/symex" xmlns:wpg="http://schemas.microsoft.com/office/word/2010/wordprocessingGroup" xmlns:wpi="http://schemas.microsoft.com/office/word/2010/wordprocessingInk" xmlns:wne="http://schemas.microsoft.com/office/word/2006/wordml" xmlns:wps="http://schemas.microsoft.com/office/word/2010/wordprocessingShape" mc:Ignorable="w14 w15 w16se w16cid w16 w16cex w16sdtdh wp14"><w:body><w:p><w:pPr><w:pageBreakBefore/><w:jc w:val="center"/><w:rPr><w:b/><w:bCs/></w:rPr></w:pPr><w:r><w:rPr><w:b/><w:bCs/></w:rPr><w:t>MINH CHỨNG PHỤ LỤC</w:t></w:r></w:p><w:p><w:pPr><w:jc w:val="center"/></w:pPr><w:r><w:drawing><wp:inline cx="1524000" cy="1524000"><wp:extent cx="1524000" cy="1524000"/><wp:docPr id="999" name="QR"/><a:graphic xmlns:a="http://schemas.openxmlformats.org/drawingml/2006/main"><a:graphicData uri="http://schemas.openxmlformats.org/drawingml/2006/picture"><pic:pic xmlns:pic="http://schemas.openxmlformats.org/drawingml/2006/picture"><pic:nvPicPr><pic:cNvPr id="0" name="qr.png"/><pic:cNvPicPr/></pic:nvPicPr><pic:blipFill><a:blip xmlns:r="http://schemas.openxmlformats.org/officeDocument/2006/relationships" r:embed="rId999"/></a:blipFill><pic:spPr><a:xfrm><a:off x="0" y="0"/><a:ext cx="1524000" cy="1524000"/></a:xfrm><a:prstGeom prst="rect"><a:avLst/></a:avLst></pic:spPr></pic:pic></a:graphicData></a:graphic></wp:inline></w:drawing></w:r></w:p><w:p>
 <w:pPr>
 <w:jc w:val="both"/>
 <w:ind w:firstLine="720"/>

--- a/projects/skkn_1773776784610_eblasj47t/appendices/phu-luc-test_design.docx
+++ b/projects/skkn_1773776784610_eblasj47t/appendices/phu-luc-test_design.docx
@@ -1,6 +1,6 @@
 
 <file path=word/document.xml><?xml version="1.0" encoding="UTF-8" standalone="yes"?>
-<w:document xmlns:wpc="http://schemas.microsoft.com/office/word/2010/wordprocessingCanvas" xmlns:cx="http://schemas.microsoft.com/office/drawing/2014/chartex" xmlns:cx1="http://schemas.microsoft.com/office/drawing/2015/9/8/chartex" xmlns:cx2="http://schemas.microsoft.com/office/drawing/2015/10/21/chartex" xmlns:cx3="http://schemas.microsoft.com/office/drawing/2016/5/9/chartex" xmlns:cx4="http://schemas.microsoft.com/office/drawing/2016/5/10/chartex" xmlns:cx5="http://schemas.microsoft.com/office/drawing/2016/5/11/chartex" xmlns:cx6="http://schemas.microsoft.com/office/drawing/2016/5/12/chartex" xmlns:cx7="http://schemas.microsoft.com/office/drawing/2016/5/13/chartex" xmlns:cx8="http://schemas.microsoft.com/office/drawing/2016/5/14/chartex" xmlns:mc="http://schemas.openxmlformats.org/markup-compatibility/2006" xmlns:aink="http://schemas.microsoft.com/office/drawing/2016/ink" xmlns:am3d="http://schemas.microsoft.com/office/drawing/2017/model3d" xmlns:o="urn:schemas-microsoft-com:office:office" xmlns:oel="http://schemas.microsoft.com/office/2019/extlst" xmlns:r="http://schemas.openxmlformats.org/officeDocument/2006/relationships" xmlns:m="http://schemas.openxmlformats.org/officeDocument/2006/math" xmlns:v="urn:schemas-microsoft-com:vml" xmlns:wp14="http://schemas.microsoft.com/office/word/2010/wordprocessingDrawing" xmlns:wp="http://schemas.openxmlformats.org/drawingml/2006/wordprocessingDrawing" xmlns:w10="urn:schemas-microsoft-com:office:word" xmlns:w="http://schemas.openxmlformats.org/wordprocessingml/2006/main" xmlns:w14="http://schemas.microsoft.com/office/word/2010/wordml" xmlns:w15="http://schemas.microsoft.com/office/word/2012/wordml" xmlns:w16cex="http://schemas.microsoft.com/office/word/2018/wordml/cex" xmlns:w16cid="http://schemas.microsoft.com/office/word/2016/wordml/cid" xmlns:w16="http://schemas.microsoft.com/office/word/2018/wordml" xmlns:w16sdtdh="http://schemas.microsoft.com/office/word/2020/wordml/sdtdatahash" xmlns:w16se="http://schemas.microsoft.com/office/word/2015/wordml/symex" xmlns:wpg="http://schemas.microsoft.com/office/word/2010/wordprocessingGroup" xmlns:wpi="http://schemas.microsoft.com/office/word/2010/wordprocessingInk" xmlns:wne="http://schemas.microsoft.com/office/word/2006/wordml" xmlns:wps="http://schemas.microsoft.com/office/word/2010/wordprocessingShape" mc:Ignorable="w14 w15 w16se w16cid w16 w16cex w16sdtdh wp14"><w:body><w:p><w:pPr><w:pageBreakBefore/><w:jc w:val="center"/><w:rPr><w:b/><w:bCs/></w:rPr></w:pPr><w:r><w:rPr><w:b/><w:bCs/></w:rPr><w:t>MINH CHỨNG PHỤ LỤC</w:t></w:r></w:p><w:p><w:pPr><w:jc w:val="center"/></w:pPr><w:r><w:drawing><wp:inline cx="1524000" cy="1524000"><wp:extent cx="1524000" cy="1524000"/><wp:docPr id="999" name="QR"/><a:graphic xmlns:a="http://schemas.openxmlformats.org/drawingml/2006/main"><a:graphicData uri="http://schemas.openxmlformats.org/drawingml/2006/picture"><pic:pic xmlns:pic="http://schemas.openxmlformats.org/drawingml/2006/picture"><pic:nvPicPr><pic:cNvPr id="0" name="qr.png"/><pic:cNvPicPr/></pic:nvPicPr><pic:blipFill><a:blip xmlns:r="http://schemas.openxmlformats.org/officeDocument/2006/relationships" r:embed="rId999"/></a:blipFill><pic:spPr><a:xfrm><a:off x="0" y="0"/><a:ext cx="1524000" cy="1524000"/></a:xfrm><a:prstGeom prst="rect"><a:avLst/></a:avLst></pic:spPr></pic:pic></a:graphicData></a:graphic></wp:inline></w:drawing></w:r></w:p><w:p>
+<w:document xmlns:wpc="http://schemas.microsoft.com/office/word/2010/wordprocessingCanvas" xmlns:cx="http://schemas.microsoft.com/office/drawing/2014/chartex" xmlns:cx1="http://schemas.microsoft.com/office/drawing/2015/9/8/chartex" xmlns:cx2="http://schemas.microsoft.com/office/drawing/2015/10/21/chartex" xmlns:cx3="http://schemas.microsoft.com/office/drawing/2016/5/9/chartex" xmlns:cx4="http://schemas.microsoft.com/office/drawing/2016/5/10/chartex" xmlns:cx5="http://schemas.microsoft.com/office/drawing/2016/5/11/chartex" xmlns:cx6="http://schemas.microsoft.com/office/drawing/2016/5/12/chartex" xmlns:cx7="http://schemas.microsoft.com/office/drawing/2016/5/13/chartex" xmlns:cx8="http://schemas.microsoft.com/office/drawing/2016/5/14/chartex" xmlns:mc="http://schemas.openxmlformats.org/markup-compatibility/2006" xmlns:aink="http://schemas.microsoft.com/office/drawing/2016/ink" xmlns:am3d="http://schemas.microsoft.com/office/drawing/2017/model3d" xmlns:o="urn:schemas-microsoft-com:office:office" xmlns:oel="http://schemas.microsoft.com/office/2019/extlst" xmlns:r="http://schemas.openxmlformats.org/officeDocument/2006/relationships" xmlns:m="http://schemas.openxmlformats.org/officeDocument/2006/math" xmlns:v="urn:schemas-microsoft-com:vml" xmlns:wp14="http://schemas.microsoft.com/office/word/2010/wordprocessingDrawing" xmlns:wp="http://schemas.openxmlformats.org/drawingml/2006/wordprocessingDrawing" xmlns:w10="urn:schemas-microsoft-com:office:word" xmlns:w="http://schemas.openxmlformats.org/wordprocessingml/2006/main" xmlns:w14="http://schemas.microsoft.com/office/word/2010/wordml" xmlns:w15="http://schemas.microsoft.com/office/word/2012/wordml" xmlns:w16cex="http://schemas.microsoft.com/office/word/2018/wordml/cex" xmlns:w16cid="http://schemas.microsoft.com/office/word/2016/wordml/cid" xmlns:w16="http://schemas.microsoft.com/office/word/2018/wordml" xmlns:w16sdtdh="http://schemas.microsoft.com/office/word/2020/wordml/sdtdatahash" xmlns:w16se="http://schemas.microsoft.com/office/word/2015/wordml/symex" xmlns:wpg="http://schemas.microsoft.com/office/word/2010/wordprocessingGroup" xmlns:wpi="http://schemas.microsoft.com/office/word/2010/wordprocessingInk" xmlns:wne="http://schemas.microsoft.com/office/word/2006/wordml" xmlns:wps="http://schemas.microsoft.com/office/word/2010/wordprocessingShape" mc:Ignorable="w14 w15 w16se w16cid w16 w16cex w16sdtdh wp14"><w:body><w:p><w:pPr><w:pageBreakBefore/><w:jc w:val="center"/><w:rPr><w:b/><w:bCs/></w:rPr></w:pPr><w:r><w:rPr><w:b/><w:bCs/></w:rPr><w:t>MINH CHỨNG PHỤ LỤC</w:t></w:r></w:p><w:p><w:pPr><w:jc w:val="center"/></w:pPr><w:r><w:drawing><wp:inline cx="1524000" cy="1524000"><wp:extent cx="1524000" cy="1524000"/><wp:docPr id="999" name="QR"/><a:graphic xmlns:a="http://schemas.openxmlformats.org/drawingml/2006/main"><a:graphicData uri="http://schemas.openxmlformats.org/drawingml/2006/picture"><pic:pic xmlns:pic="http://schemas.openxmlformats.org/drawingml/2006/picture"><pic:nvPicPr><pic:cNvPr id="0" name="qr.png"/><pic:cNvPicPr/></pic:nvPicPr><pic:blipFill><a:blip xmlns:r="http://schemas.openxmlformats.org/officeDocument/2006/relationships" r:embed="rId999"/></a:blipFill><pic:spPr><a:xfrm><a:off x="0" y="0"/><a:ext cx="1524000" cy="1524000"/></a:xfrm><a:prstGeom prst="rect"><a:avLst/></a:prstGeom></pic:spPr></pic:pic></a:graphicData></a:graphic></wp:inline></w:drawing></w:r></w:p><w:p>
 <w:pPr>
 <w:jc w:val="both"/>
 <w:ind w:firstLine="720"/>

--- a/projects/skkn_1773776784610_eblasj47t/appendices/phu-luc-test_design.docx
+++ b/projects/skkn_1773776784610_eblasj47t/appendices/phu-luc-test_design.docx
@@ -1,351 +1,53 @@
 
-<file path=word/document.xml><?xml version="1.0" encoding="UTF-8" standalone="yes"?>
-<w:document xmlns:wpc="http://schemas.microsoft.com/office/word/2010/wordprocessingCanvas" xmlns:cx="http://schemas.microsoft.com/office/drawing/2014/chartex" xmlns:cx1="http://schemas.microsoft.com/office/drawing/2015/9/8/chartex" xmlns:cx2="http://schemas.microsoft.com/office/drawing/2015/10/21/chartex" xmlns:cx3="http://schemas.microsoft.com/office/drawing/2016/5/9/chartex" xmlns:cx4="http://schemas.microsoft.com/office/drawing/2016/5/10/chartex" xmlns:cx5="http://schemas.microsoft.com/office/drawing/2016/5/11/chartex" xmlns:cx6="http://schemas.microsoft.com/office/drawing/2016/5/12/chartex" xmlns:cx7="http://schemas.microsoft.com/office/drawing/2016/5/13/chartex" xmlns:cx8="http://schemas.microsoft.com/office/drawing/2016/5/14/chartex" xmlns:mc="http://schemas.openxmlformats.org/markup-compatibility/2006" xmlns:aink="http://schemas.microsoft.com/office/drawing/2016/ink" xmlns:am3d="http://schemas.microsoft.com/office/drawing/2017/model3d" xmlns:o="urn:schemas-microsoft-com:office:office" xmlns:oel="http://schemas.microsoft.com/office/2019/extlst" xmlns:r="http://schemas.openxmlformats.org/officeDocument/2006/relationships" xmlns:m="http://schemas.openxmlformats.org/officeDocument/2006/math" xmlns:v="urn:schemas-microsoft-com:vml" xmlns:wp14="http://schemas.microsoft.com/office/word/2010/wordprocessingDrawing" xmlns:wp="http://schemas.openxmlformats.org/drawingml/2006/wordprocessingDrawing" xmlns:w10="urn:schemas-microsoft-com:office:word" xmlns:w="http://schemas.openxmlformats.org/wordprocessingml/2006/main" xmlns:w14="http://schemas.microsoft.com/office/word/2010/wordml" xmlns:w15="http://schemas.microsoft.com/office/word/2012/wordml" xmlns:w16cex="http://schemas.microsoft.com/office/word/2018/wordml/cex" xmlns:w16cid="http://schemas.microsoft.com/office/word/2016/wordml/cid" xmlns:w16="http://schemas.microsoft.com/office/word/2018/wordml" xmlns:w16sdtdh="http://schemas.microsoft.com/office/word/2020/wordml/sdtdatahash" xmlns:w16se="http://schemas.microsoft.com/office/word/2015/wordml/symex" xmlns:wpg="http://schemas.microsoft.com/office/word/2010/wordprocessingGroup" xmlns:wpi="http://schemas.microsoft.com/office/word/2010/wordprocessingInk" xmlns:wne="http://schemas.microsoft.com/office/word/2006/wordml" xmlns:wps="http://schemas.microsoft.com/office/word/2010/wordprocessingShape" mc:Ignorable="w14 w15 w16se w16cid w16 w16cex w16sdtdh wp14"><w:body><w:p><w:pPr><w:pageBreakBefore/><w:jc w:val="center"/><w:rPr><w:b/><w:bCs/></w:rPr></w:pPr><w:r><w:rPr><w:b/><w:bCs/></w:rPr><w:t>MINH CHỨNG PHỤ LỤC</w:t></w:r></w:p><w:p><w:pPr><w:jc w:val="center"/></w:pPr><w:r><w:drawing><wp:inline cx="1524000" cy="1524000"><wp:extent cx="1524000" cy="1524000"/><wp:docPr id="999" name="QR"/><a:graphic xmlns:a="http://schemas.openxmlformats.org/drawingml/2006/main"><a:graphicData uri="http://schemas.openxmlformats.org/drawingml/2006/picture"><pic:pic xmlns:pic="http://schemas.openxmlformats.org/drawingml/2006/picture"><pic:nvPicPr><pic:cNvPr id="0" name="qr.png"/><pic:cNvPicPr/></pic:nvPicPr><pic:blipFill><a:blip xmlns:r="http://schemas.openxmlformats.org/officeDocument/2006/relationships" r:embed="rId999"/></a:blipFill><pic:spPr><a:xfrm><a:off x="0" y="0"/><a:ext cx="1524000" cy="1524000"/></a:xfrm><a:prstGeom prst="rect"><a:avLst/></a:prstGeom></pic:spPr></pic:pic></a:graphicData></a:graphic></wp:inline></w:drawing></w:r></w:p><w:p>
-<w:pPr>
-<w:jc w:val="both"/>
-<w:ind w:firstLine="720"/>
-<w:spacing w:line="360" w:lineRule="auto" w:after="120"/>
-</w:pPr>
-<w:r><w:t xml:space="preserve">Với kinh nghiệm nhiều năm trong công tác giảng dạy và nghiên cứu khoa học sư phạm, tôi xin trình bày ma trận và đề kiểm tra minh họa cho chủ đề &quot;Phương pháp tọa độ trong không gian&quot; (Toán 12) theo định hướng phát triển năng lực học sinh, đặc biệt chú trọng năng lực tưởng tượng không gian, như một phần trong giải pháp ứng dụng công nghệ số trong mô hình hóa 3D mà tôi đang triển khai tại trường THPT PPPPTTTT.</w:t></w:r>
-</w:p><w:p>
-<w:pPr>
-<w:jc w:val="both"/>
-<w:ind w:firstLine="720"/>
-<w:spacing w:line="360" w:lineRule="auto" w:after="120"/>
-</w:pPr>
-<w:r><w:rPr><w:b/></w:rPr><w:t xml:space="preserve">I. MA TRẬN ĐỀ KIỂM TRA</w:t></w:r>
-</w:p><w:p>
-<w:pPr>
-<w:jc w:val="both"/>
-<w:ind w:firstLine="720"/>
-<w:spacing w:line="360" w:lineRule="auto" w:after="120"/>
-</w:pPr>
-<w:r><w:rPr><w:b/></w:rPr><w:t xml:space="preserve">Môn học:</w:t></w:r><w:r><w:t xml:space="preserve"> Toán </w:t></w:r><w:r><w:rPr><w:b/></w:rPr><w:t xml:space="preserve">Lớp:</w:t></w:r><w:r><w:t xml:space="preserve"> 12 </w:t></w:r><w:r><w:rPr><w:b/></w:rPr><w:t xml:space="preserve">Chủ đề:</w:t></w:r><w:r><w:t xml:space="preserve"> Phương pháp tọa độ trong không gian </w:t></w:r><w:r><w:rPr><w:b/></w:rPr><w:t xml:space="preserve">Thời gian làm bài:</w:t></w:r><w:r><w:t xml:space="preserve"> 45 phút </w:t></w:r><w:r><w:rPr><w:b/></w:rPr><w:t xml:space="preserve">Hình thức kiểm tra:</w:t></w:r><w:r><w:t xml:space="preserve"> Trắc nghiệm kết hợp Tự luận (10 câu Trắc nghiệm + 2 câu Tự luận) </w:t></w:r><w:r><w:rPr><w:b/></w:rPr><w:t xml:space="preserve">Tổng điểm:</w:t></w:r><w:r><w:t xml:space="preserve"> 10 điểm</w:t></w:r>
-</w:p><w:p>
-<w:pPr>
-<w:jc w:val="both"/>
-<w:ind w:firstLine="720"/>
-<w:spacing w:line="360" w:lineRule="auto" w:after="120"/>
-</w:pPr>
-<w:r><w:rPr><w:b/></w:rPr><w:t xml:space="preserve">Bảng 1</w:t></w:r><w:r><w:rPr><w:b/></w:rPr><w:t xml:space="preserve">: Ma trận đề kiểm tra chủ đề &quot;Phương pháp tọa độ trong không gian&quot;</w:t></w:r>
-</w:p><w:tbl><w:tblPr><w:tblW w:w="9360" w:type="dxa"/><w:tblBorders><w:top w:val="single" w:sz="4" w:space="0" w:color="000000"/><w:left w:val="single" w:sz="4" w:space="0" w:color="000000"/><w:bottom w:val="single" w:sz="4" w:space="0" w:color="000000"/><w:right w:val="single" w:sz="4" w:space="0" w:color="000000"/><w:insideH w:val="single" w:sz="4" w:space="0" w:color="000000"/><w:insideV w:val="single" w:sz="4" w:space="0" w:color="000000"/></w:tblBorders><w:tblLook w:val="04A0"/></w:tblPr><w:tblGrid><w:gridCol w:w="1040"/><w:gridCol w:w="1040"/><w:gridCol w:w="1040"/><w:gridCol w:w="1040"/><w:gridCol w:w="1040"/><w:gridCol w:w="1040"/><w:gridCol w:w="1040"/><w:gridCol w:w="1040"/><w:gridCol w:w="1040"/></w:tblGrid><w:tr><w:tc><w:tcPr><w:tcW w:w="1040" w:type="dxa"/><w:shd w:val="clear" w:color="auto" w:fill="D5E8F0"/></w:tcPr><w:p><w:pPr><w:jc w:val="center"/></w:pPr><w:r><w:t xml:space="preserve">Mức độ nhận thức</w:t></w:r></w:p></w:tc><w:tc><w:tcPr><w:tcW w:w="1040" w:type="dxa"/><w:shd w:val="clear" w:color="auto" w:fill="D5E8F0"/></w:tcPr><w:p><w:pPr><w:jc w:val="center"/></w:pPr><w:r><w:t xml:space="preserve">Nội dung kiến thức</w:t></w:r></w:p></w:tc><w:tc><w:tcPr><w:tcW w:w="1040" w:type="dxa"/><w:shd w:val="clear" w:color="auto" w:fill="D5E8F0"/></w:tcPr><w:p><w:pPr><w:jc w:val="center"/></w:pPr><w:r><w:t xml:space="preserve">Số câu TN</w:t></w:r></w:p></w:tc><w:tc><w:tcPr><w:tcW w:w="1040" w:type="dxa"/><w:shd w:val="clear" w:color="auto" w:fill="D5E8F0"/></w:tcPr><w:p><w:pPr><w:jc w:val="center"/></w:pPr><w:r><w:t xml:space="preserve">Điểm TN</w:t></w:r></w:p></w:tc><w:tc><w:tcPr><w:tcW w:w="1040" w:type="dxa"/><w:shd w:val="clear" w:color="auto" w:fill="D5E8F0"/></w:tcPr><w:p><w:pPr><w:jc w:val="center"/></w:pPr><w:r><w:t xml:space="preserve">Số câu TL (chia phần)</w:t></w:r></w:p></w:tc><w:tc><w:tcPr><w:tcW w:w="1040" w:type="dxa"/><w:shd w:val="clear" w:color="auto" w:fill="D5E8F0"/></w:tcPr><w:p><w:pPr><w:jc w:val="center"/></w:pPr><w:r><w:t xml:space="preserve">Điểm TL</w:t></w:r></w:p></w:tc><w:tc><w:tcPr><w:tcW w:w="1040" w:type="dxa"/><w:shd w:val="clear" w:color="auto" w:fill="D5E8F0"/></w:tcPr><w:p><w:pPr><w:jc w:val="center"/></w:pPr><w:r><w:t xml:space="preserve">Tổng số câu</w:t></w:r></w:p></w:tc><w:tc><w:tcPr><w:tcW w:w="1040" w:type="dxa"/><w:shd w:val="clear" w:color="auto" w:fill="D5E8F0"/></w:tcPr><w:p><w:pPr><w:jc w:val="center"/></w:pPr><w:r><w:t xml:space="preserve">Tổng điểm</w:t></w:r></w:p></w:tc><w:tc><w:tcPr><w:tcW w:w="1040" w:type="dxa"/><w:shd w:val="clear" w:color="auto" w:fill="D5E8F0"/></w:tcPr><w:p><w:pPr><w:jc w:val="center"/></w:pPr><w:r><w:t xml:space="preserve">Tỉ lệ (%)</w:t></w:r></w:p></w:tc></w:tr><w:tr><w:tc><w:tcPr><w:tcW w:w="1040" w:type="dxa"/></w:tcPr><w:p><w:pPr><w:jc w:val="center"/></w:pPr><w:r><w:rPr><w:b/></w:rPr><w:t xml:space="preserve">Biết</w:t></w:r></w:p></w:tc><w:tc><w:tcPr><w:tcW w:w="1040" w:type="dxa"/></w:tcPr><w:p><w:pPr><w:jc w:val="center"/></w:pPr><w:r><w:t xml:space="preserve">1. Hệ tọa độ, vector, tích vô hướng, tích có hướng, phương trình mặt cầu.</w:t></w:r></w:p></w:tc><w:tc><w:tcPr><w:tcW w:w="1040" w:type="dxa"/></w:tcPr><w:p><w:pPr><w:jc w:val="center"/></w:pPr><w:r><w:t xml:space="preserve">8</w:t></w:r></w:p></w:tc><w:tc><w:tcPr><w:tcW w:w="1040" w:type="dxa"/></w:tcPr><w:p><w:pPr><w:jc w:val="center"/></w:pPr><w:r><w:t xml:space="preserve">4.0</w:t></w:r></w:p></w:tc><w:tc><w:tcPr><w:tcW w:w="1040" w:type="dxa"/></w:tcPr><w:p><w:pPr><w:jc w:val="center"/></w:pPr><w:r><w:t xml:space="preserve">0</w:t></w:r></w:p></w:tc><w:tc><w:tcPr><w:tcW w:w="1040" w:type="dxa"/></w:tcPr><w:p><w:pPr><w:jc w:val="center"/></w:pPr><w:r><w:t xml:space="preserve">0</w:t></w:r></w:p></w:tc><w:tc><w:tcPr><w:tcW w:w="1040" w:type="dxa"/></w:tcPr><w:p><w:pPr><w:jc w:val="center"/></w:pPr><w:r><w:t xml:space="preserve">8</w:t></w:r></w:p></w:tc><w:tc><w:tcPr><w:tcW w:w="1040" w:type="dxa"/></w:tcPr><w:p><w:pPr><w:jc w:val="center"/></w:pPr><w:r><w:t xml:space="preserve">4.0</w:t></w:r></w:p></w:tc><w:tc><w:tcPr><w:tcW w:w="1040" w:type="dxa"/></w:tcPr><w:p><w:pPr><w:jc w:val="center"/></w:pPr><w:r><w:t xml:space="preserve">40%</w:t></w:r></w:p></w:tc></w:tr><w:tr><w:tc><w:tcPr><w:tcW w:w="1040" w:type="dxa"/></w:tcPr><w:p><w:pPr><w:jc w:val="center"/></w:pPr><w:r><w:rPr><w:b/></w:rPr><w:t xml:space="preserve">Hiểu</w:t></w:r></w:p></w:tc><w:tc><w:tcPr><w:tcW w:w="1040" w:type="dxa"/></w:tcPr><w:p><w:pPr><w:jc w:val="center"/></w:pPr><w:r><w:t xml:space="preserve">2. Phương trình mặt phẳng, đường thẳng và các yếu tố liên quan cơ bản (vector pháp tuyến, chỉ phương, điểm thuộc).</w:t></w:r></w:p></w:tc><w:tc><w:tcPr><w:tcW w:w="1040" w:type="dxa"/></w:tcPr><w:p><w:pPr><w:jc w:val="center"/></w:pPr><w:r><w:t xml:space="preserve">2</w:t></w:r></w:p></w:tc><w:tc><w:tcPr><w:tcW w:w="1040" w:type="dxa"/></w:tcPr><w:p><w:pPr><w:jc w:val="center"/></w:pPr><w:r><w:t xml:space="preserve">1.0</w:t></w:r></w:p></w:tc><w:tc><w:tcPr><w:tcW w:w="1040" w:type="dxa"/></w:tcPr><w:p><w:pPr><w:jc w:val="center"/></w:pPr><w:r><w:t xml:space="preserve">1 (TL1a)</w:t></w:r></w:p></w:tc><w:tc><w:tcPr><w:tcW w:w="1040" w:type="dxa"/></w:tcPr><w:p><w:pPr><w:jc w:val="center"/></w:pPr><w:r><w:t xml:space="preserve">2.0</w:t></w:r></w:p></w:tc><w:tc><w:tcPr><w:tcW w:w="1040" w:type="dxa"/></w:tcPr><w:p><w:pPr><w:jc w:val="center"/></w:pPr><w:r><w:t xml:space="preserve">3</w:t></w:r></w:p></w:tc><w:tc><w:tcPr><w:tcW w:w="1040" w:type="dxa"/></w:tcPr><w:p><w:pPr><w:jc w:val="center"/></w:pPr><w:r><w:t xml:space="preserve">3.0</w:t></w:r></w:p></w:tc><w:tc><w:tcPr><w:tcW w:w="1040" w:type="dxa"/></w:tcPr><w:p><w:pPr><w:jc w:val="center"/></w:pPr><w:r><w:t xml:space="preserve">30%</w:t></w:r></w:p></w:tc></w:tr><w:tr><w:tc><w:tcPr><w:tcW w:w="1040" w:type="dxa"/></w:tcPr><w:p><w:pPr><w:jc w:val="center"/></w:pPr><w:r><w:rPr><w:b/></w:rPr><w:t xml:space="preserve">Vận dụng</w:t></w:r></w:p></w:tc><w:tc><w:tcPr><w:tcW w:w="1040" w:type="dxa"/></w:tcPr><w:p><w:pPr><w:jc w:val="center"/></w:pPr><w:r><w:t xml:space="preserve">3. Vị trí tương đối, hình chiếu, khoảng cách, góc của điểm, đường thẳng, mặt phẳng.</w:t></w:r></w:p></w:tc><w:tc><w:tcPr><w:tcW w:w="1040" w:type="dxa"/></w:tcPr><w:p><w:pPr><w:jc w:val="center"/></w:pPr><w:r><w:t xml:space="preserve">0</w:t></w:r></w:p></w:tc><w:tc><w:tcPr><w:tcW w:w="1040" w:type="dxa"/></w:tcPr><w:p><w:pPr><w:jc w:val="center"/></w:pPr><w:r><w:t xml:space="preserve">0</w:t></w:r></w:p></w:tc><w:tc><w:tcPr><w:tcW w:w="1040" w:type="dxa"/></w:tcPr><w:p><w:pPr><w:jc w:val="center"/></w:pPr><w:r><w:t xml:space="preserve">2 (TL1b, TL2a)</w:t></w:r></w:p></w:tc><w:tc><w:tcPr><w:tcW w:w="1040" w:type="dxa"/></w:tcPr><w:p><w:pPr><w:jc w:val="center"/></w:pPr><w:r><w:t xml:space="preserve">2.0</w:t></w:r></w:p></w:tc><w:tc><w:tcPr><w:tcW w:w="1040" w:type="dxa"/></w:tcPr><w:p><w:pPr><w:jc w:val="center"/></w:pPr><w:r><w:t xml:space="preserve">2</w:t></w:r></w:p></w:tc><w:tc><w:tcPr><w:tcW w:w="1040" w:type="dxa"/></w:tcPr><w:p><w:pPr><w:jc w:val="center"/></w:pPr><w:r><w:t xml:space="preserve">2.0</w:t></w:r></w:p></w:tc><w:tc><w:tcPr><w:tcW w:w="1040" w:type="dxa"/></w:tcPr><w:p><w:pPr><w:jc w:val="center"/></w:pPr><w:r><w:t xml:space="preserve">20%</w:t></w:r></w:p></w:tc></w:tr><w:tr><w:tc><w:tcPr><w:tcW w:w="1040" w:type="dxa"/></w:tcPr><w:p><w:pPr><w:jc w:val="center"/></w:pPr><w:r><w:rPr><w:b/></w:rPr><w:t xml:space="preserve">Vận dụng cao</w:t></w:r></w:p></w:tc><w:tc><w:tcPr><w:tcW w:w="1040" w:type="dxa"/></w:tcPr><w:p><w:pPr><w:jc w:val="center"/></w:pPr><w:r><w:t xml:space="preserve">4. Bài toán khoảng cách giữa hai đường thẳng chéo nhau, bài toán cực trị hình học không gian.</w:t></w:r></w:p></w:tc><w:tc><w:tcPr><w:tcW w:w="1040" w:type="dxa"/></w:tcPr><w:p><w:pPr><w:jc w:val="center"/></w:pPr><w:r><w:t xml:space="preserve">0</w:t></w:r></w:p></w:tc><w:tc><w:tcPr><w:tcW w:w="1040" w:type="dxa"/></w:tcPr><w:p><w:pPr><w:jc w:val="center"/></w:pPr><w:r><w:t xml:space="preserve">0</w:t></w:r></w:p></w:tc><w:tc><w:tcPr><w:tcW w:w="1040" w:type="dxa"/></w:tcPr><w:p><w:pPr><w:jc w:val="center"/></w:pPr><w:r><w:t xml:space="preserve">1 (TL2b)</w:t></w:r></w:p></w:tc><w:tc><w:tcPr><w:tcW w:w="1040" w:type="dxa"/></w:tcPr><w:p><w:pPr><w:jc w:val="center"/></w:pPr><w:r><w:t xml:space="preserve">1.0</w:t></w:r></w:p></w:tc><w:tc><w:tcPr><w:tcW w:w="1040" w:type="dxa"/></w:tcPr><w:p><w:pPr><w:jc w:val="center"/></w:pPr><w:r><w:t xml:space="preserve">1</w:t></w:r></w:p></w:tc><w:tc><w:tcPr><w:tcW w:w="1040" w:type="dxa"/></w:tcPr><w:p><w:pPr><w:jc w:val="center"/></w:pPr><w:r><w:t xml:space="preserve">1.0</w:t></w:r></w:p></w:tc><w:tc><w:tcPr><w:tcW w:w="1040" w:type="dxa"/></w:tcPr><w:p><w:pPr><w:jc w:val="center"/></w:pPr><w:r><w:t xml:space="preserve">10%</w:t></w:r></w:p></w:tc></w:tr><w:tr><w:tc><w:tcPr><w:tcW w:w="1040" w:type="dxa"/></w:tcPr><w:p><w:pPr><w:jc w:val="center"/></w:pPr><w:r><w:rPr><w:b/></w:rPr><w:t xml:space="preserve">Tổng cộng</w:t></w:r></w:p></w:tc><w:tc><w:tcPr><w:tcW w:w="1040" w:type="dxa"/></w:tcPr><w:p><w:pPr><w:jc w:val="center"/></w:pPr><w:r><w:rPr><w:b/></w:rPr><w:t xml:space="preserve">10</w:t></w:r></w:p></w:tc><w:tc><w:tcPr><w:tcW w:w="1040" w:type="dxa"/></w:tcPr><w:p><w:pPr><w:jc w:val="center"/></w:pPr><w:r><w:rPr><w:b/></w:rPr><w:t xml:space="preserve">5.0</w:t></w:r></w:p></w:tc><w:tc><w:tcPr><w:tcW w:w="1040" w:type="dxa"/></w:tcPr><w:p><w:pPr><w:jc w:val="center"/></w:pPr><w:r><w:rPr><w:b/></w:rPr><w:t xml:space="preserve">4</w:t></w:r></w:p></w:tc><w:tc><w:tcPr><w:tcW w:w="1040" w:type="dxa"/></w:tcPr><w:p><w:pPr><w:jc w:val="center"/></w:pPr><w:r><w:rPr><w:b/></w:rPr><w:t xml:space="preserve">5.0</w:t></w:r></w:p></w:tc><w:tc><w:tcPr><w:tcW w:w="1040" w:type="dxa"/></w:tcPr><w:p><w:pPr><w:jc w:val="center"/></w:pPr><w:r><w:rPr><w:b/></w:rPr><w:t xml:space="preserve">14</w:t></w:r></w:p></w:tc><w:tc><w:tcPr><w:tcW w:w="1040" w:type="dxa"/></w:tcPr><w:p><w:pPr><w:jc w:val="center"/></w:pPr><w:r><w:rPr><w:b/></w:rPr><w:t xml:space="preserve">10.0</w:t></w:r></w:p></w:tc><w:tc><w:tcPr><w:tcW w:w="1040" w:type="dxa"/></w:tcPr><w:p><w:pPr><w:jc w:val="center"/></w:pPr><w:r><w:rPr><w:b/></w:rPr><w:t xml:space="preserve">100%</w:t></w:r></w:p></w:tc><w:tc><w:tcPr><w:tcW w:w="1040" w:type="dxa"/></w:tcPr><w:p><w:pPr><w:jc w:val="center"/></w:pPr></w:p></w:tc></w:tr></w:tbl><w:p><w:pPr><w:spacing w:after="120"/></w:pPr></w:p><w:p>
-<w:pPr>
-<w:jc w:val="both"/>
-<w:ind w:firstLine="720"/>
-<w:spacing w:line="360" w:lineRule="auto" w:after="120"/>
-</w:pPr>
-<w:r><w:rPr><w:b/></w:rPr><w:t xml:space="preserve">Giải thích ma trận:</w:t></w:r>
-</w:p><w:p><w:pPr>
-<w:jc w:val="both"/>
-<w:tabs><w:tab w:val="left" w:pos="720"/></w:tabs>
-<w:ind w:left="720" w:hanging="360"/>
-<w:spacing w:after="60"/>
-</w:pPr><w:r><w:t xml:space="preserve">• </w:t><w:tab/></w:r><w:r><w:rPr><w:b/></w:rPr><w:t xml:space="preserve">Mức độ Biết (40%):</w:t></w:r><w:r><w:t xml:space="preserve"> Tập trung vào việc kiểm tra khả năng nhận diện, ghi nhớ các khái niệm, công thức cơ bản về tọa độ điểm, vector, tích vô hướng, tích có hướng, phương trình mặt cầu, vector pháp tuyến của mặt phẳng, vector chỉ phương của đường thẳng. Các câu hỏi ở mức độ này thường là trắc nghiệm trực tiếp.</w:t></w:r></w:p><w:p><w:pPr>
-<w:jc w:val="both"/>
-<w:tabs><w:tab w:val="left" w:pos="720"/></w:tabs>
-<w:ind w:left="720" w:hanging="360"/>
-<w:spacing w:after="60"/>
-</w:pPr><w:r><w:t xml:space="preserve">• </w:t><w:tab/></w:r><w:r><w:rPr><w:b/></w:rPr><w:t xml:space="preserve">Mức độ Hiểu (30%):</w:t></w:r><w:r><w:t xml:space="preserve"> Đánh giá khả năng giải thích, diễn đạt, vận dụng các khái niệm, công thức đã biết vào các tình huống đơn giản hơn, như viết phương trình mặt phẳng, đường thẳng khi biết đủ các yếu tố cơ bản, xác định vị trí tương đối đơn giản.</w:t></w:r></w:p><w:p><w:pPr>
-<w:jc w:val="both"/>
-<w:tabs><w:tab w:val="left" w:pos="720"/></w:tabs>
-<w:ind w:left="720" w:hanging="360"/>
-<w:spacing w:after="60"/>
-</w:pPr><w:r><w:t xml:space="preserve">• </w:t><w:tab/></w:r><w:r><w:rPr><w:b/></w:rPr><w:t xml:space="preserve">Mức độ Vận dụng (20%):</w:t></w:r><w:r><w:t xml:space="preserve"> Yêu cầu học sinh sử dụng kiến thức, kỹ năng đã học để giải quyết các bài toán có tính tổng hợp hơn, đòi hỏi suy luận và kết nối các kiến thức khác nhau, ví dụ như tìm hình chiếu của điểm, tính khoảng cách, góc trong các trường hợp cụ thể.</w:t></w:r></w:p><w:p><w:pPr>
-<w:jc w:val="both"/>
-<w:tabs><w:tab w:val="left" w:pos="720"/></w:tabs>
-<w:ind w:left="720" w:hanging="360"/>
-<w:spacing w:after="60"/>
-</w:pPr><w:r><w:t xml:space="preserve">• </w:t><w:tab/></w:r><w:r><w:rPr><w:b/></w:rPr><w:t xml:space="preserve">Mức độ Vận dụng cao (10%):</w:t></w:r><w:r><w:t xml:space="preserve"> Kiểm tra khả năng tư duy sáng tạo, phân tích tổng hợp để giải quyết các bài toán phức tạp, đòi hỏi nhiều bước suy luận, hoặc các bài toán có yếu tố cực trị, khoảng cách giữa các đối tượng hình học phức tạp như khoảng cách giữa hai đường thẳng chéo nhau.</w:t></w:r></w:p><w:p>
-<w:pPr>
-<w:jc w:val="both"/>
-<w:ind w:firstLine="720"/>
-<w:spacing w:line="360" w:lineRule="auto" w:after="120"/>
-</w:pPr>
-<w:r><w:rPr><w:b/></w:rPr><w:t xml:space="preserve">II. ĐỀ KIỂM TRA MINH HỌA</w:t></w:r>
-</w:p><w:p>
-<w:pPr>
-<w:jc w:val="both"/>
-<w:ind w:firstLine="720"/>
-<w:spacing w:line="360" w:lineRule="auto" w:after="120"/>
-</w:pPr>
-<w:r><w:rPr><w:b/></w:rPr><w:t xml:space="preserve">Môn:</w:t></w:r><w:r><w:t xml:space="preserve"> TOÁN 12 </w:t></w:r><w:r><w:rPr><w:b/></w:rPr><w:t xml:space="preserve">Chủ đề:</w:t></w:r><w:r><w:t xml:space="preserve"> PHƯƠNG PHÁP TỌA ĐỘ TRONG KHÔNG GIAN </w:t></w:r><w:r><w:rPr><w:b/></w:rPr><w:t xml:space="preserve">Thời gian:</w:t></w:r><w:r><w:t xml:space="preserve"> 45 phút</w:t></w:r>
-</w:p><w:p>
-<w:pPr>
-<w:jc w:val="both"/>
-<w:ind w:firstLine="720"/>
-<w:spacing w:line="360" w:lineRule="auto" w:after="120"/>
-</w:pPr>
-<w:r><w:rPr><w:b/></w:rPr><w:t xml:space="preserve">Họ và tên học sinh:</w:t></w:r><w:r><w:t xml:space="preserve"> ..................................................... </w:t></w:r><w:r><w:rPr><w:b/></w:rPr><w:t xml:space="preserve">Lớp:</w:t></w:r><w:r><w:t xml:space="preserve"> ................</w:t></w:r>
-</w:p><w:p><w:r><w:br w:type="page"/></w:r></w:p><w:p>
-<w:pPr>
-<w:jc w:val="both"/>
-<w:ind w:firstLine="720"/>
-<w:spacing w:line="360" w:lineRule="auto" w:after="120"/>
-</w:pPr>
-<w:r><w:rPr><w:b/></w:rPr><w:t xml:space="preserve">PHẦN I. TRẮC NGHIỆM (5.0 điểm)</w:t></w:r><w:r><w:t xml:space="preserve"> </w:t></w:r><w:r><w:rPr><w:i/></w:rPr><w:t xml:space="preserve">Mỗi câu trả lời đúng được 0.5 điểm.</w:t></w:r>
-</w:p><w:p>
-<w:pPr>
-<w:jc w:val="both"/>
-<w:ind w:firstLine="720"/>
-<w:spacing w:line="360" w:lineRule="auto" w:after="120"/>
-</w:pPr>
-<w:r><w:rPr><w:b/></w:rPr><w:t xml:space="preserve">Câu 1 (Biết):</w:t></w:r><w:r><w:t xml:space="preserve"> Trong không gian </w:t></w:r><w:r><w:rPr><w:rFonts w:ascii="Cambria Math" w:hAnsi="Cambria Math"/><w:i/><w:sz w:val="26"/></w:rPr><w:t xml:space="preserve">$Oxyz$</w:t></w:r><w:r><w:t xml:space="preserve">, cho hai điểm </w:t></w:r><w:r><w:rPr><w:rFonts w:ascii="Cambria Math" w:hAnsi="Cambria Math"/><w:i/><w:sz w:val="26"/></w:rPr><w:t xml:space="preserve">$A(1; -2; 3)$</w:t></w:r><w:r><w:t xml:space="preserve"> và </w:t></w:r><w:r><w:rPr><w:rFonts w:ascii="Cambria Math" w:hAnsi="Cambria Math"/><w:i/><w:sz w:val="26"/></w:rPr><w:t xml:space="preserve">$B(3; 0; -1)$</w:t></w:r><w:r><w:t xml:space="preserve">. Tọa độ của vectơ </w:t></w:r><w:r><w:rPr><w:rFonts w:ascii="Cambria Math" w:hAnsi="Cambria Math"/><w:i/><w:sz w:val="26"/></w:rPr><w:t xml:space="preserve">$\vec{AB}$</w:t></w:r><w:r><w:t xml:space="preserve"> là: A. </w:t></w:r><w:r><w:rPr><w:rFonts w:ascii="Cambria Math" w:hAnsi="Cambria Math"/><w:i/><w:sz w:val="26"/></w:rPr><w:t xml:space="preserve">$(2; 2; -4)$</w:t></w:r><w:r><w:t xml:space="preserve">          B. </w:t></w:r><w:r><w:rPr><w:rFonts w:ascii="Cambria Math" w:hAnsi="Cambria Math"/><w:i/><w:sz w:val="26"/></w:rPr><w:t xml:space="preserve">$(-2; -2; 4)$</w:t></w:r><w:r><w:t xml:space="preserve">         C. </w:t></w:r><w:r><w:rPr><w:rFonts w:ascii="Cambria Math" w:hAnsi="Cambria Math"/><w:i/><w:sz w:val="26"/></w:rPr><w:t xml:space="preserve">$(4; -2; 2)$</w:t></w:r><w:r><w:t xml:space="preserve">          D. </w:t></w:r><w:r><w:rPr><w:rFonts w:ascii="Cambria Math" w:hAnsi="Cambria Math"/><w:i/><w:sz w:val="26"/></w:rPr><w:t xml:space="preserve">$(2; -2; 4)$</w:t></w:r>
-</w:p><w:p>
-<w:pPr>
-<w:jc w:val="both"/>
-<w:ind w:firstLine="720"/>
-<w:spacing w:line="360" w:lineRule="auto" w:after="120"/>
-</w:pPr>
-<w:r><w:rPr><w:b/></w:rPr><w:t xml:space="preserve">Câu 2 (Biết):</w:t></w:r><w:r><w:t xml:space="preserve"> Trong không gian </w:t></w:r><w:r><w:rPr><w:rFonts w:ascii="Cambria Math" w:hAnsi="Cambria Math"/><w:i/><w:sz w:val="26"/></w:rPr><w:t xml:space="preserve">$Oxyz$</w:t></w:r><w:r><w:t xml:space="preserve">, cho vectơ </w:t></w:r><w:r><w:rPr><w:rFonts w:ascii="Cambria Math" w:hAnsi="Cambria Math"/><w:i/><w:sz w:val="26"/></w:rPr><w:t xml:space="preserve">$\vec{a} = (1; -2; 0)$</w:t></w:r><w:r><w:t xml:space="preserve"> và </w:t></w:r><w:r><w:rPr><w:rFonts w:ascii="Cambria Math" w:hAnsi="Cambria Math"/><w:i/><w:sz w:val="26"/></w:rPr><w:t xml:space="preserve">$\vec{b} = (3; 1; -1)$</w:t></w:r><w:r><w:t xml:space="preserve">. Tích vô hướng </w:t></w:r><w:r><w:rPr><w:rFonts w:ascii="Cambria Math" w:hAnsi="Cambria Math"/><w:i/><w:sz w:val="26"/></w:rPr><w:t xml:space="preserve">$\vec{a}.\vec{b}$</w:t></w:r><w:r><w:t xml:space="preserve"> bằng: A. </w:t></w:r><w:r><w:rPr><w:rFonts w:ascii="Cambria Math" w:hAnsi="Cambria Math"/><w:i/><w:sz w:val="26"/></w:rPr><w:t xml:space="preserve">$1$</w:t></w:r><w:r><w:t xml:space="preserve">                   B. </w:t></w:r><w:r><w:rPr><w:rFonts w:ascii="Cambria Math" w:hAnsi="Cambria Math"/><w:i/><w:sz w:val="26"/></w:rPr><w:t xml:space="preserve">$-1$</w:t></w:r><w:r><w:t xml:space="preserve">                  C. </w:t></w:r><w:r><w:rPr><w:rFonts w:ascii="Cambria Math" w:hAnsi="Cambria Math"/><w:i/><w:sz w:val="26"/></w:rPr><w:t xml:space="preserve">$5$</w:t></w:r><w:r><w:t xml:space="preserve">                   D. </w:t></w:r><w:r><w:rPr><w:rFonts w:ascii="Cambria Math" w:hAnsi="Cambria Math"/><w:i/><w:sz w:val="26"/></w:rPr><w:t xml:space="preserve">$-5$</w:t></w:r>
-</w:p><w:p>
-<w:pPr>
-<w:jc w:val="both"/>
-<w:ind w:firstLine="720"/>
-<w:spacing w:line="360" w:lineRule="auto" w:after="120"/>
-</w:pPr>
-<w:r><w:rPr><w:b/></w:rPr><w:t xml:space="preserve">Câu 3 (Biết):</w:t></w:r><w:r><w:t xml:space="preserve"> Trong không gian </w:t></w:r><w:r><w:rPr><w:rFonts w:ascii="Cambria Math" w:hAnsi="Cambria Math"/><w:i/><w:sz w:val="26"/></w:rPr><w:t xml:space="preserve">$Oxyz$</w:t></w:r><w:r><w:t xml:space="preserve">, cho vectơ </w:t></w:r><w:r><w:rPr><w:rFonts w:ascii="Cambria Math" w:hAnsi="Cambria Math"/><w:i/><w:sz w:val="26"/></w:rPr><w:t xml:space="preserve">$\vec{u} = (1; 0; -2)$</w:t></w:r><w:r><w:t xml:space="preserve"> và </w:t></w:r><w:r><w:rPr><w:rFonts w:ascii="Cambria Math" w:hAnsi="Cambria Math"/><w:i/><w:sz w:val="26"/></w:rPr><w:t xml:space="preserve">$\vec{v} = (0; 1; 3)$</w:t></w:r><w:r><w:t xml:space="preserve">. Tọa độ của vectơ tích có hướng </w:t></w:r><w:r><w:rPr><w:rFonts w:ascii="Cambria Math" w:hAnsi="Cambria Math"/><w:i/><w:sz w:val="26"/></w:rPr><w:t xml:space="preserve">$[\vec{u}, \vec{v}]$</w:t></w:r><w:r><w:t xml:space="preserve"> là: A. </w:t></w:r><w:r><w:rPr><w:rFonts w:ascii="Cambria Math" w:hAnsi="Cambria Math"/><w:i/><w:sz w:val="26"/></w:rPr><w:t xml:space="preserve">$(2; -3; 1)$</w:t></w:r><w:r><w:t xml:space="preserve">          B. </w:t></w:r><w:r><w:rPr><w:rFonts w:ascii="Cambria Math" w:hAnsi="Cambria Math"/><w:i/><w:sz w:val="26"/></w:rPr><w:t xml:space="preserve">$(-2; 3; 1)$</w:t></w:r><w:r><w:t xml:space="preserve">          C. </w:t></w:r><w:r><w:rPr><w:rFonts w:ascii="Cambria Math" w:hAnsi="Cambria Math"/><w:i/><w:sz w:val="26"/></w:rPr><w:t xml:space="preserve">$(2; 3; 1)$</w:t></w:r><w:r><w:t xml:space="preserve">           D. </w:t></w:r><w:r><w:rPr><w:rFonts w:ascii="Cambria Math" w:hAnsi="Cambria Math"/><w:i/><w:sz w:val="26"/></w:rPr><w:t xml:space="preserve">$(2; -3; -1)$</w:t></w:r>
-</w:p><w:p>
-<w:pPr>
-<w:jc w:val="both"/>
-<w:ind w:firstLine="720"/>
-<w:spacing w:line="360" w:lineRule="auto" w:after="120"/>
-</w:pPr>
-<w:r><w:rPr><w:b/></w:rPr><w:t xml:space="preserve">Câu 4 (Biết):</w:t></w:r><w:r><w:t xml:space="preserve"> Trong không gian </w:t></w:r><w:r><w:rPr><w:rFonts w:ascii="Cambria Math" w:hAnsi="Cambria Math"/><w:i/><w:sz w:val="26"/></w:rPr><w:t xml:space="preserve">$Oxyz$</w:t></w:r><w:r><w:t xml:space="preserve">, phương trình mặt cầu tâm </w:t></w:r><w:r><w:rPr><w:rFonts w:ascii="Cambria Math" w:hAnsi="Cambria Math"/><w:i/><w:sz w:val="26"/></w:rPr><w:t xml:space="preserve">$I(1; -2; 0)$</w:t></w:r><w:r><w:t xml:space="preserve"> và bán kính </w:t></w:r><w:r><w:rPr><w:rFonts w:ascii="Cambria Math" w:hAnsi="Cambria Math"/><w:i/><w:sz w:val="26"/></w:rPr><w:t xml:space="preserve">$R=3$</w:t></w:r><w:r><w:t xml:space="preserve"> là: A. </w:t></w:r><w:r><w:rPr><w:rFonts w:ascii="Cambria Math" w:hAnsi="Cambria Math"/><w:i/><w:sz w:val="26"/></w:rPr><w:t xml:space="preserve">$(x-1)^2 + (y+2)^2 + z^2 = 3$</w:t></w:r><w:r><w:t xml:space="preserve"> B. </w:t></w:r><w:r><w:rPr><w:rFonts w:ascii="Cambria Math" w:hAnsi="Cambria Math"/><w:i/><w:sz w:val="26"/></w:rPr><w:t xml:space="preserve">$(x+1)^2 + (y-2)^2 + z^2 = 9$</w:t></w:r>
-</w:p><w:p>
-<w:pPr>
-<w:pStyle w:val="Heading1"/>
-<w:jc w:val="left"/>
-<w:spacing w:before="240" w:after="120" w:line="360" w:lineRule="auto"/>
-</w:pPr>
-<w:r><w:rPr><w:rFonts w:ascii="Cambria Math" w:hAnsi="Cambria Math"/><w:i/><w:sz w:val="26"/></w:rPr><w:t xml:space="preserve">$(x-1)^2 + (y+2)^2 + z^2 = 9$</w:t></w:r>
-</w:p><w:p>
-<w:pPr>
-<w:jc w:val="both"/>
-<w:ind w:firstLine="720"/>
-<w:spacing w:line="360" w:lineRule="auto" w:after="120"/>
-</w:pPr>
-<w:r><w:t xml:space="preserve">D. </w:t></w:r><w:r><w:rPr><w:rFonts w:ascii="Cambria Math" w:hAnsi="Cambria Math"/><w:i/><w:sz w:val="26"/></w:rPr><w:t xml:space="preserve">$(x+1)^2 + (y-2)^2 + z^2 = 3$</w:t></w:r>
-</w:p><w:p>
-<w:pPr>
-<w:jc w:val="both"/>
-<w:ind w:firstLine="720"/>
-<w:spacing w:line="360" w:lineRule="auto" w:after="120"/>
-</w:pPr>
-<w:r><w:rPr><w:b/></w:rPr><w:t xml:space="preserve">Câu 5 (Biết):</w:t></w:r><w:r><w:t xml:space="preserve"> Trong không gian </w:t></w:r><w:r><w:rPr><w:rFonts w:ascii="Cambria Math" w:hAnsi="Cambria Math"/><w:i/><w:sz w:val="26"/></w:rPr><w:t xml:space="preserve">$Oxyz$</w:t></w:r><w:r><w:t xml:space="preserve">, mặt phẳng </w:t></w:r><w:r><w:rPr><w:rFonts w:ascii="Cambria Math" w:hAnsi="Cambria Math"/><w:i/><w:sz w:val="26"/></w:rPr><w:t xml:space="preserve">$(P): 2x - y + 3z - 4 = 0$</w:t></w:r><w:r><w:t xml:space="preserve"> có một vectơ pháp tuyến là: A. </w:t></w:r><w:r><w:rPr><w:rFonts w:ascii="Cambria Math" w:hAnsi="Cambria Math"/><w:i/><w:sz w:val="26"/></w:rPr><w:t xml:space="preserve">$\vec{n} = (2; 1; 3)$</w:t></w:r><w:r><w:t xml:space="preserve"> B. </w:t></w:r><w:r><w:rPr><w:rFonts w:ascii="Cambria Math" w:hAnsi="Cambria Math"/><w:i/><w:sz w:val="26"/></w:rPr><w:t xml:space="preserve">$\vec{n} = (-2; 1; -3)$</w:t></w:r><w:r><w:t xml:space="preserve"> C. </w:t></w:r><w:r><w:rPr><w:rFonts w:ascii="Cambria Math" w:hAnsi="Cambria Math"/><w:i/><w:sz w:val="26"/></w:rPr><w:t xml:space="preserve">$\vec{n} = (2; -1; 3)$</w:t></w:r><w:r><w:t xml:space="preserve"> D. </w:t></w:r><w:r><w:rPr><w:rFonts w:ascii="Cambria Math" w:hAnsi="Cambria Math"/><w:i/><w:sz w:val="26"/></w:rPr><w:t xml:space="preserve">$\vec{n} = (2; -1; -3)$</w:t></w:r>
-</w:p><w:p>
-<w:pPr>
-<w:jc w:val="both"/>
-<w:ind w:firstLine="720"/>
-<w:spacing w:line="360" w:lineRule="auto" w:after="120"/>
-</w:pPr>
-<w:r><w:rPr><w:b/></w:rPr><w:t xml:space="preserve">Câu 6 (Biết):</w:t></w:r><w:r><w:t xml:space="preserve"> Trong không gian </w:t></w:r><w:r><w:rPr><w:rFonts w:ascii="Cambria Math" w:hAnsi="Cambria Math"/><w:i/><w:sz w:val="26"/></w:rPr><w:t xml:space="preserve">$Oxyz$</w:t></w:r><w:r><w:t xml:space="preserve">, đường thẳng </w:t></w:r><w:r><w:rPr><w:rFonts w:ascii="Cambria Math" w:hAnsi="Cambria Math"/><w:i/><w:sz w:val="26"/></w:rPr><w:t xml:space="preserve">$d: \frac{x-1}{2} = \frac{y+3}{-1} = \frac{z}{4}$</w:t></w:r><w:r><w:t xml:space="preserve"> có một vectơ chỉ phương là: A. </w:t></w:r><w:r><w:rPr><w:rFonts w:ascii="Cambria Math" w:hAnsi="Cambria Math"/><w:i/><w:sz w:val="26"/></w:rPr><w:t xml:space="preserve">$\vec{u} = (1; -3; 0)$</w:t></w:r><w:r><w:t xml:space="preserve"> B. </w:t></w:r><w:r><w:rPr><w:rFonts w:ascii="Cambria Math" w:hAnsi="Cambria Math"/><w:i/><w:sz w:val="26"/></w:rPr><w:t xml:space="preserve">$\vec{u} = (2; 1; 4)$</w:t></w:r><w:r><w:t xml:space="preserve"> C. </w:t></w:r><w:r><w:rPr><w:rFonts w:ascii="Cambria Math" w:hAnsi="Cambria Math"/><w:i/><w:sz w:val="26"/></w:rPr><w:t xml:space="preserve">$\vec{u} = (-2; 1; -4)$</w:t></w:r><w:r><w:t xml:space="preserve"> D. </w:t></w:r><w:r><w:rPr><w:rFonts w:ascii="Cambria Math" w:hAnsi="Cambria Math"/><w:i/><w:sz w:val="26"/></w:rPr><w:t xml:space="preserve">$\vec{u} = (2; -1; 4)$</w:t></w:r>
-</w:p><w:p>
-<w:pPr>
-<w:jc w:val="both"/>
-<w:ind w:firstLine="720"/>
-<w:spacing w:line="360" w:lineRule="auto" w:after="120"/>
-</w:pPr>
-<w:r><w:rPr><w:b/></w:rPr><w:t xml:space="preserve">Câu 7 (Biết):</w:t></w:r><w:r><w:t xml:space="preserve"> Trong không gian </w:t></w:r><w:r><w:rPr><w:rFonts w:ascii="Cambria Math" w:hAnsi="Cambria Math"/><w:i/><w:sz w:val="26"/></w:rPr><w:t xml:space="preserve">$Oxyz$</w:t></w:r><w:r><w:t xml:space="preserve">, khoảng cách giữa hai điểm </w:t></w:r><w:r><w:rPr><w:rFonts w:ascii="Cambria Math" w:hAnsi="Cambria Math"/><w:i/><w:sz w:val="26"/></w:rPr><w:t xml:space="preserve">$M(1; -1; 2)$</w:t></w:r><w:r><w:t xml:space="preserve"> và </w:t></w:r><w:r><w:rPr><w:rFonts w:ascii="Cambria Math" w:hAnsi="Cambria Math"/><w:i/><w:sz w:val="26"/></w:rPr><w:t xml:space="preserve">$N(3; -1; 0)$</w:t></w:r><w:r><w:t xml:space="preserve"> là: A. </w:t></w:r><w:r><w:rPr><w:rFonts w:ascii="Cambria Math" w:hAnsi="Cambria Math"/><w:i/><w:sz w:val="26"/></w:rPr><w:t xml:space="preserve">$2\sqrt{2}$</w:t></w:r><w:r><w:t xml:space="preserve">           B. </w:t></w:r><w:r><w:rPr><w:rFonts w:ascii="Cambria Math" w:hAnsi="Cambria Math"/><w:i/><w:sz w:val="26"/></w:rPr><w:t xml:space="preserve">$2$</w:t></w:r><w:r><w:t xml:space="preserve">                   C. </w:t></w:r><w:r><w:rPr><w:rFonts w:ascii="Cambria Math" w:hAnsi="Cambria Math"/><w:i/><w:sz w:val="26"/></w:rPr><w:t xml:space="preserve">$4$</w:t></w:r><w:r><w:t xml:space="preserve">                   D. </w:t></w:r><w:r><w:rPr><w:rFonts w:ascii="Cambria Math" w:hAnsi="Cambria Math"/><w:i/><w:sz w:val="26"/></w:rPr><w:t xml:space="preserve">$\sqrt{2}$</w:t></w:r>
-</w:p><w:p>
-<w:pPr>
-<w:jc w:val="both"/>
-<w:ind w:firstLine="720"/>
-<w:spacing w:line="360" w:lineRule="auto" w:after="120"/>
-</w:pPr>
-<w:r><w:rPr><w:b/></w:rPr><w:t xml:space="preserve">Câu 8 (Biết):</w:t></w:r><w:r><w:t xml:space="preserve"> Trong không gian </w:t></w:r><w:r><w:rPr><w:rFonts w:ascii="Cambria Math" w:hAnsi="Cambria Math"/><w:i/><w:sz w:val="26"/></w:rPr><w:t xml:space="preserve">$Oxyz$</w:t></w:r><w:r><w:t xml:space="preserve">, cho hai vectơ </w:t></w:r><w:r><w:rPr><w:rFonts w:ascii="Cambria Math" w:hAnsi="Cambria Math"/><w:i/><w:sz w:val="26"/></w:rPr><w:t xml:space="preserve">$\vec{a} = (m; 2; -1)$</w:t></w:r><w:r><w:t xml:space="preserve"> và </w:t></w:r><w:r><w:rPr><w:rFonts w:ascii="Cambria Math" w:hAnsi="Cambria Math"/><w:i/><w:sz w:val="26"/></w:rPr><w:t xml:space="preserve">$\vec{b} = (1; -1; 3)$</w:t></w:r><w:r><w:t xml:space="preserve">. Để </w:t></w:r><w:r><w:rPr><w:rFonts w:ascii="Cambria Math" w:hAnsi="Cambria Math"/><w:i/><w:sz w:val="26"/></w:rPr><w:t xml:space="preserve">$\vec{a}$</w:t></w:r><w:r><w:t xml:space="preserve"> và </w:t></w:r><w:r><w:rPr><w:rFonts w:ascii="Cambria Math" w:hAnsi="Cambria Math"/><w:i/><w:sz w:val="26"/></w:rPr><w:t xml:space="preserve">$\vec{b}$</w:t></w:r><w:r><w:t xml:space="preserve"> vuông góc với nhau thì giá trị của </w:t></w:r><w:r><w:rPr><w:rFonts w:ascii="Cambria Math" w:hAnsi="Cambria Math"/><w:i/><w:sz w:val="26"/></w:rPr><w:t xml:space="preserve">$m$</w:t></w:r><w:r><w:t xml:space="preserve"> là: A. </w:t></w:r><w:r><w:rPr><w:rFonts w:ascii="Cambria Math" w:hAnsi="Cambria Math"/><w:i/><w:sz w:val="26"/></w:rPr><w:t xml:space="preserve">$1$</w:t></w:r><w:r><w:t xml:space="preserve">                   B. </w:t></w:r><w:r><w:rPr><w:rFonts w:ascii="Cambria Math" w:hAnsi="Cambria Math"/><w:i/><w:sz w:val="26"/></w:rPr><w:t xml:space="preserve">$5$</w:t></w:r><w:r><w:t xml:space="preserve">                   C. </w:t></w:r><w:r><w:rPr><w:rFonts w:ascii="Cambria Math" w:hAnsi="Cambria Math"/><w:i/><w:sz w:val="26"/></w:rPr><w:t xml:space="preserve">$-1$</w:t></w:r><w:r><w:t xml:space="preserve">                  D. </w:t></w:r><w:r><w:rPr><w:rFonts w:ascii="Cambria Math" w:hAnsi="Cambria Math"/><w:i/><w:sz w:val="26"/></w:rPr><w:t xml:space="preserve">$-5$</w:t></w:r>
-</w:p><w:p>
-<w:pPr>
-<w:jc w:val="both"/>
-<w:ind w:firstLine="720"/>
-<w:spacing w:line="360" w:lineRule="auto" w:after="120"/>
-</w:pPr>
-<w:r><w:rPr><w:b/></w:rPr><w:t xml:space="preserve">Câu 9 (Hiểu):</w:t></w:r><w:r><w:t xml:space="preserve"> Trong không gian </w:t></w:r><w:r><w:rPr><w:rFonts w:ascii="Cambria Math" w:hAnsi="Cambria Math"/><w:i/><w:sz w:val="26"/></w:rPr><w:t xml:space="preserve">$Oxyz$</w:t></w:r><w:r><w:t xml:space="preserve">, mặt phẳng đi qua điểm </w:t></w:r><w:r><w:rPr><w:rFonts w:ascii="Cambria Math" w:hAnsi="Cambria Math"/><w:i/><w:sz w:val="26"/></w:rPr><w:t xml:space="preserve">$A(1; 2; -1)$</w:t></w:r><w:r><w:t xml:space="preserve"> và vuông góc với đường thẳng </w:t></w:r><w:r><w:rPr><w:rFonts w:ascii="Cambria Math" w:hAnsi="Cambria Math"/><w:i/><w:sz w:val="26"/></w:rPr><w:t xml:space="preserve">$\Delta: \frac{x-1}{2} = \frac{y}{1} = \frac{z+2}{-3}$</w:t></w:r><w:r><w:t xml:space="preserve"> có phương trình là: A. </w:t></w:r><w:r><w:rPr><w:rFonts w:ascii="Cambria Math" w:hAnsi="Cambria Math"/><w:i/><w:sz w:val="26"/></w:rPr><w:t xml:space="preserve">$2x + y - 3z + 3 = 0$</w:t></w:r><w:r><w:t xml:space="preserve"> B. </w:t></w:r><w:r><w:rPr><w:rFonts w:ascii="Cambria Math" w:hAnsi="Cambria Math"/><w:i/><w:sz w:val="26"/></w:rPr><w:t xml:space="preserve">$2x + y - 3z - 7 = 0$</w:t></w:r>
-</w:p><w:p>
-<w:pPr>
-<w:pStyle w:val="Heading1"/>
-<w:jc w:val="left"/>
-<w:spacing w:before="240" w:after="120" w:line="360" w:lineRule="auto"/>
-</w:pPr>
-<w:r><w:rPr><w:rFonts w:ascii="Cambria Math" w:hAnsi="Cambria Math"/><w:i/><w:sz w:val="26"/></w:rPr><w:t xml:space="preserve">$2x + y - 3z - 3 = 0$</w:t></w:r>
-</w:p><w:p>
-<w:pPr>
-<w:jc w:val="both"/>
-<w:ind w:firstLine="720"/>
-<w:spacing w:line="360" w:lineRule="auto" w:after="120"/>
-</w:pPr>
-<w:r><w:t xml:space="preserve">D. </w:t></w:r><w:r><w:rPr><w:rFonts w:ascii="Cambria Math" w:hAnsi="Cambria Math"/><w:i/><w:sz w:val="26"/></w:rPr><w:t xml:space="preserve">$2x + y - 3z + 7 = 0$</w:t></w:r>
-</w:p><w:p>
-<w:pPr>
-<w:jc w:val="both"/>
-<w:ind w:firstLine="720"/>
-<w:spacing w:line="360" w:lineRule="auto" w:after="120"/>
-</w:pPr>
-<w:r><w:rPr><w:b/></w:rPr><w:t xml:space="preserve">Câu 10 (Hiểu):</w:t></w:r><w:r><w:t xml:space="preserve"> Trong không gian </w:t></w:r><w:r><w:rPr><w:rFonts w:ascii="Cambria Math" w:hAnsi="Cambria Math"/><w:i/><w:sz w:val="26"/></w:rPr><w:t xml:space="preserve">$Oxyz$</w:t></w:r><w:r><w:t xml:space="preserve">, đường thẳng đi qua điểm </w:t></w:r><w:r><w:rPr><w:rFonts w:ascii="Cambria Math" w:hAnsi="Cambria Math"/><w:i/><w:sz w:val="26"/></w:rPr><w:t xml:space="preserve">$M(1; 0; -2)$</w:t></w:r><w:r><w:t xml:space="preserve"> và song song với mặt phẳng </w:t></w:r><w:r><w:rPr><w:rFonts w:ascii="Cambria Math" w:hAnsi="Cambria Math"/><w:i/><w:sz w:val="26"/></w:rPr><w:t xml:space="preserve">$(P): x + 2y - z + 1 = 0$</w:t></w:r><w:r><w:t xml:space="preserve"> có phương trình tham số là: A. </w:t></w:r><w:r><w:rPr><w:rFonts w:ascii="Cambria Math" w:hAnsi="Cambria Math"/><w:i/><w:sz w:val="26"/></w:rPr><w:t xml:space="preserve">$\begin{cases} x = 1+t \\ y = 2t \\ z = -2-t \end{cases}$</w:t></w:r><w:r><w:t xml:space="preserve">     B. </w:t></w:r><w:r><w:rPr><w:rFonts w:ascii="Cambria Math" w:hAnsi="Cambria Math"/><w:i/><w:sz w:val="26"/></w:rPr><w:t xml:space="preserve">$\begin{cases} x = 1+t \\ y = 0 \\ z = -2+t \end{cases}$</w:t></w:r>
-</w:p><w:p>
-<w:pPr>
-<w:pStyle w:val="Heading1"/>
-<w:jc w:val="left"/>
-<w:spacing w:before="240" w:after="120" w:line="360" w:lineRule="auto"/>
-</w:pPr>
-<w:r><w:rPr><w:rFonts w:ascii="Cambria Math" w:hAnsi="Cambria Math"/><w:i/><w:sz w:val="26"/></w:rPr><w:t xml:space="preserve">$\begin{cases} x = 1+2t \\ y = t \\ z = -2-t \end{cases}$</w:t></w:r><w:r><w:t xml:space="preserve">   D. </w:t></w:r><w:r><w:rPr><w:rFonts w:ascii="Cambria Math" w:hAnsi="Cambria Math"/><w:i/><w:sz w:val="26"/></w:rPr><w:t xml:space="preserve">$\begin{cases} x = 1+t \\ y = t \\ z = -2+3t \end{cases}$</w:t></w:r>
-</w:p><w:p><w:r><w:br w:type="page"/></w:r></w:p><w:p>
-<w:pPr>
-<w:jc w:val="both"/>
-<w:ind w:firstLine="720"/>
-<w:spacing w:line="360" w:lineRule="auto" w:after="120"/>
-</w:pPr>
-<w:r><w:rPr><w:b/></w:rPr><w:t xml:space="preserve">PHẦN II. TỰ LUẬN (5.0 điểm)</w:t></w:r>
-</w:p><w:p>
-<w:pPr>
-<w:jc w:val="both"/>
-<w:ind w:firstLine="720"/>
-<w:spacing w:line="360" w:lineRule="auto" w:after="120"/>
-</w:pPr>
-<w:r><w:rPr><w:b/></w:rPr><w:t xml:space="preserve">Câu 1 (2.5 điểm):</w:t></w:r><w:r><w:t xml:space="preserve"> Trong không gian </w:t></w:r><w:r><w:rPr><w:rFonts w:ascii="Cambria Math" w:hAnsi="Cambria Math"/><w:i/><w:sz w:val="26"/></w:rPr><w:t xml:space="preserve">$Oxyz$</w:t></w:r><w:r><w:t xml:space="preserve">, cho điểm </w:t></w:r><w:r><w:rPr><w:rFonts w:ascii="Cambria Math" w:hAnsi="Cambria Math"/><w:i/><w:sz w:val="26"/></w:rPr><w:t xml:space="preserve">$A(1; 2; 3)$</w:t></w:r><w:r><w:t xml:space="preserve"> và mặt phẳng </w:t></w:r><w:r><w:rPr><w:rFonts w:ascii="Cambria Math" w:hAnsi="Cambria Math"/><w:i/><w:sz w:val="26"/></w:rPr><w:t xml:space="preserve">$(P): x - 2y + z - 1 = 0$</w:t></w:r><w:r><w:t xml:space="preserve">. a) (Hiểu - 2.0 điểm) Viết phương trình đường thẳng </w:t></w:r><w:r><w:rPr><w:rFonts w:ascii="Cambria Math" w:hAnsi="Cambria Math"/><w:i/><w:sz w:val="26"/></w:rPr><w:t xml:space="preserve">$d$</w:t></w:r><w:r><w:t xml:space="preserve"> đi qua </w:t></w:r><w:r><w:rPr><w:rFonts w:ascii="Cambria Math" w:hAnsi="Cambria Math"/><w:i/><w:sz w:val="26"/></w:rPr><w:t xml:space="preserve">$A$</w:t></w:r><w:r><w:t xml:space="preserve"> và vuông góc với mặt phẳng </w:t></w:r><w:r><w:rPr><w:rFonts w:ascii="Cambria Math" w:hAnsi="Cambria Math"/><w:i/><w:sz w:val="26"/></w:rPr><w:t xml:space="preserve">$(P)$</w:t></w:r><w:r><w:t xml:space="preserve">. b) (Vận dụng - 0.5 điểm) Tìm tọa độ giao điểm </w:t></w:r><w:r><w:rPr><w:rFonts w:ascii="Cambria Math" w:hAnsi="Cambria Math"/><w:i/><w:sz w:val="26"/></w:rPr><w:t xml:space="preserve">$H$</w:t></w:r><w:r><w:t xml:space="preserve"> của đường thẳng </w:t></w:r><w:r><w:rPr><w:rFonts w:ascii="Cambria Math" w:hAnsi="Cambria Math"/><w:i/><w:sz w:val="26"/></w:rPr><w:t xml:space="preserve">$d$</w:t></w:r><w:r><w:t xml:space="preserve"> và mặt phẳng </w:t></w:r><w:r><w:rPr><w:rFonts w:ascii="Cambria Math" w:hAnsi="Cambria Math"/><w:i/><w:sz w:val="26"/></w:rPr><w:t xml:space="preserve">$(P)$</w:t></w:r><w:r><w:t xml:space="preserve">.</w:t></w:r>
-</w:p><w:p>
-<w:pPr>
-<w:jc w:val="both"/>
-<w:ind w:firstLine="720"/>
-<w:spacing w:line="360" w:lineRule="auto" w:after="120"/>
-</w:pPr>
-<w:r><w:rPr><w:b/></w:rPr><w:t xml:space="preserve">Câu 2 (2.5 điểm):</w:t></w:r><w:r><w:t xml:space="preserve"> Trong không gian </w:t></w:r><w:r><w:rPr><w:rFonts w:ascii="Cambria Math" w:hAnsi="Cambria Math"/><w:i/><w:sz w:val="26"/></w:rPr><w:t xml:space="preserve">$Oxyz$</w:t></w:r><w:r><w:t xml:space="preserve">, cho đường thẳng </w:t></w:r><w:r><w:rPr><w:rFonts w:ascii="Cambria Math" w:hAnsi="Cambria Math"/><w:i/><w:sz w:val="26"/></w:rPr><w:t xml:space="preserve">$d: \frac{x-1}{2} = \frac{y}{1} = \frac{z+1}{-1}$</w:t></w:r><w:r><w:t xml:space="preserve"> và điểm </w:t></w:r><w:r><w:rPr><w:rFonts w:ascii="Cambria Math" w:hAnsi="Cambria Math"/><w:i/><w:sz w:val="26"/></w:rPr><w:t xml:space="preserve">$M(1; 2; 0)$</w:t></w:r><w:r><w:t xml:space="preserve">. a) (Vận dụng - 1.5 điểm) Viết phương trình mặt phẳng </w:t></w:r><w:r><w:rPr><w:rFonts w:ascii="Cambria Math" w:hAnsi="Cambria Math"/><w:i/><w:sz w:val="26"/></w:rPr><w:t xml:space="preserve">$(Q)$</w:t></w:r><w:r><w:t xml:space="preserve"> chứa đường thẳng </w:t></w:r><w:r><w:rPr><w:rFonts w:ascii="Cambria Math" w:hAnsi="Cambria Math"/><w:i/><w:sz w:val="26"/></w:rPr><w:t xml:space="preserve">$d$</w:t></w:r><w:r><w:t xml:space="preserve"> và đi qua điểm </w:t></w:r><w:r><w:rPr><w:rFonts w:ascii="Cambria Math" w:hAnsi="Cambria Math"/><w:i/><w:sz w:val="26"/></w:rPr><w:t xml:space="preserve">$M$</w:t></w:r><w:r><w:t xml:space="preserve">. b) (Vận dụng cao - 1.0 điểm) Cho hai đường thẳng </w:t></w:r><w:r><w:rPr><w:rFonts w:ascii="Cambria Math" w:hAnsi="Cambria Math"/><w:i/><w:sz w:val="26"/></w:rPr><w:t xml:space="preserve">$d_1: \frac{x-1}{2} = \frac{y}{1} = \frac{z+1}{-1}$</w:t></w:r><w:r><w:t xml:space="preserve"> và </w:t></w:r><w:r><w:rPr><w:rFonts w:ascii="Cambria Math" w:hAnsi="Cambria Math"/><w:i/><w:sz w:val="26"/></w:rPr><w:t xml:space="preserve">$d_2: \frac{x}{1} = \frac{y-1}{-2} = \frac{z-2}{1}$</w:t></w:r><w:r><w:t xml:space="preserve">. Tính khoảng cách giữa hai đường thẳng </w:t></w:r><w:r><w:rPr><w:rFonts w:ascii="Cambria Math" w:hAnsi="Cambria Math"/><w:i/><w:sz w:val="26"/></w:rPr><w:t xml:space="preserve">$d_1$</w:t></w:r><w:r><w:t xml:space="preserve"> và </w:t></w:r><w:r><w:rPr><w:rFonts w:ascii="Cambria Math" w:hAnsi="Cambria Math"/><w:i/><w:sz w:val="26"/></w:rPr><w:t xml:space="preserve">$d_2$</w:t></w:r><w:r><w:t xml:space="preserve">.</w:t></w:r>
-</w:p><w:p><w:r><w:br w:type="page"/></w:r></w:p><w:p>
-<w:pPr>
-<w:jc w:val="both"/>
-<w:ind w:firstLine="720"/>
-<w:spacing w:line="360" w:lineRule="auto" w:after="120"/>
-</w:pPr>
-<w:r><w:rPr><w:b/></w:rPr><w:t xml:space="preserve">ĐÁP ÁN VÀ THANG ĐIỂM</w:t></w:r>
-</w:p><w:p>
-<w:pPr>
-<w:jc w:val="both"/>
-<w:ind w:firstLine="720"/>
-<w:spacing w:line="360" w:lineRule="auto" w:after="120"/>
-</w:pPr>
-<w:r><w:rPr><w:b/></w:rPr><w:t xml:space="preserve">PHẦN I. TRẮC NGHIỆM (5.0 điểm)</w:t></w:r><w:r><w:t xml:space="preserve"> </w:t></w:r><w:r><w:rPr><w:i/></w:rPr><w:t xml:space="preserve">Mỗi câu trả lời đúng được 0.5 điểm.</w:t></w:r>
-</w:p><w:tbl><w:tblPr><w:tblW w:w="9360" w:type="dxa"/><w:tblBorders><w:top w:val="single" w:sz="4" w:space="0" w:color="000000"/><w:left w:val="single" w:sz="4" w:space="0" w:color="000000"/><w:bottom w:val="single" w:sz="4" w:space="0" w:color="000000"/><w:right w:val="single" w:sz="4" w:space="0" w:color="000000"/><w:insideH w:val="single" w:sz="4" w:space="0" w:color="000000"/><w:insideV w:val="single" w:sz="4" w:space="0" w:color="000000"/></w:tblBorders><w:tblLook w:val="04A0"/></w:tblPr><w:tblGrid><w:gridCol w:w="4680"/><w:gridCol w:w="4680"/></w:tblGrid><w:tr><w:tc><w:tcPr><w:tcW w:w="4680" w:type="dxa"/><w:shd w:val="clear" w:color="auto" w:fill="D5E8F0"/></w:tcPr><w:p><w:pPr><w:jc w:val="center"/></w:pPr><w:r><w:t xml:space="preserve">Câu</w:t></w:r></w:p></w:tc><w:tc><w:tcPr><w:tcW w:w="4680" w:type="dxa"/><w:shd w:val="clear" w:color="auto" w:fill="D5E8F0"/></w:tcPr><w:p><w:pPr><w:jc w:val="center"/></w:pPr><w:r><w:t xml:space="preserve">Đáp án</w:t></w:r></w:p></w:tc></w:tr><w:tr><w:tc><w:tcPr><w:tcW w:w="4680" w:type="dxa"/></w:tcPr><w:p><w:pPr><w:jc w:val="center"/></w:pPr><w:r><w:t xml:space="preserve">1</w:t></w:r></w:p></w:tc><w:tc><w:tcPr><w:tcW w:w="4680" w:type="dxa"/></w:tcPr><w:p><w:pPr><w:jc w:val="center"/></w:pPr><w:r><w:t xml:space="preserve">A</w:t></w:r></w:p></w:tc></w:tr><w:tr><w:tc><w:tcPr><w:tcW w:w="4680" w:type="dxa"/></w:tcPr><w:p><w:pPr><w:jc w:val="center"/></w:pPr><w:r><w:t xml:space="preserve">2</w:t></w:r></w:p></w:tc><w:tc><w:tcPr><w:tcW w:w="4680" w:type="dxa"/></w:tcPr><w:p><w:pPr><w:jc w:val="center"/></w:pPr><w:r><w:t xml:space="preserve">B</w:t></w:r></w:p></w:tc></w:tr><w:tr><w:tc><w:tcPr><w:tcW w:w="4680" w:type="dxa"/></w:tcPr><w:p><w:pPr><w:jc w:val="center"/></w:pPr><w:r><w:t xml:space="preserve">3</w:t></w:r></w:p></w:tc><w:tc><w:tcPr><w:tcW w:w="4680" w:type="dxa"/></w:tcPr><w:p><w:pPr><w:jc w:val="center"/></w:pPr><w:r><w:t xml:space="preserve">A</w:t></w:r></w:p></w:tc></w:tr><w:tr><w:tc><w:tcPr><w:tcW w:w="4680" w:type="dxa"/></w:tcPr><w:p><w:pPr><w:jc w:val="center"/></w:pPr><w:r><w:t xml:space="preserve">4</w:t></w:r></w:p></w:tc><w:tc><w:tcPr><w:tcW w:w="4680" w:type="dxa"/></w:tcPr><w:p><w:pPr><w:jc w:val="center"/></w:pPr><w:r><w:t xml:space="preserve">C</w:t></w:r></w:p></w:tc></w:tr><w:tr><w:tc><w:tcPr><w:tcW w:w="4680" w:type="dxa"/></w:tcPr><w:p><w:pPr><w:jc w:val="center"/></w:pPr><w:r><w:t xml:space="preserve">5</w:t></w:r></w:p></w:tc><w:tc><w:tcPr><w:tcW w:w="4680" w:type="dxa"/></w:tcPr><w:p><w:pPr><w:jc w:val="center"/></w:pPr><w:r><w:t xml:space="preserve">C</w:t></w:r></w:p></w:tc></w:tr><w:tr><w:tc><w:tcPr><w:tcW w:w="4680" w:type="dxa"/></w:tcPr><w:p><w:pPr><w:jc w:val="center"/></w:pPr><w:r><w:t xml:space="preserve">6</w:t></w:r></w:p></w:tc><w:tc><w:tcPr><w:tcW w:w="4680" w:type="dxa"/></w:tcPr><w:p><w:pPr><w:jc w:val="center"/></w:pPr><w:r><w:t xml:space="preserve">D</w:t></w:r></w:p></w:tc></w:tr><w:tr><w:tc><w:tcPr><w:tcW w:w="4680" w:type="dxa"/></w:tcPr><w:p><w:pPr><w:jc w:val="center"/></w:pPr><w:r><w:t xml:space="preserve">7</w:t></w:r></w:p></w:tc><w:tc><w:tcPr><w:tcW w:w="4680" w:type="dxa"/></w:tcPr><w:p><w:pPr><w:jc w:val="center"/></w:pPr><w:r><w:t xml:space="preserve">A</w:t></w:r></w:p></w:tc></w:tr><w:tr><w:tc><w:tcPr><w:tcW w:w="4680" w:type="dxa"/></w:tcPr><w:p><w:pPr><w:jc w:val="center"/></w:pPr><w:r><w:t xml:space="preserve">8</w:t></w:r></w:p></w:tc><w:tc><w:tcPr><w:tcW w:w="4680" w:type="dxa"/></w:tcPr><w:p><w:pPr><w:jc w:val="center"/></w:pPr><w:r><w:t xml:space="preserve">B</w:t></w:r></w:p></w:tc></w:tr><w:tr><w:tc><w:tcPr><w:tcW w:w="4680" w:type="dxa"/></w:tcPr><w:p><w:pPr><w:jc w:val="center"/></w:pPr><w:r><w:t xml:space="preserve">9</w:t></w:r></w:p></w:tc><w:tc><w:tcPr><w:tcW w:w="4680" w:type="dxa"/></w:tcPr><w:p><w:pPr><w:jc w:val="center"/></w:pPr><w:r><w:t xml:space="preserve">B</w:t></w:r></w:p></w:tc></w:tr><w:tr><w:tc><w:tcPr><w:tcW w:w="4680" w:type="dxa"/></w:tcPr><w:p><w:pPr><w:jc w:val="center"/></w:pPr><w:r><w:t xml:space="preserve">10</w:t></w:r></w:p></w:tc><w:tc><w:tcPr><w:tcW w:w="4680" w:type="dxa"/></w:tcPr><w:p><w:pPr><w:jc w:val="center"/></w:pPr><w:r><w:t xml:space="preserve">A</w:t></w:r></w:p></w:tc></w:tr></w:tbl><w:p><w:pPr><w:spacing w:after="120"/></w:pPr></w:p><w:p>
-<w:pPr>
-<w:jc w:val="both"/>
-<w:ind w:firstLine="720"/>
-<w:spacing w:line="360" w:lineRule="auto" w:after="120"/>
-</w:pPr>
-<w:r><w:rPr><w:b/></w:rPr><w:t xml:space="preserve">PHẦN II. TỰ LUẬN (5.0 điểm)</w:t></w:r>
-</w:p><w:p>
-<w:pPr>
-<w:jc w:val="both"/>
-<w:ind w:firstLine="720"/>
-<w:spacing w:line="360" w:lineRule="auto" w:after="120"/>
-</w:pPr>
-<w:r><w:rPr><w:b/></w:rPr><w:t xml:space="preserve">Câu 1 (2.5 điểm):</w:t></w:r><w:r><w:t xml:space="preserve"> a) (Hiểu - 2.0 điểm)</w:t></w:r>
-</w:p><w:p><w:pPr>
-<w:jc w:val="both"/>
-<w:tabs><w:tab w:val="left" w:pos="720"/></w:tabs>
-<w:ind w:left="720" w:hanging="360"/>
-<w:spacing w:after="60"/>
-</w:pPr><w:r><w:t xml:space="preserve">• </w:t><w:tab/></w:r><w:r><w:t xml:space="preserve">Mặt phẳng </w:t></w:r><w:r><w:rPr><w:rFonts w:ascii="Cambria Math" w:hAnsi="Cambria Math"/><w:i/><w:sz w:val="26"/></w:rPr><w:t xml:space="preserve">$(P)$</w:t></w:r><w:r><w:t xml:space="preserve"> có vectơ pháp tuyến </w:t></w:r><w:r><w:rPr><w:rFonts w:ascii="Cambria Math" w:hAnsi="Cambria Math"/><w:i/><w:sz w:val="26"/></w:rPr><w:t xml:space="preserve">$\vec{n_P} = (1; -2; 1)$</w:t></w:r><w:r><w:t xml:space="preserve">. (0.5 điểm)</w:t></w:r></w:p><w:p><w:pPr>
-<w:jc w:val="both"/>
-<w:tabs><w:tab w:val="left" w:pos="720"/></w:tabs>
-<w:ind w:left="720" w:hanging="360"/>
-<w:spacing w:after="60"/>
-</w:pPr><w:r><w:t xml:space="preserve">• </w:t><w:tab/></w:r><w:r><w:t xml:space="preserve">Vì đường thẳng </w:t></w:r><w:r><w:rPr><w:rFonts w:ascii="Cambria Math" w:hAnsi="Cambria Math"/><w:i/><w:sz w:val="26"/></w:rPr><w:t xml:space="preserve">$d$</w:t></w:r><w:r><w:t xml:space="preserve"> vuông góc với </w:t></w:r><w:r><w:rPr><w:rFonts w:ascii="Cambria Math" w:hAnsi="Cambria Math"/><w:i/><w:sz w:val="26"/></w:rPr><w:t xml:space="preserve">$(P)$</w:t></w:r><w:r><w:t xml:space="preserve"> nên </w:t></w:r><w:r><w:rPr><w:rFonts w:ascii="Cambria Math" w:hAnsi="Cambria Math"/><w:i/><w:sz w:val="26"/></w:rPr><w:t xml:space="preserve">$d$</w:t></w:r><w:r><w:t xml:space="preserve"> nhận </w:t></w:r><w:r><w:rPr><w:rFonts w:ascii="Cambria Math" w:hAnsi="Cambria Math"/><w:i/><w:sz w:val="26"/></w:rPr><w:t xml:space="preserve">$\vec{n_P}$</w:t></w:r><w:r><w:t xml:space="preserve"> làm vectơ chỉ phương. Vậy </w:t></w:r><w:r><w:rPr><w:rFonts w:ascii="Cambria Math" w:hAnsi="Cambria Math"/><w:i/><w:sz w:val="26"/></w:rPr><w:t xml:space="preserve">$\vec{u_d} = (1; -2; 1)$</w:t></w:r><w:r><w:t xml:space="preserve">. (0.5 điểm)</w:t></w:r></w:p><w:p><w:pPr>
-<w:jc w:val="both"/>
-<w:tabs><w:tab w:val="left" w:pos="720"/></w:tabs>
-<w:ind w:left="720" w:hanging="360"/>
-<w:spacing w:after="60"/>
-</w:pPr><w:r><w:t xml:space="preserve">• </w:t><w:tab/></w:r><w:r><w:t xml:space="preserve">Đường thẳng </w:t></w:r><w:r><w:rPr><w:rFonts w:ascii="Cambria Math" w:hAnsi="Cambria Math"/><w:i/><w:sz w:val="26"/></w:rPr><w:t xml:space="preserve">$d$</w:t></w:r><w:r><w:t xml:space="preserve"> đi qua </w:t></w:r><w:r><w:rPr><w:rFonts w:ascii="Cambria Math" w:hAnsi="Cambria Math"/><w:i/><w:sz w:val="26"/></w:rPr><w:t xml:space="preserve">$A(1; 2; 3)$</w:t></w:r><w:r><w:t xml:space="preserve"> và có vectơ chỉ phương </w:t></w:r><w:r><w:rPr><w:rFonts w:ascii="Cambria Math" w:hAnsi="Cambria Math"/><w:i/><w:sz w:val="26"/></w:rPr><w:t xml:space="preserve">$\vec{u_d} = (1; -2; 1)$</w:t></w:r><w:r><w:t xml:space="preserve"> có phương trình tham số là: </w:t></w:r><w:r><w:rPr><w:rFonts w:ascii="Cambria Math" w:hAnsi="Cambria Math"/><w:i/><w:sz w:val="26"/></w:rPr><w:t xml:space="preserve">$d: \begin{cases} x = 1+t \\ y = 2-2t \\ z = 3+t \end{cases}$</w:t></w:r><w:r><w:t xml:space="preserve"> (1.0 điểm)</w:t></w:r></w:p><w:p>
-<w:pPr>
-<w:jc w:val="both"/>
-<w:ind w:firstLine="720"/>
-<w:spacing w:line="360" w:lineRule="auto" w:after="120"/>
-</w:pPr>
-<w:r><w:t xml:space="preserve">b) (Vận dụng - 0.5 điểm)</w:t></w:r>
-</w:p><w:p><w:pPr>
-<w:jc w:val="both"/>
-<w:tabs><w:tab w:val="left" w:pos="720"/></w:tabs>
-<w:ind w:left="720" w:hanging="360"/>
-<w:spacing w:after="60"/>
-</w:pPr><w:r><w:t xml:space="preserve">• </w:t><w:tab/></w:r><w:r><w:t xml:space="preserve">Thay tọa độ điểm </w:t></w:r><w:r><w:rPr><w:rFonts w:ascii="Cambria Math" w:hAnsi="Cambria Math"/><w:i/><w:sz w:val="26"/></w:rPr><w:t xml:space="preserve">$H$</w:t></w:r><w:r><w:t xml:space="preserve"> thuộc </w:t></w:r><w:r><w:rPr><w:rFonts w:ascii="Cambria Math" w:hAnsi="Cambria Math"/><w:i/><w:sz w:val="26"/></w:rPr><w:t xml:space="preserve">$d$</w:t></w:r><w:r><w:t xml:space="preserve"> vào phương trình </w:t></w:r><w:r><w:rPr><w:rFonts w:ascii="Cambria Math" w:hAnsi="Cambria Math"/><w:i/><w:sz w:val="26"/></w:rPr><w:t xml:space="preserve">$(P)$</w:t></w:r><w:r><w:t xml:space="preserve">: </w:t></w:r><w:r><w:rPr><w:rFonts w:ascii="Cambria Math" w:hAnsi="Cambria Math"/><w:i/><w:sz w:val="26"/></w:rPr><w:t xml:space="preserve">$(1+t) - 2(2-2t) + (3+t) - 1 = 0$</w:t></w:r><w:r><w:t xml:space="preserve"> (0.25 điểm) </w:t></w:r><w:r><w:rPr><w:rFonts w:ascii="Cambria Math" w:hAnsi="Cambria Math"/><w:i/><w:sz w:val="26"/></w:rPr><w:t xml:space="preserve">$1+t - 4+4t + 3+t - 1 = 0 \Rightarrow 6t - 1 = 0 \Rightarrow t = \frac{1}{6}$</w:t></w:r></w:p><w:p><w:pPr>
-<w:jc w:val="both"/>
-<w:tabs><w:tab w:val="left" w:pos="720"/></w:tabs>
-<w:ind w:left="720" w:hanging="360"/>
-<w:spacing w:after="60"/>
-</w:pPr><w:r><w:t xml:space="preserve">• </w:t><w:tab/></w:r><w:r><w:t xml:space="preserve">Thay </w:t></w:r><w:r><w:rPr><w:rFonts w:ascii="Cambria Math" w:hAnsi="Cambria Math"/><w:i/><w:sz w:val="26"/></w:rPr><w:t xml:space="preserve">$t = \frac{1}{6}$</w:t></w:r><w:r><w:t xml:space="preserve"> vào phương trình </w:t></w:r><w:r><w:rPr><w:rFonts w:ascii="Cambria Math" w:hAnsi="Cambria Math"/><w:i/><w:sz w:val="26"/></w:rPr><w:t xml:space="preserve">$d$</w:t></w:r><w:r><w:t xml:space="preserve">, ta được tọa độ </w:t></w:r><w:r><w:rPr><w:rFonts w:ascii="Cambria Math" w:hAnsi="Cambria Math"/><w:i/><w:sz w:val="26"/></w:rPr><w:t xml:space="preserve">$H$</w:t></w:r><w:r><w:t xml:space="preserve">: </w:t></w:r><w:r><w:rPr><w:rFonts w:ascii="Cambria Math" w:hAnsi="Cambria Math"/><w:i/><w:sz w:val="26"/></w:rPr><w:t xml:space="preserve">$H\left(1+\frac{1}{6}; 2-2\cdot\frac{1}{6}; 3+\frac{1}{6}\right) \Rightarrow H\left(\frac{7}{6}; \frac{10}{6}; \frac{19}{6}\right) = H\left(\frac{7}{6}; \frac{5}{3}; \frac{19}{6}\right)$</w:t></w:r><w:r><w:t xml:space="preserve"> (0.25 điểm)</w:t></w:r></w:p><w:p>
-<w:pPr>
-<w:jc w:val="both"/>
-<w:ind w:firstLine="720"/>
-<w:spacing w:line="360" w:lineRule="auto" w:after="120"/>
-</w:pPr>
-<w:r><w:rPr><w:b/></w:rPr><w:t xml:space="preserve">Câu 2 (2.5 điểm):</w:t></w:r><w:r><w:t xml:space="preserve"> a) (Vận dụng - 1.5 điểm)</w:t></w:r>
-</w:p><w:p><w:pPr>
-<w:jc w:val="both"/>
-<w:tabs><w:tab w:val="left" w:pos="720"/></w:tabs>
-<w:ind w:left="720" w:hanging="360"/>
-<w:spacing w:after="60"/>
-</w:pPr><w:r><w:t xml:space="preserve">• </w:t><w:tab/></w:r><w:r><w:t xml:space="preserve">Đường thẳng </w:t></w:r><w:r><w:rPr><w:rFonts w:ascii="Cambria Math" w:hAnsi="Cambria Math"/><w:i/><w:sz w:val="26"/></w:rPr><w:t xml:space="preserve">$d$</w:t></w:r><w:r><w:t xml:space="preserve"> đi qua điểm </w:t></w:r><w:r><w:rPr><w:rFonts w:ascii="Cambria Math" w:hAnsi="Cambria Math"/><w:i/><w:sz w:val="26"/></w:rPr><w:t xml:space="preserve">$A_0(1; 0; -1)$</w:t></w:r><w:r><w:t xml:space="preserve"> và có vectơ chỉ phương </w:t></w:r><w:r><w:rPr><w:rFonts w:ascii="Cambria Math" w:hAnsi="Cambria Math"/><w:i/><w:sz w:val="26"/></w:rPr><w:t xml:space="preserve">$\vec{u_d} = (2; 1; -1)$</w:t></w:r><w:r><w:t xml:space="preserve">. (0.25 điểm)</w:t></w:r></w:p><w:p><w:pPr>
-<w:jc w:val="both"/>
-<w:tabs><w:tab w:val="left" w:pos="720"/></w:tabs>
-<w:ind w:left="720" w:hanging="360"/>
-<w:spacing w:after="60"/>
-</w:pPr><w:r><w:t xml:space="preserve">• </w:t><w:tab/></w:r><w:r><w:t xml:space="preserve">Mặt phẳng </w:t></w:r><w:r><w:rPr><w:rFonts w:ascii="Cambria Math" w:hAnsi="Cambria Math"/><w:i/><w:sz w:val="26"/></w:rPr><w:t xml:space="preserve">$(Q)$</w:t></w:r><w:r><w:t xml:space="preserve"> chứa </w:t></w:r><w:r><w:rPr><w:rFonts w:ascii="Cambria Math" w:hAnsi="Cambria Math"/><w:i/><w:sz w:val="26"/></w:rPr><w:t xml:space="preserve">$d$</w:t></w:r><w:r><w:t xml:space="preserve"> và đi qua </w:t></w:r><w:r><w:rPr><w:rFonts w:ascii="Cambria Math" w:hAnsi="Cambria Math"/><w:i/><w:sz w:val="26"/></w:rPr><w:t xml:space="preserve">$M(1; 2; 0)$</w:t></w:r><w:r><w:t xml:space="preserve">.</w:t></w:r></w:p><w:p><w:pPr>
-<w:jc w:val="both"/>
-<w:tabs><w:tab w:val="left" w:pos="720"/></w:tabs>
-<w:ind w:left="720" w:hanging="360"/>
-<w:spacing w:after="60"/>
-</w:pPr><w:r><w:t xml:space="preserve">• </w:t><w:tab/></w:r><w:r><w:rPr><w:rFonts w:ascii="Cambria Math" w:hAnsi="Cambria Math"/><w:i/><w:sz w:val="26"/></w:rPr><w:t xml:space="preserve">$(Q)$</w:t></w:r><w:r><w:t xml:space="preserve"> đi qua </w:t></w:r><w:r><w:rPr><w:rFonts w:ascii="Cambria Math" w:hAnsi="Cambria Math"/><w:i/><w:sz w:val="26"/></w:rPr><w:t xml:space="preserve">$M(1; 2; 0)$</w:t></w:r><w:r><w:t xml:space="preserve">. (0.25 điểm)</w:t></w:r></w:p><w:p><w:pPr>
-<w:jc w:val="both"/>
-<w:tabs><w:tab w:val="left" w:pos="720"/></w:tabs>
-<w:ind w:left="720" w:hanging="360"/>
-<w:spacing w:after="60"/>
-</w:pPr><w:r><w:t xml:space="preserve">• </w:t><w:tab/></w:r><w:r><w:t xml:space="preserve">Lấy điểm </w:t></w:r><w:r><w:rPr><w:rFonts w:ascii="Cambria Math" w:hAnsi="Cambria Math"/><w:i/><w:sz w:val="26"/></w:rPr><w:t xml:space="preserve">$A_0(1; 0; -1)$</w:t></w:r><w:r><w:t xml:space="preserve"> thuộc </w:t></w:r><w:r><w:rPr><w:rFonts w:ascii="Cambria Math" w:hAnsi="Cambria Math"/><w:i/><w:sz w:val="26"/></w:rPr><w:t xml:space="preserve">$d$</w:t></w:r><w:r><w:t xml:space="preserve">, ta có vectơ </w:t></w:r><w:r><w:rPr><w:rFonts w:ascii="Cambria Math" w:hAnsi="Cambria Math"/><w:i/><w:sz w:val="26"/></w:rPr><w:t xml:space="preserve">$\vec{MA_0} = (1-1; 0-2; -1-0) = (0; -2; -1)$</w:t></w:r><w:r><w:t xml:space="preserve">. (0.25 điểm)</w:t></w:r></w:p><w:p><w:pPr>
-<w:jc w:val="both"/>
-<w:tabs><w:tab w:val="left" w:pos="720"/></w:tabs>
-<w:ind w:left="720" w:hanging="360"/>
-<w:spacing w:after="60"/>
-</w:pPr><w:r><w:t xml:space="preserve">• </w:t><w:tab/></w:r><w:r><w:t xml:space="preserve">Mặt phẳng </w:t></w:r><w:r><w:rPr><w:rFonts w:ascii="Cambria Math" w:hAnsi="Cambria Math"/><w:i/><w:sz w:val="26"/></w:rPr><w:t xml:space="preserve">$(Q)$</w:t></w:r><w:r><w:t xml:space="preserve"> có vectơ pháp tuyến </w:t></w:r><w:r><w:rPr><w:rFonts w:ascii="Cambria Math" w:hAnsi="Cambria Math"/><w:i/><w:sz w:val="26"/></w:rPr><w:t xml:space="preserve">$\vec{n_Q}$</w:t></w:r><w:r><w:t xml:space="preserve"> vuông góc với </w:t></w:r><w:r><w:rPr><w:rFonts w:ascii="Cambria Math" w:hAnsi="Cambria Math"/><w:i/><w:sz w:val="26"/></w:rPr><w:t xml:space="preserve">$\vec{u_d}$</w:t></w:r><w:r><w:t xml:space="preserve"> và </w:t></w:r><w:r><w:rPr><w:rFonts w:ascii="Cambria Math" w:hAnsi="Cambria Math"/><w:i/><w:sz w:val="26"/></w:rPr><w:t xml:space="preserve">$\vec{MA_0}$</w:t></w:r><w:r><w:t xml:space="preserve">. Ta chọn </w:t></w:r><w:r><w:rPr><w:rFonts w:ascii="Cambria Math" w:hAnsi="Cambria Math"/><w:i/><w:sz w:val="26"/></w:rPr><w:t xml:space="preserve">$\vec{n_Q} = [\vec{u_d}, \vec{MA_0}]$</w:t></w:r><w:r><w:t xml:space="preserve">. </w:t></w:r><w:r><w:rPr><w:rFonts w:ascii="Cambria Math" w:hAnsi="Cambria Math"/><w:i/><w:sz w:val="26"/></w:rPr><w:t xml:space="preserve">$\vec{n_Q} = [(2; 1; -1), (0; -2; -1)] = (-1-2; 0- (-2); -4-0) = (-3; 2; -4)$</w:t></w:r><w:r><w:t xml:space="preserve">. (0.5 điểm)</w:t></w:r></w:p><w:p><w:pPr>
-<w:jc w:val="both"/>
-<w:tabs><w:tab w:val="left" w:pos="720"/></w:tabs>
-<w:ind w:left="720" w:hanging="360"/>
-<w:spacing w:after="60"/>
-</w:pPr><w:r><w:t xml:space="preserve">• </w:t><w:tab/></w:r><w:r><w:t xml:space="preserve">Phương trình mặt phẳng </w:t></w:r><w:r><w:rPr><w:rFonts w:ascii="Cambria Math" w:hAnsi="Cambria Math"/><w:i/><w:sz w:val="26"/></w:rPr><w:t xml:space="preserve">$(Q)$</w:t></w:r><w:r><w:t xml:space="preserve"> đi qua </w:t></w:r><w:r><w:rPr><w:rFonts w:ascii="Cambria Math" w:hAnsi="Cambria Math"/><w:i/><w:sz w:val="26"/></w:rPr><w:t xml:space="preserve">$M(1; 2; 0)$</w:t></w:r><w:r><w:t xml:space="preserve"> và có VTPT </w:t></w:r><w:r><w:rPr><w:rFonts w:ascii="Cambria Math" w:hAnsi="Cambria Math"/><w:i/><w:sz w:val="26"/></w:rPr><w:t xml:space="preserve">$\vec{n_Q} = (-3; 2; -4)$</w:t></w:r><w:r><w:t xml:space="preserve"> là: </w:t></w:r><w:r><w:rPr><w:rFonts w:ascii="Cambria Math" w:hAnsi="Cambria Math"/><w:i/><w:sz w:val="26"/></w:rPr><w:t xml:space="preserve">$-3(x-1) + 2(y-2) - 4(z-0) = 0$</w:t></w:r><w:r><w:t xml:space="preserve"> </w:t></w:r><w:r><w:rPr><w:rFonts w:ascii="Cambria Math" w:hAnsi="Cambria Math"/><w:i/><w:sz w:val="26"/></w:rPr><w:t xml:space="preserve">$-3x + 3 + 2y - 4 - 4z = 0$</w:t></w:r><w:r><w:t xml:space="preserve"> </w:t></w:r><w:r><w:rPr><w:rFonts w:ascii="Cambria Math" w:hAnsi="Cambria Math"/><w:i/><w:sz w:val="26"/></w:rPr><w:t xml:space="preserve">$-3x + 2y - 4z - 1 = 0$</w:t></w:r><w:r><w:t xml:space="preserve"> hay </w:t></w:r><w:r><w:rPr><w:rFonts w:ascii="Cambria Math" w:hAnsi="Cambria Math"/><w:i/><w:sz w:val="26"/></w:rPr><w:t xml:space="preserve">$3x - 2y + 4z + 1 = 0$</w:t></w:r><w:r><w:t xml:space="preserve">. (0.25 điểm)</w:t></w:r></w:p><w:p>
-<w:pPr>
-<w:jc w:val="both"/>
-<w:ind w:firstLine="720"/>
-<w:spacing w:line="360" w:lineRule="auto" w:after="120"/>
-</w:pPr>
-<w:r><w:t xml:space="preserve">b) (Vận dụng cao - 1.0 điểm)</w:t></w:r>
-</w:p><w:p><w:pPr>
-<w:jc w:val="both"/>
-<w:tabs><w:tab w:val="left" w:pos="720"/></w:tabs>
-<w:ind w:left="720" w:hanging="360"/>
-<w:spacing w:after="60"/>
-</w:pPr><w:r><w:t xml:space="preserve">• </w:t><w:tab/></w:r><w:r><w:t xml:space="preserve">Đường thẳng </w:t></w:r><w:r><w:rPr><w:rFonts w:ascii="Cambria Math" w:hAnsi="Cambria Math"/><w:i/><w:sz w:val="26"/></w:rPr><w:t xml:space="preserve">$d_1$</w:t></w:r><w:r><w:t xml:space="preserve"> đi qua </w:t></w:r><w:r><w:rPr><w:rFonts w:ascii="Cambria Math" w:hAnsi="Cambria Math"/><w:i/><w:sz w:val="26"/></w:rPr><w:t xml:space="preserve">$A_1(1; 0; -1)$</w:t></w:r><w:r><w:t xml:space="preserve"> có VTCP </w:t></w:r><w:r><w:rPr><w:rFonts w:ascii="Cambria Math" w:hAnsi="Cambria Math"/><w:i/><w:sz w:val="26"/></w:rPr><w:t xml:space="preserve">$\vec{u_1} = (2; 1; -1)$</w:t></w:r><w:r><w:t xml:space="preserve">.</w:t></w:r></w:p><w:p><w:pPr>
-<w:jc w:val="both"/>
-<w:tabs><w:tab w:val="left" w:pos="720"/></w:tabs>
-<w:ind w:left="720" w:hanging="360"/>
-<w:spacing w:after="60"/>
-</w:pPr><w:r><w:t xml:space="preserve">• </w:t><w:tab/></w:r><w:r><w:t xml:space="preserve">Đường thẳng </w:t></w:r><w:r><w:rPr><w:rFonts w:ascii="Cambria Math" w:hAnsi="Cambria Math"/><w:i/><w:sz w:val="26"/></w:rPr><w:t xml:space="preserve">$d_2$</w:t></w:r><w:r><w:t xml:space="preserve"> đi qua </w:t></w:r><w:r><w:rPr><w:rFonts w:ascii="Cambria Math" w:hAnsi="Cambria Math"/><w:i/><w:sz w:val="26"/></w:rPr><w:t xml:space="preserve">$A_2(0; 1; 2)$</w:t></w:r><w:r><w:t xml:space="preserve"> có VTCP </w:t></w:r><w:r><w:rPr><w:rFonts w:ascii="Cambria Math" w:hAnsi="Cambria Math"/><w:i/><w:sz w:val="26"/></w:rPr><w:t xml:space="preserve">$\vec{u_2} = (1; -2; 1)$</w:t></w:r><w:r><w:t xml:space="preserve">. (0.25 điểm)</w:t></w:r></w:p><w:p><w:pPr>
-<w:jc w:val="both"/>
-<w:tabs><w:tab w:val="left" w:pos="720"/></w:tabs>
-<w:ind w:left="720" w:hanging="360"/>
-<w:spacing w:after="60"/>
-</w:pPr><w:r><w:t xml:space="preserve">• </w:t><w:tab/></w:r><w:r><w:t xml:space="preserve">Tính vectơ </w:t></w:r><w:r><w:rPr><w:rFonts w:ascii="Cambria Math" w:hAnsi="Cambria Math"/><w:i/><w:sz w:val="26"/></w:rPr><w:t xml:space="preserve">$\vec{A_1A_2} = (0-1; 1-0; 2-(-1)) = (-1; 1; 3)$</w:t></w:r><w:r><w:t xml:space="preserve">. (0.25 điểm)</w:t></w:r></w:p><w:p><w:pPr>
-<w:jc w:val="both"/>
-<w:tabs><w:tab w:val="left" w:pos="720"/></w:tabs>
-<w:ind w:left="720" w:hanging="360"/>
-<w:spacing w:after="60"/>
-</w:pPr><w:r><w:t xml:space="preserve">• </w:t><w:tab/></w:r><w:r><w:t xml:space="preserve">Tính tích có hướng </w:t></w:r><w:r><w:rPr><w:rFonts w:ascii="Cambria Math" w:hAnsi="Cambria Math"/><w:i/><w:sz w:val="26"/></w:rPr><w:t xml:space="preserve">$[\vec{u_1}, \vec{u_2}] = [(2; 1; -1), (1; -2; 1)] = (1-2; -1-2; -4-1) = (-1; -3; -5)$</w:t></w:r><w:r><w:t xml:space="preserve">. (0.25 điểm)</w:t></w:r></w:p><w:p><w:pPr>
-<w:jc w:val="both"/>
-<w:tabs><w:tab w:val="left" w:pos="720"/></w:tabs>
-<w:ind w:left="720" w:hanging="360"/>
-<w:spacing w:after="60"/>
-</w:pPr><w:r><w:t xml:space="preserve">• </w:t><w:tab/></w:r><w:r><w:t xml:space="preserve">Khoảng cách giữa hai đường thẳng chéo nhau </w:t></w:r><w:r><w:rPr><w:rFonts w:ascii="Cambria Math" w:hAnsi="Cambria Math"/><w:i/><w:sz w:val="26"/></w:rPr><w:t xml:space="preserve">$d_1, d_2$</w:t></w:r><w:r><w:t xml:space="preserve"> được tính bằng công thức:</w:t></w:r></w:p><w:tbl><w:tblPr><w:tblW w:w="9360" w:type="dxa"/><w:tblBorders><w:top w:val="single" w:sz="4" w:space="0" w:color="000000"/><w:left w:val="single" w:sz="4" w:space="0" w:color="000000"/><w:bottom w:val="single" w:sz="4" w:space="0" w:color="000000"/><w:right w:val="single" w:sz="4" w:space="0" w:color="000000"/><w:insideH w:val="single" w:sz="4" w:space="0" w:color="000000"/><w:insideV w:val="single" w:sz="4" w:space="0" w:color="000000"/></w:tblBorders><w:tblLook w:val="04A0"/></w:tblPr><w:tblGrid><w:gridCol w:w="1872"/><w:gridCol w:w="1872"/><w:gridCol w:w="1872"/><w:gridCol w:w="1872"/><w:gridCol w:w="1872"/></w:tblGrid><w:tr><w:tc><w:tcPr><w:tcW w:w="1872" w:type="dxa"/><w:shd w:val="clear" w:color="auto" w:fill="D5E8F0"/></w:tcPr><w:p><w:pPr><w:jc w:val="center"/></w:pPr><w:r><w:t xml:space="preserve"> D(d</w:t></w:r><w:r><w:rPr><w:i/></w:rPr><w:t xml:space="preserve">1, d</w:t></w:r><w:r><w:t xml:space="preserve">2) = \frac{\left</w:t></w:r></w:p></w:tc><w:tc><w:tcPr><w:tcW w:w="1872" w:type="dxa"/><w:shd w:val="clear" w:color="auto" w:fill="D5E8F0"/></w:tcPr><w:p><w:pPr><w:jc w:val="center"/></w:pPr><w:r><w:t xml:space="preserve">[</w:t></w:r><w:r><w:t xml:space="preserve">\vec{u</w:t></w:r><w:r><w:rPr><w:i/></w:rPr><w:t xml:space="preserve">1}, \vec{u</w:t></w:r><w:r><w:t xml:space="preserve">2}] \cdot \vec{A</w:t></w:r><w:r><w:rPr><w:i/></w:rPr><w:t xml:space="preserve">1A</w:t></w:r><w:r><w:t xml:space="preserve">2}\right</w:t></w:r></w:p></w:tc><w:tc><w:tcPr><w:tcW w:w="1872" w:type="dxa"/><w:shd w:val="clear" w:color="auto" w:fill="D5E8F0"/></w:tcPr><w:p><w:pPr><w:jc w:val="center"/></w:pPr><w:r><w:t xml:space="preserve">}{\left</w:t></w:r></w:p></w:tc><w:tc><w:tcPr><w:tcW w:w="1872" w:type="dxa"/><w:shd w:val="clear" w:color="auto" w:fill="D5E8F0"/></w:tcPr><w:p><w:pPr><w:jc w:val="center"/></w:pPr><w:r><w:t xml:space="preserve">[</w:t></w:r><w:r><w:t xml:space="preserve">\vec{u</w:t></w:r><w:r><w:rPr><w:i/></w:rPr><w:t xml:space="preserve">1}, \vec{u</w:t></w:r><w:r><w:t xml:space="preserve">2}]\right</w:t></w:r></w:p></w:tc><w:tc><w:tcPr><w:tcW w:w="1872" w:type="dxa"/><w:shd w:val="clear" w:color="auto" w:fill="D5E8F0"/></w:tcPr><w:p><w:pPr><w:jc w:val="center"/></w:pPr><w:r><w:t xml:space="preserve">} </w:t></w:r></w:p></w:tc></w:tr><w:tr><w:tc><w:tcPr><w:tcW w:w="1872" w:type="dxa"/></w:tcPr><w:p><w:pPr><w:jc w:val="center"/></w:pPr><w:r><w:t xml:space="preserve"> D(d</w:t></w:r><w:r><w:rPr><w:i/></w:rPr><w:t xml:space="preserve">1, d</w:t></w:r><w:r><w:t xml:space="preserve">2) = \frac{</w:t></w:r></w:p></w:tc><w:tc><w:tcPr><w:tcW w:w="1872" w:type="dxa"/></w:tcPr><w:p><w:pPr><w:jc w:val="center"/></w:pPr><w:r><w:t xml:space="preserve">(-1)(-1) + (-3)(1) + (-5)(3)</w:t></w:r></w:p></w:tc><w:tc><w:tcPr><w:tcW w:w="1872" w:type="dxa"/></w:tcPr><w:p><w:pPr><w:jc w:val="center"/></w:pPr><w:r><w:t xml:space="preserve">}{\sqrt{(-1)^2 + (-3)^2 + (-5)^2}} </w:t></w:r></w:p></w:tc><w:tc><w:tcPr><w:tcW w:w="1872" w:type="dxa"/></w:tcPr><w:p><w:pPr><w:jc w:val="center"/></w:pPr></w:p></w:tc><w:tc><w:tcPr><w:tcW w:w="1872" w:type="dxa"/></w:tcPr><w:p><w:pPr><w:jc w:val="center"/></w:pPr></w:p></w:tc></w:tr><w:tr><w:tc><w:tcPr><w:tcW w:w="1872" w:type="dxa"/></w:tcPr><w:p><w:pPr><w:jc w:val="center"/></w:pPr><w:r><w:t xml:space="preserve"> D(d</w:t></w:r><w:r><w:rPr><w:i/></w:rPr><w:t xml:space="preserve">1, d</w:t></w:r><w:r><w:t xml:space="preserve">2) = \frac{</w:t></w:r></w:p></w:tc><w:tc><w:tcPr><w:tcW w:w="1872" w:type="dxa"/></w:tcPr><w:p><w:pPr><w:jc w:val="center"/></w:pPr><w:r><w:t xml:space="preserve">1 - 3 - 15</w:t></w:r></w:p></w:tc><w:tc><w:tcPr><w:tcW w:w="1872" w:type="dxa"/></w:tcPr><w:p><w:pPr><w:jc w:val="center"/></w:pPr><w:r><w:t xml:space="preserve">}{\sqrt{1 + 9 + 25}} = \frac{</w:t></w:r></w:p></w:tc><w:tc><w:tcPr><w:tcW w:w="1872" w:type="dxa"/></w:tcPr><w:p><w:pPr><w:jc w:val="center"/></w:pPr><w:r><w:t xml:space="preserve">-17</w:t></w:r></w:p></w:tc><w:tc><w:tcPr><w:tcW w:w="1872" w:type="dxa"/></w:tcPr><w:p><w:pPr><w:jc w:val="center"/></w:pPr><w:r><w:t xml:space="preserve">}{\sqrt{35}} = \frac{17}{\sqrt{35}} . (0.25 điểm)</w:t></w:r></w:p></w:tc></w:tr></w:tbl><w:p><w:pPr><w:spacing w:after="120"/></w:pPr></w:p><w:p>
-<w:pPr>
-<w:jc w:val="both"/>
-<w:ind w:firstLine="720"/>
-<w:spacing w:line="360" w:lineRule="auto" w:after="120"/>
-</w:pPr>
-<w:r><w:t xml:space="preserve">---</w:t></w:r>
-</w:p><w:sectPr><w:headerReference w:type="even" r:id="rId7"/><w:headerReference w:type="default" r:id="rId8"/><w:footerReference w:type="even" r:id="rId9"/><w:footerReference w:type="default" r:id="rId10"/><w:headerReference w:type="first" r:id="rId11"/><w:footerReference w:type="first" r:id="rId12"/><w:pgSz w:w="11906" w:h="16838"/><w:pgMar w:top="1134" w:right="1134" w:bottom="1134" w:left="1701" w:header="708" w:footer="708" w:gutter="0"/><w:pgNumType w:start="1"/><w:cols w:space="720"/><w:docGrid w:linePitch="360"/></w:sectPr></w:body></w:document>
+<file path=word/document.xml><?xml version="1.0" encoding="utf-8"?>
+<w:document xmlns:wpc="http://schemas.microsoft.com/office/word/2010/wordprocessingCanvas" xmlns:cx="http://schemas.microsoft.com/office/drawing/2014/chartex" xmlns:cx1="http://schemas.microsoft.com/office/drawing/2015/9/8/chartex" xmlns:cx2="http://schemas.microsoft.com/office/drawing/2015/10/21/chartex" xmlns:cx3="http://schemas.microsoft.com/office/drawing/2016/5/9/chartex" xmlns:cx4="http://schemas.microsoft.com/office/drawing/2016/5/10/chartex" xmlns:cx5="http://schemas.microsoft.com/office/drawing/2016/5/11/chartex" xmlns:cx6="http://schemas.microsoft.com/office/drawing/2016/5/12/chartex" xmlns:cx7="http://schemas.microsoft.com/office/drawing/2016/5/13/chartex" xmlns:cx8="http://schemas.microsoft.com/office/drawing/2016/5/14/chartex" xmlns:mc="http://schemas.openxmlformats.org/markup-compatibility/2006" xmlns:aink="http://schemas.microsoft.com/office/drawing/2016/ink" xmlns:am3d="http://schemas.microsoft.com/office/drawing/2017/model3d" xmlns:o="urn:schemas-microsoft-com:office:office" xmlns:oel="http://schemas.microsoft.com/office/2019/extlst" xmlns:r="http://schemas.openxmlformats.org/officeDocument/2006/relationships" xmlns:m="http://schemas.openxmlformats.org/officeDocument/2006/math" xmlns:v="urn:schemas-microsoft-com:vml" xmlns:wp14="http://schemas.microsoft.com/office/word/2010/wordprocessingDrawing" xmlns:wp="http://schemas.openxmlformats.org/drawingml/2006/wordprocessingDrawing" xmlns:w10="urn:schemas-microsoft-com:office:word" xmlns:w="http://schemas.openxmlformats.org/wordprocessingml/2006/main" xmlns:w14="http://schemas.microsoft.com/office/word/2010/wordml" xmlns:w15="http://schemas.microsoft.com/office/word/2012/wordml" xmlns:w16cex="http://schemas.microsoft.com/office/word/2018/wordml/cex" xmlns:w16cid="http://schemas.microsoft.com/office/word/2016/wordml/cid" xmlns:w16="http://schemas.microsoft.com/office/word/2018/wordml" xmlns:w16sdtdh="http://schemas.microsoft.com/office/word/2020/wordml/sdtdatahash" xmlns:w16se="http://schemas.microsoft.com/office/word/2015/wordml/symex" xmlns:wpg="http://schemas.microsoft.com/office/word/2010/wordprocessingGroup" xmlns:wpi="http://schemas.microsoft.com/office/word/2010/wordprocessingInk" xmlns:wne="http://schemas.microsoft.com/office/word/2006/wordml" xmlns:wps="http://schemas.microsoft.com/office/word/2010/wordprocessingShape" mc:Ignorable="w14 w15 w16se w16cid w16 w16cex w16sdtdh wp14">
+  <w:body>
+    <w:p>
+      <w:pPr>
+        <w:pageBreakBefore/>
+        <w:jc w:val="center"/>
+        <w:rPr>
+          <w:b/>
+          <w:bCs/>
+        </w:rPr>
+      </w:pPr>
+      <w:r>
+        <w:rPr>
+          <w:b/>
+          <w:bCs/>
+        </w:rPr>
+        <w:t>MINH CHỨNG PHỤ LỤC</w:t>
+      </w:r>
+    </w:p>
+    <w:p>
+      <w:pPr>
+        <w:spacing w:before="120" w:after="120"/>
+      </w:pPr>
+      <w:r>
+        <w:t>[NOI_DUNG_</w:t>
+      </w:r>
+      <w:r>
+        <w:t>PHU_LUC</w:t>
+      </w:r>
+      <w:r>
+        <w:t>]</w:t>
+      </w:r>
+    </w:p>
+    <w:sectPr>
+      <w:headerReference w:type="even" r:id="rId7"/>
+      <w:headerReference w:type="default" r:id="rId8"/>
+      <w:footerReference w:type="even" r:id="rId9"/>
+      <w:footerReference w:type="default" r:id="rId10"/>
+      <w:headerReference w:type="first" r:id="rId11"/>
+      <w:footerReference w:type="first" r:id="rId12"/>
+      <w:pgSz w:w="11906" w:h="16838"/>
+      <w:pgMar w:top="1134" w:right="1134" w:bottom="1134" w:left="1701" w:header="708" w:footer="708" w:gutter="0"/>
+      <w:pgNumType w:start="1"/>
+      <w:cols w:space="720"/>
+      <w:docGrid w:linePitch="360"/>
+    </w:sectPr>
+  </w:body>
+</w:document>
 </file>
 
 <file path=word/endnotes.xml><?xml version="1.0" encoding="utf-8"?>

--- a/projects/skkn_1773776784610_eblasj47t/appendices/phu-luc-test_design.docx
+++ b/projects/skkn_1773776784610_eblasj47t/appendices/phu-luc-test_design.docx
@@ -1,53 +1,351 @@
 
-<file path=word/document.xml><?xml version="1.0" encoding="utf-8"?>
-<w:document xmlns:wpc="http://schemas.microsoft.com/office/word/2010/wordprocessingCanvas" xmlns:cx="http://schemas.microsoft.com/office/drawing/2014/chartex" xmlns:cx1="http://schemas.microsoft.com/office/drawing/2015/9/8/chartex" xmlns:cx2="http://schemas.microsoft.com/office/drawing/2015/10/21/chartex" xmlns:cx3="http://schemas.microsoft.com/office/drawing/2016/5/9/chartex" xmlns:cx4="http://schemas.microsoft.com/office/drawing/2016/5/10/chartex" xmlns:cx5="http://schemas.microsoft.com/office/drawing/2016/5/11/chartex" xmlns:cx6="http://schemas.microsoft.com/office/drawing/2016/5/12/chartex" xmlns:cx7="http://schemas.microsoft.com/office/drawing/2016/5/13/chartex" xmlns:cx8="http://schemas.microsoft.com/office/drawing/2016/5/14/chartex" xmlns:mc="http://schemas.openxmlformats.org/markup-compatibility/2006" xmlns:aink="http://schemas.microsoft.com/office/drawing/2016/ink" xmlns:am3d="http://schemas.microsoft.com/office/drawing/2017/model3d" xmlns:o="urn:schemas-microsoft-com:office:office" xmlns:oel="http://schemas.microsoft.com/office/2019/extlst" xmlns:r="http://schemas.openxmlformats.org/officeDocument/2006/relationships" xmlns:m="http://schemas.openxmlformats.org/officeDocument/2006/math" xmlns:v="urn:schemas-microsoft-com:vml" xmlns:wp14="http://schemas.microsoft.com/office/word/2010/wordprocessingDrawing" xmlns:wp="http://schemas.openxmlformats.org/drawingml/2006/wordprocessingDrawing" xmlns:w10="urn:schemas-microsoft-com:office:word" xmlns:w="http://schemas.openxmlformats.org/wordprocessingml/2006/main" xmlns:w14="http://schemas.microsoft.com/office/word/2010/wordml" xmlns:w15="http://schemas.microsoft.com/office/word/2012/wordml" xmlns:w16cex="http://schemas.microsoft.com/office/word/2018/wordml/cex" xmlns:w16cid="http://schemas.microsoft.com/office/word/2016/wordml/cid" xmlns:w16="http://schemas.microsoft.com/office/word/2018/wordml" xmlns:w16sdtdh="http://schemas.microsoft.com/office/word/2020/wordml/sdtdatahash" xmlns:w16se="http://schemas.microsoft.com/office/word/2015/wordml/symex" xmlns:wpg="http://schemas.microsoft.com/office/word/2010/wordprocessingGroup" xmlns:wpi="http://schemas.microsoft.com/office/word/2010/wordprocessingInk" xmlns:wne="http://schemas.microsoft.com/office/word/2006/wordml" xmlns:wps="http://schemas.microsoft.com/office/word/2010/wordprocessingShape" mc:Ignorable="w14 w15 w16se w16cid w16 w16cex w16sdtdh wp14">
-  <w:body>
-    <w:p>
-      <w:pPr>
-        <w:pageBreakBefore/>
-        <w:jc w:val="center"/>
-        <w:rPr>
-          <w:b/>
-          <w:bCs/>
-        </w:rPr>
-      </w:pPr>
-      <w:r>
-        <w:rPr>
-          <w:b/>
-          <w:bCs/>
-        </w:rPr>
-        <w:t>MINH CHỨNG PHỤ LỤC</w:t>
-      </w:r>
-    </w:p>
-    <w:p>
-      <w:pPr>
-        <w:spacing w:before="120" w:after="120"/>
-      </w:pPr>
-      <w:r>
-        <w:t>[NOI_DUNG_</w:t>
-      </w:r>
-      <w:r>
-        <w:t>PHU_LUC</w:t>
-      </w:r>
-      <w:r>
-        <w:t>]</w:t>
-      </w:r>
-    </w:p>
-    <w:sectPr>
-      <w:headerReference w:type="even" r:id="rId7"/>
-      <w:headerReference w:type="default" r:id="rId8"/>
-      <w:footerReference w:type="even" r:id="rId9"/>
-      <w:footerReference w:type="default" r:id="rId10"/>
-      <w:headerReference w:type="first" r:id="rId11"/>
-      <w:footerReference w:type="first" r:id="rId12"/>
-      <w:pgSz w:w="11906" w:h="16838"/>
-      <w:pgMar w:top="1134" w:right="1134" w:bottom="1134" w:left="1701" w:header="708" w:footer="708" w:gutter="0"/>
-      <w:pgNumType w:start="1"/>
-      <w:cols w:space="720"/>
-      <w:docGrid w:linePitch="360"/>
-    </w:sectPr>
-  </w:body>
-</w:document>
+<file path=word/document.xml><?xml version="1.0" encoding="UTF-8" standalone="yes"?>
+<w:document xmlns:wpc="http://schemas.microsoft.com/office/word/2010/wordprocessingCanvas" xmlns:cx="http://schemas.microsoft.com/office/drawing/2014/chartex" xmlns:cx1="http://schemas.microsoft.com/office/drawing/2015/9/8/chartex" xmlns:cx2="http://schemas.microsoft.com/office/drawing/2015/10/21/chartex" xmlns:cx3="http://schemas.microsoft.com/office/drawing/2016/5/9/chartex" xmlns:cx4="http://schemas.microsoft.com/office/drawing/2016/5/10/chartex" xmlns:cx5="http://schemas.microsoft.com/office/drawing/2016/5/11/chartex" xmlns:cx6="http://schemas.microsoft.com/office/drawing/2016/5/12/chartex" xmlns:cx7="http://schemas.microsoft.com/office/drawing/2016/5/13/chartex" xmlns:cx8="http://schemas.microsoft.com/office/drawing/2016/5/14/chartex" xmlns:mc="http://schemas.openxmlformats.org/markup-compatibility/2006" xmlns:aink="http://schemas.microsoft.com/office/drawing/2016/ink" xmlns:am3d="http://schemas.microsoft.com/office/drawing/2017/model3d" xmlns:o="urn:schemas-microsoft-com:office:office" xmlns:oel="http://schemas.microsoft.com/office/2019/extlst" xmlns:r="http://schemas.openxmlformats.org/officeDocument/2006/relationships" xmlns:m="http://schemas.openxmlformats.org/officeDocument/2006/math" xmlns:v="urn:schemas-microsoft-com:vml" xmlns:wp14="http://schemas.microsoft.com/office/word/2010/wordprocessingDrawing" xmlns:wp="http://schemas.openxmlformats.org/drawingml/2006/wordprocessingDrawing" xmlns:w10="urn:schemas-microsoft-com:office:word" xmlns:w="http://schemas.openxmlformats.org/wordprocessingml/2006/main" xmlns:w14="http://schemas.microsoft.com/office/word/2010/wordml" xmlns:w15="http://schemas.microsoft.com/office/word/2012/wordml" xmlns:w16cex="http://schemas.microsoft.com/office/word/2018/wordml/cex" xmlns:w16cid="http://schemas.microsoft.com/office/word/2016/wordml/cid" xmlns:w16="http://schemas.microsoft.com/office/word/2018/wordml" xmlns:w16sdtdh="http://schemas.microsoft.com/office/word/2020/wordml/sdtdatahash" xmlns:w16se="http://schemas.microsoft.com/office/word/2015/wordml/symex" xmlns:wpg="http://schemas.microsoft.com/office/word/2010/wordprocessingGroup" xmlns:wpi="http://schemas.microsoft.com/office/word/2010/wordprocessingInk" xmlns:wne="http://schemas.microsoft.com/office/word/2006/wordml" xmlns:wps="http://schemas.microsoft.com/office/word/2010/wordprocessingShape" mc:Ignorable="w14 w15 w16se w16cid w16 w16cex w16sdtdh wp14"><w:body><w:p><w:pPr><w:pageBreakBefore/><w:jc w:val="center"/><w:rPr><w:b/><w:bCs/></w:rPr></w:pPr><w:r><w:rPr><w:b/><w:bCs/></w:rPr><w:t>MINH CHỨNG PHỤ LỤC</w:t></w:r></w:p><w:p><w:pPr><w:jc w:val="center"/></w:pPr><w:r><w:drawing><wp:inline cx="1524000" cy="1524000"><wp:extent cx="1524000" cy="1524000"/><wp:docPr id="999" name="QR"/><a:graphic xmlns:a="http://schemas.openxmlformats.org/drawingml/2006/main"><a:graphicData uri="http://schemas.openxmlformats.org/drawingml/2006/picture"><pic:pic xmlns:pic="http://schemas.openxmlformats.org/drawingml/2006/picture"><pic:nvPicPr><pic:cNvPr id="0" name="qr.png"/><pic:cNvPicPr/></pic:nvPicPr><pic:blipFill><a:blip xmlns:r="http://schemas.openxmlformats.org/officeDocument/2006/relationships" r:embed="rId999"/></a:blipFill><pic:spPr><a:xfrm><a:off x="0" y="0"/><a:ext cx="1524000" cy="1524000"/></a:xfrm><a:prstGeom prst="rect"><a:avLst/></a:prstGeom></pic:spPr></pic:pic></a:graphicData></a:graphic></wp:inline></w:drawing></w:r></w:p><w:p>
+<w:pPr>
+<w:jc w:val="both"/>
+<w:ind w:firstLine="720"/>
+<w:spacing w:line="360" w:lineRule="auto" w:after="120"/>
+</w:pPr>
+<w:r><w:t xml:space="preserve">Với kinh nghiệm nhiều năm trong công tác giảng dạy và nghiên cứu khoa học sư phạm, tôi xin trình bày ma trận và đề kiểm tra minh họa cho chủ đề &quot;Phương pháp tọa độ trong không gian&quot; (Toán 12) theo định hướng phát triển năng lực học sinh, đặc biệt chú trọng năng lực tưởng tượng không gian, như một phần trong giải pháp ứng dụng công nghệ số trong mô hình hóa 3D mà tôi đang triển khai tại trường THPT PPPPTTTT.</w:t></w:r>
+</w:p><w:p>
+<w:pPr>
+<w:jc w:val="both"/>
+<w:ind w:firstLine="720"/>
+<w:spacing w:line="360" w:lineRule="auto" w:after="120"/>
+</w:pPr>
+<w:r><w:rPr><w:b/></w:rPr><w:t xml:space="preserve">I. MA TRẬN ĐỀ KIỂM TRA</w:t></w:r>
+</w:p><w:p>
+<w:pPr>
+<w:jc w:val="both"/>
+<w:ind w:firstLine="720"/>
+<w:spacing w:line="360" w:lineRule="auto" w:after="120"/>
+</w:pPr>
+<w:r><w:rPr><w:b/></w:rPr><w:t xml:space="preserve">Môn học:</w:t></w:r><w:r><w:t xml:space="preserve"> Toán </w:t></w:r><w:r><w:rPr><w:b/></w:rPr><w:t xml:space="preserve">Lớp:</w:t></w:r><w:r><w:t xml:space="preserve"> 12 </w:t></w:r><w:r><w:rPr><w:b/></w:rPr><w:t xml:space="preserve">Chủ đề:</w:t></w:r><w:r><w:t xml:space="preserve"> Phương pháp tọa độ trong không gian </w:t></w:r><w:r><w:rPr><w:b/></w:rPr><w:t xml:space="preserve">Thời gian làm bài:</w:t></w:r><w:r><w:t xml:space="preserve"> 45 phút </w:t></w:r><w:r><w:rPr><w:b/></w:rPr><w:t xml:space="preserve">Hình thức kiểm tra:</w:t></w:r><w:r><w:t xml:space="preserve"> Trắc nghiệm kết hợp Tự luận (10 câu Trắc nghiệm + 2 câu Tự luận) </w:t></w:r><w:r><w:rPr><w:b/></w:rPr><w:t xml:space="preserve">Tổng điểm:</w:t></w:r><w:r><w:t xml:space="preserve"> 10 điểm</w:t></w:r>
+</w:p><w:p>
+<w:pPr>
+<w:jc w:val="both"/>
+<w:ind w:firstLine="720"/>
+<w:spacing w:line="360" w:lineRule="auto" w:after="120"/>
+</w:pPr>
+<w:r><w:rPr><w:b/></w:rPr><w:t xml:space="preserve">Bảng 1</w:t></w:r><w:r><w:rPr><w:b/></w:rPr><w:t xml:space="preserve">: Ma trận đề kiểm tra chủ đề &quot;Phương pháp tọa độ trong không gian&quot;</w:t></w:r>
+</w:p><w:tbl><w:tblPr><w:tblW w:w="9360" w:type="dxa"/><w:tblBorders><w:top w:val="single" w:sz="4" w:space="0" w:color="000000"/><w:left w:val="single" w:sz="4" w:space="0" w:color="000000"/><w:bottom w:val="single" w:sz="4" w:space="0" w:color="000000"/><w:right w:val="single" w:sz="4" w:space="0" w:color="000000"/><w:insideH w:val="single" w:sz="4" w:space="0" w:color="000000"/><w:insideV w:val="single" w:sz="4" w:space="0" w:color="000000"/></w:tblBorders><w:tblLook w:val="04A0"/></w:tblPr><w:tblGrid><w:gridCol w:w="1040"/><w:gridCol w:w="1040"/><w:gridCol w:w="1040"/><w:gridCol w:w="1040"/><w:gridCol w:w="1040"/><w:gridCol w:w="1040"/><w:gridCol w:w="1040"/><w:gridCol w:w="1040"/><w:gridCol w:w="1040"/></w:tblGrid><w:tr><w:tc><w:tcPr><w:tcW w:w="1040" w:type="dxa"/><w:shd w:val="clear" w:color="auto" w:fill="D5E8F0"/></w:tcPr><w:p><w:pPr><w:jc w:val="center"/></w:pPr><w:r><w:t xml:space="preserve">Mức độ nhận thức</w:t></w:r></w:p></w:tc><w:tc><w:tcPr><w:tcW w:w="1040" w:type="dxa"/><w:shd w:val="clear" w:color="auto" w:fill="D5E8F0"/></w:tcPr><w:p><w:pPr><w:jc w:val="center"/></w:pPr><w:r><w:t xml:space="preserve">Nội dung kiến thức</w:t></w:r></w:p></w:tc><w:tc><w:tcPr><w:tcW w:w="1040" w:type="dxa"/><w:shd w:val="clear" w:color="auto" w:fill="D5E8F0"/></w:tcPr><w:p><w:pPr><w:jc w:val="center"/></w:pPr><w:r><w:t xml:space="preserve">Số câu TN</w:t></w:r></w:p></w:tc><w:tc><w:tcPr><w:tcW w:w="1040" w:type="dxa"/><w:shd w:val="clear" w:color="auto" w:fill="D5E8F0"/></w:tcPr><w:p><w:pPr><w:jc w:val="center"/></w:pPr><w:r><w:t xml:space="preserve">Điểm TN</w:t></w:r></w:p></w:tc><w:tc><w:tcPr><w:tcW w:w="1040" w:type="dxa"/><w:shd w:val="clear" w:color="auto" w:fill="D5E8F0"/></w:tcPr><w:p><w:pPr><w:jc w:val="center"/></w:pPr><w:r><w:t xml:space="preserve">Số câu TL (chia phần)</w:t></w:r></w:p></w:tc><w:tc><w:tcPr><w:tcW w:w="1040" w:type="dxa"/><w:shd w:val="clear" w:color="auto" w:fill="D5E8F0"/></w:tcPr><w:p><w:pPr><w:jc w:val="center"/></w:pPr><w:r><w:t xml:space="preserve">Điểm TL</w:t></w:r></w:p></w:tc><w:tc><w:tcPr><w:tcW w:w="1040" w:type="dxa"/><w:shd w:val="clear" w:color="auto" w:fill="D5E8F0"/></w:tcPr><w:p><w:pPr><w:jc w:val="center"/></w:pPr><w:r><w:t xml:space="preserve">Tổng số câu</w:t></w:r></w:p></w:tc><w:tc><w:tcPr><w:tcW w:w="1040" w:type="dxa"/><w:shd w:val="clear" w:color="auto" w:fill="D5E8F0"/></w:tcPr><w:p><w:pPr><w:jc w:val="center"/></w:pPr><w:r><w:t xml:space="preserve">Tổng điểm</w:t></w:r></w:p></w:tc><w:tc><w:tcPr><w:tcW w:w="1040" w:type="dxa"/><w:shd w:val="clear" w:color="auto" w:fill="D5E8F0"/></w:tcPr><w:p><w:pPr><w:jc w:val="center"/></w:pPr><w:r><w:t xml:space="preserve">Tỉ lệ (%)</w:t></w:r></w:p></w:tc></w:tr><w:tr><w:tc><w:tcPr><w:tcW w:w="1040" w:type="dxa"/></w:tcPr><w:p><w:pPr><w:jc w:val="center"/></w:pPr><w:r><w:rPr><w:b/></w:rPr><w:t xml:space="preserve">Biết</w:t></w:r></w:p></w:tc><w:tc><w:tcPr><w:tcW w:w="1040" w:type="dxa"/></w:tcPr><w:p><w:pPr><w:jc w:val="center"/></w:pPr><w:r><w:t xml:space="preserve">1. Hệ tọa độ, vector, tích vô hướng, tích có hướng, phương trình mặt cầu.</w:t></w:r></w:p></w:tc><w:tc><w:tcPr><w:tcW w:w="1040" w:type="dxa"/></w:tcPr><w:p><w:pPr><w:jc w:val="center"/></w:pPr><w:r><w:t xml:space="preserve">8</w:t></w:r></w:p></w:tc><w:tc><w:tcPr><w:tcW w:w="1040" w:type="dxa"/></w:tcPr><w:p><w:pPr><w:jc w:val="center"/></w:pPr><w:r><w:t xml:space="preserve">4.0</w:t></w:r></w:p></w:tc><w:tc><w:tcPr><w:tcW w:w="1040" w:type="dxa"/></w:tcPr><w:p><w:pPr><w:jc w:val="center"/></w:pPr><w:r><w:t xml:space="preserve">0</w:t></w:r></w:p></w:tc><w:tc><w:tcPr><w:tcW w:w="1040" w:type="dxa"/></w:tcPr><w:p><w:pPr><w:jc w:val="center"/></w:pPr><w:r><w:t xml:space="preserve">0</w:t></w:r></w:p></w:tc><w:tc><w:tcPr><w:tcW w:w="1040" w:type="dxa"/></w:tcPr><w:p><w:pPr><w:jc w:val="center"/></w:pPr><w:r><w:t xml:space="preserve">8</w:t></w:r></w:p></w:tc><w:tc><w:tcPr><w:tcW w:w="1040" w:type="dxa"/></w:tcPr><w:p><w:pPr><w:jc w:val="center"/></w:pPr><w:r><w:t xml:space="preserve">4.0</w:t></w:r></w:p></w:tc><w:tc><w:tcPr><w:tcW w:w="1040" w:type="dxa"/></w:tcPr><w:p><w:pPr><w:jc w:val="center"/></w:pPr><w:r><w:t xml:space="preserve">40%</w:t></w:r></w:p></w:tc></w:tr><w:tr><w:tc><w:tcPr><w:tcW w:w="1040" w:type="dxa"/></w:tcPr><w:p><w:pPr><w:jc w:val="center"/></w:pPr><w:r><w:rPr><w:b/></w:rPr><w:t xml:space="preserve">Hiểu</w:t></w:r></w:p></w:tc><w:tc><w:tcPr><w:tcW w:w="1040" w:type="dxa"/></w:tcPr><w:p><w:pPr><w:jc w:val="center"/></w:pPr><w:r><w:t xml:space="preserve">2. Phương trình mặt phẳng, đường thẳng và các yếu tố liên quan cơ bản (vector pháp tuyến, chỉ phương, điểm thuộc).</w:t></w:r></w:p></w:tc><w:tc><w:tcPr><w:tcW w:w="1040" w:type="dxa"/></w:tcPr><w:p><w:pPr><w:jc w:val="center"/></w:pPr><w:r><w:t xml:space="preserve">2</w:t></w:r></w:p></w:tc><w:tc><w:tcPr><w:tcW w:w="1040" w:type="dxa"/></w:tcPr><w:p><w:pPr><w:jc w:val="center"/></w:pPr><w:r><w:t xml:space="preserve">1.0</w:t></w:r></w:p></w:tc><w:tc><w:tcPr><w:tcW w:w="1040" w:type="dxa"/></w:tcPr><w:p><w:pPr><w:jc w:val="center"/></w:pPr><w:r><w:t xml:space="preserve">1 (TL1a)</w:t></w:r></w:p></w:tc><w:tc><w:tcPr><w:tcW w:w="1040" w:type="dxa"/></w:tcPr><w:p><w:pPr><w:jc w:val="center"/></w:pPr><w:r><w:t xml:space="preserve">2.0</w:t></w:r></w:p></w:tc><w:tc><w:tcPr><w:tcW w:w="1040" w:type="dxa"/></w:tcPr><w:p><w:pPr><w:jc w:val="center"/></w:pPr><w:r><w:t xml:space="preserve">3</w:t></w:r></w:p></w:tc><w:tc><w:tcPr><w:tcW w:w="1040" w:type="dxa"/></w:tcPr><w:p><w:pPr><w:jc w:val="center"/></w:pPr><w:r><w:t xml:space="preserve">3.0</w:t></w:r></w:p></w:tc><w:tc><w:tcPr><w:tcW w:w="1040" w:type="dxa"/></w:tcPr><w:p><w:pPr><w:jc w:val="center"/></w:pPr><w:r><w:t xml:space="preserve">30%</w:t></w:r></w:p></w:tc></w:tr><w:tr><w:tc><w:tcPr><w:tcW w:w="1040" w:type="dxa"/></w:tcPr><w:p><w:pPr><w:jc w:val="center"/></w:pPr><w:r><w:rPr><w:b/></w:rPr><w:t xml:space="preserve">Vận dụng</w:t></w:r></w:p></w:tc><w:tc><w:tcPr><w:tcW w:w="1040" w:type="dxa"/></w:tcPr><w:p><w:pPr><w:jc w:val="center"/></w:pPr><w:r><w:t xml:space="preserve">3. Vị trí tương đối, hình chiếu, khoảng cách, góc của điểm, đường thẳng, mặt phẳng.</w:t></w:r></w:p></w:tc><w:tc><w:tcPr><w:tcW w:w="1040" w:type="dxa"/></w:tcPr><w:p><w:pPr><w:jc w:val="center"/></w:pPr><w:r><w:t xml:space="preserve">0</w:t></w:r></w:p></w:tc><w:tc><w:tcPr><w:tcW w:w="1040" w:type="dxa"/></w:tcPr><w:p><w:pPr><w:jc w:val="center"/></w:pPr><w:r><w:t xml:space="preserve">0</w:t></w:r></w:p></w:tc><w:tc><w:tcPr><w:tcW w:w="1040" w:type="dxa"/></w:tcPr><w:p><w:pPr><w:jc w:val="center"/></w:pPr><w:r><w:t xml:space="preserve">2 (TL1b, TL2a)</w:t></w:r></w:p></w:tc><w:tc><w:tcPr><w:tcW w:w="1040" w:type="dxa"/></w:tcPr><w:p><w:pPr><w:jc w:val="center"/></w:pPr><w:r><w:t xml:space="preserve">2.0</w:t></w:r></w:p></w:tc><w:tc><w:tcPr><w:tcW w:w="1040" w:type="dxa"/></w:tcPr><w:p><w:pPr><w:jc w:val="center"/></w:pPr><w:r><w:t xml:space="preserve">2</w:t></w:r></w:p></w:tc><w:tc><w:tcPr><w:tcW w:w="1040" w:type="dxa"/></w:tcPr><w:p><w:pPr><w:jc w:val="center"/></w:pPr><w:r><w:t xml:space="preserve">2.0</w:t></w:r></w:p></w:tc><w:tc><w:tcPr><w:tcW w:w="1040" w:type="dxa"/></w:tcPr><w:p><w:pPr><w:jc w:val="center"/></w:pPr><w:r><w:t xml:space="preserve">20%</w:t></w:r></w:p></w:tc></w:tr><w:tr><w:tc><w:tcPr><w:tcW w:w="1040" w:type="dxa"/></w:tcPr><w:p><w:pPr><w:jc w:val="center"/></w:pPr><w:r><w:rPr><w:b/></w:rPr><w:t xml:space="preserve">Vận dụng cao</w:t></w:r></w:p></w:tc><w:tc><w:tcPr><w:tcW w:w="1040" w:type="dxa"/></w:tcPr><w:p><w:pPr><w:jc w:val="center"/></w:pPr><w:r><w:t xml:space="preserve">4. Bài toán khoảng cách giữa hai đường thẳng chéo nhau, bài toán cực trị hình học không gian.</w:t></w:r></w:p></w:tc><w:tc><w:tcPr><w:tcW w:w="1040" w:type="dxa"/></w:tcPr><w:p><w:pPr><w:jc w:val="center"/></w:pPr><w:r><w:t xml:space="preserve">0</w:t></w:r></w:p></w:tc><w:tc><w:tcPr><w:tcW w:w="1040" w:type="dxa"/></w:tcPr><w:p><w:pPr><w:jc w:val="center"/></w:pPr><w:r><w:t xml:space="preserve">0</w:t></w:r></w:p></w:tc><w:tc><w:tcPr><w:tcW w:w="1040" w:type="dxa"/></w:tcPr><w:p><w:pPr><w:jc w:val="center"/></w:pPr><w:r><w:t xml:space="preserve">1 (TL2b)</w:t></w:r></w:p></w:tc><w:tc><w:tcPr><w:tcW w:w="1040" w:type="dxa"/></w:tcPr><w:p><w:pPr><w:jc w:val="center"/></w:pPr><w:r><w:t xml:space="preserve">1.0</w:t></w:r></w:p></w:tc><w:tc><w:tcPr><w:tcW w:w="1040" w:type="dxa"/></w:tcPr><w:p><w:pPr><w:jc w:val="center"/></w:pPr><w:r><w:t xml:space="preserve">1</w:t></w:r></w:p></w:tc><w:tc><w:tcPr><w:tcW w:w="1040" w:type="dxa"/></w:tcPr><w:p><w:pPr><w:jc w:val="center"/></w:pPr><w:r><w:t xml:space="preserve">1.0</w:t></w:r></w:p></w:tc><w:tc><w:tcPr><w:tcW w:w="1040" w:type="dxa"/></w:tcPr><w:p><w:pPr><w:jc w:val="center"/></w:pPr><w:r><w:t xml:space="preserve">10%</w:t></w:r></w:p></w:tc></w:tr><w:tr><w:tc><w:tcPr><w:tcW w:w="1040" w:type="dxa"/></w:tcPr><w:p><w:pPr><w:jc w:val="center"/></w:pPr><w:r><w:rPr><w:b/></w:rPr><w:t xml:space="preserve">Tổng cộng</w:t></w:r></w:p></w:tc><w:tc><w:tcPr><w:tcW w:w="1040" w:type="dxa"/></w:tcPr><w:p><w:pPr><w:jc w:val="center"/></w:pPr><w:r><w:rPr><w:b/></w:rPr><w:t xml:space="preserve">10</w:t></w:r></w:p></w:tc><w:tc><w:tcPr><w:tcW w:w="1040" w:type="dxa"/></w:tcPr><w:p><w:pPr><w:jc w:val="center"/></w:pPr><w:r><w:rPr><w:b/></w:rPr><w:t xml:space="preserve">5.0</w:t></w:r></w:p></w:tc><w:tc><w:tcPr><w:tcW w:w="1040" w:type="dxa"/></w:tcPr><w:p><w:pPr><w:jc w:val="center"/></w:pPr><w:r><w:rPr><w:b/></w:rPr><w:t xml:space="preserve">4</w:t></w:r></w:p></w:tc><w:tc><w:tcPr><w:tcW w:w="1040" w:type="dxa"/></w:tcPr><w:p><w:pPr><w:jc w:val="center"/></w:pPr><w:r><w:rPr><w:b/></w:rPr><w:t xml:space="preserve">5.0</w:t></w:r></w:p></w:tc><w:tc><w:tcPr><w:tcW w:w="1040" w:type="dxa"/></w:tcPr><w:p><w:pPr><w:jc w:val="center"/></w:pPr><w:r><w:rPr><w:b/></w:rPr><w:t xml:space="preserve">14</w:t></w:r></w:p></w:tc><w:tc><w:tcPr><w:tcW w:w="1040" w:type="dxa"/></w:tcPr><w:p><w:pPr><w:jc w:val="center"/></w:pPr><w:r><w:rPr><w:b/></w:rPr><w:t xml:space="preserve">10.0</w:t></w:r></w:p></w:tc><w:tc><w:tcPr><w:tcW w:w="1040" w:type="dxa"/></w:tcPr><w:p><w:pPr><w:jc w:val="center"/></w:pPr><w:r><w:rPr><w:b/></w:rPr><w:t xml:space="preserve">100%</w:t></w:r></w:p></w:tc><w:tc><w:tcPr><w:tcW w:w="1040" w:type="dxa"/></w:tcPr><w:p><w:pPr><w:jc w:val="center"/></w:pPr></w:p></w:tc></w:tr></w:tbl><w:p><w:pPr><w:spacing w:after="120"/></w:pPr></w:p><w:p>
+<w:pPr>
+<w:jc w:val="both"/>
+<w:ind w:firstLine="720"/>
+<w:spacing w:line="360" w:lineRule="auto" w:after="120"/>
+</w:pPr>
+<w:r><w:rPr><w:b/></w:rPr><w:t xml:space="preserve">Giải thích ma trận:</w:t></w:r>
+</w:p><w:p><w:pPr>
+<w:jc w:val="both"/>
+<w:tabs><w:tab w:val="left" w:pos="720"/></w:tabs>
+<w:ind w:left="720" w:hanging="360"/>
+<w:spacing w:after="60"/>
+</w:pPr><w:r><w:t xml:space="preserve">• </w:t><w:tab/></w:r><w:r><w:rPr><w:b/></w:rPr><w:t xml:space="preserve">Mức độ Biết (40%):</w:t></w:r><w:r><w:t xml:space="preserve"> Tập trung vào việc kiểm tra khả năng nhận diện, ghi nhớ các khái niệm, công thức cơ bản về tọa độ điểm, vector, tích vô hướng, tích có hướng, phương trình mặt cầu, vector pháp tuyến của mặt phẳng, vector chỉ phương của đường thẳng. Các câu hỏi ở mức độ này thường là trắc nghiệm trực tiếp.</w:t></w:r></w:p><w:p><w:pPr>
+<w:jc w:val="both"/>
+<w:tabs><w:tab w:val="left" w:pos="720"/></w:tabs>
+<w:ind w:left="720" w:hanging="360"/>
+<w:spacing w:after="60"/>
+</w:pPr><w:r><w:t xml:space="preserve">• </w:t><w:tab/></w:r><w:r><w:rPr><w:b/></w:rPr><w:t xml:space="preserve">Mức độ Hiểu (30%):</w:t></w:r><w:r><w:t xml:space="preserve"> Đánh giá khả năng giải thích, diễn đạt, vận dụng các khái niệm, công thức đã biết vào các tình huống đơn giản hơn, như viết phương trình mặt phẳng, đường thẳng khi biết đủ các yếu tố cơ bản, xác định vị trí tương đối đơn giản.</w:t></w:r></w:p><w:p><w:pPr>
+<w:jc w:val="both"/>
+<w:tabs><w:tab w:val="left" w:pos="720"/></w:tabs>
+<w:ind w:left="720" w:hanging="360"/>
+<w:spacing w:after="60"/>
+</w:pPr><w:r><w:t xml:space="preserve">• </w:t><w:tab/></w:r><w:r><w:rPr><w:b/></w:rPr><w:t xml:space="preserve">Mức độ Vận dụng (20%):</w:t></w:r><w:r><w:t xml:space="preserve"> Yêu cầu học sinh sử dụng kiến thức, kỹ năng đã học để giải quyết các bài toán có tính tổng hợp hơn, đòi hỏi suy luận và kết nối các kiến thức khác nhau, ví dụ như tìm hình chiếu của điểm, tính khoảng cách, góc trong các trường hợp cụ thể.</w:t></w:r></w:p><w:p><w:pPr>
+<w:jc w:val="both"/>
+<w:tabs><w:tab w:val="left" w:pos="720"/></w:tabs>
+<w:ind w:left="720" w:hanging="360"/>
+<w:spacing w:after="60"/>
+</w:pPr><w:r><w:t xml:space="preserve">• </w:t><w:tab/></w:r><w:r><w:rPr><w:b/></w:rPr><w:t xml:space="preserve">Mức độ Vận dụng cao (10%):</w:t></w:r><w:r><w:t xml:space="preserve"> Kiểm tra khả năng tư duy sáng tạo, phân tích tổng hợp để giải quyết các bài toán phức tạp, đòi hỏi nhiều bước suy luận, hoặc các bài toán có yếu tố cực trị, khoảng cách giữa các đối tượng hình học phức tạp như khoảng cách giữa hai đường thẳng chéo nhau.</w:t></w:r></w:p><w:p>
+<w:pPr>
+<w:jc w:val="both"/>
+<w:ind w:firstLine="720"/>
+<w:spacing w:line="360" w:lineRule="auto" w:after="120"/>
+</w:pPr>
+<w:r><w:rPr><w:b/></w:rPr><w:t xml:space="preserve">II. ĐỀ KIỂM TRA MINH HỌA</w:t></w:r>
+</w:p><w:p>
+<w:pPr>
+<w:jc w:val="both"/>
+<w:ind w:firstLine="720"/>
+<w:spacing w:line="360" w:lineRule="auto" w:after="120"/>
+</w:pPr>
+<w:r><w:rPr><w:b/></w:rPr><w:t xml:space="preserve">Môn:</w:t></w:r><w:r><w:t xml:space="preserve"> TOÁN 12 </w:t></w:r><w:r><w:rPr><w:b/></w:rPr><w:t xml:space="preserve">Chủ đề:</w:t></w:r><w:r><w:t xml:space="preserve"> PHƯƠNG PHÁP TỌA ĐỘ TRONG KHÔNG GIAN </w:t></w:r><w:r><w:rPr><w:b/></w:rPr><w:t xml:space="preserve">Thời gian:</w:t></w:r><w:r><w:t xml:space="preserve"> 45 phút</w:t></w:r>
+</w:p><w:p>
+<w:pPr>
+<w:jc w:val="both"/>
+<w:ind w:firstLine="720"/>
+<w:spacing w:line="360" w:lineRule="auto" w:after="120"/>
+</w:pPr>
+<w:r><w:rPr><w:b/></w:rPr><w:t xml:space="preserve">Họ và tên học sinh:</w:t></w:r><w:r><w:t xml:space="preserve"> ..................................................... </w:t></w:r><w:r><w:rPr><w:b/></w:rPr><w:t xml:space="preserve">Lớp:</w:t></w:r><w:r><w:t xml:space="preserve"> ................</w:t></w:r>
+</w:p><w:p><w:r><w:br w:type="page"/></w:r></w:p><w:p>
+<w:pPr>
+<w:jc w:val="both"/>
+<w:ind w:firstLine="720"/>
+<w:spacing w:line="360" w:lineRule="auto" w:after="120"/>
+</w:pPr>
+<w:r><w:rPr><w:b/></w:rPr><w:t xml:space="preserve">PHẦN I. TRẮC NGHIỆM (5.0 điểm)</w:t></w:r><w:r><w:t xml:space="preserve"> </w:t></w:r><w:r><w:rPr><w:i/></w:rPr><w:t xml:space="preserve">Mỗi câu trả lời đúng được 0.5 điểm.</w:t></w:r>
+</w:p><w:p>
+<w:pPr>
+<w:jc w:val="both"/>
+<w:ind w:firstLine="720"/>
+<w:spacing w:line="360" w:lineRule="auto" w:after="120"/>
+</w:pPr>
+<w:r><w:rPr><w:b/></w:rPr><w:t xml:space="preserve">Câu 1 (Biết):</w:t></w:r><w:r><w:t xml:space="preserve"> Trong không gian </w:t></w:r><w:r><w:rPr><w:rFonts w:ascii="Cambria Math" w:hAnsi="Cambria Math"/><w:i/><w:sz w:val="26"/></w:rPr><w:t xml:space="preserve">$Oxyz$</w:t></w:r><w:r><w:t xml:space="preserve">, cho hai điểm </w:t></w:r><w:r><w:rPr><w:rFonts w:ascii="Cambria Math" w:hAnsi="Cambria Math"/><w:i/><w:sz w:val="26"/></w:rPr><w:t xml:space="preserve">$A(1; -2; 3)$</w:t></w:r><w:r><w:t xml:space="preserve"> và </w:t></w:r><w:r><w:rPr><w:rFonts w:ascii="Cambria Math" w:hAnsi="Cambria Math"/><w:i/><w:sz w:val="26"/></w:rPr><w:t xml:space="preserve">$B(3; 0; -1)$</w:t></w:r><w:r><w:t xml:space="preserve">. Tọa độ của vectơ </w:t></w:r><w:r><w:rPr><w:rFonts w:ascii="Cambria Math" w:hAnsi="Cambria Math"/><w:i/><w:sz w:val="26"/></w:rPr><w:t xml:space="preserve">$\vec{AB}$</w:t></w:r><w:r><w:t xml:space="preserve"> là: A. </w:t></w:r><w:r><w:rPr><w:rFonts w:ascii="Cambria Math" w:hAnsi="Cambria Math"/><w:i/><w:sz w:val="26"/></w:rPr><w:t xml:space="preserve">$(2; 2; -4)$</w:t></w:r><w:r><w:t xml:space="preserve">          B. </w:t></w:r><w:r><w:rPr><w:rFonts w:ascii="Cambria Math" w:hAnsi="Cambria Math"/><w:i/><w:sz w:val="26"/></w:rPr><w:t xml:space="preserve">$(-2; -2; 4)$</w:t></w:r><w:r><w:t xml:space="preserve">         C. </w:t></w:r><w:r><w:rPr><w:rFonts w:ascii="Cambria Math" w:hAnsi="Cambria Math"/><w:i/><w:sz w:val="26"/></w:rPr><w:t xml:space="preserve">$(4; -2; 2)$</w:t></w:r><w:r><w:t xml:space="preserve">          D. </w:t></w:r><w:r><w:rPr><w:rFonts w:ascii="Cambria Math" w:hAnsi="Cambria Math"/><w:i/><w:sz w:val="26"/></w:rPr><w:t xml:space="preserve">$(2; -2; 4)$</w:t></w:r>
+</w:p><w:p>
+<w:pPr>
+<w:jc w:val="both"/>
+<w:ind w:firstLine="720"/>
+<w:spacing w:line="360" w:lineRule="auto" w:after="120"/>
+</w:pPr>
+<w:r><w:rPr><w:b/></w:rPr><w:t xml:space="preserve">Câu 2 (Biết):</w:t></w:r><w:r><w:t xml:space="preserve"> Trong không gian </w:t></w:r><w:r><w:rPr><w:rFonts w:ascii="Cambria Math" w:hAnsi="Cambria Math"/><w:i/><w:sz w:val="26"/></w:rPr><w:t xml:space="preserve">$Oxyz$</w:t></w:r><w:r><w:t xml:space="preserve">, cho vectơ </w:t></w:r><w:r><w:rPr><w:rFonts w:ascii="Cambria Math" w:hAnsi="Cambria Math"/><w:i/><w:sz w:val="26"/></w:rPr><w:t xml:space="preserve">$\vec{a} = (1; -2; 0)$</w:t></w:r><w:r><w:t xml:space="preserve"> và </w:t></w:r><w:r><w:rPr><w:rFonts w:ascii="Cambria Math" w:hAnsi="Cambria Math"/><w:i/><w:sz w:val="26"/></w:rPr><w:t xml:space="preserve">$\vec{b} = (3; 1; -1)$</w:t></w:r><w:r><w:t xml:space="preserve">. Tích vô hướng </w:t></w:r><w:r><w:rPr><w:rFonts w:ascii="Cambria Math" w:hAnsi="Cambria Math"/><w:i/><w:sz w:val="26"/></w:rPr><w:t xml:space="preserve">$\vec{a}.\vec{b}$</w:t></w:r><w:r><w:t xml:space="preserve"> bằng: A. </w:t></w:r><w:r><w:rPr><w:rFonts w:ascii="Cambria Math" w:hAnsi="Cambria Math"/><w:i/><w:sz w:val="26"/></w:rPr><w:t xml:space="preserve">$1$</w:t></w:r><w:r><w:t xml:space="preserve">                   B. </w:t></w:r><w:r><w:rPr><w:rFonts w:ascii="Cambria Math" w:hAnsi="Cambria Math"/><w:i/><w:sz w:val="26"/></w:rPr><w:t xml:space="preserve">$-1$</w:t></w:r><w:r><w:t xml:space="preserve">                  C. </w:t></w:r><w:r><w:rPr><w:rFonts w:ascii="Cambria Math" w:hAnsi="Cambria Math"/><w:i/><w:sz w:val="26"/></w:rPr><w:t xml:space="preserve">$5$</w:t></w:r><w:r><w:t xml:space="preserve">                   D. </w:t></w:r><w:r><w:rPr><w:rFonts w:ascii="Cambria Math" w:hAnsi="Cambria Math"/><w:i/><w:sz w:val="26"/></w:rPr><w:t xml:space="preserve">$-5$</w:t></w:r>
+</w:p><w:p>
+<w:pPr>
+<w:jc w:val="both"/>
+<w:ind w:firstLine="720"/>
+<w:spacing w:line="360" w:lineRule="auto" w:after="120"/>
+</w:pPr>
+<w:r><w:rPr><w:b/></w:rPr><w:t xml:space="preserve">Câu 3 (Biết):</w:t></w:r><w:r><w:t xml:space="preserve"> Trong không gian </w:t></w:r><w:r><w:rPr><w:rFonts w:ascii="Cambria Math" w:hAnsi="Cambria Math"/><w:i/><w:sz w:val="26"/></w:rPr><w:t xml:space="preserve">$Oxyz$</w:t></w:r><w:r><w:t xml:space="preserve">, cho vectơ </w:t></w:r><w:r><w:rPr><w:rFonts w:ascii="Cambria Math" w:hAnsi="Cambria Math"/><w:i/><w:sz w:val="26"/></w:rPr><w:t xml:space="preserve">$\vec{u} = (1; 0; -2)$</w:t></w:r><w:r><w:t xml:space="preserve"> và </w:t></w:r><w:r><w:rPr><w:rFonts w:ascii="Cambria Math" w:hAnsi="Cambria Math"/><w:i/><w:sz w:val="26"/></w:rPr><w:t xml:space="preserve">$\vec{v} = (0; 1; 3)$</w:t></w:r><w:r><w:t xml:space="preserve">. Tọa độ của vectơ tích có hướng </w:t></w:r><w:r><w:rPr><w:rFonts w:ascii="Cambria Math" w:hAnsi="Cambria Math"/><w:i/><w:sz w:val="26"/></w:rPr><w:t xml:space="preserve">$[\vec{u}, \vec{v}]$</w:t></w:r><w:r><w:t xml:space="preserve"> là: A. </w:t></w:r><w:r><w:rPr><w:rFonts w:ascii="Cambria Math" w:hAnsi="Cambria Math"/><w:i/><w:sz w:val="26"/></w:rPr><w:t xml:space="preserve">$(2; -3; 1)$</w:t></w:r><w:r><w:t xml:space="preserve">          B. </w:t></w:r><w:r><w:rPr><w:rFonts w:ascii="Cambria Math" w:hAnsi="Cambria Math"/><w:i/><w:sz w:val="26"/></w:rPr><w:t xml:space="preserve">$(-2; 3; 1)$</w:t></w:r><w:r><w:t xml:space="preserve">          C. </w:t></w:r><w:r><w:rPr><w:rFonts w:ascii="Cambria Math" w:hAnsi="Cambria Math"/><w:i/><w:sz w:val="26"/></w:rPr><w:t xml:space="preserve">$(2; 3; 1)$</w:t></w:r><w:r><w:t xml:space="preserve">           D. </w:t></w:r><w:r><w:rPr><w:rFonts w:ascii="Cambria Math" w:hAnsi="Cambria Math"/><w:i/><w:sz w:val="26"/></w:rPr><w:t xml:space="preserve">$(2; -3; -1)$</w:t></w:r>
+</w:p><w:p>
+<w:pPr>
+<w:jc w:val="both"/>
+<w:ind w:firstLine="720"/>
+<w:spacing w:line="360" w:lineRule="auto" w:after="120"/>
+</w:pPr>
+<w:r><w:rPr><w:b/></w:rPr><w:t xml:space="preserve">Câu 4 (Biết):</w:t></w:r><w:r><w:t xml:space="preserve"> Trong không gian </w:t></w:r><w:r><w:rPr><w:rFonts w:ascii="Cambria Math" w:hAnsi="Cambria Math"/><w:i/><w:sz w:val="26"/></w:rPr><w:t xml:space="preserve">$Oxyz$</w:t></w:r><w:r><w:t xml:space="preserve">, phương trình mặt cầu tâm </w:t></w:r><w:r><w:rPr><w:rFonts w:ascii="Cambria Math" w:hAnsi="Cambria Math"/><w:i/><w:sz w:val="26"/></w:rPr><w:t xml:space="preserve">$I(1; -2; 0)$</w:t></w:r><w:r><w:t xml:space="preserve"> và bán kính </w:t></w:r><w:r><w:rPr><w:rFonts w:ascii="Cambria Math" w:hAnsi="Cambria Math"/><w:i/><w:sz w:val="26"/></w:rPr><w:t xml:space="preserve">$R=3$</w:t></w:r><w:r><w:t xml:space="preserve"> là: A. </w:t></w:r><w:r><w:rPr><w:rFonts w:ascii="Cambria Math" w:hAnsi="Cambria Math"/><w:i/><w:sz w:val="26"/></w:rPr><w:t xml:space="preserve">$(x-1)^2 + (y+2)^2 + z^2 = 3$</w:t></w:r><w:r><w:t xml:space="preserve"> B. </w:t></w:r><w:r><w:rPr><w:rFonts w:ascii="Cambria Math" w:hAnsi="Cambria Math"/><w:i/><w:sz w:val="26"/></w:rPr><w:t xml:space="preserve">$(x+1)^2 + (y-2)^2 + z^2 = 9$</w:t></w:r>
+</w:p><w:p>
+<w:pPr>
+<w:pStyle w:val="Heading1"/>
+<w:jc w:val="left"/>
+<w:spacing w:before="240" w:after="120" w:line="360" w:lineRule="auto"/>
+</w:pPr>
+<w:r><w:rPr><w:rFonts w:ascii="Cambria Math" w:hAnsi="Cambria Math"/><w:i/><w:sz w:val="26"/></w:rPr><w:t xml:space="preserve">$(x-1)^2 + (y+2)^2 + z^2 = 9$</w:t></w:r>
+</w:p><w:p>
+<w:pPr>
+<w:jc w:val="both"/>
+<w:ind w:firstLine="720"/>
+<w:spacing w:line="360" w:lineRule="auto" w:after="120"/>
+</w:pPr>
+<w:r><w:t xml:space="preserve">D. </w:t></w:r><w:r><w:rPr><w:rFonts w:ascii="Cambria Math" w:hAnsi="Cambria Math"/><w:i/><w:sz w:val="26"/></w:rPr><w:t xml:space="preserve">$(x+1)^2 + (y-2)^2 + z^2 = 3$</w:t></w:r>
+</w:p><w:p>
+<w:pPr>
+<w:jc w:val="both"/>
+<w:ind w:firstLine="720"/>
+<w:spacing w:line="360" w:lineRule="auto" w:after="120"/>
+</w:pPr>
+<w:r><w:rPr><w:b/></w:rPr><w:t xml:space="preserve">Câu 5 (Biết):</w:t></w:r><w:r><w:t xml:space="preserve"> Trong không gian </w:t></w:r><w:r><w:rPr><w:rFonts w:ascii="Cambria Math" w:hAnsi="Cambria Math"/><w:i/><w:sz w:val="26"/></w:rPr><w:t xml:space="preserve">$Oxyz$</w:t></w:r><w:r><w:t xml:space="preserve">, mặt phẳng </w:t></w:r><w:r><w:rPr><w:rFonts w:ascii="Cambria Math" w:hAnsi="Cambria Math"/><w:i/><w:sz w:val="26"/></w:rPr><w:t xml:space="preserve">$(P): 2x - y + 3z - 4 = 0$</w:t></w:r><w:r><w:t xml:space="preserve"> có một vectơ pháp tuyến là: A. </w:t></w:r><w:r><w:rPr><w:rFonts w:ascii="Cambria Math" w:hAnsi="Cambria Math"/><w:i/><w:sz w:val="26"/></w:rPr><w:t xml:space="preserve">$\vec{n} = (2; 1; 3)$</w:t></w:r><w:r><w:t xml:space="preserve"> B. </w:t></w:r><w:r><w:rPr><w:rFonts w:ascii="Cambria Math" w:hAnsi="Cambria Math"/><w:i/><w:sz w:val="26"/></w:rPr><w:t xml:space="preserve">$\vec{n} = (-2; 1; -3)$</w:t></w:r><w:r><w:t xml:space="preserve"> C. </w:t></w:r><w:r><w:rPr><w:rFonts w:ascii="Cambria Math" w:hAnsi="Cambria Math"/><w:i/><w:sz w:val="26"/></w:rPr><w:t xml:space="preserve">$\vec{n} = (2; -1; 3)$</w:t></w:r><w:r><w:t xml:space="preserve"> D. </w:t></w:r><w:r><w:rPr><w:rFonts w:ascii="Cambria Math" w:hAnsi="Cambria Math"/><w:i/><w:sz w:val="26"/></w:rPr><w:t xml:space="preserve">$\vec{n} = (2; -1; -3)$</w:t></w:r>
+</w:p><w:p>
+<w:pPr>
+<w:jc w:val="both"/>
+<w:ind w:firstLine="720"/>
+<w:spacing w:line="360" w:lineRule="auto" w:after="120"/>
+</w:pPr>
+<w:r><w:rPr><w:b/></w:rPr><w:t xml:space="preserve">Câu 6 (Biết):</w:t></w:r><w:r><w:t xml:space="preserve"> Trong không gian </w:t></w:r><w:r><w:rPr><w:rFonts w:ascii="Cambria Math" w:hAnsi="Cambria Math"/><w:i/><w:sz w:val="26"/></w:rPr><w:t xml:space="preserve">$Oxyz$</w:t></w:r><w:r><w:t xml:space="preserve">, đường thẳng </w:t></w:r><w:r><w:rPr><w:rFonts w:ascii="Cambria Math" w:hAnsi="Cambria Math"/><w:i/><w:sz w:val="26"/></w:rPr><w:t xml:space="preserve">$d: \frac{x-1}{2} = \frac{y+3}{-1} = \frac{z}{4}$</w:t></w:r><w:r><w:t xml:space="preserve"> có một vectơ chỉ phương là: A. </w:t></w:r><w:r><w:rPr><w:rFonts w:ascii="Cambria Math" w:hAnsi="Cambria Math"/><w:i/><w:sz w:val="26"/></w:rPr><w:t xml:space="preserve">$\vec{u} = (1; -3; 0)$</w:t></w:r><w:r><w:t xml:space="preserve"> B. </w:t></w:r><w:r><w:rPr><w:rFonts w:ascii="Cambria Math" w:hAnsi="Cambria Math"/><w:i/><w:sz w:val="26"/></w:rPr><w:t xml:space="preserve">$\vec{u} = (2; 1; 4)$</w:t></w:r><w:r><w:t xml:space="preserve"> C. </w:t></w:r><w:r><w:rPr><w:rFonts w:ascii="Cambria Math" w:hAnsi="Cambria Math"/><w:i/><w:sz w:val="26"/></w:rPr><w:t xml:space="preserve">$\vec{u} = (-2; 1; -4)$</w:t></w:r><w:r><w:t xml:space="preserve"> D. </w:t></w:r><w:r><w:rPr><w:rFonts w:ascii="Cambria Math" w:hAnsi="Cambria Math"/><w:i/><w:sz w:val="26"/></w:rPr><w:t xml:space="preserve">$\vec{u} = (2; -1; 4)$</w:t></w:r>
+</w:p><w:p>
+<w:pPr>
+<w:jc w:val="both"/>
+<w:ind w:firstLine="720"/>
+<w:spacing w:line="360" w:lineRule="auto" w:after="120"/>
+</w:pPr>
+<w:r><w:rPr><w:b/></w:rPr><w:t xml:space="preserve">Câu 7 (Biết):</w:t></w:r><w:r><w:t xml:space="preserve"> Trong không gian </w:t></w:r><w:r><w:rPr><w:rFonts w:ascii="Cambria Math" w:hAnsi="Cambria Math"/><w:i/><w:sz w:val="26"/></w:rPr><w:t xml:space="preserve">$Oxyz$</w:t></w:r><w:r><w:t xml:space="preserve">, khoảng cách giữa hai điểm </w:t></w:r><w:r><w:rPr><w:rFonts w:ascii="Cambria Math" w:hAnsi="Cambria Math"/><w:i/><w:sz w:val="26"/></w:rPr><w:t xml:space="preserve">$M(1; -1; 2)$</w:t></w:r><w:r><w:t xml:space="preserve"> và </w:t></w:r><w:r><w:rPr><w:rFonts w:ascii="Cambria Math" w:hAnsi="Cambria Math"/><w:i/><w:sz w:val="26"/></w:rPr><w:t xml:space="preserve">$N(3; -1; 0)$</w:t></w:r><w:r><w:t xml:space="preserve"> là: A. </w:t></w:r><w:r><w:rPr><w:rFonts w:ascii="Cambria Math" w:hAnsi="Cambria Math"/><w:i/><w:sz w:val="26"/></w:rPr><w:t xml:space="preserve">$2\sqrt{2}$</w:t></w:r><w:r><w:t xml:space="preserve">           B. </w:t></w:r><w:r><w:rPr><w:rFonts w:ascii="Cambria Math" w:hAnsi="Cambria Math"/><w:i/><w:sz w:val="26"/></w:rPr><w:t xml:space="preserve">$2$</w:t></w:r><w:r><w:t xml:space="preserve">                   C. </w:t></w:r><w:r><w:rPr><w:rFonts w:ascii="Cambria Math" w:hAnsi="Cambria Math"/><w:i/><w:sz w:val="26"/></w:rPr><w:t xml:space="preserve">$4$</w:t></w:r><w:r><w:t xml:space="preserve">                   D. </w:t></w:r><w:r><w:rPr><w:rFonts w:ascii="Cambria Math" w:hAnsi="Cambria Math"/><w:i/><w:sz w:val="26"/></w:rPr><w:t xml:space="preserve">$\sqrt{2}$</w:t></w:r>
+</w:p><w:p>
+<w:pPr>
+<w:jc w:val="both"/>
+<w:ind w:firstLine="720"/>
+<w:spacing w:line="360" w:lineRule="auto" w:after="120"/>
+</w:pPr>
+<w:r><w:rPr><w:b/></w:rPr><w:t xml:space="preserve">Câu 8 (Biết):</w:t></w:r><w:r><w:t xml:space="preserve"> Trong không gian </w:t></w:r><w:r><w:rPr><w:rFonts w:ascii="Cambria Math" w:hAnsi="Cambria Math"/><w:i/><w:sz w:val="26"/></w:rPr><w:t xml:space="preserve">$Oxyz$</w:t></w:r><w:r><w:t xml:space="preserve">, cho hai vectơ </w:t></w:r><w:r><w:rPr><w:rFonts w:ascii="Cambria Math" w:hAnsi="Cambria Math"/><w:i/><w:sz w:val="26"/></w:rPr><w:t xml:space="preserve">$\vec{a} = (m; 2; -1)$</w:t></w:r><w:r><w:t xml:space="preserve"> và </w:t></w:r><w:r><w:rPr><w:rFonts w:ascii="Cambria Math" w:hAnsi="Cambria Math"/><w:i/><w:sz w:val="26"/></w:rPr><w:t xml:space="preserve">$\vec{b} = (1; -1; 3)$</w:t></w:r><w:r><w:t xml:space="preserve">. Để </w:t></w:r><w:r><w:rPr><w:rFonts w:ascii="Cambria Math" w:hAnsi="Cambria Math"/><w:i/><w:sz w:val="26"/></w:rPr><w:t xml:space="preserve">$\vec{a}$</w:t></w:r><w:r><w:t xml:space="preserve"> và </w:t></w:r><w:r><w:rPr><w:rFonts w:ascii="Cambria Math" w:hAnsi="Cambria Math"/><w:i/><w:sz w:val="26"/></w:rPr><w:t xml:space="preserve">$\vec{b}$</w:t></w:r><w:r><w:t xml:space="preserve"> vuông góc với nhau thì giá trị của </w:t></w:r><w:r><w:rPr><w:rFonts w:ascii="Cambria Math" w:hAnsi="Cambria Math"/><w:i/><w:sz w:val="26"/></w:rPr><w:t xml:space="preserve">$m$</w:t></w:r><w:r><w:t xml:space="preserve"> là: A. </w:t></w:r><w:r><w:rPr><w:rFonts w:ascii="Cambria Math" w:hAnsi="Cambria Math"/><w:i/><w:sz w:val="26"/></w:rPr><w:t xml:space="preserve">$1$</w:t></w:r><w:r><w:t xml:space="preserve">                   B. </w:t></w:r><w:r><w:rPr><w:rFonts w:ascii="Cambria Math" w:hAnsi="Cambria Math"/><w:i/><w:sz w:val="26"/></w:rPr><w:t xml:space="preserve">$5$</w:t></w:r><w:r><w:t xml:space="preserve">                   C. </w:t></w:r><w:r><w:rPr><w:rFonts w:ascii="Cambria Math" w:hAnsi="Cambria Math"/><w:i/><w:sz w:val="26"/></w:rPr><w:t xml:space="preserve">$-1$</w:t></w:r><w:r><w:t xml:space="preserve">                  D. </w:t></w:r><w:r><w:rPr><w:rFonts w:ascii="Cambria Math" w:hAnsi="Cambria Math"/><w:i/><w:sz w:val="26"/></w:rPr><w:t xml:space="preserve">$-5$</w:t></w:r>
+</w:p><w:p>
+<w:pPr>
+<w:jc w:val="both"/>
+<w:ind w:firstLine="720"/>
+<w:spacing w:line="360" w:lineRule="auto" w:after="120"/>
+</w:pPr>
+<w:r><w:rPr><w:b/></w:rPr><w:t xml:space="preserve">Câu 9 (Hiểu):</w:t></w:r><w:r><w:t xml:space="preserve"> Trong không gian </w:t></w:r><w:r><w:rPr><w:rFonts w:ascii="Cambria Math" w:hAnsi="Cambria Math"/><w:i/><w:sz w:val="26"/></w:rPr><w:t xml:space="preserve">$Oxyz$</w:t></w:r><w:r><w:t xml:space="preserve">, mặt phẳng đi qua điểm </w:t></w:r><w:r><w:rPr><w:rFonts w:ascii="Cambria Math" w:hAnsi="Cambria Math"/><w:i/><w:sz w:val="26"/></w:rPr><w:t xml:space="preserve">$A(1; 2; -1)$</w:t></w:r><w:r><w:t xml:space="preserve"> và vuông góc với đường thẳng </w:t></w:r><w:r><w:rPr><w:rFonts w:ascii="Cambria Math" w:hAnsi="Cambria Math"/><w:i/><w:sz w:val="26"/></w:rPr><w:t xml:space="preserve">$\Delta: \frac{x-1}{2} = \frac{y}{1} = \frac{z+2}{-3}$</w:t></w:r><w:r><w:t xml:space="preserve"> có phương trình là: A. </w:t></w:r><w:r><w:rPr><w:rFonts w:ascii="Cambria Math" w:hAnsi="Cambria Math"/><w:i/><w:sz w:val="26"/></w:rPr><w:t xml:space="preserve">$2x + y - 3z + 3 = 0$</w:t></w:r><w:r><w:t xml:space="preserve"> B. </w:t></w:r><w:r><w:rPr><w:rFonts w:ascii="Cambria Math" w:hAnsi="Cambria Math"/><w:i/><w:sz w:val="26"/></w:rPr><w:t xml:space="preserve">$2x + y - 3z - 7 = 0$</w:t></w:r>
+</w:p><w:p>
+<w:pPr>
+<w:pStyle w:val="Heading1"/>
+<w:jc w:val="left"/>
+<w:spacing w:before="240" w:after="120" w:line="360" w:lineRule="auto"/>
+</w:pPr>
+<w:r><w:rPr><w:rFonts w:ascii="Cambria Math" w:hAnsi="Cambria Math"/><w:i/><w:sz w:val="26"/></w:rPr><w:t xml:space="preserve">$2x + y - 3z - 3 = 0$</w:t></w:r>
+</w:p><w:p>
+<w:pPr>
+<w:jc w:val="both"/>
+<w:ind w:firstLine="720"/>
+<w:spacing w:line="360" w:lineRule="auto" w:after="120"/>
+</w:pPr>
+<w:r><w:t xml:space="preserve">D. </w:t></w:r><w:r><w:rPr><w:rFonts w:ascii="Cambria Math" w:hAnsi="Cambria Math"/><w:i/><w:sz w:val="26"/></w:rPr><w:t xml:space="preserve">$2x + y - 3z + 7 = 0$</w:t></w:r>
+</w:p><w:p>
+<w:pPr>
+<w:jc w:val="both"/>
+<w:ind w:firstLine="720"/>
+<w:spacing w:line="360" w:lineRule="auto" w:after="120"/>
+</w:pPr>
+<w:r><w:rPr><w:b/></w:rPr><w:t xml:space="preserve">Câu 10 (Hiểu):</w:t></w:r><w:r><w:t xml:space="preserve"> Trong không gian </w:t></w:r><w:r><w:rPr><w:rFonts w:ascii="Cambria Math" w:hAnsi="Cambria Math"/><w:i/><w:sz w:val="26"/></w:rPr><w:t xml:space="preserve">$Oxyz$</w:t></w:r><w:r><w:t xml:space="preserve">, đường thẳng đi qua điểm </w:t></w:r><w:r><w:rPr><w:rFonts w:ascii="Cambria Math" w:hAnsi="Cambria Math"/><w:i/><w:sz w:val="26"/></w:rPr><w:t xml:space="preserve">$M(1; 0; -2)$</w:t></w:r><w:r><w:t xml:space="preserve"> và song song với mặt phẳng </w:t></w:r><w:r><w:rPr><w:rFonts w:ascii="Cambria Math" w:hAnsi="Cambria Math"/><w:i/><w:sz w:val="26"/></w:rPr><w:t xml:space="preserve">$(P): x + 2y - z + 1 = 0$</w:t></w:r><w:r><w:t xml:space="preserve"> có phương trình tham số là: A. </w:t></w:r><w:r><w:rPr><w:rFonts w:ascii="Cambria Math" w:hAnsi="Cambria Math"/><w:i/><w:sz w:val="26"/></w:rPr><w:t xml:space="preserve">$\begin{cases} x = 1+t \\ y = 2t \\ z = -2-t \end{cases}$</w:t></w:r><w:r><w:t xml:space="preserve">     B. </w:t></w:r><w:r><w:rPr><w:rFonts w:ascii="Cambria Math" w:hAnsi="Cambria Math"/><w:i/><w:sz w:val="26"/></w:rPr><w:t xml:space="preserve">$\begin{cases} x = 1+t \\ y = 0 \\ z = -2+t \end{cases}$</w:t></w:r>
+</w:p><w:p>
+<w:pPr>
+<w:pStyle w:val="Heading1"/>
+<w:jc w:val="left"/>
+<w:spacing w:before="240" w:after="120" w:line="360" w:lineRule="auto"/>
+</w:pPr>
+<w:r><w:rPr><w:rFonts w:ascii="Cambria Math" w:hAnsi="Cambria Math"/><w:i/><w:sz w:val="26"/></w:rPr><w:t xml:space="preserve">$\begin{cases} x = 1+2t \\ y = t \\ z = -2-t \end{cases}$</w:t></w:r><w:r><w:t xml:space="preserve">   D. </w:t></w:r><w:r><w:rPr><w:rFonts w:ascii="Cambria Math" w:hAnsi="Cambria Math"/><w:i/><w:sz w:val="26"/></w:rPr><w:t xml:space="preserve">$\begin{cases} x = 1+t \\ y = t \\ z = -2+3t \end{cases}$</w:t></w:r>
+</w:p><w:p><w:r><w:br w:type="page"/></w:r></w:p><w:p>
+<w:pPr>
+<w:jc w:val="both"/>
+<w:ind w:firstLine="720"/>
+<w:spacing w:line="360" w:lineRule="auto" w:after="120"/>
+</w:pPr>
+<w:r><w:rPr><w:b/></w:rPr><w:t xml:space="preserve">PHẦN II. TỰ LUẬN (5.0 điểm)</w:t></w:r>
+</w:p><w:p>
+<w:pPr>
+<w:jc w:val="both"/>
+<w:ind w:firstLine="720"/>
+<w:spacing w:line="360" w:lineRule="auto" w:after="120"/>
+</w:pPr>
+<w:r><w:rPr><w:b/></w:rPr><w:t xml:space="preserve">Câu 1 (2.5 điểm):</w:t></w:r><w:r><w:t xml:space="preserve"> Trong không gian </w:t></w:r><w:r><w:rPr><w:rFonts w:ascii="Cambria Math" w:hAnsi="Cambria Math"/><w:i/><w:sz w:val="26"/></w:rPr><w:t xml:space="preserve">$Oxyz$</w:t></w:r><w:r><w:t xml:space="preserve">, cho điểm </w:t></w:r><w:r><w:rPr><w:rFonts w:ascii="Cambria Math" w:hAnsi="Cambria Math"/><w:i/><w:sz w:val="26"/></w:rPr><w:t xml:space="preserve">$A(1; 2; 3)$</w:t></w:r><w:r><w:t xml:space="preserve"> và mặt phẳng </w:t></w:r><w:r><w:rPr><w:rFonts w:ascii="Cambria Math" w:hAnsi="Cambria Math"/><w:i/><w:sz w:val="26"/></w:rPr><w:t xml:space="preserve">$(P): x - 2y + z - 1 = 0$</w:t></w:r><w:r><w:t xml:space="preserve">. a) (Hiểu - 2.0 điểm) Viết phương trình đường thẳng </w:t></w:r><w:r><w:rPr><w:rFonts w:ascii="Cambria Math" w:hAnsi="Cambria Math"/><w:i/><w:sz w:val="26"/></w:rPr><w:t xml:space="preserve">$d$</w:t></w:r><w:r><w:t xml:space="preserve"> đi qua </w:t></w:r><w:r><w:rPr><w:rFonts w:ascii="Cambria Math" w:hAnsi="Cambria Math"/><w:i/><w:sz w:val="26"/></w:rPr><w:t xml:space="preserve">$A$</w:t></w:r><w:r><w:t xml:space="preserve"> và vuông góc với mặt phẳng </w:t></w:r><w:r><w:rPr><w:rFonts w:ascii="Cambria Math" w:hAnsi="Cambria Math"/><w:i/><w:sz w:val="26"/></w:rPr><w:t xml:space="preserve">$(P)$</w:t></w:r><w:r><w:t xml:space="preserve">. b) (Vận dụng - 0.5 điểm) Tìm tọa độ giao điểm </w:t></w:r><w:r><w:rPr><w:rFonts w:ascii="Cambria Math" w:hAnsi="Cambria Math"/><w:i/><w:sz w:val="26"/></w:rPr><w:t xml:space="preserve">$H$</w:t></w:r><w:r><w:t xml:space="preserve"> của đường thẳng </w:t></w:r><w:r><w:rPr><w:rFonts w:ascii="Cambria Math" w:hAnsi="Cambria Math"/><w:i/><w:sz w:val="26"/></w:rPr><w:t xml:space="preserve">$d$</w:t></w:r><w:r><w:t xml:space="preserve"> và mặt phẳng </w:t></w:r><w:r><w:rPr><w:rFonts w:ascii="Cambria Math" w:hAnsi="Cambria Math"/><w:i/><w:sz w:val="26"/></w:rPr><w:t xml:space="preserve">$(P)$</w:t></w:r><w:r><w:t xml:space="preserve">.</w:t></w:r>
+</w:p><w:p>
+<w:pPr>
+<w:jc w:val="both"/>
+<w:ind w:firstLine="720"/>
+<w:spacing w:line="360" w:lineRule="auto" w:after="120"/>
+</w:pPr>
+<w:r><w:rPr><w:b/></w:rPr><w:t xml:space="preserve">Câu 2 (2.5 điểm):</w:t></w:r><w:r><w:t xml:space="preserve"> Trong không gian </w:t></w:r><w:r><w:rPr><w:rFonts w:ascii="Cambria Math" w:hAnsi="Cambria Math"/><w:i/><w:sz w:val="26"/></w:rPr><w:t xml:space="preserve">$Oxyz$</w:t></w:r><w:r><w:t xml:space="preserve">, cho đường thẳng </w:t></w:r><w:r><w:rPr><w:rFonts w:ascii="Cambria Math" w:hAnsi="Cambria Math"/><w:i/><w:sz w:val="26"/></w:rPr><w:t xml:space="preserve">$d: \frac{x-1}{2} = \frac{y}{1} = \frac{z+1}{-1}$</w:t></w:r><w:r><w:t xml:space="preserve"> và điểm </w:t></w:r><w:r><w:rPr><w:rFonts w:ascii="Cambria Math" w:hAnsi="Cambria Math"/><w:i/><w:sz w:val="26"/></w:rPr><w:t xml:space="preserve">$M(1; 2; 0)$</w:t></w:r><w:r><w:t xml:space="preserve">. a) (Vận dụng - 1.5 điểm) Viết phương trình mặt phẳng </w:t></w:r><w:r><w:rPr><w:rFonts w:ascii="Cambria Math" w:hAnsi="Cambria Math"/><w:i/><w:sz w:val="26"/></w:rPr><w:t xml:space="preserve">$(Q)$</w:t></w:r><w:r><w:t xml:space="preserve"> chứa đường thẳng </w:t></w:r><w:r><w:rPr><w:rFonts w:ascii="Cambria Math" w:hAnsi="Cambria Math"/><w:i/><w:sz w:val="26"/></w:rPr><w:t xml:space="preserve">$d$</w:t></w:r><w:r><w:t xml:space="preserve"> và đi qua điểm </w:t></w:r><w:r><w:rPr><w:rFonts w:ascii="Cambria Math" w:hAnsi="Cambria Math"/><w:i/><w:sz w:val="26"/></w:rPr><w:t xml:space="preserve">$M$</w:t></w:r><w:r><w:t xml:space="preserve">. b) (Vận dụng cao - 1.0 điểm) Cho hai đường thẳng </w:t></w:r><w:r><w:rPr><w:rFonts w:ascii="Cambria Math" w:hAnsi="Cambria Math"/><w:i/><w:sz w:val="26"/></w:rPr><w:t xml:space="preserve">$d_1: \frac{x-1}{2} = \frac{y}{1} = \frac{z+1}{-1}$</w:t></w:r><w:r><w:t xml:space="preserve"> và </w:t></w:r><w:r><w:rPr><w:rFonts w:ascii="Cambria Math" w:hAnsi="Cambria Math"/><w:i/><w:sz w:val="26"/></w:rPr><w:t xml:space="preserve">$d_2: \frac{x}{1} = \frac{y-1}{-2} = \frac{z-2}{1}$</w:t></w:r><w:r><w:t xml:space="preserve">. Tính khoảng cách giữa hai đường thẳng </w:t></w:r><w:r><w:rPr><w:rFonts w:ascii="Cambria Math" w:hAnsi="Cambria Math"/><w:i/><w:sz w:val="26"/></w:rPr><w:t xml:space="preserve">$d_1$</w:t></w:r><w:r><w:t xml:space="preserve"> và </w:t></w:r><w:r><w:rPr><w:rFonts w:ascii="Cambria Math" w:hAnsi="Cambria Math"/><w:i/><w:sz w:val="26"/></w:rPr><w:t xml:space="preserve">$d_2$</w:t></w:r><w:r><w:t xml:space="preserve">.</w:t></w:r>
+</w:p><w:p><w:r><w:br w:type="page"/></w:r></w:p><w:p>
+<w:pPr>
+<w:jc w:val="both"/>
+<w:ind w:firstLine="720"/>
+<w:spacing w:line="360" w:lineRule="auto" w:after="120"/>
+</w:pPr>
+<w:r><w:rPr><w:b/></w:rPr><w:t xml:space="preserve">ĐÁP ÁN VÀ THANG ĐIỂM</w:t></w:r>
+</w:p><w:p>
+<w:pPr>
+<w:jc w:val="both"/>
+<w:ind w:firstLine="720"/>
+<w:spacing w:line="360" w:lineRule="auto" w:after="120"/>
+</w:pPr>
+<w:r><w:rPr><w:b/></w:rPr><w:t xml:space="preserve">PHẦN I. TRẮC NGHIỆM (5.0 điểm)</w:t></w:r><w:r><w:t xml:space="preserve"> </w:t></w:r><w:r><w:rPr><w:i/></w:rPr><w:t xml:space="preserve">Mỗi câu trả lời đúng được 0.5 điểm.</w:t></w:r>
+</w:p><w:tbl><w:tblPr><w:tblW w:w="9360" w:type="dxa"/><w:tblBorders><w:top w:val="single" w:sz="4" w:space="0" w:color="000000"/><w:left w:val="single" w:sz="4" w:space="0" w:color="000000"/><w:bottom w:val="single" w:sz="4" w:space="0" w:color="000000"/><w:right w:val="single" w:sz="4" w:space="0" w:color="000000"/><w:insideH w:val="single" w:sz="4" w:space="0" w:color="000000"/><w:insideV w:val="single" w:sz="4" w:space="0" w:color="000000"/></w:tblBorders><w:tblLook w:val="04A0"/></w:tblPr><w:tblGrid><w:gridCol w:w="4680"/><w:gridCol w:w="4680"/></w:tblGrid><w:tr><w:tc><w:tcPr><w:tcW w:w="4680" w:type="dxa"/><w:shd w:val="clear" w:color="auto" w:fill="D5E8F0"/></w:tcPr><w:p><w:pPr><w:jc w:val="center"/></w:pPr><w:r><w:t xml:space="preserve">Câu</w:t></w:r></w:p></w:tc><w:tc><w:tcPr><w:tcW w:w="4680" w:type="dxa"/><w:shd w:val="clear" w:color="auto" w:fill="D5E8F0"/></w:tcPr><w:p><w:pPr><w:jc w:val="center"/></w:pPr><w:r><w:t xml:space="preserve">Đáp án</w:t></w:r></w:p></w:tc></w:tr><w:tr><w:tc><w:tcPr><w:tcW w:w="4680" w:type="dxa"/></w:tcPr><w:p><w:pPr><w:jc w:val="center"/></w:pPr><w:r><w:t xml:space="preserve">1</w:t></w:r></w:p></w:tc><w:tc><w:tcPr><w:tcW w:w="4680" w:type="dxa"/></w:tcPr><w:p><w:pPr><w:jc w:val="center"/></w:pPr><w:r><w:t xml:space="preserve">A</w:t></w:r></w:p></w:tc></w:tr><w:tr><w:tc><w:tcPr><w:tcW w:w="4680" w:type="dxa"/></w:tcPr><w:p><w:pPr><w:jc w:val="center"/></w:pPr><w:r><w:t xml:space="preserve">2</w:t></w:r></w:p></w:tc><w:tc><w:tcPr><w:tcW w:w="4680" w:type="dxa"/></w:tcPr><w:p><w:pPr><w:jc w:val="center"/></w:pPr><w:r><w:t xml:space="preserve">B</w:t></w:r></w:p></w:tc></w:tr><w:tr><w:tc><w:tcPr><w:tcW w:w="4680" w:type="dxa"/></w:tcPr><w:p><w:pPr><w:jc w:val="center"/></w:pPr><w:r><w:t xml:space="preserve">3</w:t></w:r></w:p></w:tc><w:tc><w:tcPr><w:tcW w:w="4680" w:type="dxa"/></w:tcPr><w:p><w:pPr><w:jc w:val="center"/></w:pPr><w:r><w:t xml:space="preserve">A</w:t></w:r></w:p></w:tc></w:tr><w:tr><w:tc><w:tcPr><w:tcW w:w="4680" w:type="dxa"/></w:tcPr><w:p><w:pPr><w:jc w:val="center"/></w:pPr><w:r><w:t xml:space="preserve">4</w:t></w:r></w:p></w:tc><w:tc><w:tcPr><w:tcW w:w="4680" w:type="dxa"/></w:tcPr><w:p><w:pPr><w:jc w:val="center"/></w:pPr><w:r><w:t xml:space="preserve">C</w:t></w:r></w:p></w:tc></w:tr><w:tr><w:tc><w:tcPr><w:tcW w:w="4680" w:type="dxa"/></w:tcPr><w:p><w:pPr><w:jc w:val="center"/></w:pPr><w:r><w:t xml:space="preserve">5</w:t></w:r></w:p></w:tc><w:tc><w:tcPr><w:tcW w:w="4680" w:type="dxa"/></w:tcPr><w:p><w:pPr><w:jc w:val="center"/></w:pPr><w:r><w:t xml:space="preserve">C</w:t></w:r></w:p></w:tc></w:tr><w:tr><w:tc><w:tcPr><w:tcW w:w="4680" w:type="dxa"/></w:tcPr><w:p><w:pPr><w:jc w:val="center"/></w:pPr><w:r><w:t xml:space="preserve">6</w:t></w:r></w:p></w:tc><w:tc><w:tcPr><w:tcW w:w="4680" w:type="dxa"/></w:tcPr><w:p><w:pPr><w:jc w:val="center"/></w:pPr><w:r><w:t xml:space="preserve">D</w:t></w:r></w:p></w:tc></w:tr><w:tr><w:tc><w:tcPr><w:tcW w:w="4680" w:type="dxa"/></w:tcPr><w:p><w:pPr><w:jc w:val="center"/></w:pPr><w:r><w:t xml:space="preserve">7</w:t></w:r></w:p></w:tc><w:tc><w:tcPr><w:tcW w:w="4680" w:type="dxa"/></w:tcPr><w:p><w:pPr><w:jc w:val="center"/></w:pPr><w:r><w:t xml:space="preserve">A</w:t></w:r></w:p></w:tc></w:tr><w:tr><w:tc><w:tcPr><w:tcW w:w="4680" w:type="dxa"/></w:tcPr><w:p><w:pPr><w:jc w:val="center"/></w:pPr><w:r><w:t xml:space="preserve">8</w:t></w:r></w:p></w:tc><w:tc><w:tcPr><w:tcW w:w="4680" w:type="dxa"/></w:tcPr><w:p><w:pPr><w:jc w:val="center"/></w:pPr><w:r><w:t xml:space="preserve">B</w:t></w:r></w:p></w:tc></w:tr><w:tr><w:tc><w:tcPr><w:tcW w:w="4680" w:type="dxa"/></w:tcPr><w:p><w:pPr><w:jc w:val="center"/></w:pPr><w:r><w:t xml:space="preserve">9</w:t></w:r></w:p></w:tc><w:tc><w:tcPr><w:tcW w:w="4680" w:type="dxa"/></w:tcPr><w:p><w:pPr><w:jc w:val="center"/></w:pPr><w:r><w:t xml:space="preserve">B</w:t></w:r></w:p></w:tc></w:tr><w:tr><w:tc><w:tcPr><w:tcW w:w="4680" w:type="dxa"/></w:tcPr><w:p><w:pPr><w:jc w:val="center"/></w:pPr><w:r><w:t xml:space="preserve">10</w:t></w:r></w:p></w:tc><w:tc><w:tcPr><w:tcW w:w="4680" w:type="dxa"/></w:tcPr><w:p><w:pPr><w:jc w:val="center"/></w:pPr><w:r><w:t xml:space="preserve">A</w:t></w:r></w:p></w:tc></w:tr></w:tbl><w:p><w:pPr><w:spacing w:after="120"/></w:pPr></w:p><w:p>
+<w:pPr>
+<w:jc w:val="both"/>
+<w:ind w:firstLine="720"/>
+<w:spacing w:line="360" w:lineRule="auto" w:after="120"/>
+</w:pPr>
+<w:r><w:rPr><w:b/></w:rPr><w:t xml:space="preserve">PHẦN II. TỰ LUẬN (5.0 điểm)</w:t></w:r>
+</w:p><w:p>
+<w:pPr>
+<w:jc w:val="both"/>
+<w:ind w:firstLine="720"/>
+<w:spacing w:line="360" w:lineRule="auto" w:after="120"/>
+</w:pPr>
+<w:r><w:rPr><w:b/></w:rPr><w:t xml:space="preserve">Câu 1 (2.5 điểm):</w:t></w:r><w:r><w:t xml:space="preserve"> a) (Hiểu - 2.0 điểm)</w:t></w:r>
+</w:p><w:p><w:pPr>
+<w:jc w:val="both"/>
+<w:tabs><w:tab w:val="left" w:pos="720"/></w:tabs>
+<w:ind w:left="720" w:hanging="360"/>
+<w:spacing w:after="60"/>
+</w:pPr><w:r><w:t xml:space="preserve">• </w:t><w:tab/></w:r><w:r><w:t xml:space="preserve">Mặt phẳng </w:t></w:r><w:r><w:rPr><w:rFonts w:ascii="Cambria Math" w:hAnsi="Cambria Math"/><w:i/><w:sz w:val="26"/></w:rPr><w:t xml:space="preserve">$(P)$</w:t></w:r><w:r><w:t xml:space="preserve"> có vectơ pháp tuyến </w:t></w:r><w:r><w:rPr><w:rFonts w:ascii="Cambria Math" w:hAnsi="Cambria Math"/><w:i/><w:sz w:val="26"/></w:rPr><w:t xml:space="preserve">$\vec{n_P} = (1; -2; 1)$</w:t></w:r><w:r><w:t xml:space="preserve">. (0.5 điểm)</w:t></w:r></w:p><w:p><w:pPr>
+<w:jc w:val="both"/>
+<w:tabs><w:tab w:val="left" w:pos="720"/></w:tabs>
+<w:ind w:left="720" w:hanging="360"/>
+<w:spacing w:after="60"/>
+</w:pPr><w:r><w:t xml:space="preserve">• </w:t><w:tab/></w:r><w:r><w:t xml:space="preserve">Vì đường thẳng </w:t></w:r><w:r><w:rPr><w:rFonts w:ascii="Cambria Math" w:hAnsi="Cambria Math"/><w:i/><w:sz w:val="26"/></w:rPr><w:t xml:space="preserve">$d$</w:t></w:r><w:r><w:t xml:space="preserve"> vuông góc với </w:t></w:r><w:r><w:rPr><w:rFonts w:ascii="Cambria Math" w:hAnsi="Cambria Math"/><w:i/><w:sz w:val="26"/></w:rPr><w:t xml:space="preserve">$(P)$</w:t></w:r><w:r><w:t xml:space="preserve"> nên </w:t></w:r><w:r><w:rPr><w:rFonts w:ascii="Cambria Math" w:hAnsi="Cambria Math"/><w:i/><w:sz w:val="26"/></w:rPr><w:t xml:space="preserve">$d$</w:t></w:r><w:r><w:t xml:space="preserve"> nhận </w:t></w:r><w:r><w:rPr><w:rFonts w:ascii="Cambria Math" w:hAnsi="Cambria Math"/><w:i/><w:sz w:val="26"/></w:rPr><w:t xml:space="preserve">$\vec{n_P}$</w:t></w:r><w:r><w:t xml:space="preserve"> làm vectơ chỉ phương. Vậy </w:t></w:r><w:r><w:rPr><w:rFonts w:ascii="Cambria Math" w:hAnsi="Cambria Math"/><w:i/><w:sz w:val="26"/></w:rPr><w:t xml:space="preserve">$\vec{u_d} = (1; -2; 1)$</w:t></w:r><w:r><w:t xml:space="preserve">. (0.5 điểm)</w:t></w:r></w:p><w:p><w:pPr>
+<w:jc w:val="both"/>
+<w:tabs><w:tab w:val="left" w:pos="720"/></w:tabs>
+<w:ind w:left="720" w:hanging="360"/>
+<w:spacing w:after="60"/>
+</w:pPr><w:r><w:t xml:space="preserve">• </w:t><w:tab/></w:r><w:r><w:t xml:space="preserve">Đường thẳng </w:t></w:r><w:r><w:rPr><w:rFonts w:ascii="Cambria Math" w:hAnsi="Cambria Math"/><w:i/><w:sz w:val="26"/></w:rPr><w:t xml:space="preserve">$d$</w:t></w:r><w:r><w:t xml:space="preserve"> đi qua </w:t></w:r><w:r><w:rPr><w:rFonts w:ascii="Cambria Math" w:hAnsi="Cambria Math"/><w:i/><w:sz w:val="26"/></w:rPr><w:t xml:space="preserve">$A(1; 2; 3)$</w:t></w:r><w:r><w:t xml:space="preserve"> và có vectơ chỉ phương </w:t></w:r><w:r><w:rPr><w:rFonts w:ascii="Cambria Math" w:hAnsi="Cambria Math"/><w:i/><w:sz w:val="26"/></w:rPr><w:t xml:space="preserve">$\vec{u_d} = (1; -2; 1)$</w:t></w:r><w:r><w:t xml:space="preserve"> có phương trình tham số là: </w:t></w:r><w:r><w:rPr><w:rFonts w:ascii="Cambria Math" w:hAnsi="Cambria Math"/><w:i/><w:sz w:val="26"/></w:rPr><w:t xml:space="preserve">$d: \begin{cases} x = 1+t \\ y = 2-2t \\ z = 3+t \end{cases}$</w:t></w:r><w:r><w:t xml:space="preserve"> (1.0 điểm)</w:t></w:r></w:p><w:p>
+<w:pPr>
+<w:jc w:val="both"/>
+<w:ind w:firstLine="720"/>
+<w:spacing w:line="360" w:lineRule="auto" w:after="120"/>
+</w:pPr>
+<w:r><w:t xml:space="preserve">b) (Vận dụng - 0.5 điểm)</w:t></w:r>
+</w:p><w:p><w:pPr>
+<w:jc w:val="both"/>
+<w:tabs><w:tab w:val="left" w:pos="720"/></w:tabs>
+<w:ind w:left="720" w:hanging="360"/>
+<w:spacing w:after="60"/>
+</w:pPr><w:r><w:t xml:space="preserve">• </w:t><w:tab/></w:r><w:r><w:t xml:space="preserve">Thay tọa độ điểm </w:t></w:r><w:r><w:rPr><w:rFonts w:ascii="Cambria Math" w:hAnsi="Cambria Math"/><w:i/><w:sz w:val="26"/></w:rPr><w:t xml:space="preserve">$H$</w:t></w:r><w:r><w:t xml:space="preserve"> thuộc </w:t></w:r><w:r><w:rPr><w:rFonts w:ascii="Cambria Math" w:hAnsi="Cambria Math"/><w:i/><w:sz w:val="26"/></w:rPr><w:t xml:space="preserve">$d$</w:t></w:r><w:r><w:t xml:space="preserve"> vào phương trình </w:t></w:r><w:r><w:rPr><w:rFonts w:ascii="Cambria Math" w:hAnsi="Cambria Math"/><w:i/><w:sz w:val="26"/></w:rPr><w:t xml:space="preserve">$(P)$</w:t></w:r><w:r><w:t xml:space="preserve">: </w:t></w:r><w:r><w:rPr><w:rFonts w:ascii="Cambria Math" w:hAnsi="Cambria Math"/><w:i/><w:sz w:val="26"/></w:rPr><w:t xml:space="preserve">$(1+t) - 2(2-2t) + (3+t) - 1 = 0$</w:t></w:r><w:r><w:t xml:space="preserve"> (0.25 điểm) </w:t></w:r><w:r><w:rPr><w:rFonts w:ascii="Cambria Math" w:hAnsi="Cambria Math"/><w:i/><w:sz w:val="26"/></w:rPr><w:t xml:space="preserve">$1+t - 4+4t + 3+t - 1 = 0 \Rightarrow 6t - 1 = 0 \Rightarrow t = \frac{1}{6}$</w:t></w:r></w:p><w:p><w:pPr>
+<w:jc w:val="both"/>
+<w:tabs><w:tab w:val="left" w:pos="720"/></w:tabs>
+<w:ind w:left="720" w:hanging="360"/>
+<w:spacing w:after="60"/>
+</w:pPr><w:r><w:t xml:space="preserve">• </w:t><w:tab/></w:r><w:r><w:t xml:space="preserve">Thay </w:t></w:r><w:r><w:rPr><w:rFonts w:ascii="Cambria Math" w:hAnsi="Cambria Math"/><w:i/><w:sz w:val="26"/></w:rPr><w:t xml:space="preserve">$t = \frac{1}{6}$</w:t></w:r><w:r><w:t xml:space="preserve"> vào phương trình </w:t></w:r><w:r><w:rPr><w:rFonts w:ascii="Cambria Math" w:hAnsi="Cambria Math"/><w:i/><w:sz w:val="26"/></w:rPr><w:t xml:space="preserve">$d$</w:t></w:r><w:r><w:t xml:space="preserve">, ta được tọa độ </w:t></w:r><w:r><w:rPr><w:rFonts w:ascii="Cambria Math" w:hAnsi="Cambria Math"/><w:i/><w:sz w:val="26"/></w:rPr><w:t xml:space="preserve">$H$</w:t></w:r><w:r><w:t xml:space="preserve">: </w:t></w:r><w:r><w:rPr><w:rFonts w:ascii="Cambria Math" w:hAnsi="Cambria Math"/><w:i/><w:sz w:val="26"/></w:rPr><w:t xml:space="preserve">$H\left(1+\frac{1}{6}; 2-2\cdot\frac{1}{6}; 3+\frac{1}{6}\right) \Rightarrow H\left(\frac{7}{6}; \frac{10}{6}; \frac{19}{6}\right) = H\left(\frac{7}{6}; \frac{5}{3}; \frac{19}{6}\right)$</w:t></w:r><w:r><w:t xml:space="preserve"> (0.25 điểm)</w:t></w:r></w:p><w:p>
+<w:pPr>
+<w:jc w:val="both"/>
+<w:ind w:firstLine="720"/>
+<w:spacing w:line="360" w:lineRule="auto" w:after="120"/>
+</w:pPr>
+<w:r><w:rPr><w:b/></w:rPr><w:t xml:space="preserve">Câu 2 (2.5 điểm):</w:t></w:r><w:r><w:t xml:space="preserve"> a) (Vận dụng - 1.5 điểm)</w:t></w:r>
+</w:p><w:p><w:pPr>
+<w:jc w:val="both"/>
+<w:tabs><w:tab w:val="left" w:pos="720"/></w:tabs>
+<w:ind w:left="720" w:hanging="360"/>
+<w:spacing w:after="60"/>
+</w:pPr><w:r><w:t xml:space="preserve">• </w:t><w:tab/></w:r><w:r><w:t xml:space="preserve">Đường thẳng </w:t></w:r><w:r><w:rPr><w:rFonts w:ascii="Cambria Math" w:hAnsi="Cambria Math"/><w:i/><w:sz w:val="26"/></w:rPr><w:t xml:space="preserve">$d$</w:t></w:r><w:r><w:t xml:space="preserve"> đi qua điểm </w:t></w:r><w:r><w:rPr><w:rFonts w:ascii="Cambria Math" w:hAnsi="Cambria Math"/><w:i/><w:sz w:val="26"/></w:rPr><w:t xml:space="preserve">$A_0(1; 0; -1)$</w:t></w:r><w:r><w:t xml:space="preserve"> và có vectơ chỉ phương </w:t></w:r><w:r><w:rPr><w:rFonts w:ascii="Cambria Math" w:hAnsi="Cambria Math"/><w:i/><w:sz w:val="26"/></w:rPr><w:t xml:space="preserve">$\vec{u_d} = (2; 1; -1)$</w:t></w:r><w:r><w:t xml:space="preserve">. (0.25 điểm)</w:t></w:r></w:p><w:p><w:pPr>
+<w:jc w:val="both"/>
+<w:tabs><w:tab w:val="left" w:pos="720"/></w:tabs>
+<w:ind w:left="720" w:hanging="360"/>
+<w:spacing w:after="60"/>
+</w:pPr><w:r><w:t xml:space="preserve">• </w:t><w:tab/></w:r><w:r><w:t xml:space="preserve">Mặt phẳng </w:t></w:r><w:r><w:rPr><w:rFonts w:ascii="Cambria Math" w:hAnsi="Cambria Math"/><w:i/><w:sz w:val="26"/></w:rPr><w:t xml:space="preserve">$(Q)$</w:t></w:r><w:r><w:t xml:space="preserve"> chứa </w:t></w:r><w:r><w:rPr><w:rFonts w:ascii="Cambria Math" w:hAnsi="Cambria Math"/><w:i/><w:sz w:val="26"/></w:rPr><w:t xml:space="preserve">$d$</w:t></w:r><w:r><w:t xml:space="preserve"> và đi qua </w:t></w:r><w:r><w:rPr><w:rFonts w:ascii="Cambria Math" w:hAnsi="Cambria Math"/><w:i/><w:sz w:val="26"/></w:rPr><w:t xml:space="preserve">$M(1; 2; 0)$</w:t></w:r><w:r><w:t xml:space="preserve">.</w:t></w:r></w:p><w:p><w:pPr>
+<w:jc w:val="both"/>
+<w:tabs><w:tab w:val="left" w:pos="720"/></w:tabs>
+<w:ind w:left="720" w:hanging="360"/>
+<w:spacing w:after="60"/>
+</w:pPr><w:r><w:t xml:space="preserve">• </w:t><w:tab/></w:r><w:r><w:rPr><w:rFonts w:ascii="Cambria Math" w:hAnsi="Cambria Math"/><w:i/><w:sz w:val="26"/></w:rPr><w:t xml:space="preserve">$(Q)$</w:t></w:r><w:r><w:t xml:space="preserve"> đi qua </w:t></w:r><w:r><w:rPr><w:rFonts w:ascii="Cambria Math" w:hAnsi="Cambria Math"/><w:i/><w:sz w:val="26"/></w:rPr><w:t xml:space="preserve">$M(1; 2; 0)$</w:t></w:r><w:r><w:t xml:space="preserve">. (0.25 điểm)</w:t></w:r></w:p><w:p><w:pPr>
+<w:jc w:val="both"/>
+<w:tabs><w:tab w:val="left" w:pos="720"/></w:tabs>
+<w:ind w:left="720" w:hanging="360"/>
+<w:spacing w:after="60"/>
+</w:pPr><w:r><w:t xml:space="preserve">• </w:t><w:tab/></w:r><w:r><w:t xml:space="preserve">Lấy điểm </w:t></w:r><w:r><w:rPr><w:rFonts w:ascii="Cambria Math" w:hAnsi="Cambria Math"/><w:i/><w:sz w:val="26"/></w:rPr><w:t xml:space="preserve">$A_0(1; 0; -1)$</w:t></w:r><w:r><w:t xml:space="preserve"> thuộc </w:t></w:r><w:r><w:rPr><w:rFonts w:ascii="Cambria Math" w:hAnsi="Cambria Math"/><w:i/><w:sz w:val="26"/></w:rPr><w:t xml:space="preserve">$d$</w:t></w:r><w:r><w:t xml:space="preserve">, ta có vectơ </w:t></w:r><w:r><w:rPr><w:rFonts w:ascii="Cambria Math" w:hAnsi="Cambria Math"/><w:i/><w:sz w:val="26"/></w:rPr><w:t xml:space="preserve">$\vec{MA_0} = (1-1; 0-2; -1-0) = (0; -2; -1)$</w:t></w:r><w:r><w:t xml:space="preserve">. (0.25 điểm)</w:t></w:r></w:p><w:p><w:pPr>
+<w:jc w:val="both"/>
+<w:tabs><w:tab w:val="left" w:pos="720"/></w:tabs>
+<w:ind w:left="720" w:hanging="360"/>
+<w:spacing w:after="60"/>
+</w:pPr><w:r><w:t xml:space="preserve">• </w:t><w:tab/></w:r><w:r><w:t xml:space="preserve">Mặt phẳng </w:t></w:r><w:r><w:rPr><w:rFonts w:ascii="Cambria Math" w:hAnsi="Cambria Math"/><w:i/><w:sz w:val="26"/></w:rPr><w:t xml:space="preserve">$(Q)$</w:t></w:r><w:r><w:t xml:space="preserve"> có vectơ pháp tuyến </w:t></w:r><w:r><w:rPr><w:rFonts w:ascii="Cambria Math" w:hAnsi="Cambria Math"/><w:i/><w:sz w:val="26"/></w:rPr><w:t xml:space="preserve">$\vec{n_Q}$</w:t></w:r><w:r><w:t xml:space="preserve"> vuông góc với </w:t></w:r><w:r><w:rPr><w:rFonts w:ascii="Cambria Math" w:hAnsi="Cambria Math"/><w:i/><w:sz w:val="26"/></w:rPr><w:t xml:space="preserve">$\vec{u_d}$</w:t></w:r><w:r><w:t xml:space="preserve"> và </w:t></w:r><w:r><w:rPr><w:rFonts w:ascii="Cambria Math" w:hAnsi="Cambria Math"/><w:i/><w:sz w:val="26"/></w:rPr><w:t xml:space="preserve">$\vec{MA_0}$</w:t></w:r><w:r><w:t xml:space="preserve">. Ta chọn </w:t></w:r><w:r><w:rPr><w:rFonts w:ascii="Cambria Math" w:hAnsi="Cambria Math"/><w:i/><w:sz w:val="26"/></w:rPr><w:t xml:space="preserve">$\vec{n_Q} = [\vec{u_d}, \vec{MA_0}]$</w:t></w:r><w:r><w:t xml:space="preserve">. </w:t></w:r><w:r><w:rPr><w:rFonts w:ascii="Cambria Math" w:hAnsi="Cambria Math"/><w:i/><w:sz w:val="26"/></w:rPr><w:t xml:space="preserve">$\vec{n_Q} = [(2; 1; -1), (0; -2; -1)] = (-1-2; 0- (-2); -4-0) = (-3; 2; -4)$</w:t></w:r><w:r><w:t xml:space="preserve">. (0.5 điểm)</w:t></w:r></w:p><w:p><w:pPr>
+<w:jc w:val="both"/>
+<w:tabs><w:tab w:val="left" w:pos="720"/></w:tabs>
+<w:ind w:left="720" w:hanging="360"/>
+<w:spacing w:after="60"/>
+</w:pPr><w:r><w:t xml:space="preserve">• </w:t><w:tab/></w:r><w:r><w:t xml:space="preserve">Phương trình mặt phẳng </w:t></w:r><w:r><w:rPr><w:rFonts w:ascii="Cambria Math" w:hAnsi="Cambria Math"/><w:i/><w:sz w:val="26"/></w:rPr><w:t xml:space="preserve">$(Q)$</w:t></w:r><w:r><w:t xml:space="preserve"> đi qua </w:t></w:r><w:r><w:rPr><w:rFonts w:ascii="Cambria Math" w:hAnsi="Cambria Math"/><w:i/><w:sz w:val="26"/></w:rPr><w:t xml:space="preserve">$M(1; 2; 0)$</w:t></w:r><w:r><w:t xml:space="preserve"> và có VTPT </w:t></w:r><w:r><w:rPr><w:rFonts w:ascii="Cambria Math" w:hAnsi="Cambria Math"/><w:i/><w:sz w:val="26"/></w:rPr><w:t xml:space="preserve">$\vec{n_Q} = (-3; 2; -4)$</w:t></w:r><w:r><w:t xml:space="preserve"> là: </w:t></w:r><w:r><w:rPr><w:rFonts w:ascii="Cambria Math" w:hAnsi="Cambria Math"/><w:i/><w:sz w:val="26"/></w:rPr><w:t xml:space="preserve">$-3(x-1) + 2(y-2) - 4(z-0) = 0$</w:t></w:r><w:r><w:t xml:space="preserve"> </w:t></w:r><w:r><w:rPr><w:rFonts w:ascii="Cambria Math" w:hAnsi="Cambria Math"/><w:i/><w:sz w:val="26"/></w:rPr><w:t xml:space="preserve">$-3x + 3 + 2y - 4 - 4z = 0$</w:t></w:r><w:r><w:t xml:space="preserve"> </w:t></w:r><w:r><w:rPr><w:rFonts w:ascii="Cambria Math" w:hAnsi="Cambria Math"/><w:i/><w:sz w:val="26"/></w:rPr><w:t xml:space="preserve">$-3x + 2y - 4z - 1 = 0$</w:t></w:r><w:r><w:t xml:space="preserve"> hay </w:t></w:r><w:r><w:rPr><w:rFonts w:ascii="Cambria Math" w:hAnsi="Cambria Math"/><w:i/><w:sz w:val="26"/></w:rPr><w:t xml:space="preserve">$3x - 2y + 4z + 1 = 0$</w:t></w:r><w:r><w:t xml:space="preserve">. (0.25 điểm)</w:t></w:r></w:p><w:p>
+<w:pPr>
+<w:jc w:val="both"/>
+<w:ind w:firstLine="720"/>
+<w:spacing w:line="360" w:lineRule="auto" w:after="120"/>
+</w:pPr>
+<w:r><w:t xml:space="preserve">b) (Vận dụng cao - 1.0 điểm)</w:t></w:r>
+</w:p><w:p><w:pPr>
+<w:jc w:val="both"/>
+<w:tabs><w:tab w:val="left" w:pos="720"/></w:tabs>
+<w:ind w:left="720" w:hanging="360"/>
+<w:spacing w:after="60"/>
+</w:pPr><w:r><w:t xml:space="preserve">• </w:t><w:tab/></w:r><w:r><w:t xml:space="preserve">Đường thẳng </w:t></w:r><w:r><w:rPr><w:rFonts w:ascii="Cambria Math" w:hAnsi="Cambria Math"/><w:i/><w:sz w:val="26"/></w:rPr><w:t xml:space="preserve">$d_1$</w:t></w:r><w:r><w:t xml:space="preserve"> đi qua </w:t></w:r><w:r><w:rPr><w:rFonts w:ascii="Cambria Math" w:hAnsi="Cambria Math"/><w:i/><w:sz w:val="26"/></w:rPr><w:t xml:space="preserve">$A_1(1; 0; -1)$</w:t></w:r><w:r><w:t xml:space="preserve"> có VTCP </w:t></w:r><w:r><w:rPr><w:rFonts w:ascii="Cambria Math" w:hAnsi="Cambria Math"/><w:i/><w:sz w:val="26"/></w:rPr><w:t xml:space="preserve">$\vec{u_1} = (2; 1; -1)$</w:t></w:r><w:r><w:t xml:space="preserve">.</w:t></w:r></w:p><w:p><w:pPr>
+<w:jc w:val="both"/>
+<w:tabs><w:tab w:val="left" w:pos="720"/></w:tabs>
+<w:ind w:left="720" w:hanging="360"/>
+<w:spacing w:after="60"/>
+</w:pPr><w:r><w:t xml:space="preserve">• </w:t><w:tab/></w:r><w:r><w:t xml:space="preserve">Đường thẳng </w:t></w:r><w:r><w:rPr><w:rFonts w:ascii="Cambria Math" w:hAnsi="Cambria Math"/><w:i/><w:sz w:val="26"/></w:rPr><w:t xml:space="preserve">$d_2$</w:t></w:r><w:r><w:t xml:space="preserve"> đi qua </w:t></w:r><w:r><w:rPr><w:rFonts w:ascii="Cambria Math" w:hAnsi="Cambria Math"/><w:i/><w:sz w:val="26"/></w:rPr><w:t xml:space="preserve">$A_2(0; 1; 2)$</w:t></w:r><w:r><w:t xml:space="preserve"> có VTCP </w:t></w:r><w:r><w:rPr><w:rFonts w:ascii="Cambria Math" w:hAnsi="Cambria Math"/><w:i/><w:sz w:val="26"/></w:rPr><w:t xml:space="preserve">$\vec{u_2} = (1; -2; 1)$</w:t></w:r><w:r><w:t xml:space="preserve">. (0.25 điểm)</w:t></w:r></w:p><w:p><w:pPr>
+<w:jc w:val="both"/>
+<w:tabs><w:tab w:val="left" w:pos="720"/></w:tabs>
+<w:ind w:left="720" w:hanging="360"/>
+<w:spacing w:after="60"/>
+</w:pPr><w:r><w:t xml:space="preserve">• </w:t><w:tab/></w:r><w:r><w:t xml:space="preserve">Tính vectơ </w:t></w:r><w:r><w:rPr><w:rFonts w:ascii="Cambria Math" w:hAnsi="Cambria Math"/><w:i/><w:sz w:val="26"/></w:rPr><w:t xml:space="preserve">$\vec{A_1A_2} = (0-1; 1-0; 2-(-1)) = (-1; 1; 3)$</w:t></w:r><w:r><w:t xml:space="preserve">. (0.25 điểm)</w:t></w:r></w:p><w:p><w:pPr>
+<w:jc w:val="both"/>
+<w:tabs><w:tab w:val="left" w:pos="720"/></w:tabs>
+<w:ind w:left="720" w:hanging="360"/>
+<w:spacing w:after="60"/>
+</w:pPr><w:r><w:t xml:space="preserve">• </w:t><w:tab/></w:r><w:r><w:t xml:space="preserve">Tính tích có hướng </w:t></w:r><w:r><w:rPr><w:rFonts w:ascii="Cambria Math" w:hAnsi="Cambria Math"/><w:i/><w:sz w:val="26"/></w:rPr><w:t xml:space="preserve">$[\vec{u_1}, \vec{u_2}] = [(2; 1; -1), (1; -2; 1)] = (1-2; -1-2; -4-1) = (-1; -3; -5)$</w:t></w:r><w:r><w:t xml:space="preserve">. (0.25 điểm)</w:t></w:r></w:p><w:p><w:pPr>
+<w:jc w:val="both"/>
+<w:tabs><w:tab w:val="left" w:pos="720"/></w:tabs>
+<w:ind w:left="720" w:hanging="360"/>
+<w:spacing w:after="60"/>
+</w:pPr><w:r><w:t xml:space="preserve">• </w:t><w:tab/></w:r><w:r><w:t xml:space="preserve">Khoảng cách giữa hai đường thẳng chéo nhau </w:t></w:r><w:r><w:rPr><w:rFonts w:ascii="Cambria Math" w:hAnsi="Cambria Math"/><w:i/><w:sz w:val="26"/></w:rPr><w:t xml:space="preserve">$d_1, d_2$</w:t></w:r><w:r><w:t xml:space="preserve"> được tính bằng công thức:</w:t></w:r></w:p><w:tbl><w:tblPr><w:tblW w:w="9360" w:type="dxa"/><w:tblBorders><w:top w:val="single" w:sz="4" w:space="0" w:color="000000"/><w:left w:val="single" w:sz="4" w:space="0" w:color="000000"/><w:bottom w:val="single" w:sz="4" w:space="0" w:color="000000"/><w:right w:val="single" w:sz="4" w:space="0" w:color="000000"/><w:insideH w:val="single" w:sz="4" w:space="0" w:color="000000"/><w:insideV w:val="single" w:sz="4" w:space="0" w:color="000000"/></w:tblBorders><w:tblLook w:val="04A0"/></w:tblPr><w:tblGrid><w:gridCol w:w="1872"/><w:gridCol w:w="1872"/><w:gridCol w:w="1872"/><w:gridCol w:w="1872"/><w:gridCol w:w="1872"/></w:tblGrid><w:tr><w:tc><w:tcPr><w:tcW w:w="1872" w:type="dxa"/><w:shd w:val="clear" w:color="auto" w:fill="D5E8F0"/></w:tcPr><w:p><w:pPr><w:jc w:val="center"/></w:pPr><w:r><w:t xml:space="preserve"> D(d</w:t></w:r><w:r><w:rPr><w:i/></w:rPr><w:t xml:space="preserve">1, d</w:t></w:r><w:r><w:t xml:space="preserve">2) = \frac{\left</w:t></w:r></w:p></w:tc><w:tc><w:tcPr><w:tcW w:w="1872" w:type="dxa"/><w:shd w:val="clear" w:color="auto" w:fill="D5E8F0"/></w:tcPr><w:p><w:pPr><w:jc w:val="center"/></w:pPr><w:r><w:t xml:space="preserve">[</w:t></w:r><w:r><w:t xml:space="preserve">\vec{u</w:t></w:r><w:r><w:rPr><w:i/></w:rPr><w:t xml:space="preserve">1}, \vec{u</w:t></w:r><w:r><w:t xml:space="preserve">2}] \cdot \vec{A</w:t></w:r><w:r><w:rPr><w:i/></w:rPr><w:t xml:space="preserve">1A</w:t></w:r><w:r><w:t xml:space="preserve">2}\right</w:t></w:r></w:p></w:tc><w:tc><w:tcPr><w:tcW w:w="1872" w:type="dxa"/><w:shd w:val="clear" w:color="auto" w:fill="D5E8F0"/></w:tcPr><w:p><w:pPr><w:jc w:val="center"/></w:pPr><w:r><w:t xml:space="preserve">}{\left</w:t></w:r></w:p></w:tc><w:tc><w:tcPr><w:tcW w:w="1872" w:type="dxa"/><w:shd w:val="clear" w:color="auto" w:fill="D5E8F0"/></w:tcPr><w:p><w:pPr><w:jc w:val="center"/></w:pPr><w:r><w:t xml:space="preserve">[</w:t></w:r><w:r><w:t xml:space="preserve">\vec{u</w:t></w:r><w:r><w:rPr><w:i/></w:rPr><w:t xml:space="preserve">1}, \vec{u</w:t></w:r><w:r><w:t xml:space="preserve">2}]\right</w:t></w:r></w:p></w:tc><w:tc><w:tcPr><w:tcW w:w="1872" w:type="dxa"/><w:shd w:val="clear" w:color="auto" w:fill="D5E8F0"/></w:tcPr><w:p><w:pPr><w:jc w:val="center"/></w:pPr><w:r><w:t xml:space="preserve">} </w:t></w:r></w:p></w:tc></w:tr><w:tr><w:tc><w:tcPr><w:tcW w:w="1872" w:type="dxa"/></w:tcPr><w:p><w:pPr><w:jc w:val="center"/></w:pPr><w:r><w:t xml:space="preserve"> D(d</w:t></w:r><w:r><w:rPr><w:i/></w:rPr><w:t xml:space="preserve">1, d</w:t></w:r><w:r><w:t xml:space="preserve">2) = \frac{</w:t></w:r></w:p></w:tc><w:tc><w:tcPr><w:tcW w:w="1872" w:type="dxa"/></w:tcPr><w:p><w:pPr><w:jc w:val="center"/></w:pPr><w:r><w:t xml:space="preserve">(-1)(-1) + (-3)(1) + (-5)(3)</w:t></w:r></w:p></w:tc><w:tc><w:tcPr><w:tcW w:w="1872" w:type="dxa"/></w:tcPr><w:p><w:pPr><w:jc w:val="center"/></w:pPr><w:r><w:t xml:space="preserve">}{\sqrt{(-1)^2 + (-3)^2 + (-5)^2}} </w:t></w:r></w:p></w:tc><w:tc><w:tcPr><w:tcW w:w="1872" w:type="dxa"/></w:tcPr><w:p><w:pPr><w:jc w:val="center"/></w:pPr></w:p></w:tc><w:tc><w:tcPr><w:tcW w:w="1872" w:type="dxa"/></w:tcPr><w:p><w:pPr><w:jc w:val="center"/></w:pPr></w:p></w:tc></w:tr><w:tr><w:tc><w:tcPr><w:tcW w:w="1872" w:type="dxa"/></w:tcPr><w:p><w:pPr><w:jc w:val="center"/></w:pPr><w:r><w:t xml:space="preserve"> D(d</w:t></w:r><w:r><w:rPr><w:i/></w:rPr><w:t xml:space="preserve">1, d</w:t></w:r><w:r><w:t xml:space="preserve">2) = \frac{</w:t></w:r></w:p></w:tc><w:tc><w:tcPr><w:tcW w:w="1872" w:type="dxa"/></w:tcPr><w:p><w:pPr><w:jc w:val="center"/></w:pPr><w:r><w:t xml:space="preserve">1 - 3 - 15</w:t></w:r></w:p></w:tc><w:tc><w:tcPr><w:tcW w:w="1872" w:type="dxa"/></w:tcPr><w:p><w:pPr><w:jc w:val="center"/></w:pPr><w:r><w:t xml:space="preserve">}{\sqrt{1 + 9 + 25}} = \frac{</w:t></w:r></w:p></w:tc><w:tc><w:tcPr><w:tcW w:w="1872" w:type="dxa"/></w:tcPr><w:p><w:pPr><w:jc w:val="center"/></w:pPr><w:r><w:t xml:space="preserve">-17</w:t></w:r></w:p></w:tc><w:tc><w:tcPr><w:tcW w:w="1872" w:type="dxa"/></w:tcPr><w:p><w:pPr><w:jc w:val="center"/></w:pPr><w:r><w:t xml:space="preserve">}{\sqrt{35}} = \frac{17}{\sqrt{35}} . (0.25 điểm)</w:t></w:r></w:p></w:tc></w:tr></w:tbl><w:p><w:pPr><w:spacing w:after="120"/></w:pPr></w:p><w:p>
+<w:pPr>
+<w:jc w:val="both"/>
+<w:ind w:firstLine="720"/>
+<w:spacing w:line="360" w:lineRule="auto" w:after="120"/>
+</w:pPr>
+<w:r><w:t xml:space="preserve">---</w:t></w:r>
+</w:p><w:sectPr><w:headerReference w:type="even" r:id="rId7"/><w:headerReference w:type="default" r:id="rId8"/><w:footerReference w:type="even" r:id="rId9"/><w:footerReference w:type="default" r:id="rId10"/><w:headerReference w:type="first" r:id="rId11"/><w:footerReference w:type="first" r:id="rId12"/><w:pgSz w:w="11906" w:h="16838"/><w:pgMar w:top="1134" w:right="1134" w:bottom="1134" w:left="1701" w:header="708" w:footer="708" w:gutter="0"/><w:pgNumType w:start="1"/><w:cols w:space="720"/><w:docGrid w:linePitch="360"/></w:sectPr></w:body></w:document>
 </file>
 
 <file path=word/endnotes.xml><?xml version="1.0" encoding="utf-8"?>

--- a/projects/skkn_1773776784610_eblasj47t/appendices/phu-luc-test_design.docx
+++ b/projects/skkn_1773776784610_eblasj47t/appendices/phu-luc-test_design.docx
@@ -1,6 +1,6 @@
 
 <file path=word/document.xml><?xml version="1.0" encoding="UTF-8" standalone="yes"?>
-<w:document xmlns:wpc="http://schemas.microsoft.com/office/word/2010/wordprocessingCanvas" xmlns:cx="http://schemas.microsoft.com/office/drawing/2014/chartex" xmlns:cx1="http://schemas.microsoft.com/office/drawing/2015/9/8/chartex" xmlns:cx2="http://schemas.microsoft.com/office/drawing/2015/10/21/chartex" xmlns:cx3="http://schemas.microsoft.com/office/drawing/2016/5/9/chartex" xmlns:cx4="http://schemas.microsoft.com/office/drawing/2016/5/10/chartex" xmlns:cx5="http://schemas.microsoft.com/office/drawing/2016/5/11/chartex" xmlns:cx6="http://schemas.microsoft.com/office/drawing/2016/5/12/chartex" xmlns:cx7="http://schemas.microsoft.com/office/drawing/2016/5/13/chartex" xmlns:cx8="http://schemas.microsoft.com/office/drawing/2016/5/14/chartex" xmlns:mc="http://schemas.openxmlformats.org/markup-compatibility/2006" xmlns:aink="http://schemas.microsoft.com/office/drawing/2016/ink" xmlns:am3d="http://schemas.microsoft.com/office/drawing/2017/model3d" xmlns:o="urn:schemas-microsoft-com:office:office" xmlns:oel="http://schemas.microsoft.com/office/2019/extlst" xmlns:r="http://schemas.openxmlformats.org/officeDocument/2006/relationships" xmlns:m="http://schemas.openxmlformats.org/officeDocument/2006/math" xmlns:v="urn:schemas-microsoft-com:vml" xmlns:wp14="http://schemas.microsoft.com/office/word/2010/wordprocessingDrawing" xmlns:wp="http://schemas.openxmlformats.org/drawingml/2006/wordprocessingDrawing" xmlns:w10="urn:schemas-microsoft-com:office:word" xmlns:w="http://schemas.openxmlformats.org/wordprocessingml/2006/main" xmlns:w14="http://schemas.microsoft.com/office/word/2010/wordml" xmlns:w15="http://schemas.microsoft.com/office/word/2012/wordml" xmlns:w16cex="http://schemas.microsoft.com/office/word/2018/wordml/cex" xmlns:w16cid="http://schemas.microsoft.com/office/word/2016/wordml/cid" xmlns:w16="http://schemas.microsoft.com/office/word/2018/wordml" xmlns:w16sdtdh="http://schemas.microsoft.com/office/word/2020/wordml/sdtdatahash" xmlns:w16se="http://schemas.microsoft.com/office/word/2015/wordml/symex" xmlns:wpg="http://schemas.microsoft.com/office/word/2010/wordprocessingGroup" xmlns:wpi="http://schemas.microsoft.com/office/word/2010/wordprocessingInk" xmlns:wne="http://schemas.microsoft.com/office/word/2006/wordml" xmlns:wps="http://schemas.microsoft.com/office/word/2010/wordprocessingShape" mc:Ignorable="w14 w15 w16se w16cid w16 w16cex w16sdtdh wp14"><w:body><w:p><w:pPr><w:pageBreakBefore/><w:jc w:val="center"/><w:rPr><w:b/><w:bCs/></w:rPr></w:pPr><w:r><w:rPr><w:b/><w:bCs/></w:rPr><w:t>MINH CHỨNG PHỤ LỤC</w:t></w:r></w:p><w:p><w:pPr><w:jc w:val="center"/></w:pPr><w:r><w:drawing><wp:inline cx="1524000" cy="1524000"><wp:extent cx="1524000" cy="1524000"/><wp:docPr id="999" name="QR"/><a:graphic xmlns:a="http://schemas.openxmlformats.org/drawingml/2006/main"><a:graphicData uri="http://schemas.openxmlformats.org/drawingml/2006/picture"><pic:pic xmlns:pic="http://schemas.openxmlformats.org/drawingml/2006/picture"><pic:nvPicPr><pic:cNvPr id="0" name="qr.png"/><pic:cNvPicPr/></pic:nvPicPr><pic:blipFill><a:blip xmlns:r="http://schemas.openxmlformats.org/officeDocument/2006/relationships" r:embed="rId999"/></a:blipFill><pic:spPr><a:xfrm><a:off x="0" y="0"/><a:ext cx="1524000" cy="1524000"/></a:xfrm><a:prstGeom prst="rect"><a:avLst/></a:prstGeom></pic:spPr></pic:pic></a:graphicData></a:graphic></wp:inline></w:drawing></w:r></w:p><w:p>
+<w:document xmlns:pic="http://schemas.openxmlformats.org/drawingml/2006/picture" xmlns:wpc="http://schemas.microsoft.com/office/word/2010/wordprocessingCanvas" xmlns:cx="http://schemas.microsoft.com/office/drawing/2014/chartex" xmlns:cx1="http://schemas.microsoft.com/office/drawing/2015/9/8/chartex" xmlns:cx2="http://schemas.microsoft.com/office/drawing/2015/10/21/chartex" xmlns:cx3="http://schemas.microsoft.com/office/drawing/2016/5/9/chartex" xmlns:cx4="http://schemas.microsoft.com/office/drawing/2016/5/10/chartex" xmlns:cx5="http://schemas.microsoft.com/office/drawing/2016/5/11/chartex" xmlns:cx6="http://schemas.microsoft.com/office/drawing/2016/5/12/chartex" xmlns:cx7="http://schemas.microsoft.com/office/drawing/2016/5/13/chartex" xmlns:cx8="http://schemas.microsoft.com/office/drawing/2016/5/14/chartex" xmlns:mc="http://schemas.openxmlformats.org/markup-compatibility/2006" xmlns:aink="http://schemas.microsoft.com/office/drawing/2016/ink" xmlns:am3d="http://schemas.microsoft.com/office/drawing/2017/model3d" xmlns:o="urn:schemas-microsoft-com:office:office" xmlns:oel="http://schemas.microsoft.com/office/2019/extlst" xmlns:r="http://schemas.openxmlformats.org/officeDocument/2006/relationships" xmlns:m="http://schemas.openxmlformats.org/officeDocument/2006/math" xmlns:v="urn:schemas-microsoft-com:vml" xmlns:wp14="http://schemas.microsoft.com/office/word/2010/wordprocessingDrawing" xmlns:wp="http://schemas.openxmlformats.org/drawingml/2006/wordprocessingDrawing" xmlns:w10="urn:schemas-microsoft-com:office:word" xmlns:w="http://schemas.openxmlformats.org/wordprocessingml/2006/main" xmlns:w14="http://schemas.microsoft.com/office/word/2010/wordml" xmlns:w15="http://schemas.microsoft.com/office/word/2012/wordml" xmlns:w16cex="http://schemas.microsoft.com/office/word/2018/wordml/cex" xmlns:w16cid="http://schemas.microsoft.com/office/word/2016/wordml/cid" xmlns:w16="http://schemas.microsoft.com/office/word/2018/wordml" xmlns:w16sdtdh="http://schemas.microsoft.com/office/word/2020/wordml/sdtdatahash" xmlns:w16se="http://schemas.microsoft.com/office/word/2015/wordml/symex" xmlns:wpg="http://schemas.microsoft.com/office/word/2010/wordprocessingGroup" xmlns:wpi="http://schemas.microsoft.com/office/word/2010/wordprocessingInk" xmlns:wne="http://schemas.microsoft.com/office/word/2006/wordml" xmlns:wps="http://schemas.microsoft.com/office/word/2010/wordprocessingShape" mc:Ignorable="w14 w15 w16se w16cid w16 w16cex w16sdtdh wp14"><w:body><w:p><w:pPr><w:pageBreakBefore/><w:jc w:val="center"/><w:rPr><w:b/><w:bCs/></w:rPr></w:pPr><w:r><w:rPr><w:b/><w:bCs/></w:rPr><w:t>MINH CHỨNG PHỤ LỤC</w:t></w:r></w:p><w:p><w:pPr><w:jc w:val="center"/></w:pPr><w:r><w:drawing><wp:inline cx="1524000" cy="1524000"><wp:extent cx="1524000" cy="1524000"/><wp:docPr id="999" name="QR"/><a:graphic xmlns:a="http://schemas.openxmlformats.org/drawingml/2006/main"><a:graphicData uri="http://schemas.openxmlformats.org/drawingml/2006/picture"><pic:pic xmlns:pic="http://schemas.openxmlformats.org/drawingml/2006/picture"><pic:nvPicPr><pic:cNvPr id="0" name="qr.png"/><pic:cNvPicPr/></pic:nvPicPr><pic:blipFill><a:blip xmlns:r="http://schemas.openxmlformats.org/officeDocument/2006/relationships" r:embed="rId999"/></a:blipFill><pic:spPr><a:xfrm><a:off x="0" y="0"/><a:ext cx="1524000" cy="1524000"/></a:xfrm><a:prstGeom prst="rect"><a:avLst/></a:prstGeom></pic:spPr></pic:pic></a:graphicData></a:graphic></wp:inline></w:drawing></w:r></w:p><w:p>
 <w:pPr>
 <w:jc w:val="both"/>
 <w:ind w:firstLine="720"/>

--- a/projects/skkn_1773776784610_eblasj47t/appendices/phu-luc-test_design.docx
+++ b/projects/skkn_1773776784610_eblasj47t/appendices/phu-luc-test_design.docx
@@ -1,351 +1,3986 @@
 
-<file path=word/document.xml><?xml version="1.0" encoding="UTF-8" standalone="yes"?>
-<w:document xmlns:pic="http://schemas.openxmlformats.org/drawingml/2006/picture" xmlns:wpc="http://schemas.microsoft.com/office/word/2010/wordprocessingCanvas" xmlns:cx="http://schemas.microsoft.com/office/drawing/2014/chartex" xmlns:cx1="http://schemas.microsoft.com/office/drawing/2015/9/8/chartex" xmlns:cx2="http://schemas.microsoft.com/office/drawing/2015/10/21/chartex" xmlns:cx3="http://schemas.microsoft.com/office/drawing/2016/5/9/chartex" xmlns:cx4="http://schemas.microsoft.com/office/drawing/2016/5/10/chartex" xmlns:cx5="http://schemas.microsoft.com/office/drawing/2016/5/11/chartex" xmlns:cx6="http://schemas.microsoft.com/office/drawing/2016/5/12/chartex" xmlns:cx7="http://schemas.microsoft.com/office/drawing/2016/5/13/chartex" xmlns:cx8="http://schemas.microsoft.com/office/drawing/2016/5/14/chartex" xmlns:mc="http://schemas.openxmlformats.org/markup-compatibility/2006" xmlns:aink="http://schemas.microsoft.com/office/drawing/2016/ink" xmlns:am3d="http://schemas.microsoft.com/office/drawing/2017/model3d" xmlns:o="urn:schemas-microsoft-com:office:office" xmlns:oel="http://schemas.microsoft.com/office/2019/extlst" xmlns:r="http://schemas.openxmlformats.org/officeDocument/2006/relationships" xmlns:m="http://schemas.openxmlformats.org/officeDocument/2006/math" xmlns:v="urn:schemas-microsoft-com:vml" xmlns:wp14="http://schemas.microsoft.com/office/word/2010/wordprocessingDrawing" xmlns:wp="http://schemas.openxmlformats.org/drawingml/2006/wordprocessingDrawing" xmlns:w10="urn:schemas-microsoft-com:office:word" xmlns:w="http://schemas.openxmlformats.org/wordprocessingml/2006/main" xmlns:w14="http://schemas.microsoft.com/office/word/2010/wordml" xmlns:w15="http://schemas.microsoft.com/office/word/2012/wordml" xmlns:w16cex="http://schemas.microsoft.com/office/word/2018/wordml/cex" xmlns:w16cid="http://schemas.microsoft.com/office/word/2016/wordml/cid" xmlns:w16="http://schemas.microsoft.com/office/word/2018/wordml" xmlns:w16sdtdh="http://schemas.microsoft.com/office/word/2020/wordml/sdtdatahash" xmlns:w16se="http://schemas.microsoft.com/office/word/2015/wordml/symex" xmlns:wpg="http://schemas.microsoft.com/office/word/2010/wordprocessingGroup" xmlns:wpi="http://schemas.microsoft.com/office/word/2010/wordprocessingInk" xmlns:wne="http://schemas.microsoft.com/office/word/2006/wordml" xmlns:wps="http://schemas.microsoft.com/office/word/2010/wordprocessingShape" mc:Ignorable="w14 w15 w16se w16cid w16 w16cex w16sdtdh wp14"><w:body><w:p><w:pPr><w:pageBreakBefore/><w:jc w:val="center"/><w:rPr><w:b/><w:bCs/></w:rPr></w:pPr><w:r><w:rPr><w:b/><w:bCs/></w:rPr><w:t>MINH CHỨNG PHỤ LỤC</w:t></w:r></w:p><w:p><w:pPr><w:jc w:val="center"/></w:pPr><w:r><w:drawing><wp:inline cx="1524000" cy="1524000"><wp:extent cx="1524000" cy="1524000"/><wp:docPr id="999" name="QR"/><a:graphic xmlns:a="http://schemas.openxmlformats.org/drawingml/2006/main"><a:graphicData uri="http://schemas.openxmlformats.org/drawingml/2006/picture"><pic:pic xmlns:pic="http://schemas.openxmlformats.org/drawingml/2006/picture"><pic:nvPicPr><pic:cNvPr id="0" name="qr.png"/><pic:cNvPicPr/></pic:nvPicPr><pic:blipFill><a:blip xmlns:r="http://schemas.openxmlformats.org/officeDocument/2006/relationships" r:embed="rId999"/></a:blipFill><pic:spPr><a:xfrm><a:off x="0" y="0"/><a:ext cx="1524000" cy="1524000"/></a:xfrm><a:prstGeom prst="rect"><a:avLst/></a:prstGeom></pic:spPr></pic:pic></a:graphicData></a:graphic></wp:inline></w:drawing></w:r></w:p><w:p>
-<w:pPr>
-<w:jc w:val="both"/>
-<w:ind w:firstLine="720"/>
-<w:spacing w:line="360" w:lineRule="auto" w:after="120"/>
-</w:pPr>
-<w:r><w:t xml:space="preserve">Với kinh nghiệm nhiều năm trong công tác giảng dạy và nghiên cứu khoa học sư phạm, tôi xin trình bày ma trận và đề kiểm tra minh họa cho chủ đề &quot;Phương pháp tọa độ trong không gian&quot; (Toán 12) theo định hướng phát triển năng lực học sinh, đặc biệt chú trọng năng lực tưởng tượng không gian, như một phần trong giải pháp ứng dụng công nghệ số trong mô hình hóa 3D mà tôi đang triển khai tại trường THPT PPPPTTTT.</w:t></w:r>
-</w:p><w:p>
-<w:pPr>
-<w:jc w:val="both"/>
-<w:ind w:firstLine="720"/>
-<w:spacing w:line="360" w:lineRule="auto" w:after="120"/>
-</w:pPr>
-<w:r><w:rPr><w:b/></w:rPr><w:t xml:space="preserve">I. MA TRẬN ĐỀ KIỂM TRA</w:t></w:r>
-</w:p><w:p>
-<w:pPr>
-<w:jc w:val="both"/>
-<w:ind w:firstLine="720"/>
-<w:spacing w:line="360" w:lineRule="auto" w:after="120"/>
-</w:pPr>
-<w:r><w:rPr><w:b/></w:rPr><w:t xml:space="preserve">Môn học:</w:t></w:r><w:r><w:t xml:space="preserve"> Toán </w:t></w:r><w:r><w:rPr><w:b/></w:rPr><w:t xml:space="preserve">Lớp:</w:t></w:r><w:r><w:t xml:space="preserve"> 12 </w:t></w:r><w:r><w:rPr><w:b/></w:rPr><w:t xml:space="preserve">Chủ đề:</w:t></w:r><w:r><w:t xml:space="preserve"> Phương pháp tọa độ trong không gian </w:t></w:r><w:r><w:rPr><w:b/></w:rPr><w:t xml:space="preserve">Thời gian làm bài:</w:t></w:r><w:r><w:t xml:space="preserve"> 45 phút </w:t></w:r><w:r><w:rPr><w:b/></w:rPr><w:t xml:space="preserve">Hình thức kiểm tra:</w:t></w:r><w:r><w:t xml:space="preserve"> Trắc nghiệm kết hợp Tự luận (10 câu Trắc nghiệm + 2 câu Tự luận) </w:t></w:r><w:r><w:rPr><w:b/></w:rPr><w:t xml:space="preserve">Tổng điểm:</w:t></w:r><w:r><w:t xml:space="preserve"> 10 điểm</w:t></w:r>
-</w:p><w:p>
-<w:pPr>
-<w:jc w:val="both"/>
-<w:ind w:firstLine="720"/>
-<w:spacing w:line="360" w:lineRule="auto" w:after="120"/>
-</w:pPr>
-<w:r><w:rPr><w:b/></w:rPr><w:t xml:space="preserve">Bảng 1</w:t></w:r><w:r><w:rPr><w:b/></w:rPr><w:t xml:space="preserve">: Ma trận đề kiểm tra chủ đề &quot;Phương pháp tọa độ trong không gian&quot;</w:t></w:r>
-</w:p><w:tbl><w:tblPr><w:tblW w:w="9360" w:type="dxa"/><w:tblBorders><w:top w:val="single" w:sz="4" w:space="0" w:color="000000"/><w:left w:val="single" w:sz="4" w:space="0" w:color="000000"/><w:bottom w:val="single" w:sz="4" w:space="0" w:color="000000"/><w:right w:val="single" w:sz="4" w:space="0" w:color="000000"/><w:insideH w:val="single" w:sz="4" w:space="0" w:color="000000"/><w:insideV w:val="single" w:sz="4" w:space="0" w:color="000000"/></w:tblBorders><w:tblLook w:val="04A0"/></w:tblPr><w:tblGrid><w:gridCol w:w="1040"/><w:gridCol w:w="1040"/><w:gridCol w:w="1040"/><w:gridCol w:w="1040"/><w:gridCol w:w="1040"/><w:gridCol w:w="1040"/><w:gridCol w:w="1040"/><w:gridCol w:w="1040"/><w:gridCol w:w="1040"/></w:tblGrid><w:tr><w:tc><w:tcPr><w:tcW w:w="1040" w:type="dxa"/><w:shd w:val="clear" w:color="auto" w:fill="D5E8F0"/></w:tcPr><w:p><w:pPr><w:jc w:val="center"/></w:pPr><w:r><w:t xml:space="preserve">Mức độ nhận thức</w:t></w:r></w:p></w:tc><w:tc><w:tcPr><w:tcW w:w="1040" w:type="dxa"/><w:shd w:val="clear" w:color="auto" w:fill="D5E8F0"/></w:tcPr><w:p><w:pPr><w:jc w:val="center"/></w:pPr><w:r><w:t xml:space="preserve">Nội dung kiến thức</w:t></w:r></w:p></w:tc><w:tc><w:tcPr><w:tcW w:w="1040" w:type="dxa"/><w:shd w:val="clear" w:color="auto" w:fill="D5E8F0"/></w:tcPr><w:p><w:pPr><w:jc w:val="center"/></w:pPr><w:r><w:t xml:space="preserve">Số câu TN</w:t></w:r></w:p></w:tc><w:tc><w:tcPr><w:tcW w:w="1040" w:type="dxa"/><w:shd w:val="clear" w:color="auto" w:fill="D5E8F0"/></w:tcPr><w:p><w:pPr><w:jc w:val="center"/></w:pPr><w:r><w:t xml:space="preserve">Điểm TN</w:t></w:r></w:p></w:tc><w:tc><w:tcPr><w:tcW w:w="1040" w:type="dxa"/><w:shd w:val="clear" w:color="auto" w:fill="D5E8F0"/></w:tcPr><w:p><w:pPr><w:jc w:val="center"/></w:pPr><w:r><w:t xml:space="preserve">Số câu TL (chia phần)</w:t></w:r></w:p></w:tc><w:tc><w:tcPr><w:tcW w:w="1040" w:type="dxa"/><w:shd w:val="clear" w:color="auto" w:fill="D5E8F0"/></w:tcPr><w:p><w:pPr><w:jc w:val="center"/></w:pPr><w:r><w:t xml:space="preserve">Điểm TL</w:t></w:r></w:p></w:tc><w:tc><w:tcPr><w:tcW w:w="1040" w:type="dxa"/><w:shd w:val="clear" w:color="auto" w:fill="D5E8F0"/></w:tcPr><w:p><w:pPr><w:jc w:val="center"/></w:pPr><w:r><w:t xml:space="preserve">Tổng số câu</w:t></w:r></w:p></w:tc><w:tc><w:tcPr><w:tcW w:w="1040" w:type="dxa"/><w:shd w:val="clear" w:color="auto" w:fill="D5E8F0"/></w:tcPr><w:p><w:pPr><w:jc w:val="center"/></w:pPr><w:r><w:t xml:space="preserve">Tổng điểm</w:t></w:r></w:p></w:tc><w:tc><w:tcPr><w:tcW w:w="1040" w:type="dxa"/><w:shd w:val="clear" w:color="auto" w:fill="D5E8F0"/></w:tcPr><w:p><w:pPr><w:jc w:val="center"/></w:pPr><w:r><w:t xml:space="preserve">Tỉ lệ (%)</w:t></w:r></w:p></w:tc></w:tr><w:tr><w:tc><w:tcPr><w:tcW w:w="1040" w:type="dxa"/></w:tcPr><w:p><w:pPr><w:jc w:val="center"/></w:pPr><w:r><w:rPr><w:b/></w:rPr><w:t xml:space="preserve">Biết</w:t></w:r></w:p></w:tc><w:tc><w:tcPr><w:tcW w:w="1040" w:type="dxa"/></w:tcPr><w:p><w:pPr><w:jc w:val="center"/></w:pPr><w:r><w:t xml:space="preserve">1. Hệ tọa độ, vector, tích vô hướng, tích có hướng, phương trình mặt cầu.</w:t></w:r></w:p></w:tc><w:tc><w:tcPr><w:tcW w:w="1040" w:type="dxa"/></w:tcPr><w:p><w:pPr><w:jc w:val="center"/></w:pPr><w:r><w:t xml:space="preserve">8</w:t></w:r></w:p></w:tc><w:tc><w:tcPr><w:tcW w:w="1040" w:type="dxa"/></w:tcPr><w:p><w:pPr><w:jc w:val="center"/></w:pPr><w:r><w:t xml:space="preserve">4.0</w:t></w:r></w:p></w:tc><w:tc><w:tcPr><w:tcW w:w="1040" w:type="dxa"/></w:tcPr><w:p><w:pPr><w:jc w:val="center"/></w:pPr><w:r><w:t xml:space="preserve">0</w:t></w:r></w:p></w:tc><w:tc><w:tcPr><w:tcW w:w="1040" w:type="dxa"/></w:tcPr><w:p><w:pPr><w:jc w:val="center"/></w:pPr><w:r><w:t xml:space="preserve">0</w:t></w:r></w:p></w:tc><w:tc><w:tcPr><w:tcW w:w="1040" w:type="dxa"/></w:tcPr><w:p><w:pPr><w:jc w:val="center"/></w:pPr><w:r><w:t xml:space="preserve">8</w:t></w:r></w:p></w:tc><w:tc><w:tcPr><w:tcW w:w="1040" w:type="dxa"/></w:tcPr><w:p><w:pPr><w:jc w:val="center"/></w:pPr><w:r><w:t xml:space="preserve">4.0</w:t></w:r></w:p></w:tc><w:tc><w:tcPr><w:tcW w:w="1040" w:type="dxa"/></w:tcPr><w:p><w:pPr><w:jc w:val="center"/></w:pPr><w:r><w:t xml:space="preserve">40%</w:t></w:r></w:p></w:tc></w:tr><w:tr><w:tc><w:tcPr><w:tcW w:w="1040" w:type="dxa"/></w:tcPr><w:p><w:pPr><w:jc w:val="center"/></w:pPr><w:r><w:rPr><w:b/></w:rPr><w:t xml:space="preserve">Hiểu</w:t></w:r></w:p></w:tc><w:tc><w:tcPr><w:tcW w:w="1040" w:type="dxa"/></w:tcPr><w:p><w:pPr><w:jc w:val="center"/></w:pPr><w:r><w:t xml:space="preserve">2. Phương trình mặt phẳng, đường thẳng và các yếu tố liên quan cơ bản (vector pháp tuyến, chỉ phương, điểm thuộc).</w:t></w:r></w:p></w:tc><w:tc><w:tcPr><w:tcW w:w="1040" w:type="dxa"/></w:tcPr><w:p><w:pPr><w:jc w:val="center"/></w:pPr><w:r><w:t xml:space="preserve">2</w:t></w:r></w:p></w:tc><w:tc><w:tcPr><w:tcW w:w="1040" w:type="dxa"/></w:tcPr><w:p><w:pPr><w:jc w:val="center"/></w:pPr><w:r><w:t xml:space="preserve">1.0</w:t></w:r></w:p></w:tc><w:tc><w:tcPr><w:tcW w:w="1040" w:type="dxa"/></w:tcPr><w:p><w:pPr><w:jc w:val="center"/></w:pPr><w:r><w:t xml:space="preserve">1 (TL1a)</w:t></w:r></w:p></w:tc><w:tc><w:tcPr><w:tcW w:w="1040" w:type="dxa"/></w:tcPr><w:p><w:pPr><w:jc w:val="center"/></w:pPr><w:r><w:t xml:space="preserve">2.0</w:t></w:r></w:p></w:tc><w:tc><w:tcPr><w:tcW w:w="1040" w:type="dxa"/></w:tcPr><w:p><w:pPr><w:jc w:val="center"/></w:pPr><w:r><w:t xml:space="preserve">3</w:t></w:r></w:p></w:tc><w:tc><w:tcPr><w:tcW w:w="1040" w:type="dxa"/></w:tcPr><w:p><w:pPr><w:jc w:val="center"/></w:pPr><w:r><w:t xml:space="preserve">3.0</w:t></w:r></w:p></w:tc><w:tc><w:tcPr><w:tcW w:w="1040" w:type="dxa"/></w:tcPr><w:p><w:pPr><w:jc w:val="center"/></w:pPr><w:r><w:t xml:space="preserve">30%</w:t></w:r></w:p></w:tc></w:tr><w:tr><w:tc><w:tcPr><w:tcW w:w="1040" w:type="dxa"/></w:tcPr><w:p><w:pPr><w:jc w:val="center"/></w:pPr><w:r><w:rPr><w:b/></w:rPr><w:t xml:space="preserve">Vận dụng</w:t></w:r></w:p></w:tc><w:tc><w:tcPr><w:tcW w:w="1040" w:type="dxa"/></w:tcPr><w:p><w:pPr><w:jc w:val="center"/></w:pPr><w:r><w:t xml:space="preserve">3. Vị trí tương đối, hình chiếu, khoảng cách, góc của điểm, đường thẳng, mặt phẳng.</w:t></w:r></w:p></w:tc><w:tc><w:tcPr><w:tcW w:w="1040" w:type="dxa"/></w:tcPr><w:p><w:pPr><w:jc w:val="center"/></w:pPr><w:r><w:t xml:space="preserve">0</w:t></w:r></w:p></w:tc><w:tc><w:tcPr><w:tcW w:w="1040" w:type="dxa"/></w:tcPr><w:p><w:pPr><w:jc w:val="center"/></w:pPr><w:r><w:t xml:space="preserve">0</w:t></w:r></w:p></w:tc><w:tc><w:tcPr><w:tcW w:w="1040" w:type="dxa"/></w:tcPr><w:p><w:pPr><w:jc w:val="center"/></w:pPr><w:r><w:t xml:space="preserve">2 (TL1b, TL2a)</w:t></w:r></w:p></w:tc><w:tc><w:tcPr><w:tcW w:w="1040" w:type="dxa"/></w:tcPr><w:p><w:pPr><w:jc w:val="center"/></w:pPr><w:r><w:t xml:space="preserve">2.0</w:t></w:r></w:p></w:tc><w:tc><w:tcPr><w:tcW w:w="1040" w:type="dxa"/></w:tcPr><w:p><w:pPr><w:jc w:val="center"/></w:pPr><w:r><w:t xml:space="preserve">2</w:t></w:r></w:p></w:tc><w:tc><w:tcPr><w:tcW w:w="1040" w:type="dxa"/></w:tcPr><w:p><w:pPr><w:jc w:val="center"/></w:pPr><w:r><w:t xml:space="preserve">2.0</w:t></w:r></w:p></w:tc><w:tc><w:tcPr><w:tcW w:w="1040" w:type="dxa"/></w:tcPr><w:p><w:pPr><w:jc w:val="center"/></w:pPr><w:r><w:t xml:space="preserve">20%</w:t></w:r></w:p></w:tc></w:tr><w:tr><w:tc><w:tcPr><w:tcW w:w="1040" w:type="dxa"/></w:tcPr><w:p><w:pPr><w:jc w:val="center"/></w:pPr><w:r><w:rPr><w:b/></w:rPr><w:t xml:space="preserve">Vận dụng cao</w:t></w:r></w:p></w:tc><w:tc><w:tcPr><w:tcW w:w="1040" w:type="dxa"/></w:tcPr><w:p><w:pPr><w:jc w:val="center"/></w:pPr><w:r><w:t xml:space="preserve">4. Bài toán khoảng cách giữa hai đường thẳng chéo nhau, bài toán cực trị hình học không gian.</w:t></w:r></w:p></w:tc><w:tc><w:tcPr><w:tcW w:w="1040" w:type="dxa"/></w:tcPr><w:p><w:pPr><w:jc w:val="center"/></w:pPr><w:r><w:t xml:space="preserve">0</w:t></w:r></w:p></w:tc><w:tc><w:tcPr><w:tcW w:w="1040" w:type="dxa"/></w:tcPr><w:p><w:pPr><w:jc w:val="center"/></w:pPr><w:r><w:t xml:space="preserve">0</w:t></w:r></w:p></w:tc><w:tc><w:tcPr><w:tcW w:w="1040" w:type="dxa"/></w:tcPr><w:p><w:pPr><w:jc w:val="center"/></w:pPr><w:r><w:t xml:space="preserve">1 (TL2b)</w:t></w:r></w:p></w:tc><w:tc><w:tcPr><w:tcW w:w="1040" w:type="dxa"/></w:tcPr><w:p><w:pPr><w:jc w:val="center"/></w:pPr><w:r><w:t xml:space="preserve">1.0</w:t></w:r></w:p></w:tc><w:tc><w:tcPr><w:tcW w:w="1040" w:type="dxa"/></w:tcPr><w:p><w:pPr><w:jc w:val="center"/></w:pPr><w:r><w:t xml:space="preserve">1</w:t></w:r></w:p></w:tc><w:tc><w:tcPr><w:tcW w:w="1040" w:type="dxa"/></w:tcPr><w:p><w:pPr><w:jc w:val="center"/></w:pPr><w:r><w:t xml:space="preserve">1.0</w:t></w:r></w:p></w:tc><w:tc><w:tcPr><w:tcW w:w="1040" w:type="dxa"/></w:tcPr><w:p><w:pPr><w:jc w:val="center"/></w:pPr><w:r><w:t xml:space="preserve">10%</w:t></w:r></w:p></w:tc></w:tr><w:tr><w:tc><w:tcPr><w:tcW w:w="1040" w:type="dxa"/></w:tcPr><w:p><w:pPr><w:jc w:val="center"/></w:pPr><w:r><w:rPr><w:b/></w:rPr><w:t xml:space="preserve">Tổng cộng</w:t></w:r></w:p></w:tc><w:tc><w:tcPr><w:tcW w:w="1040" w:type="dxa"/></w:tcPr><w:p><w:pPr><w:jc w:val="center"/></w:pPr><w:r><w:rPr><w:b/></w:rPr><w:t xml:space="preserve">10</w:t></w:r></w:p></w:tc><w:tc><w:tcPr><w:tcW w:w="1040" w:type="dxa"/></w:tcPr><w:p><w:pPr><w:jc w:val="center"/></w:pPr><w:r><w:rPr><w:b/></w:rPr><w:t xml:space="preserve">5.0</w:t></w:r></w:p></w:tc><w:tc><w:tcPr><w:tcW w:w="1040" w:type="dxa"/></w:tcPr><w:p><w:pPr><w:jc w:val="center"/></w:pPr><w:r><w:rPr><w:b/></w:rPr><w:t xml:space="preserve">4</w:t></w:r></w:p></w:tc><w:tc><w:tcPr><w:tcW w:w="1040" w:type="dxa"/></w:tcPr><w:p><w:pPr><w:jc w:val="center"/></w:pPr><w:r><w:rPr><w:b/></w:rPr><w:t xml:space="preserve">5.0</w:t></w:r></w:p></w:tc><w:tc><w:tcPr><w:tcW w:w="1040" w:type="dxa"/></w:tcPr><w:p><w:pPr><w:jc w:val="center"/></w:pPr><w:r><w:rPr><w:b/></w:rPr><w:t xml:space="preserve">14</w:t></w:r></w:p></w:tc><w:tc><w:tcPr><w:tcW w:w="1040" w:type="dxa"/></w:tcPr><w:p><w:pPr><w:jc w:val="center"/></w:pPr><w:r><w:rPr><w:b/></w:rPr><w:t xml:space="preserve">10.0</w:t></w:r></w:p></w:tc><w:tc><w:tcPr><w:tcW w:w="1040" w:type="dxa"/></w:tcPr><w:p><w:pPr><w:jc w:val="center"/></w:pPr><w:r><w:rPr><w:b/></w:rPr><w:t xml:space="preserve">100%</w:t></w:r></w:p></w:tc><w:tc><w:tcPr><w:tcW w:w="1040" w:type="dxa"/></w:tcPr><w:p><w:pPr><w:jc w:val="center"/></w:pPr></w:p></w:tc></w:tr></w:tbl><w:p><w:pPr><w:spacing w:after="120"/></w:pPr></w:p><w:p>
-<w:pPr>
-<w:jc w:val="both"/>
-<w:ind w:firstLine="720"/>
-<w:spacing w:line="360" w:lineRule="auto" w:after="120"/>
-</w:pPr>
-<w:r><w:rPr><w:b/></w:rPr><w:t xml:space="preserve">Giải thích ma trận:</w:t></w:r>
-</w:p><w:p><w:pPr>
-<w:jc w:val="both"/>
-<w:tabs><w:tab w:val="left" w:pos="720"/></w:tabs>
-<w:ind w:left="720" w:hanging="360"/>
-<w:spacing w:after="60"/>
-</w:pPr><w:r><w:t xml:space="preserve">• </w:t><w:tab/></w:r><w:r><w:rPr><w:b/></w:rPr><w:t xml:space="preserve">Mức độ Biết (40%):</w:t></w:r><w:r><w:t xml:space="preserve"> Tập trung vào việc kiểm tra khả năng nhận diện, ghi nhớ các khái niệm, công thức cơ bản về tọa độ điểm, vector, tích vô hướng, tích có hướng, phương trình mặt cầu, vector pháp tuyến của mặt phẳng, vector chỉ phương của đường thẳng. Các câu hỏi ở mức độ này thường là trắc nghiệm trực tiếp.</w:t></w:r></w:p><w:p><w:pPr>
-<w:jc w:val="both"/>
-<w:tabs><w:tab w:val="left" w:pos="720"/></w:tabs>
-<w:ind w:left="720" w:hanging="360"/>
-<w:spacing w:after="60"/>
-</w:pPr><w:r><w:t xml:space="preserve">• </w:t><w:tab/></w:r><w:r><w:rPr><w:b/></w:rPr><w:t xml:space="preserve">Mức độ Hiểu (30%):</w:t></w:r><w:r><w:t xml:space="preserve"> Đánh giá khả năng giải thích, diễn đạt, vận dụng các khái niệm, công thức đã biết vào các tình huống đơn giản hơn, như viết phương trình mặt phẳng, đường thẳng khi biết đủ các yếu tố cơ bản, xác định vị trí tương đối đơn giản.</w:t></w:r></w:p><w:p><w:pPr>
-<w:jc w:val="both"/>
-<w:tabs><w:tab w:val="left" w:pos="720"/></w:tabs>
-<w:ind w:left="720" w:hanging="360"/>
-<w:spacing w:after="60"/>
-</w:pPr><w:r><w:t xml:space="preserve">• </w:t><w:tab/></w:r><w:r><w:rPr><w:b/></w:rPr><w:t xml:space="preserve">Mức độ Vận dụng (20%):</w:t></w:r><w:r><w:t xml:space="preserve"> Yêu cầu học sinh sử dụng kiến thức, kỹ năng đã học để giải quyết các bài toán có tính tổng hợp hơn, đòi hỏi suy luận và kết nối các kiến thức khác nhau, ví dụ như tìm hình chiếu của điểm, tính khoảng cách, góc trong các trường hợp cụ thể.</w:t></w:r></w:p><w:p><w:pPr>
-<w:jc w:val="both"/>
-<w:tabs><w:tab w:val="left" w:pos="720"/></w:tabs>
-<w:ind w:left="720" w:hanging="360"/>
-<w:spacing w:after="60"/>
-</w:pPr><w:r><w:t xml:space="preserve">• </w:t><w:tab/></w:r><w:r><w:rPr><w:b/></w:rPr><w:t xml:space="preserve">Mức độ Vận dụng cao (10%):</w:t></w:r><w:r><w:t xml:space="preserve"> Kiểm tra khả năng tư duy sáng tạo, phân tích tổng hợp để giải quyết các bài toán phức tạp, đòi hỏi nhiều bước suy luận, hoặc các bài toán có yếu tố cực trị, khoảng cách giữa các đối tượng hình học phức tạp như khoảng cách giữa hai đường thẳng chéo nhau.</w:t></w:r></w:p><w:p>
-<w:pPr>
-<w:jc w:val="both"/>
-<w:ind w:firstLine="720"/>
-<w:spacing w:line="360" w:lineRule="auto" w:after="120"/>
-</w:pPr>
-<w:r><w:rPr><w:b/></w:rPr><w:t xml:space="preserve">II. ĐỀ KIỂM TRA MINH HỌA</w:t></w:r>
-</w:p><w:p>
-<w:pPr>
-<w:jc w:val="both"/>
-<w:ind w:firstLine="720"/>
-<w:spacing w:line="360" w:lineRule="auto" w:after="120"/>
-</w:pPr>
-<w:r><w:rPr><w:b/></w:rPr><w:t xml:space="preserve">Môn:</w:t></w:r><w:r><w:t xml:space="preserve"> TOÁN 12 </w:t></w:r><w:r><w:rPr><w:b/></w:rPr><w:t xml:space="preserve">Chủ đề:</w:t></w:r><w:r><w:t xml:space="preserve"> PHƯƠNG PHÁP TỌA ĐỘ TRONG KHÔNG GIAN </w:t></w:r><w:r><w:rPr><w:b/></w:rPr><w:t xml:space="preserve">Thời gian:</w:t></w:r><w:r><w:t xml:space="preserve"> 45 phút</w:t></w:r>
-</w:p><w:p>
-<w:pPr>
-<w:jc w:val="both"/>
-<w:ind w:firstLine="720"/>
-<w:spacing w:line="360" w:lineRule="auto" w:after="120"/>
-</w:pPr>
-<w:r><w:rPr><w:b/></w:rPr><w:t xml:space="preserve">Họ và tên học sinh:</w:t></w:r><w:r><w:t xml:space="preserve"> ..................................................... </w:t></w:r><w:r><w:rPr><w:b/></w:rPr><w:t xml:space="preserve">Lớp:</w:t></w:r><w:r><w:t xml:space="preserve"> ................</w:t></w:r>
-</w:p><w:p><w:r><w:br w:type="page"/></w:r></w:p><w:p>
-<w:pPr>
-<w:jc w:val="both"/>
-<w:ind w:firstLine="720"/>
-<w:spacing w:line="360" w:lineRule="auto" w:after="120"/>
-</w:pPr>
-<w:r><w:rPr><w:b/></w:rPr><w:t xml:space="preserve">PHẦN I. TRẮC NGHIỆM (5.0 điểm)</w:t></w:r><w:r><w:t xml:space="preserve"> </w:t></w:r><w:r><w:rPr><w:i/></w:rPr><w:t xml:space="preserve">Mỗi câu trả lời đúng được 0.5 điểm.</w:t></w:r>
-</w:p><w:p>
-<w:pPr>
-<w:jc w:val="both"/>
-<w:ind w:firstLine="720"/>
-<w:spacing w:line="360" w:lineRule="auto" w:after="120"/>
-</w:pPr>
-<w:r><w:rPr><w:b/></w:rPr><w:t xml:space="preserve">Câu 1 (Biết):</w:t></w:r><w:r><w:t xml:space="preserve"> Trong không gian </w:t></w:r><w:r><w:rPr><w:rFonts w:ascii="Cambria Math" w:hAnsi="Cambria Math"/><w:i/><w:sz w:val="26"/></w:rPr><w:t xml:space="preserve">$Oxyz$</w:t></w:r><w:r><w:t xml:space="preserve">, cho hai điểm </w:t></w:r><w:r><w:rPr><w:rFonts w:ascii="Cambria Math" w:hAnsi="Cambria Math"/><w:i/><w:sz w:val="26"/></w:rPr><w:t xml:space="preserve">$A(1; -2; 3)$</w:t></w:r><w:r><w:t xml:space="preserve"> và </w:t></w:r><w:r><w:rPr><w:rFonts w:ascii="Cambria Math" w:hAnsi="Cambria Math"/><w:i/><w:sz w:val="26"/></w:rPr><w:t xml:space="preserve">$B(3; 0; -1)$</w:t></w:r><w:r><w:t xml:space="preserve">. Tọa độ của vectơ </w:t></w:r><w:r><w:rPr><w:rFonts w:ascii="Cambria Math" w:hAnsi="Cambria Math"/><w:i/><w:sz w:val="26"/></w:rPr><w:t xml:space="preserve">$\vec{AB}$</w:t></w:r><w:r><w:t xml:space="preserve"> là: A. </w:t></w:r><w:r><w:rPr><w:rFonts w:ascii="Cambria Math" w:hAnsi="Cambria Math"/><w:i/><w:sz w:val="26"/></w:rPr><w:t xml:space="preserve">$(2; 2; -4)$</w:t></w:r><w:r><w:t xml:space="preserve">          B. </w:t></w:r><w:r><w:rPr><w:rFonts w:ascii="Cambria Math" w:hAnsi="Cambria Math"/><w:i/><w:sz w:val="26"/></w:rPr><w:t xml:space="preserve">$(-2; -2; 4)$</w:t></w:r><w:r><w:t xml:space="preserve">         C. </w:t></w:r><w:r><w:rPr><w:rFonts w:ascii="Cambria Math" w:hAnsi="Cambria Math"/><w:i/><w:sz w:val="26"/></w:rPr><w:t xml:space="preserve">$(4; -2; 2)$</w:t></w:r><w:r><w:t xml:space="preserve">          D. </w:t></w:r><w:r><w:rPr><w:rFonts w:ascii="Cambria Math" w:hAnsi="Cambria Math"/><w:i/><w:sz w:val="26"/></w:rPr><w:t xml:space="preserve">$(2; -2; 4)$</w:t></w:r>
-</w:p><w:p>
-<w:pPr>
-<w:jc w:val="both"/>
-<w:ind w:firstLine="720"/>
-<w:spacing w:line="360" w:lineRule="auto" w:after="120"/>
-</w:pPr>
-<w:r><w:rPr><w:b/></w:rPr><w:t xml:space="preserve">Câu 2 (Biết):</w:t></w:r><w:r><w:t xml:space="preserve"> Trong không gian </w:t></w:r><w:r><w:rPr><w:rFonts w:ascii="Cambria Math" w:hAnsi="Cambria Math"/><w:i/><w:sz w:val="26"/></w:rPr><w:t xml:space="preserve">$Oxyz$</w:t></w:r><w:r><w:t xml:space="preserve">, cho vectơ </w:t></w:r><w:r><w:rPr><w:rFonts w:ascii="Cambria Math" w:hAnsi="Cambria Math"/><w:i/><w:sz w:val="26"/></w:rPr><w:t xml:space="preserve">$\vec{a} = (1; -2; 0)$</w:t></w:r><w:r><w:t xml:space="preserve"> và </w:t></w:r><w:r><w:rPr><w:rFonts w:ascii="Cambria Math" w:hAnsi="Cambria Math"/><w:i/><w:sz w:val="26"/></w:rPr><w:t xml:space="preserve">$\vec{b} = (3; 1; -1)$</w:t></w:r><w:r><w:t xml:space="preserve">. Tích vô hướng </w:t></w:r><w:r><w:rPr><w:rFonts w:ascii="Cambria Math" w:hAnsi="Cambria Math"/><w:i/><w:sz w:val="26"/></w:rPr><w:t xml:space="preserve">$\vec{a}.\vec{b}$</w:t></w:r><w:r><w:t xml:space="preserve"> bằng: A. </w:t></w:r><w:r><w:rPr><w:rFonts w:ascii="Cambria Math" w:hAnsi="Cambria Math"/><w:i/><w:sz w:val="26"/></w:rPr><w:t xml:space="preserve">$1$</w:t></w:r><w:r><w:t xml:space="preserve">                   B. </w:t></w:r><w:r><w:rPr><w:rFonts w:ascii="Cambria Math" w:hAnsi="Cambria Math"/><w:i/><w:sz w:val="26"/></w:rPr><w:t xml:space="preserve">$-1$</w:t></w:r><w:r><w:t xml:space="preserve">                  C. </w:t></w:r><w:r><w:rPr><w:rFonts w:ascii="Cambria Math" w:hAnsi="Cambria Math"/><w:i/><w:sz w:val="26"/></w:rPr><w:t xml:space="preserve">$5$</w:t></w:r><w:r><w:t xml:space="preserve">                   D. </w:t></w:r><w:r><w:rPr><w:rFonts w:ascii="Cambria Math" w:hAnsi="Cambria Math"/><w:i/><w:sz w:val="26"/></w:rPr><w:t xml:space="preserve">$-5$</w:t></w:r>
-</w:p><w:p>
-<w:pPr>
-<w:jc w:val="both"/>
-<w:ind w:firstLine="720"/>
-<w:spacing w:line="360" w:lineRule="auto" w:after="120"/>
-</w:pPr>
-<w:r><w:rPr><w:b/></w:rPr><w:t xml:space="preserve">Câu 3 (Biết):</w:t></w:r><w:r><w:t xml:space="preserve"> Trong không gian </w:t></w:r><w:r><w:rPr><w:rFonts w:ascii="Cambria Math" w:hAnsi="Cambria Math"/><w:i/><w:sz w:val="26"/></w:rPr><w:t xml:space="preserve">$Oxyz$</w:t></w:r><w:r><w:t xml:space="preserve">, cho vectơ </w:t></w:r><w:r><w:rPr><w:rFonts w:ascii="Cambria Math" w:hAnsi="Cambria Math"/><w:i/><w:sz w:val="26"/></w:rPr><w:t xml:space="preserve">$\vec{u} = (1; 0; -2)$</w:t></w:r><w:r><w:t xml:space="preserve"> và </w:t></w:r><w:r><w:rPr><w:rFonts w:ascii="Cambria Math" w:hAnsi="Cambria Math"/><w:i/><w:sz w:val="26"/></w:rPr><w:t xml:space="preserve">$\vec{v} = (0; 1; 3)$</w:t></w:r><w:r><w:t xml:space="preserve">. Tọa độ của vectơ tích có hướng </w:t></w:r><w:r><w:rPr><w:rFonts w:ascii="Cambria Math" w:hAnsi="Cambria Math"/><w:i/><w:sz w:val="26"/></w:rPr><w:t xml:space="preserve">$[\vec{u}, \vec{v}]$</w:t></w:r><w:r><w:t xml:space="preserve"> là: A. </w:t></w:r><w:r><w:rPr><w:rFonts w:ascii="Cambria Math" w:hAnsi="Cambria Math"/><w:i/><w:sz w:val="26"/></w:rPr><w:t xml:space="preserve">$(2; -3; 1)$</w:t></w:r><w:r><w:t xml:space="preserve">          B. </w:t></w:r><w:r><w:rPr><w:rFonts w:ascii="Cambria Math" w:hAnsi="Cambria Math"/><w:i/><w:sz w:val="26"/></w:rPr><w:t xml:space="preserve">$(-2; 3; 1)$</w:t></w:r><w:r><w:t xml:space="preserve">          C. </w:t></w:r><w:r><w:rPr><w:rFonts w:ascii="Cambria Math" w:hAnsi="Cambria Math"/><w:i/><w:sz w:val="26"/></w:rPr><w:t xml:space="preserve">$(2; 3; 1)$</w:t></w:r><w:r><w:t xml:space="preserve">           D. </w:t></w:r><w:r><w:rPr><w:rFonts w:ascii="Cambria Math" w:hAnsi="Cambria Math"/><w:i/><w:sz w:val="26"/></w:rPr><w:t xml:space="preserve">$(2; -3; -1)$</w:t></w:r>
-</w:p><w:p>
-<w:pPr>
-<w:jc w:val="both"/>
-<w:ind w:firstLine="720"/>
-<w:spacing w:line="360" w:lineRule="auto" w:after="120"/>
-</w:pPr>
-<w:r><w:rPr><w:b/></w:rPr><w:t xml:space="preserve">Câu 4 (Biết):</w:t></w:r><w:r><w:t xml:space="preserve"> Trong không gian </w:t></w:r><w:r><w:rPr><w:rFonts w:ascii="Cambria Math" w:hAnsi="Cambria Math"/><w:i/><w:sz w:val="26"/></w:rPr><w:t xml:space="preserve">$Oxyz$</w:t></w:r><w:r><w:t xml:space="preserve">, phương trình mặt cầu tâm </w:t></w:r><w:r><w:rPr><w:rFonts w:ascii="Cambria Math" w:hAnsi="Cambria Math"/><w:i/><w:sz w:val="26"/></w:rPr><w:t xml:space="preserve">$I(1; -2; 0)$</w:t></w:r><w:r><w:t xml:space="preserve"> và bán kính </w:t></w:r><w:r><w:rPr><w:rFonts w:ascii="Cambria Math" w:hAnsi="Cambria Math"/><w:i/><w:sz w:val="26"/></w:rPr><w:t xml:space="preserve">$R=3$</w:t></w:r><w:r><w:t xml:space="preserve"> là: A. </w:t></w:r><w:r><w:rPr><w:rFonts w:ascii="Cambria Math" w:hAnsi="Cambria Math"/><w:i/><w:sz w:val="26"/></w:rPr><w:t xml:space="preserve">$(x-1)^2 + (y+2)^2 + z^2 = 3$</w:t></w:r><w:r><w:t xml:space="preserve"> B. </w:t></w:r><w:r><w:rPr><w:rFonts w:ascii="Cambria Math" w:hAnsi="Cambria Math"/><w:i/><w:sz w:val="26"/></w:rPr><w:t xml:space="preserve">$(x+1)^2 + (y-2)^2 + z^2 = 9$</w:t></w:r>
-</w:p><w:p>
-<w:pPr>
-<w:pStyle w:val="Heading1"/>
-<w:jc w:val="left"/>
-<w:spacing w:before="240" w:after="120" w:line="360" w:lineRule="auto"/>
-</w:pPr>
-<w:r><w:rPr><w:rFonts w:ascii="Cambria Math" w:hAnsi="Cambria Math"/><w:i/><w:sz w:val="26"/></w:rPr><w:t xml:space="preserve">$(x-1)^2 + (y+2)^2 + z^2 = 9$</w:t></w:r>
-</w:p><w:p>
-<w:pPr>
-<w:jc w:val="both"/>
-<w:ind w:firstLine="720"/>
-<w:spacing w:line="360" w:lineRule="auto" w:after="120"/>
-</w:pPr>
-<w:r><w:t xml:space="preserve">D. </w:t></w:r><w:r><w:rPr><w:rFonts w:ascii="Cambria Math" w:hAnsi="Cambria Math"/><w:i/><w:sz w:val="26"/></w:rPr><w:t xml:space="preserve">$(x+1)^2 + (y-2)^2 + z^2 = 3$</w:t></w:r>
-</w:p><w:p>
-<w:pPr>
-<w:jc w:val="both"/>
-<w:ind w:firstLine="720"/>
-<w:spacing w:line="360" w:lineRule="auto" w:after="120"/>
-</w:pPr>
-<w:r><w:rPr><w:b/></w:rPr><w:t xml:space="preserve">Câu 5 (Biết):</w:t></w:r><w:r><w:t xml:space="preserve"> Trong không gian </w:t></w:r><w:r><w:rPr><w:rFonts w:ascii="Cambria Math" w:hAnsi="Cambria Math"/><w:i/><w:sz w:val="26"/></w:rPr><w:t xml:space="preserve">$Oxyz$</w:t></w:r><w:r><w:t xml:space="preserve">, mặt phẳng </w:t></w:r><w:r><w:rPr><w:rFonts w:ascii="Cambria Math" w:hAnsi="Cambria Math"/><w:i/><w:sz w:val="26"/></w:rPr><w:t xml:space="preserve">$(P): 2x - y + 3z - 4 = 0$</w:t></w:r><w:r><w:t xml:space="preserve"> có một vectơ pháp tuyến là: A. </w:t></w:r><w:r><w:rPr><w:rFonts w:ascii="Cambria Math" w:hAnsi="Cambria Math"/><w:i/><w:sz w:val="26"/></w:rPr><w:t xml:space="preserve">$\vec{n} = (2; 1; 3)$</w:t></w:r><w:r><w:t xml:space="preserve"> B. </w:t></w:r><w:r><w:rPr><w:rFonts w:ascii="Cambria Math" w:hAnsi="Cambria Math"/><w:i/><w:sz w:val="26"/></w:rPr><w:t xml:space="preserve">$\vec{n} = (-2; 1; -3)$</w:t></w:r><w:r><w:t xml:space="preserve"> C. </w:t></w:r><w:r><w:rPr><w:rFonts w:ascii="Cambria Math" w:hAnsi="Cambria Math"/><w:i/><w:sz w:val="26"/></w:rPr><w:t xml:space="preserve">$\vec{n} = (2; -1; 3)$</w:t></w:r><w:r><w:t xml:space="preserve"> D. </w:t></w:r><w:r><w:rPr><w:rFonts w:ascii="Cambria Math" w:hAnsi="Cambria Math"/><w:i/><w:sz w:val="26"/></w:rPr><w:t xml:space="preserve">$\vec{n} = (2; -1; -3)$</w:t></w:r>
-</w:p><w:p>
-<w:pPr>
-<w:jc w:val="both"/>
-<w:ind w:firstLine="720"/>
-<w:spacing w:line="360" w:lineRule="auto" w:after="120"/>
-</w:pPr>
-<w:r><w:rPr><w:b/></w:rPr><w:t xml:space="preserve">Câu 6 (Biết):</w:t></w:r><w:r><w:t xml:space="preserve"> Trong không gian </w:t></w:r><w:r><w:rPr><w:rFonts w:ascii="Cambria Math" w:hAnsi="Cambria Math"/><w:i/><w:sz w:val="26"/></w:rPr><w:t xml:space="preserve">$Oxyz$</w:t></w:r><w:r><w:t xml:space="preserve">, đường thẳng </w:t></w:r><w:r><w:rPr><w:rFonts w:ascii="Cambria Math" w:hAnsi="Cambria Math"/><w:i/><w:sz w:val="26"/></w:rPr><w:t xml:space="preserve">$d: \frac{x-1}{2} = \frac{y+3}{-1} = \frac{z}{4}$</w:t></w:r><w:r><w:t xml:space="preserve"> có một vectơ chỉ phương là: A. </w:t></w:r><w:r><w:rPr><w:rFonts w:ascii="Cambria Math" w:hAnsi="Cambria Math"/><w:i/><w:sz w:val="26"/></w:rPr><w:t xml:space="preserve">$\vec{u} = (1; -3; 0)$</w:t></w:r><w:r><w:t xml:space="preserve"> B. </w:t></w:r><w:r><w:rPr><w:rFonts w:ascii="Cambria Math" w:hAnsi="Cambria Math"/><w:i/><w:sz w:val="26"/></w:rPr><w:t xml:space="preserve">$\vec{u} = (2; 1; 4)$</w:t></w:r><w:r><w:t xml:space="preserve"> C. </w:t></w:r><w:r><w:rPr><w:rFonts w:ascii="Cambria Math" w:hAnsi="Cambria Math"/><w:i/><w:sz w:val="26"/></w:rPr><w:t xml:space="preserve">$\vec{u} = (-2; 1; -4)$</w:t></w:r><w:r><w:t xml:space="preserve"> D. </w:t></w:r><w:r><w:rPr><w:rFonts w:ascii="Cambria Math" w:hAnsi="Cambria Math"/><w:i/><w:sz w:val="26"/></w:rPr><w:t xml:space="preserve">$\vec{u} = (2; -1; 4)$</w:t></w:r>
-</w:p><w:p>
-<w:pPr>
-<w:jc w:val="both"/>
-<w:ind w:firstLine="720"/>
-<w:spacing w:line="360" w:lineRule="auto" w:after="120"/>
-</w:pPr>
-<w:r><w:rPr><w:b/></w:rPr><w:t xml:space="preserve">Câu 7 (Biết):</w:t></w:r><w:r><w:t xml:space="preserve"> Trong không gian </w:t></w:r><w:r><w:rPr><w:rFonts w:ascii="Cambria Math" w:hAnsi="Cambria Math"/><w:i/><w:sz w:val="26"/></w:rPr><w:t xml:space="preserve">$Oxyz$</w:t></w:r><w:r><w:t xml:space="preserve">, khoảng cách giữa hai điểm </w:t></w:r><w:r><w:rPr><w:rFonts w:ascii="Cambria Math" w:hAnsi="Cambria Math"/><w:i/><w:sz w:val="26"/></w:rPr><w:t xml:space="preserve">$M(1; -1; 2)$</w:t></w:r><w:r><w:t xml:space="preserve"> và </w:t></w:r><w:r><w:rPr><w:rFonts w:ascii="Cambria Math" w:hAnsi="Cambria Math"/><w:i/><w:sz w:val="26"/></w:rPr><w:t xml:space="preserve">$N(3; -1; 0)$</w:t></w:r><w:r><w:t xml:space="preserve"> là: A. </w:t></w:r><w:r><w:rPr><w:rFonts w:ascii="Cambria Math" w:hAnsi="Cambria Math"/><w:i/><w:sz w:val="26"/></w:rPr><w:t xml:space="preserve">$2\sqrt{2}$</w:t></w:r><w:r><w:t xml:space="preserve">           B. </w:t></w:r><w:r><w:rPr><w:rFonts w:ascii="Cambria Math" w:hAnsi="Cambria Math"/><w:i/><w:sz w:val="26"/></w:rPr><w:t xml:space="preserve">$2$</w:t></w:r><w:r><w:t xml:space="preserve">                   C. </w:t></w:r><w:r><w:rPr><w:rFonts w:ascii="Cambria Math" w:hAnsi="Cambria Math"/><w:i/><w:sz w:val="26"/></w:rPr><w:t xml:space="preserve">$4$</w:t></w:r><w:r><w:t xml:space="preserve">                   D. </w:t></w:r><w:r><w:rPr><w:rFonts w:ascii="Cambria Math" w:hAnsi="Cambria Math"/><w:i/><w:sz w:val="26"/></w:rPr><w:t xml:space="preserve">$\sqrt{2}$</w:t></w:r>
-</w:p><w:p>
-<w:pPr>
-<w:jc w:val="both"/>
-<w:ind w:firstLine="720"/>
-<w:spacing w:line="360" w:lineRule="auto" w:after="120"/>
-</w:pPr>
-<w:r><w:rPr><w:b/></w:rPr><w:t xml:space="preserve">Câu 8 (Biết):</w:t></w:r><w:r><w:t xml:space="preserve"> Trong không gian </w:t></w:r><w:r><w:rPr><w:rFonts w:ascii="Cambria Math" w:hAnsi="Cambria Math"/><w:i/><w:sz w:val="26"/></w:rPr><w:t xml:space="preserve">$Oxyz$</w:t></w:r><w:r><w:t xml:space="preserve">, cho hai vectơ </w:t></w:r><w:r><w:rPr><w:rFonts w:ascii="Cambria Math" w:hAnsi="Cambria Math"/><w:i/><w:sz w:val="26"/></w:rPr><w:t xml:space="preserve">$\vec{a} = (m; 2; -1)$</w:t></w:r><w:r><w:t xml:space="preserve"> và </w:t></w:r><w:r><w:rPr><w:rFonts w:ascii="Cambria Math" w:hAnsi="Cambria Math"/><w:i/><w:sz w:val="26"/></w:rPr><w:t xml:space="preserve">$\vec{b} = (1; -1; 3)$</w:t></w:r><w:r><w:t xml:space="preserve">. Để </w:t></w:r><w:r><w:rPr><w:rFonts w:ascii="Cambria Math" w:hAnsi="Cambria Math"/><w:i/><w:sz w:val="26"/></w:rPr><w:t xml:space="preserve">$\vec{a}$</w:t></w:r><w:r><w:t xml:space="preserve"> và </w:t></w:r><w:r><w:rPr><w:rFonts w:ascii="Cambria Math" w:hAnsi="Cambria Math"/><w:i/><w:sz w:val="26"/></w:rPr><w:t xml:space="preserve">$\vec{b}$</w:t></w:r><w:r><w:t xml:space="preserve"> vuông góc với nhau thì giá trị của </w:t></w:r><w:r><w:rPr><w:rFonts w:ascii="Cambria Math" w:hAnsi="Cambria Math"/><w:i/><w:sz w:val="26"/></w:rPr><w:t xml:space="preserve">$m$</w:t></w:r><w:r><w:t xml:space="preserve"> là: A. </w:t></w:r><w:r><w:rPr><w:rFonts w:ascii="Cambria Math" w:hAnsi="Cambria Math"/><w:i/><w:sz w:val="26"/></w:rPr><w:t xml:space="preserve">$1$</w:t></w:r><w:r><w:t xml:space="preserve">                   B. </w:t></w:r><w:r><w:rPr><w:rFonts w:ascii="Cambria Math" w:hAnsi="Cambria Math"/><w:i/><w:sz w:val="26"/></w:rPr><w:t xml:space="preserve">$5$</w:t></w:r><w:r><w:t xml:space="preserve">                   C. </w:t></w:r><w:r><w:rPr><w:rFonts w:ascii="Cambria Math" w:hAnsi="Cambria Math"/><w:i/><w:sz w:val="26"/></w:rPr><w:t xml:space="preserve">$-1$</w:t></w:r><w:r><w:t xml:space="preserve">                  D. </w:t></w:r><w:r><w:rPr><w:rFonts w:ascii="Cambria Math" w:hAnsi="Cambria Math"/><w:i/><w:sz w:val="26"/></w:rPr><w:t xml:space="preserve">$-5$</w:t></w:r>
-</w:p><w:p>
-<w:pPr>
-<w:jc w:val="both"/>
-<w:ind w:firstLine="720"/>
-<w:spacing w:line="360" w:lineRule="auto" w:after="120"/>
-</w:pPr>
-<w:r><w:rPr><w:b/></w:rPr><w:t xml:space="preserve">Câu 9 (Hiểu):</w:t></w:r><w:r><w:t xml:space="preserve"> Trong không gian </w:t></w:r><w:r><w:rPr><w:rFonts w:ascii="Cambria Math" w:hAnsi="Cambria Math"/><w:i/><w:sz w:val="26"/></w:rPr><w:t xml:space="preserve">$Oxyz$</w:t></w:r><w:r><w:t xml:space="preserve">, mặt phẳng đi qua điểm </w:t></w:r><w:r><w:rPr><w:rFonts w:ascii="Cambria Math" w:hAnsi="Cambria Math"/><w:i/><w:sz w:val="26"/></w:rPr><w:t xml:space="preserve">$A(1; 2; -1)$</w:t></w:r><w:r><w:t xml:space="preserve"> và vuông góc với đường thẳng </w:t></w:r><w:r><w:rPr><w:rFonts w:ascii="Cambria Math" w:hAnsi="Cambria Math"/><w:i/><w:sz w:val="26"/></w:rPr><w:t xml:space="preserve">$\Delta: \frac{x-1}{2} = \frac{y}{1} = \frac{z+2}{-3}$</w:t></w:r><w:r><w:t xml:space="preserve"> có phương trình là: A. </w:t></w:r><w:r><w:rPr><w:rFonts w:ascii="Cambria Math" w:hAnsi="Cambria Math"/><w:i/><w:sz w:val="26"/></w:rPr><w:t xml:space="preserve">$2x + y - 3z + 3 = 0$</w:t></w:r><w:r><w:t xml:space="preserve"> B. </w:t></w:r><w:r><w:rPr><w:rFonts w:ascii="Cambria Math" w:hAnsi="Cambria Math"/><w:i/><w:sz w:val="26"/></w:rPr><w:t xml:space="preserve">$2x + y - 3z - 7 = 0$</w:t></w:r>
-</w:p><w:p>
-<w:pPr>
-<w:pStyle w:val="Heading1"/>
-<w:jc w:val="left"/>
-<w:spacing w:before="240" w:after="120" w:line="360" w:lineRule="auto"/>
-</w:pPr>
-<w:r><w:rPr><w:rFonts w:ascii="Cambria Math" w:hAnsi="Cambria Math"/><w:i/><w:sz w:val="26"/></w:rPr><w:t xml:space="preserve">$2x + y - 3z - 3 = 0$</w:t></w:r>
-</w:p><w:p>
-<w:pPr>
-<w:jc w:val="both"/>
-<w:ind w:firstLine="720"/>
-<w:spacing w:line="360" w:lineRule="auto" w:after="120"/>
-</w:pPr>
-<w:r><w:t xml:space="preserve">D. </w:t></w:r><w:r><w:rPr><w:rFonts w:ascii="Cambria Math" w:hAnsi="Cambria Math"/><w:i/><w:sz w:val="26"/></w:rPr><w:t xml:space="preserve">$2x + y - 3z + 7 = 0$</w:t></w:r>
-</w:p><w:p>
-<w:pPr>
-<w:jc w:val="both"/>
-<w:ind w:firstLine="720"/>
-<w:spacing w:line="360" w:lineRule="auto" w:after="120"/>
-</w:pPr>
-<w:r><w:rPr><w:b/></w:rPr><w:t xml:space="preserve">Câu 10 (Hiểu):</w:t></w:r><w:r><w:t xml:space="preserve"> Trong không gian </w:t></w:r><w:r><w:rPr><w:rFonts w:ascii="Cambria Math" w:hAnsi="Cambria Math"/><w:i/><w:sz w:val="26"/></w:rPr><w:t xml:space="preserve">$Oxyz$</w:t></w:r><w:r><w:t xml:space="preserve">, đường thẳng đi qua điểm </w:t></w:r><w:r><w:rPr><w:rFonts w:ascii="Cambria Math" w:hAnsi="Cambria Math"/><w:i/><w:sz w:val="26"/></w:rPr><w:t xml:space="preserve">$M(1; 0; -2)$</w:t></w:r><w:r><w:t xml:space="preserve"> và song song với mặt phẳng </w:t></w:r><w:r><w:rPr><w:rFonts w:ascii="Cambria Math" w:hAnsi="Cambria Math"/><w:i/><w:sz w:val="26"/></w:rPr><w:t xml:space="preserve">$(P): x + 2y - z + 1 = 0$</w:t></w:r><w:r><w:t xml:space="preserve"> có phương trình tham số là: A. </w:t></w:r><w:r><w:rPr><w:rFonts w:ascii="Cambria Math" w:hAnsi="Cambria Math"/><w:i/><w:sz w:val="26"/></w:rPr><w:t xml:space="preserve">$\begin{cases} x = 1+t \\ y = 2t \\ z = -2-t \end{cases}$</w:t></w:r><w:r><w:t xml:space="preserve">     B. </w:t></w:r><w:r><w:rPr><w:rFonts w:ascii="Cambria Math" w:hAnsi="Cambria Math"/><w:i/><w:sz w:val="26"/></w:rPr><w:t xml:space="preserve">$\begin{cases} x = 1+t \\ y = 0 \\ z = -2+t \end{cases}$</w:t></w:r>
-</w:p><w:p>
-<w:pPr>
-<w:pStyle w:val="Heading1"/>
-<w:jc w:val="left"/>
-<w:spacing w:before="240" w:after="120" w:line="360" w:lineRule="auto"/>
-</w:pPr>
-<w:r><w:rPr><w:rFonts w:ascii="Cambria Math" w:hAnsi="Cambria Math"/><w:i/><w:sz w:val="26"/></w:rPr><w:t xml:space="preserve">$\begin{cases} x = 1+2t \\ y = t \\ z = -2-t \end{cases}$</w:t></w:r><w:r><w:t xml:space="preserve">   D. </w:t></w:r><w:r><w:rPr><w:rFonts w:ascii="Cambria Math" w:hAnsi="Cambria Math"/><w:i/><w:sz w:val="26"/></w:rPr><w:t xml:space="preserve">$\begin{cases} x = 1+t \\ y = t \\ z = -2+3t \end{cases}$</w:t></w:r>
-</w:p><w:p><w:r><w:br w:type="page"/></w:r></w:p><w:p>
-<w:pPr>
-<w:jc w:val="both"/>
-<w:ind w:firstLine="720"/>
-<w:spacing w:line="360" w:lineRule="auto" w:after="120"/>
-</w:pPr>
-<w:r><w:rPr><w:b/></w:rPr><w:t xml:space="preserve">PHẦN II. TỰ LUẬN (5.0 điểm)</w:t></w:r>
-</w:p><w:p>
-<w:pPr>
-<w:jc w:val="both"/>
-<w:ind w:firstLine="720"/>
-<w:spacing w:line="360" w:lineRule="auto" w:after="120"/>
-</w:pPr>
-<w:r><w:rPr><w:b/></w:rPr><w:t xml:space="preserve">Câu 1 (2.5 điểm):</w:t></w:r><w:r><w:t xml:space="preserve"> Trong không gian </w:t></w:r><w:r><w:rPr><w:rFonts w:ascii="Cambria Math" w:hAnsi="Cambria Math"/><w:i/><w:sz w:val="26"/></w:rPr><w:t xml:space="preserve">$Oxyz$</w:t></w:r><w:r><w:t xml:space="preserve">, cho điểm </w:t></w:r><w:r><w:rPr><w:rFonts w:ascii="Cambria Math" w:hAnsi="Cambria Math"/><w:i/><w:sz w:val="26"/></w:rPr><w:t xml:space="preserve">$A(1; 2; 3)$</w:t></w:r><w:r><w:t xml:space="preserve"> và mặt phẳng </w:t></w:r><w:r><w:rPr><w:rFonts w:ascii="Cambria Math" w:hAnsi="Cambria Math"/><w:i/><w:sz w:val="26"/></w:rPr><w:t xml:space="preserve">$(P): x - 2y + z - 1 = 0$</w:t></w:r><w:r><w:t xml:space="preserve">. a) (Hiểu - 2.0 điểm) Viết phương trình đường thẳng </w:t></w:r><w:r><w:rPr><w:rFonts w:ascii="Cambria Math" w:hAnsi="Cambria Math"/><w:i/><w:sz w:val="26"/></w:rPr><w:t xml:space="preserve">$d$</w:t></w:r><w:r><w:t xml:space="preserve"> đi qua </w:t></w:r><w:r><w:rPr><w:rFonts w:ascii="Cambria Math" w:hAnsi="Cambria Math"/><w:i/><w:sz w:val="26"/></w:rPr><w:t xml:space="preserve">$A$</w:t></w:r><w:r><w:t xml:space="preserve"> và vuông góc với mặt phẳng </w:t></w:r><w:r><w:rPr><w:rFonts w:ascii="Cambria Math" w:hAnsi="Cambria Math"/><w:i/><w:sz w:val="26"/></w:rPr><w:t xml:space="preserve">$(P)$</w:t></w:r><w:r><w:t xml:space="preserve">. b) (Vận dụng - 0.5 điểm) Tìm tọa độ giao điểm </w:t></w:r><w:r><w:rPr><w:rFonts w:ascii="Cambria Math" w:hAnsi="Cambria Math"/><w:i/><w:sz w:val="26"/></w:rPr><w:t xml:space="preserve">$H$</w:t></w:r><w:r><w:t xml:space="preserve"> của đường thẳng </w:t></w:r><w:r><w:rPr><w:rFonts w:ascii="Cambria Math" w:hAnsi="Cambria Math"/><w:i/><w:sz w:val="26"/></w:rPr><w:t xml:space="preserve">$d$</w:t></w:r><w:r><w:t xml:space="preserve"> và mặt phẳng </w:t></w:r><w:r><w:rPr><w:rFonts w:ascii="Cambria Math" w:hAnsi="Cambria Math"/><w:i/><w:sz w:val="26"/></w:rPr><w:t xml:space="preserve">$(P)$</w:t></w:r><w:r><w:t xml:space="preserve">.</w:t></w:r>
-</w:p><w:p>
-<w:pPr>
-<w:jc w:val="both"/>
-<w:ind w:firstLine="720"/>
-<w:spacing w:line="360" w:lineRule="auto" w:after="120"/>
-</w:pPr>
-<w:r><w:rPr><w:b/></w:rPr><w:t xml:space="preserve">Câu 2 (2.5 điểm):</w:t></w:r><w:r><w:t xml:space="preserve"> Trong không gian </w:t></w:r><w:r><w:rPr><w:rFonts w:ascii="Cambria Math" w:hAnsi="Cambria Math"/><w:i/><w:sz w:val="26"/></w:rPr><w:t xml:space="preserve">$Oxyz$</w:t></w:r><w:r><w:t xml:space="preserve">, cho đường thẳng </w:t></w:r><w:r><w:rPr><w:rFonts w:ascii="Cambria Math" w:hAnsi="Cambria Math"/><w:i/><w:sz w:val="26"/></w:rPr><w:t xml:space="preserve">$d: \frac{x-1}{2} = \frac{y}{1} = \frac{z+1}{-1}$</w:t></w:r><w:r><w:t xml:space="preserve"> và điểm </w:t></w:r><w:r><w:rPr><w:rFonts w:ascii="Cambria Math" w:hAnsi="Cambria Math"/><w:i/><w:sz w:val="26"/></w:rPr><w:t xml:space="preserve">$M(1; 2; 0)$</w:t></w:r><w:r><w:t xml:space="preserve">. a) (Vận dụng - 1.5 điểm) Viết phương trình mặt phẳng </w:t></w:r><w:r><w:rPr><w:rFonts w:ascii="Cambria Math" w:hAnsi="Cambria Math"/><w:i/><w:sz w:val="26"/></w:rPr><w:t xml:space="preserve">$(Q)$</w:t></w:r><w:r><w:t xml:space="preserve"> chứa đường thẳng </w:t></w:r><w:r><w:rPr><w:rFonts w:ascii="Cambria Math" w:hAnsi="Cambria Math"/><w:i/><w:sz w:val="26"/></w:rPr><w:t xml:space="preserve">$d$</w:t></w:r><w:r><w:t xml:space="preserve"> và đi qua điểm </w:t></w:r><w:r><w:rPr><w:rFonts w:ascii="Cambria Math" w:hAnsi="Cambria Math"/><w:i/><w:sz w:val="26"/></w:rPr><w:t xml:space="preserve">$M$</w:t></w:r><w:r><w:t xml:space="preserve">. b) (Vận dụng cao - 1.0 điểm) Cho hai đường thẳng </w:t></w:r><w:r><w:rPr><w:rFonts w:ascii="Cambria Math" w:hAnsi="Cambria Math"/><w:i/><w:sz w:val="26"/></w:rPr><w:t xml:space="preserve">$d_1: \frac{x-1}{2} = \frac{y}{1} = \frac{z+1}{-1}$</w:t></w:r><w:r><w:t xml:space="preserve"> và </w:t></w:r><w:r><w:rPr><w:rFonts w:ascii="Cambria Math" w:hAnsi="Cambria Math"/><w:i/><w:sz w:val="26"/></w:rPr><w:t xml:space="preserve">$d_2: \frac{x}{1} = \frac{y-1}{-2} = \frac{z-2}{1}$</w:t></w:r><w:r><w:t xml:space="preserve">. Tính khoảng cách giữa hai đường thẳng </w:t></w:r><w:r><w:rPr><w:rFonts w:ascii="Cambria Math" w:hAnsi="Cambria Math"/><w:i/><w:sz w:val="26"/></w:rPr><w:t xml:space="preserve">$d_1$</w:t></w:r><w:r><w:t xml:space="preserve"> và </w:t></w:r><w:r><w:rPr><w:rFonts w:ascii="Cambria Math" w:hAnsi="Cambria Math"/><w:i/><w:sz w:val="26"/></w:rPr><w:t xml:space="preserve">$d_2$</w:t></w:r><w:r><w:t xml:space="preserve">.</w:t></w:r>
-</w:p><w:p><w:r><w:br w:type="page"/></w:r></w:p><w:p>
-<w:pPr>
-<w:jc w:val="both"/>
-<w:ind w:firstLine="720"/>
-<w:spacing w:line="360" w:lineRule="auto" w:after="120"/>
-</w:pPr>
-<w:r><w:rPr><w:b/></w:rPr><w:t xml:space="preserve">ĐÁP ÁN VÀ THANG ĐIỂM</w:t></w:r>
-</w:p><w:p>
-<w:pPr>
-<w:jc w:val="both"/>
-<w:ind w:firstLine="720"/>
-<w:spacing w:line="360" w:lineRule="auto" w:after="120"/>
-</w:pPr>
-<w:r><w:rPr><w:b/></w:rPr><w:t xml:space="preserve">PHẦN I. TRẮC NGHIỆM (5.0 điểm)</w:t></w:r><w:r><w:t xml:space="preserve"> </w:t></w:r><w:r><w:rPr><w:i/></w:rPr><w:t xml:space="preserve">Mỗi câu trả lời đúng được 0.5 điểm.</w:t></w:r>
-</w:p><w:tbl><w:tblPr><w:tblW w:w="9360" w:type="dxa"/><w:tblBorders><w:top w:val="single" w:sz="4" w:space="0" w:color="000000"/><w:left w:val="single" w:sz="4" w:space="0" w:color="000000"/><w:bottom w:val="single" w:sz="4" w:space="0" w:color="000000"/><w:right w:val="single" w:sz="4" w:space="0" w:color="000000"/><w:insideH w:val="single" w:sz="4" w:space="0" w:color="000000"/><w:insideV w:val="single" w:sz="4" w:space="0" w:color="000000"/></w:tblBorders><w:tblLook w:val="04A0"/></w:tblPr><w:tblGrid><w:gridCol w:w="4680"/><w:gridCol w:w="4680"/></w:tblGrid><w:tr><w:tc><w:tcPr><w:tcW w:w="4680" w:type="dxa"/><w:shd w:val="clear" w:color="auto" w:fill="D5E8F0"/></w:tcPr><w:p><w:pPr><w:jc w:val="center"/></w:pPr><w:r><w:t xml:space="preserve">Câu</w:t></w:r></w:p></w:tc><w:tc><w:tcPr><w:tcW w:w="4680" w:type="dxa"/><w:shd w:val="clear" w:color="auto" w:fill="D5E8F0"/></w:tcPr><w:p><w:pPr><w:jc w:val="center"/></w:pPr><w:r><w:t xml:space="preserve">Đáp án</w:t></w:r></w:p></w:tc></w:tr><w:tr><w:tc><w:tcPr><w:tcW w:w="4680" w:type="dxa"/></w:tcPr><w:p><w:pPr><w:jc w:val="center"/></w:pPr><w:r><w:t xml:space="preserve">1</w:t></w:r></w:p></w:tc><w:tc><w:tcPr><w:tcW w:w="4680" w:type="dxa"/></w:tcPr><w:p><w:pPr><w:jc w:val="center"/></w:pPr><w:r><w:t xml:space="preserve">A</w:t></w:r></w:p></w:tc></w:tr><w:tr><w:tc><w:tcPr><w:tcW w:w="4680" w:type="dxa"/></w:tcPr><w:p><w:pPr><w:jc w:val="center"/></w:pPr><w:r><w:t xml:space="preserve">2</w:t></w:r></w:p></w:tc><w:tc><w:tcPr><w:tcW w:w="4680" w:type="dxa"/></w:tcPr><w:p><w:pPr><w:jc w:val="center"/></w:pPr><w:r><w:t xml:space="preserve">B</w:t></w:r></w:p></w:tc></w:tr><w:tr><w:tc><w:tcPr><w:tcW w:w="4680" w:type="dxa"/></w:tcPr><w:p><w:pPr><w:jc w:val="center"/></w:pPr><w:r><w:t xml:space="preserve">3</w:t></w:r></w:p></w:tc><w:tc><w:tcPr><w:tcW w:w="4680" w:type="dxa"/></w:tcPr><w:p><w:pPr><w:jc w:val="center"/></w:pPr><w:r><w:t xml:space="preserve">A</w:t></w:r></w:p></w:tc></w:tr><w:tr><w:tc><w:tcPr><w:tcW w:w="4680" w:type="dxa"/></w:tcPr><w:p><w:pPr><w:jc w:val="center"/></w:pPr><w:r><w:t xml:space="preserve">4</w:t></w:r></w:p></w:tc><w:tc><w:tcPr><w:tcW w:w="4680" w:type="dxa"/></w:tcPr><w:p><w:pPr><w:jc w:val="center"/></w:pPr><w:r><w:t xml:space="preserve">C</w:t></w:r></w:p></w:tc></w:tr><w:tr><w:tc><w:tcPr><w:tcW w:w="4680" w:type="dxa"/></w:tcPr><w:p><w:pPr><w:jc w:val="center"/></w:pPr><w:r><w:t xml:space="preserve">5</w:t></w:r></w:p></w:tc><w:tc><w:tcPr><w:tcW w:w="4680" w:type="dxa"/></w:tcPr><w:p><w:pPr><w:jc w:val="center"/></w:pPr><w:r><w:t xml:space="preserve">C</w:t></w:r></w:p></w:tc></w:tr><w:tr><w:tc><w:tcPr><w:tcW w:w="4680" w:type="dxa"/></w:tcPr><w:p><w:pPr><w:jc w:val="center"/></w:pPr><w:r><w:t xml:space="preserve">6</w:t></w:r></w:p></w:tc><w:tc><w:tcPr><w:tcW w:w="4680" w:type="dxa"/></w:tcPr><w:p><w:pPr><w:jc w:val="center"/></w:pPr><w:r><w:t xml:space="preserve">D</w:t></w:r></w:p></w:tc></w:tr><w:tr><w:tc><w:tcPr><w:tcW w:w="4680" w:type="dxa"/></w:tcPr><w:p><w:pPr><w:jc w:val="center"/></w:pPr><w:r><w:t xml:space="preserve">7</w:t></w:r></w:p></w:tc><w:tc><w:tcPr><w:tcW w:w="4680" w:type="dxa"/></w:tcPr><w:p><w:pPr><w:jc w:val="center"/></w:pPr><w:r><w:t xml:space="preserve">A</w:t></w:r></w:p></w:tc></w:tr><w:tr><w:tc><w:tcPr><w:tcW w:w="4680" w:type="dxa"/></w:tcPr><w:p><w:pPr><w:jc w:val="center"/></w:pPr><w:r><w:t xml:space="preserve">8</w:t></w:r></w:p></w:tc><w:tc><w:tcPr><w:tcW w:w="4680" w:type="dxa"/></w:tcPr><w:p><w:pPr><w:jc w:val="center"/></w:pPr><w:r><w:t xml:space="preserve">B</w:t></w:r></w:p></w:tc></w:tr><w:tr><w:tc><w:tcPr><w:tcW w:w="4680" w:type="dxa"/></w:tcPr><w:p><w:pPr><w:jc w:val="center"/></w:pPr><w:r><w:t xml:space="preserve">9</w:t></w:r></w:p></w:tc><w:tc><w:tcPr><w:tcW w:w="4680" w:type="dxa"/></w:tcPr><w:p><w:pPr><w:jc w:val="center"/></w:pPr><w:r><w:t xml:space="preserve">B</w:t></w:r></w:p></w:tc></w:tr><w:tr><w:tc><w:tcPr><w:tcW w:w="4680" w:type="dxa"/></w:tcPr><w:p><w:pPr><w:jc w:val="center"/></w:pPr><w:r><w:t xml:space="preserve">10</w:t></w:r></w:p></w:tc><w:tc><w:tcPr><w:tcW w:w="4680" w:type="dxa"/></w:tcPr><w:p><w:pPr><w:jc w:val="center"/></w:pPr><w:r><w:t xml:space="preserve">A</w:t></w:r></w:p></w:tc></w:tr></w:tbl><w:p><w:pPr><w:spacing w:after="120"/></w:pPr></w:p><w:p>
-<w:pPr>
-<w:jc w:val="both"/>
-<w:ind w:firstLine="720"/>
-<w:spacing w:line="360" w:lineRule="auto" w:after="120"/>
-</w:pPr>
-<w:r><w:rPr><w:b/></w:rPr><w:t xml:space="preserve">PHẦN II. TỰ LUẬN (5.0 điểm)</w:t></w:r>
-</w:p><w:p>
-<w:pPr>
-<w:jc w:val="both"/>
-<w:ind w:firstLine="720"/>
-<w:spacing w:line="360" w:lineRule="auto" w:after="120"/>
-</w:pPr>
-<w:r><w:rPr><w:b/></w:rPr><w:t xml:space="preserve">Câu 1 (2.5 điểm):</w:t></w:r><w:r><w:t xml:space="preserve"> a) (Hiểu - 2.0 điểm)</w:t></w:r>
-</w:p><w:p><w:pPr>
-<w:jc w:val="both"/>
-<w:tabs><w:tab w:val="left" w:pos="720"/></w:tabs>
-<w:ind w:left="720" w:hanging="360"/>
-<w:spacing w:after="60"/>
-</w:pPr><w:r><w:t xml:space="preserve">• </w:t><w:tab/></w:r><w:r><w:t xml:space="preserve">Mặt phẳng </w:t></w:r><w:r><w:rPr><w:rFonts w:ascii="Cambria Math" w:hAnsi="Cambria Math"/><w:i/><w:sz w:val="26"/></w:rPr><w:t xml:space="preserve">$(P)$</w:t></w:r><w:r><w:t xml:space="preserve"> có vectơ pháp tuyến </w:t></w:r><w:r><w:rPr><w:rFonts w:ascii="Cambria Math" w:hAnsi="Cambria Math"/><w:i/><w:sz w:val="26"/></w:rPr><w:t xml:space="preserve">$\vec{n_P} = (1; -2; 1)$</w:t></w:r><w:r><w:t xml:space="preserve">. (0.5 điểm)</w:t></w:r></w:p><w:p><w:pPr>
-<w:jc w:val="both"/>
-<w:tabs><w:tab w:val="left" w:pos="720"/></w:tabs>
-<w:ind w:left="720" w:hanging="360"/>
-<w:spacing w:after="60"/>
-</w:pPr><w:r><w:t xml:space="preserve">• </w:t><w:tab/></w:r><w:r><w:t xml:space="preserve">Vì đường thẳng </w:t></w:r><w:r><w:rPr><w:rFonts w:ascii="Cambria Math" w:hAnsi="Cambria Math"/><w:i/><w:sz w:val="26"/></w:rPr><w:t xml:space="preserve">$d$</w:t></w:r><w:r><w:t xml:space="preserve"> vuông góc với </w:t></w:r><w:r><w:rPr><w:rFonts w:ascii="Cambria Math" w:hAnsi="Cambria Math"/><w:i/><w:sz w:val="26"/></w:rPr><w:t xml:space="preserve">$(P)$</w:t></w:r><w:r><w:t xml:space="preserve"> nên </w:t></w:r><w:r><w:rPr><w:rFonts w:ascii="Cambria Math" w:hAnsi="Cambria Math"/><w:i/><w:sz w:val="26"/></w:rPr><w:t xml:space="preserve">$d$</w:t></w:r><w:r><w:t xml:space="preserve"> nhận </w:t></w:r><w:r><w:rPr><w:rFonts w:ascii="Cambria Math" w:hAnsi="Cambria Math"/><w:i/><w:sz w:val="26"/></w:rPr><w:t xml:space="preserve">$\vec{n_P}$</w:t></w:r><w:r><w:t xml:space="preserve"> làm vectơ chỉ phương. Vậy </w:t></w:r><w:r><w:rPr><w:rFonts w:ascii="Cambria Math" w:hAnsi="Cambria Math"/><w:i/><w:sz w:val="26"/></w:rPr><w:t xml:space="preserve">$\vec{u_d} = (1; -2; 1)$</w:t></w:r><w:r><w:t xml:space="preserve">. (0.5 điểm)</w:t></w:r></w:p><w:p><w:pPr>
-<w:jc w:val="both"/>
-<w:tabs><w:tab w:val="left" w:pos="720"/></w:tabs>
-<w:ind w:left="720" w:hanging="360"/>
-<w:spacing w:after="60"/>
-</w:pPr><w:r><w:t xml:space="preserve">• </w:t><w:tab/></w:r><w:r><w:t xml:space="preserve">Đường thẳng </w:t></w:r><w:r><w:rPr><w:rFonts w:ascii="Cambria Math" w:hAnsi="Cambria Math"/><w:i/><w:sz w:val="26"/></w:rPr><w:t xml:space="preserve">$d$</w:t></w:r><w:r><w:t xml:space="preserve"> đi qua </w:t></w:r><w:r><w:rPr><w:rFonts w:ascii="Cambria Math" w:hAnsi="Cambria Math"/><w:i/><w:sz w:val="26"/></w:rPr><w:t xml:space="preserve">$A(1; 2; 3)$</w:t></w:r><w:r><w:t xml:space="preserve"> và có vectơ chỉ phương </w:t></w:r><w:r><w:rPr><w:rFonts w:ascii="Cambria Math" w:hAnsi="Cambria Math"/><w:i/><w:sz w:val="26"/></w:rPr><w:t xml:space="preserve">$\vec{u_d} = (1; -2; 1)$</w:t></w:r><w:r><w:t xml:space="preserve"> có phương trình tham số là: </w:t></w:r><w:r><w:rPr><w:rFonts w:ascii="Cambria Math" w:hAnsi="Cambria Math"/><w:i/><w:sz w:val="26"/></w:rPr><w:t xml:space="preserve">$d: \begin{cases} x = 1+t \\ y = 2-2t \\ z = 3+t \end{cases}$</w:t></w:r><w:r><w:t xml:space="preserve"> (1.0 điểm)</w:t></w:r></w:p><w:p>
-<w:pPr>
-<w:jc w:val="both"/>
-<w:ind w:firstLine="720"/>
-<w:spacing w:line="360" w:lineRule="auto" w:after="120"/>
-</w:pPr>
-<w:r><w:t xml:space="preserve">b) (Vận dụng - 0.5 điểm)</w:t></w:r>
-</w:p><w:p><w:pPr>
-<w:jc w:val="both"/>
-<w:tabs><w:tab w:val="left" w:pos="720"/></w:tabs>
-<w:ind w:left="720" w:hanging="360"/>
-<w:spacing w:after="60"/>
-</w:pPr><w:r><w:t xml:space="preserve">• </w:t><w:tab/></w:r><w:r><w:t xml:space="preserve">Thay tọa độ điểm </w:t></w:r><w:r><w:rPr><w:rFonts w:ascii="Cambria Math" w:hAnsi="Cambria Math"/><w:i/><w:sz w:val="26"/></w:rPr><w:t xml:space="preserve">$H$</w:t></w:r><w:r><w:t xml:space="preserve"> thuộc </w:t></w:r><w:r><w:rPr><w:rFonts w:ascii="Cambria Math" w:hAnsi="Cambria Math"/><w:i/><w:sz w:val="26"/></w:rPr><w:t xml:space="preserve">$d$</w:t></w:r><w:r><w:t xml:space="preserve"> vào phương trình </w:t></w:r><w:r><w:rPr><w:rFonts w:ascii="Cambria Math" w:hAnsi="Cambria Math"/><w:i/><w:sz w:val="26"/></w:rPr><w:t xml:space="preserve">$(P)$</w:t></w:r><w:r><w:t xml:space="preserve">: </w:t></w:r><w:r><w:rPr><w:rFonts w:ascii="Cambria Math" w:hAnsi="Cambria Math"/><w:i/><w:sz w:val="26"/></w:rPr><w:t xml:space="preserve">$(1+t) - 2(2-2t) + (3+t) - 1 = 0$</w:t></w:r><w:r><w:t xml:space="preserve"> (0.25 điểm) </w:t></w:r><w:r><w:rPr><w:rFonts w:ascii="Cambria Math" w:hAnsi="Cambria Math"/><w:i/><w:sz w:val="26"/></w:rPr><w:t xml:space="preserve">$1+t - 4+4t + 3+t - 1 = 0 \Rightarrow 6t - 1 = 0 \Rightarrow t = \frac{1}{6}$</w:t></w:r></w:p><w:p><w:pPr>
-<w:jc w:val="both"/>
-<w:tabs><w:tab w:val="left" w:pos="720"/></w:tabs>
-<w:ind w:left="720" w:hanging="360"/>
-<w:spacing w:after="60"/>
-</w:pPr><w:r><w:t xml:space="preserve">• </w:t><w:tab/></w:r><w:r><w:t xml:space="preserve">Thay </w:t></w:r><w:r><w:rPr><w:rFonts w:ascii="Cambria Math" w:hAnsi="Cambria Math"/><w:i/><w:sz w:val="26"/></w:rPr><w:t xml:space="preserve">$t = \frac{1}{6}$</w:t></w:r><w:r><w:t xml:space="preserve"> vào phương trình </w:t></w:r><w:r><w:rPr><w:rFonts w:ascii="Cambria Math" w:hAnsi="Cambria Math"/><w:i/><w:sz w:val="26"/></w:rPr><w:t xml:space="preserve">$d$</w:t></w:r><w:r><w:t xml:space="preserve">, ta được tọa độ </w:t></w:r><w:r><w:rPr><w:rFonts w:ascii="Cambria Math" w:hAnsi="Cambria Math"/><w:i/><w:sz w:val="26"/></w:rPr><w:t xml:space="preserve">$H$</w:t></w:r><w:r><w:t xml:space="preserve">: </w:t></w:r><w:r><w:rPr><w:rFonts w:ascii="Cambria Math" w:hAnsi="Cambria Math"/><w:i/><w:sz w:val="26"/></w:rPr><w:t xml:space="preserve">$H\left(1+\frac{1}{6}; 2-2\cdot\frac{1}{6}; 3+\frac{1}{6}\right) \Rightarrow H\left(\frac{7}{6}; \frac{10}{6}; \frac{19}{6}\right) = H\left(\frac{7}{6}; \frac{5}{3}; \frac{19}{6}\right)$</w:t></w:r><w:r><w:t xml:space="preserve"> (0.25 điểm)</w:t></w:r></w:p><w:p>
-<w:pPr>
-<w:jc w:val="both"/>
-<w:ind w:firstLine="720"/>
-<w:spacing w:line="360" w:lineRule="auto" w:after="120"/>
-</w:pPr>
-<w:r><w:rPr><w:b/></w:rPr><w:t xml:space="preserve">Câu 2 (2.5 điểm):</w:t></w:r><w:r><w:t xml:space="preserve"> a) (Vận dụng - 1.5 điểm)</w:t></w:r>
-</w:p><w:p><w:pPr>
-<w:jc w:val="both"/>
-<w:tabs><w:tab w:val="left" w:pos="720"/></w:tabs>
-<w:ind w:left="720" w:hanging="360"/>
-<w:spacing w:after="60"/>
-</w:pPr><w:r><w:t xml:space="preserve">• </w:t><w:tab/></w:r><w:r><w:t xml:space="preserve">Đường thẳng </w:t></w:r><w:r><w:rPr><w:rFonts w:ascii="Cambria Math" w:hAnsi="Cambria Math"/><w:i/><w:sz w:val="26"/></w:rPr><w:t xml:space="preserve">$d$</w:t></w:r><w:r><w:t xml:space="preserve"> đi qua điểm </w:t></w:r><w:r><w:rPr><w:rFonts w:ascii="Cambria Math" w:hAnsi="Cambria Math"/><w:i/><w:sz w:val="26"/></w:rPr><w:t xml:space="preserve">$A_0(1; 0; -1)$</w:t></w:r><w:r><w:t xml:space="preserve"> và có vectơ chỉ phương </w:t></w:r><w:r><w:rPr><w:rFonts w:ascii="Cambria Math" w:hAnsi="Cambria Math"/><w:i/><w:sz w:val="26"/></w:rPr><w:t xml:space="preserve">$\vec{u_d} = (2; 1; -1)$</w:t></w:r><w:r><w:t xml:space="preserve">. (0.25 điểm)</w:t></w:r></w:p><w:p><w:pPr>
-<w:jc w:val="both"/>
-<w:tabs><w:tab w:val="left" w:pos="720"/></w:tabs>
-<w:ind w:left="720" w:hanging="360"/>
-<w:spacing w:after="60"/>
-</w:pPr><w:r><w:t xml:space="preserve">• </w:t><w:tab/></w:r><w:r><w:t xml:space="preserve">Mặt phẳng </w:t></w:r><w:r><w:rPr><w:rFonts w:ascii="Cambria Math" w:hAnsi="Cambria Math"/><w:i/><w:sz w:val="26"/></w:rPr><w:t xml:space="preserve">$(Q)$</w:t></w:r><w:r><w:t xml:space="preserve"> chứa </w:t></w:r><w:r><w:rPr><w:rFonts w:ascii="Cambria Math" w:hAnsi="Cambria Math"/><w:i/><w:sz w:val="26"/></w:rPr><w:t xml:space="preserve">$d$</w:t></w:r><w:r><w:t xml:space="preserve"> và đi qua </w:t></w:r><w:r><w:rPr><w:rFonts w:ascii="Cambria Math" w:hAnsi="Cambria Math"/><w:i/><w:sz w:val="26"/></w:rPr><w:t xml:space="preserve">$M(1; 2; 0)$</w:t></w:r><w:r><w:t xml:space="preserve">.</w:t></w:r></w:p><w:p><w:pPr>
-<w:jc w:val="both"/>
-<w:tabs><w:tab w:val="left" w:pos="720"/></w:tabs>
-<w:ind w:left="720" w:hanging="360"/>
-<w:spacing w:after="60"/>
-</w:pPr><w:r><w:t xml:space="preserve">• </w:t><w:tab/></w:r><w:r><w:rPr><w:rFonts w:ascii="Cambria Math" w:hAnsi="Cambria Math"/><w:i/><w:sz w:val="26"/></w:rPr><w:t xml:space="preserve">$(Q)$</w:t></w:r><w:r><w:t xml:space="preserve"> đi qua </w:t></w:r><w:r><w:rPr><w:rFonts w:ascii="Cambria Math" w:hAnsi="Cambria Math"/><w:i/><w:sz w:val="26"/></w:rPr><w:t xml:space="preserve">$M(1; 2; 0)$</w:t></w:r><w:r><w:t xml:space="preserve">. (0.25 điểm)</w:t></w:r></w:p><w:p><w:pPr>
-<w:jc w:val="both"/>
-<w:tabs><w:tab w:val="left" w:pos="720"/></w:tabs>
-<w:ind w:left="720" w:hanging="360"/>
-<w:spacing w:after="60"/>
-</w:pPr><w:r><w:t xml:space="preserve">• </w:t><w:tab/></w:r><w:r><w:t xml:space="preserve">Lấy điểm </w:t></w:r><w:r><w:rPr><w:rFonts w:ascii="Cambria Math" w:hAnsi="Cambria Math"/><w:i/><w:sz w:val="26"/></w:rPr><w:t xml:space="preserve">$A_0(1; 0; -1)$</w:t></w:r><w:r><w:t xml:space="preserve"> thuộc </w:t></w:r><w:r><w:rPr><w:rFonts w:ascii="Cambria Math" w:hAnsi="Cambria Math"/><w:i/><w:sz w:val="26"/></w:rPr><w:t xml:space="preserve">$d$</w:t></w:r><w:r><w:t xml:space="preserve">, ta có vectơ </w:t></w:r><w:r><w:rPr><w:rFonts w:ascii="Cambria Math" w:hAnsi="Cambria Math"/><w:i/><w:sz w:val="26"/></w:rPr><w:t xml:space="preserve">$\vec{MA_0} = (1-1; 0-2; -1-0) = (0; -2; -1)$</w:t></w:r><w:r><w:t xml:space="preserve">. (0.25 điểm)</w:t></w:r></w:p><w:p><w:pPr>
-<w:jc w:val="both"/>
-<w:tabs><w:tab w:val="left" w:pos="720"/></w:tabs>
-<w:ind w:left="720" w:hanging="360"/>
-<w:spacing w:after="60"/>
-</w:pPr><w:r><w:t xml:space="preserve">• </w:t><w:tab/></w:r><w:r><w:t xml:space="preserve">Mặt phẳng </w:t></w:r><w:r><w:rPr><w:rFonts w:ascii="Cambria Math" w:hAnsi="Cambria Math"/><w:i/><w:sz w:val="26"/></w:rPr><w:t xml:space="preserve">$(Q)$</w:t></w:r><w:r><w:t xml:space="preserve"> có vectơ pháp tuyến </w:t></w:r><w:r><w:rPr><w:rFonts w:ascii="Cambria Math" w:hAnsi="Cambria Math"/><w:i/><w:sz w:val="26"/></w:rPr><w:t xml:space="preserve">$\vec{n_Q}$</w:t></w:r><w:r><w:t xml:space="preserve"> vuông góc với </w:t></w:r><w:r><w:rPr><w:rFonts w:ascii="Cambria Math" w:hAnsi="Cambria Math"/><w:i/><w:sz w:val="26"/></w:rPr><w:t xml:space="preserve">$\vec{u_d}$</w:t></w:r><w:r><w:t xml:space="preserve"> và </w:t></w:r><w:r><w:rPr><w:rFonts w:ascii="Cambria Math" w:hAnsi="Cambria Math"/><w:i/><w:sz w:val="26"/></w:rPr><w:t xml:space="preserve">$\vec{MA_0}$</w:t></w:r><w:r><w:t xml:space="preserve">. Ta chọn </w:t></w:r><w:r><w:rPr><w:rFonts w:ascii="Cambria Math" w:hAnsi="Cambria Math"/><w:i/><w:sz w:val="26"/></w:rPr><w:t xml:space="preserve">$\vec{n_Q} = [\vec{u_d}, \vec{MA_0}]$</w:t></w:r><w:r><w:t xml:space="preserve">. </w:t></w:r><w:r><w:rPr><w:rFonts w:ascii="Cambria Math" w:hAnsi="Cambria Math"/><w:i/><w:sz w:val="26"/></w:rPr><w:t xml:space="preserve">$\vec{n_Q} = [(2; 1; -1), (0; -2; -1)] = (-1-2; 0- (-2); -4-0) = (-3; 2; -4)$</w:t></w:r><w:r><w:t xml:space="preserve">. (0.5 điểm)</w:t></w:r></w:p><w:p><w:pPr>
-<w:jc w:val="both"/>
-<w:tabs><w:tab w:val="left" w:pos="720"/></w:tabs>
-<w:ind w:left="720" w:hanging="360"/>
-<w:spacing w:after="60"/>
-</w:pPr><w:r><w:t xml:space="preserve">• </w:t><w:tab/></w:r><w:r><w:t xml:space="preserve">Phương trình mặt phẳng </w:t></w:r><w:r><w:rPr><w:rFonts w:ascii="Cambria Math" w:hAnsi="Cambria Math"/><w:i/><w:sz w:val="26"/></w:rPr><w:t xml:space="preserve">$(Q)$</w:t></w:r><w:r><w:t xml:space="preserve"> đi qua </w:t></w:r><w:r><w:rPr><w:rFonts w:ascii="Cambria Math" w:hAnsi="Cambria Math"/><w:i/><w:sz w:val="26"/></w:rPr><w:t xml:space="preserve">$M(1; 2; 0)$</w:t></w:r><w:r><w:t xml:space="preserve"> và có VTPT </w:t></w:r><w:r><w:rPr><w:rFonts w:ascii="Cambria Math" w:hAnsi="Cambria Math"/><w:i/><w:sz w:val="26"/></w:rPr><w:t xml:space="preserve">$\vec{n_Q} = (-3; 2; -4)$</w:t></w:r><w:r><w:t xml:space="preserve"> là: </w:t></w:r><w:r><w:rPr><w:rFonts w:ascii="Cambria Math" w:hAnsi="Cambria Math"/><w:i/><w:sz w:val="26"/></w:rPr><w:t xml:space="preserve">$-3(x-1) + 2(y-2) - 4(z-0) = 0$</w:t></w:r><w:r><w:t xml:space="preserve"> </w:t></w:r><w:r><w:rPr><w:rFonts w:ascii="Cambria Math" w:hAnsi="Cambria Math"/><w:i/><w:sz w:val="26"/></w:rPr><w:t xml:space="preserve">$-3x + 3 + 2y - 4 - 4z = 0$</w:t></w:r><w:r><w:t xml:space="preserve"> </w:t></w:r><w:r><w:rPr><w:rFonts w:ascii="Cambria Math" w:hAnsi="Cambria Math"/><w:i/><w:sz w:val="26"/></w:rPr><w:t xml:space="preserve">$-3x + 2y - 4z - 1 = 0$</w:t></w:r><w:r><w:t xml:space="preserve"> hay </w:t></w:r><w:r><w:rPr><w:rFonts w:ascii="Cambria Math" w:hAnsi="Cambria Math"/><w:i/><w:sz w:val="26"/></w:rPr><w:t xml:space="preserve">$3x - 2y + 4z + 1 = 0$</w:t></w:r><w:r><w:t xml:space="preserve">. (0.25 điểm)</w:t></w:r></w:p><w:p>
-<w:pPr>
-<w:jc w:val="both"/>
-<w:ind w:firstLine="720"/>
-<w:spacing w:line="360" w:lineRule="auto" w:after="120"/>
-</w:pPr>
-<w:r><w:t xml:space="preserve">b) (Vận dụng cao - 1.0 điểm)</w:t></w:r>
-</w:p><w:p><w:pPr>
-<w:jc w:val="both"/>
-<w:tabs><w:tab w:val="left" w:pos="720"/></w:tabs>
-<w:ind w:left="720" w:hanging="360"/>
-<w:spacing w:after="60"/>
-</w:pPr><w:r><w:t xml:space="preserve">• </w:t><w:tab/></w:r><w:r><w:t xml:space="preserve">Đường thẳng </w:t></w:r><w:r><w:rPr><w:rFonts w:ascii="Cambria Math" w:hAnsi="Cambria Math"/><w:i/><w:sz w:val="26"/></w:rPr><w:t xml:space="preserve">$d_1$</w:t></w:r><w:r><w:t xml:space="preserve"> đi qua </w:t></w:r><w:r><w:rPr><w:rFonts w:ascii="Cambria Math" w:hAnsi="Cambria Math"/><w:i/><w:sz w:val="26"/></w:rPr><w:t xml:space="preserve">$A_1(1; 0; -1)$</w:t></w:r><w:r><w:t xml:space="preserve"> có VTCP </w:t></w:r><w:r><w:rPr><w:rFonts w:ascii="Cambria Math" w:hAnsi="Cambria Math"/><w:i/><w:sz w:val="26"/></w:rPr><w:t xml:space="preserve">$\vec{u_1} = (2; 1; -1)$</w:t></w:r><w:r><w:t xml:space="preserve">.</w:t></w:r></w:p><w:p><w:pPr>
-<w:jc w:val="both"/>
-<w:tabs><w:tab w:val="left" w:pos="720"/></w:tabs>
-<w:ind w:left="720" w:hanging="360"/>
-<w:spacing w:after="60"/>
-</w:pPr><w:r><w:t xml:space="preserve">• </w:t><w:tab/></w:r><w:r><w:t xml:space="preserve">Đường thẳng </w:t></w:r><w:r><w:rPr><w:rFonts w:ascii="Cambria Math" w:hAnsi="Cambria Math"/><w:i/><w:sz w:val="26"/></w:rPr><w:t xml:space="preserve">$d_2$</w:t></w:r><w:r><w:t xml:space="preserve"> đi qua </w:t></w:r><w:r><w:rPr><w:rFonts w:ascii="Cambria Math" w:hAnsi="Cambria Math"/><w:i/><w:sz w:val="26"/></w:rPr><w:t xml:space="preserve">$A_2(0; 1; 2)$</w:t></w:r><w:r><w:t xml:space="preserve"> có VTCP </w:t></w:r><w:r><w:rPr><w:rFonts w:ascii="Cambria Math" w:hAnsi="Cambria Math"/><w:i/><w:sz w:val="26"/></w:rPr><w:t xml:space="preserve">$\vec{u_2} = (1; -2; 1)$</w:t></w:r><w:r><w:t xml:space="preserve">. (0.25 điểm)</w:t></w:r></w:p><w:p><w:pPr>
-<w:jc w:val="both"/>
-<w:tabs><w:tab w:val="left" w:pos="720"/></w:tabs>
-<w:ind w:left="720" w:hanging="360"/>
-<w:spacing w:after="60"/>
-</w:pPr><w:r><w:t xml:space="preserve">• </w:t><w:tab/></w:r><w:r><w:t xml:space="preserve">Tính vectơ </w:t></w:r><w:r><w:rPr><w:rFonts w:ascii="Cambria Math" w:hAnsi="Cambria Math"/><w:i/><w:sz w:val="26"/></w:rPr><w:t xml:space="preserve">$\vec{A_1A_2} = (0-1; 1-0; 2-(-1)) = (-1; 1; 3)$</w:t></w:r><w:r><w:t xml:space="preserve">. (0.25 điểm)</w:t></w:r></w:p><w:p><w:pPr>
-<w:jc w:val="both"/>
-<w:tabs><w:tab w:val="left" w:pos="720"/></w:tabs>
-<w:ind w:left="720" w:hanging="360"/>
-<w:spacing w:after="60"/>
-</w:pPr><w:r><w:t xml:space="preserve">• </w:t><w:tab/></w:r><w:r><w:t xml:space="preserve">Tính tích có hướng </w:t></w:r><w:r><w:rPr><w:rFonts w:ascii="Cambria Math" w:hAnsi="Cambria Math"/><w:i/><w:sz w:val="26"/></w:rPr><w:t xml:space="preserve">$[\vec{u_1}, \vec{u_2}] = [(2; 1; -1), (1; -2; 1)] = (1-2; -1-2; -4-1) = (-1; -3; -5)$</w:t></w:r><w:r><w:t xml:space="preserve">. (0.25 điểm)</w:t></w:r></w:p><w:p><w:pPr>
-<w:jc w:val="both"/>
-<w:tabs><w:tab w:val="left" w:pos="720"/></w:tabs>
-<w:ind w:left="720" w:hanging="360"/>
-<w:spacing w:after="60"/>
-</w:pPr><w:r><w:t xml:space="preserve">• </w:t><w:tab/></w:r><w:r><w:t xml:space="preserve">Khoảng cách giữa hai đường thẳng chéo nhau </w:t></w:r><w:r><w:rPr><w:rFonts w:ascii="Cambria Math" w:hAnsi="Cambria Math"/><w:i/><w:sz w:val="26"/></w:rPr><w:t xml:space="preserve">$d_1, d_2$</w:t></w:r><w:r><w:t xml:space="preserve"> được tính bằng công thức:</w:t></w:r></w:p><w:tbl><w:tblPr><w:tblW w:w="9360" w:type="dxa"/><w:tblBorders><w:top w:val="single" w:sz="4" w:space="0" w:color="000000"/><w:left w:val="single" w:sz="4" w:space="0" w:color="000000"/><w:bottom w:val="single" w:sz="4" w:space="0" w:color="000000"/><w:right w:val="single" w:sz="4" w:space="0" w:color="000000"/><w:insideH w:val="single" w:sz="4" w:space="0" w:color="000000"/><w:insideV w:val="single" w:sz="4" w:space="0" w:color="000000"/></w:tblBorders><w:tblLook w:val="04A0"/></w:tblPr><w:tblGrid><w:gridCol w:w="1872"/><w:gridCol w:w="1872"/><w:gridCol w:w="1872"/><w:gridCol w:w="1872"/><w:gridCol w:w="1872"/></w:tblGrid><w:tr><w:tc><w:tcPr><w:tcW w:w="1872" w:type="dxa"/><w:shd w:val="clear" w:color="auto" w:fill="D5E8F0"/></w:tcPr><w:p><w:pPr><w:jc w:val="center"/></w:pPr><w:r><w:t xml:space="preserve"> D(d</w:t></w:r><w:r><w:rPr><w:i/></w:rPr><w:t xml:space="preserve">1, d</w:t></w:r><w:r><w:t xml:space="preserve">2) = \frac{\left</w:t></w:r></w:p></w:tc><w:tc><w:tcPr><w:tcW w:w="1872" w:type="dxa"/><w:shd w:val="clear" w:color="auto" w:fill="D5E8F0"/></w:tcPr><w:p><w:pPr><w:jc w:val="center"/></w:pPr><w:r><w:t xml:space="preserve">[</w:t></w:r><w:r><w:t xml:space="preserve">\vec{u</w:t></w:r><w:r><w:rPr><w:i/></w:rPr><w:t xml:space="preserve">1}, \vec{u</w:t></w:r><w:r><w:t xml:space="preserve">2}] \cdot \vec{A</w:t></w:r><w:r><w:rPr><w:i/></w:rPr><w:t xml:space="preserve">1A</w:t></w:r><w:r><w:t xml:space="preserve">2}\right</w:t></w:r></w:p></w:tc><w:tc><w:tcPr><w:tcW w:w="1872" w:type="dxa"/><w:shd w:val="clear" w:color="auto" w:fill="D5E8F0"/></w:tcPr><w:p><w:pPr><w:jc w:val="center"/></w:pPr><w:r><w:t xml:space="preserve">}{\left</w:t></w:r></w:p></w:tc><w:tc><w:tcPr><w:tcW w:w="1872" w:type="dxa"/><w:shd w:val="clear" w:color="auto" w:fill="D5E8F0"/></w:tcPr><w:p><w:pPr><w:jc w:val="center"/></w:pPr><w:r><w:t xml:space="preserve">[</w:t></w:r><w:r><w:t xml:space="preserve">\vec{u</w:t></w:r><w:r><w:rPr><w:i/></w:rPr><w:t xml:space="preserve">1}, \vec{u</w:t></w:r><w:r><w:t xml:space="preserve">2}]\right</w:t></w:r></w:p></w:tc><w:tc><w:tcPr><w:tcW w:w="1872" w:type="dxa"/><w:shd w:val="clear" w:color="auto" w:fill="D5E8F0"/></w:tcPr><w:p><w:pPr><w:jc w:val="center"/></w:pPr><w:r><w:t xml:space="preserve">} </w:t></w:r></w:p></w:tc></w:tr><w:tr><w:tc><w:tcPr><w:tcW w:w="1872" w:type="dxa"/></w:tcPr><w:p><w:pPr><w:jc w:val="center"/></w:pPr><w:r><w:t xml:space="preserve"> D(d</w:t></w:r><w:r><w:rPr><w:i/></w:rPr><w:t xml:space="preserve">1, d</w:t></w:r><w:r><w:t xml:space="preserve">2) = \frac{</w:t></w:r></w:p></w:tc><w:tc><w:tcPr><w:tcW w:w="1872" w:type="dxa"/></w:tcPr><w:p><w:pPr><w:jc w:val="center"/></w:pPr><w:r><w:t xml:space="preserve">(-1)(-1) + (-3)(1) + (-5)(3)</w:t></w:r></w:p></w:tc><w:tc><w:tcPr><w:tcW w:w="1872" w:type="dxa"/></w:tcPr><w:p><w:pPr><w:jc w:val="center"/></w:pPr><w:r><w:t xml:space="preserve">}{\sqrt{(-1)^2 + (-3)^2 + (-5)^2}} </w:t></w:r></w:p></w:tc><w:tc><w:tcPr><w:tcW w:w="1872" w:type="dxa"/></w:tcPr><w:p><w:pPr><w:jc w:val="center"/></w:pPr></w:p></w:tc><w:tc><w:tcPr><w:tcW w:w="1872" w:type="dxa"/></w:tcPr><w:p><w:pPr><w:jc w:val="center"/></w:pPr></w:p></w:tc></w:tr><w:tr><w:tc><w:tcPr><w:tcW w:w="1872" w:type="dxa"/></w:tcPr><w:p><w:pPr><w:jc w:val="center"/></w:pPr><w:r><w:t xml:space="preserve"> D(d</w:t></w:r><w:r><w:rPr><w:i/></w:rPr><w:t xml:space="preserve">1, d</w:t></w:r><w:r><w:t xml:space="preserve">2) = \frac{</w:t></w:r></w:p></w:tc><w:tc><w:tcPr><w:tcW w:w="1872" w:type="dxa"/></w:tcPr><w:p><w:pPr><w:jc w:val="center"/></w:pPr><w:r><w:t xml:space="preserve">1 - 3 - 15</w:t></w:r></w:p></w:tc><w:tc><w:tcPr><w:tcW w:w="1872" w:type="dxa"/></w:tcPr><w:p><w:pPr><w:jc w:val="center"/></w:pPr><w:r><w:t xml:space="preserve">}{\sqrt{1 + 9 + 25}} = \frac{</w:t></w:r></w:p></w:tc><w:tc><w:tcPr><w:tcW w:w="1872" w:type="dxa"/></w:tcPr><w:p><w:pPr><w:jc w:val="center"/></w:pPr><w:r><w:t xml:space="preserve">-17</w:t></w:r></w:p></w:tc><w:tc><w:tcPr><w:tcW w:w="1872" w:type="dxa"/></w:tcPr><w:p><w:pPr><w:jc w:val="center"/></w:pPr><w:r><w:t xml:space="preserve">}{\sqrt{35}} = \frac{17}{\sqrt{35}} . (0.25 điểm)</w:t></w:r></w:p></w:tc></w:tr></w:tbl><w:p><w:pPr><w:spacing w:after="120"/></w:pPr></w:p><w:p>
-<w:pPr>
-<w:jc w:val="both"/>
-<w:ind w:firstLine="720"/>
-<w:spacing w:line="360" w:lineRule="auto" w:after="120"/>
-</w:pPr>
-<w:r><w:t xml:space="preserve">---</w:t></w:r>
-</w:p><w:sectPr><w:headerReference w:type="even" r:id="rId7"/><w:headerReference w:type="default" r:id="rId8"/><w:footerReference w:type="even" r:id="rId9"/><w:footerReference w:type="default" r:id="rId10"/><w:headerReference w:type="first" r:id="rId11"/><w:footerReference w:type="first" r:id="rId12"/><w:pgSz w:w="11906" w:h="16838"/><w:pgMar w:top="1134" w:right="1134" w:bottom="1134" w:left="1701" w:header="708" w:footer="708" w:gutter="0"/><w:pgNumType w:start="1"/><w:cols w:space="720"/><w:docGrid w:linePitch="360"/></w:sectPr></w:body></w:document>
+<file path=word/document.xml><?xml version="1.0" encoding="utf-8"?>
+<w:document xmlns:pic="http://schemas.openxmlformats.org/drawingml/2006/picture" xmlns:wpc="http://schemas.microsoft.com/office/word/2010/wordprocessingCanvas" xmlns:cx="http://schemas.microsoft.com/office/drawing/2014/chartex" xmlns:cx1="http://schemas.microsoft.com/office/drawing/2015/9/8/chartex" xmlns:cx2="http://schemas.microsoft.com/office/drawing/2015/10/21/chartex" xmlns:cx3="http://schemas.microsoft.com/office/drawing/2016/5/9/chartex" xmlns:cx4="http://schemas.microsoft.com/office/drawing/2016/5/10/chartex" xmlns:cx5="http://schemas.microsoft.com/office/drawing/2016/5/11/chartex" xmlns:cx6="http://schemas.microsoft.com/office/drawing/2016/5/12/chartex" xmlns:cx7="http://schemas.microsoft.com/office/drawing/2016/5/13/chartex" xmlns:cx8="http://schemas.microsoft.com/office/drawing/2016/5/14/chartex" xmlns:mc="http://schemas.openxmlformats.org/markup-compatibility/2006" xmlns:aink="http://schemas.microsoft.com/office/drawing/2016/ink" xmlns:am3d="http://schemas.microsoft.com/office/drawing/2017/model3d" xmlns:o="urn:schemas-microsoft-com:office:office" xmlns:oel="http://schemas.microsoft.com/office/2019/extlst" xmlns:r="http://schemas.openxmlformats.org/officeDocument/2006/relationships" xmlns:m="http://schemas.openxmlformats.org/officeDocument/2006/math" xmlns:v="urn:schemas-microsoft-com:vml" xmlns:wp14="http://schemas.microsoft.com/office/word/2010/wordprocessingDrawing" xmlns:wp="http://schemas.openxmlformats.org/drawingml/2006/wordprocessingDrawing" xmlns:w10="urn:schemas-microsoft-com:office:word" xmlns:w="http://schemas.openxmlformats.org/wordprocessingml/2006/main" xmlns:w14="http://schemas.microsoft.com/office/word/2010/wordml" xmlns:w15="http://schemas.microsoft.com/office/word/2012/wordml" xmlns:w16cex="http://schemas.microsoft.com/office/word/2018/wordml/cex" xmlns:w16cid="http://schemas.microsoft.com/office/word/2016/wordml/cid" xmlns:w16="http://schemas.microsoft.com/office/word/2018/wordml" xmlns:w16sdtdh="http://schemas.microsoft.com/office/word/2020/wordml/sdtdatahash" xmlns:w16se="http://schemas.microsoft.com/office/word/2015/wordml/symex" xmlns:wpg="http://schemas.microsoft.com/office/word/2010/wordprocessingGroup" xmlns:wpi="http://schemas.microsoft.com/office/word/2010/wordprocessingInk" xmlns:wne="http://schemas.microsoft.com/office/word/2006/wordml" xmlns:wps="http://schemas.microsoft.com/office/word/2010/wordprocessingShape" mc:Ignorable="w14 w15 w16se w16cid w16 w16cex w16sdtdh wp14">
+  <w:body>
+    <w:p>
+      <w:pPr>
+        <w:pageBreakBefore/>
+        <w:jc w:val="center"/>
+        <w:rPr>
+          <w:b/>
+          <w:bCs/>
+        </w:rPr>
+      </w:pPr>
+      <w:r>
+        <w:rPr>
+          <w:b/>
+          <w:bCs/>
+        </w:rPr>
+        <w:t>MINH CHỨNG PHỤ LỤC</w:t>
+      </w:r>
+    </w:p>
+    <w:p>
+      <w:pPr>
+        <w:jc w:val="center"/>
+      </w:pPr>
+      <w:r>
+        <w:drawing>
+          <wp:inline distT="0" distB="0" distL="0" distR="0">
+            <wp:extent cx="1524000" cy="1524000"/>
+            <wp:effectExtent b="0" l="0" r="0" t="0"/>
+            <wp:docPr id="999" name="QR"/>
+            <wp:cNvGraphicFramePr>
+              <a:graphicFrameLocks xmlns:a="http://schemas.openxmlformats.org/drawingml/2006/main" noChangeAspect="1"/>
+            </wp:cNvGraphicFramePr>
+            <a:graphic xmlns:a="http://schemas.openxmlformats.org/drawingml/2006/main">
+              <a:graphicData uri="http://schemas.openxmlformats.org/drawingml/2006/picture">
+                <pic:pic xmlns:pic="http://schemas.openxmlformats.org/drawingml/2006/picture">
+                  <pic:nvPicPr>
+                    <pic:cNvPr id="0" name="qr.png"/>
+                    <pic:cNvPicPr/>
+                  </pic:nvPicPr>
+                  <pic:blipFill>
+                    <a:blip xmlns:r="http://schemas.openxmlformats.org/officeDocument/2006/relationships" r:embed="rId999"/>
+                    <a:stretch>
+                      <a:fillRect/>
+                    </a:stretch>
+                  </pic:blipFill>
+                  <pic:spPr>
+                    <a:xfrm>
+                      <a:off x="0" y="0"/>
+                      <a:ext cx="1524000" cy="1524000"/>
+                    </a:xfrm>
+                    <a:prstGeom prst="rect">
+                      <a:avLst/>
+                    </a:prstGeom>
+                  </pic:spPr>
+                </pic:pic>
+              </a:graphicData>
+            </a:graphic>
+          </wp:inline>
+        </w:drawing>
+      </w:r>
+    </w:p>
+    <w:p>
+      <w:pPr>
+        <w:jc w:val="both"/>
+        <w:ind w:firstLine="720"/>
+        <w:spacing w:line="360" w:lineRule="auto" w:after="120"/>
+      </w:pPr>
+      <w:r>
+        <w:t xml:space="preserve">Với kinh nghiệm nhiều năm trong công tác giảng dạy và nghiên cứu khoa học sư phạm, tôi xin trình bày ma trận và đề kiểm tra minh họa cho chủ đề "Phương pháp tọa độ trong không gian" (Toán 12) theo định hướng phát triển năng lực học sinh, đặc biệt chú trọng năng lực tưởng tượng không gian, như một phần trong giải pháp ứng dụng công nghệ số trong mô hình hóa 3D mà tôi đang triển khai tại trường THPT PPPPTTTT.</w:t>
+      </w:r>
+    </w:p>
+    <w:p>
+      <w:pPr>
+        <w:jc w:val="both"/>
+        <w:ind w:firstLine="720"/>
+        <w:spacing w:line="360" w:lineRule="auto" w:after="120"/>
+      </w:pPr>
+      <w:r>
+        <w:rPr>
+          <w:b/>
+        </w:rPr>
+        <w:t xml:space="preserve">I. MA TRẬN ĐỀ KIỂM TRA</w:t>
+      </w:r>
+    </w:p>
+    <w:p>
+      <w:pPr>
+        <w:jc w:val="both"/>
+        <w:ind w:firstLine="720"/>
+        <w:spacing w:line="360" w:lineRule="auto" w:after="120"/>
+      </w:pPr>
+      <w:r>
+        <w:rPr>
+          <w:b/>
+        </w:rPr>
+        <w:t xml:space="preserve">Môn học:</w:t>
+      </w:r>
+      <w:r>
+        <w:t xml:space="preserve"> Toán </w:t>
+      </w:r>
+      <w:r>
+        <w:rPr>
+          <w:b/>
+        </w:rPr>
+        <w:t xml:space="preserve">Lớp:</w:t>
+      </w:r>
+      <w:r>
+        <w:t xml:space="preserve"> 12 </w:t>
+      </w:r>
+      <w:r>
+        <w:rPr>
+          <w:b/>
+        </w:rPr>
+        <w:t xml:space="preserve">Chủ đề:</w:t>
+      </w:r>
+      <w:r>
+        <w:t xml:space="preserve"> Phương pháp tọa độ trong không gian </w:t>
+      </w:r>
+      <w:r>
+        <w:rPr>
+          <w:b/>
+        </w:rPr>
+        <w:t xml:space="preserve">Thời gian làm bài:</w:t>
+      </w:r>
+      <w:r>
+        <w:t xml:space="preserve"> 45 phút </w:t>
+      </w:r>
+      <w:r>
+        <w:rPr>
+          <w:b/>
+        </w:rPr>
+        <w:t xml:space="preserve">Hình thức kiểm tra:</w:t>
+      </w:r>
+      <w:r>
+        <w:t xml:space="preserve"> Trắc nghiệm kết hợp Tự luận (10 câu Trắc nghiệm + 2 câu Tự luận) </w:t>
+      </w:r>
+      <w:r>
+        <w:rPr>
+          <w:b/>
+        </w:rPr>
+        <w:t xml:space="preserve">Tổng điểm:</w:t>
+      </w:r>
+      <w:r>
+        <w:t xml:space="preserve"> 10 điểm</w:t>
+      </w:r>
+    </w:p>
+    <w:p>
+      <w:pPr>
+        <w:jc w:val="both"/>
+        <w:ind w:firstLine="720"/>
+        <w:spacing w:line="360" w:lineRule="auto" w:after="120"/>
+      </w:pPr>
+      <w:r>
+        <w:rPr>
+          <w:b/>
+        </w:rPr>
+        <w:t xml:space="preserve">Bảng 1</w:t>
+      </w:r>
+      <w:r>
+        <w:rPr>
+          <w:b/>
+        </w:rPr>
+        <w:t xml:space="preserve">: Ma trận đề kiểm tra chủ đề "Phương pháp tọa độ trong không gian"</w:t>
+      </w:r>
+    </w:p>
+    <w:tbl>
+      <w:tblPr>
+        <w:tblW w:w="9360" w:type="dxa"/>
+        <w:tblBorders>
+          <w:top w:val="single" w:sz="4" w:space="0" w:color="000000"/>
+          <w:left w:val="single" w:sz="4" w:space="0" w:color="000000"/>
+          <w:bottom w:val="single" w:sz="4" w:space="0" w:color="000000"/>
+          <w:right w:val="single" w:sz="4" w:space="0" w:color="000000"/>
+          <w:insideH w:val="single" w:sz="4" w:space="0" w:color="000000"/>
+          <w:insideV w:val="single" w:sz="4" w:space="0" w:color="000000"/>
+        </w:tblBorders>
+        <w:tblLook w:val="04A0"/>
+      </w:tblPr>
+      <w:tblGrid>
+        <w:gridCol w:w="1040"/>
+        <w:gridCol w:w="1040"/>
+        <w:gridCol w:w="1040"/>
+        <w:gridCol w:w="1040"/>
+        <w:gridCol w:w="1040"/>
+        <w:gridCol w:w="1040"/>
+        <w:gridCol w:w="1040"/>
+        <w:gridCol w:w="1040"/>
+        <w:gridCol w:w="1040"/>
+      </w:tblGrid>
+      <w:tr>
+        <w:tc>
+          <w:tcPr>
+            <w:tcW w:w="1040" w:type="dxa"/>
+            <w:shd w:val="clear" w:color="auto" w:fill="D5E8F0"/>
+          </w:tcPr>
+          <w:p>
+            <w:pPr>
+              <w:jc w:val="center"/>
+            </w:pPr>
+            <w:r>
+              <w:t xml:space="preserve">Mức độ nhận thức</w:t>
+            </w:r>
+          </w:p>
+        </w:tc>
+        <w:tc>
+          <w:tcPr>
+            <w:tcW w:w="1040" w:type="dxa"/>
+            <w:shd w:val="clear" w:color="auto" w:fill="D5E8F0"/>
+          </w:tcPr>
+          <w:p>
+            <w:pPr>
+              <w:jc w:val="center"/>
+            </w:pPr>
+            <w:r>
+              <w:t xml:space="preserve">Nội dung kiến thức</w:t>
+            </w:r>
+          </w:p>
+        </w:tc>
+        <w:tc>
+          <w:tcPr>
+            <w:tcW w:w="1040" w:type="dxa"/>
+            <w:shd w:val="clear" w:color="auto" w:fill="D5E8F0"/>
+          </w:tcPr>
+          <w:p>
+            <w:pPr>
+              <w:jc w:val="center"/>
+            </w:pPr>
+            <w:r>
+              <w:t xml:space="preserve">Số câu TN</w:t>
+            </w:r>
+          </w:p>
+        </w:tc>
+        <w:tc>
+          <w:tcPr>
+            <w:tcW w:w="1040" w:type="dxa"/>
+            <w:shd w:val="clear" w:color="auto" w:fill="D5E8F0"/>
+          </w:tcPr>
+          <w:p>
+            <w:pPr>
+              <w:jc w:val="center"/>
+            </w:pPr>
+            <w:r>
+              <w:t xml:space="preserve">Điểm TN</w:t>
+            </w:r>
+          </w:p>
+        </w:tc>
+        <w:tc>
+          <w:tcPr>
+            <w:tcW w:w="1040" w:type="dxa"/>
+            <w:shd w:val="clear" w:color="auto" w:fill="D5E8F0"/>
+          </w:tcPr>
+          <w:p>
+            <w:pPr>
+              <w:jc w:val="center"/>
+            </w:pPr>
+            <w:r>
+              <w:t xml:space="preserve">Số câu TL (chia phần)</w:t>
+            </w:r>
+          </w:p>
+        </w:tc>
+        <w:tc>
+          <w:tcPr>
+            <w:tcW w:w="1040" w:type="dxa"/>
+            <w:shd w:val="clear" w:color="auto" w:fill="D5E8F0"/>
+          </w:tcPr>
+          <w:p>
+            <w:pPr>
+              <w:jc w:val="center"/>
+            </w:pPr>
+            <w:r>
+              <w:t xml:space="preserve">Điểm TL</w:t>
+            </w:r>
+          </w:p>
+        </w:tc>
+        <w:tc>
+          <w:tcPr>
+            <w:tcW w:w="1040" w:type="dxa"/>
+            <w:shd w:val="clear" w:color="auto" w:fill="D5E8F0"/>
+          </w:tcPr>
+          <w:p>
+            <w:pPr>
+              <w:jc w:val="center"/>
+            </w:pPr>
+            <w:r>
+              <w:t xml:space="preserve">Tổng số câu</w:t>
+            </w:r>
+          </w:p>
+        </w:tc>
+        <w:tc>
+          <w:tcPr>
+            <w:tcW w:w="1040" w:type="dxa"/>
+            <w:shd w:val="clear" w:color="auto" w:fill="D5E8F0"/>
+          </w:tcPr>
+          <w:p>
+            <w:pPr>
+              <w:jc w:val="center"/>
+            </w:pPr>
+            <w:r>
+              <w:t xml:space="preserve">Tổng điểm</w:t>
+            </w:r>
+          </w:p>
+        </w:tc>
+        <w:tc>
+          <w:tcPr>
+            <w:tcW w:w="1040" w:type="dxa"/>
+            <w:shd w:val="clear" w:color="auto" w:fill="D5E8F0"/>
+          </w:tcPr>
+          <w:p>
+            <w:pPr>
+              <w:jc w:val="center"/>
+            </w:pPr>
+            <w:r>
+              <w:t xml:space="preserve">Tỉ lệ (%)</w:t>
+            </w:r>
+          </w:p>
+        </w:tc>
+      </w:tr>
+      <w:tr>
+        <w:tc>
+          <w:tcPr>
+            <w:tcW w:w="1040" w:type="dxa"/>
+          </w:tcPr>
+          <w:p>
+            <w:pPr>
+              <w:jc w:val="center"/>
+            </w:pPr>
+            <w:r>
+              <w:rPr>
+                <w:b/>
+              </w:rPr>
+              <w:t xml:space="preserve">Biết</w:t>
+            </w:r>
+          </w:p>
+        </w:tc>
+        <w:tc>
+          <w:tcPr>
+            <w:tcW w:w="1040" w:type="dxa"/>
+          </w:tcPr>
+          <w:p>
+            <w:pPr>
+              <w:jc w:val="center"/>
+            </w:pPr>
+            <w:r>
+              <w:t xml:space="preserve">1. Hệ tọa độ, vector, tích vô hướng, tích có hướng, phương trình mặt cầu.</w:t>
+            </w:r>
+          </w:p>
+        </w:tc>
+        <w:tc>
+          <w:tcPr>
+            <w:tcW w:w="1040" w:type="dxa"/>
+          </w:tcPr>
+          <w:p>
+            <w:pPr>
+              <w:jc w:val="center"/>
+            </w:pPr>
+            <w:r>
+              <w:t xml:space="preserve">8</w:t>
+            </w:r>
+          </w:p>
+        </w:tc>
+        <w:tc>
+          <w:tcPr>
+            <w:tcW w:w="1040" w:type="dxa"/>
+          </w:tcPr>
+          <w:p>
+            <w:pPr>
+              <w:jc w:val="center"/>
+            </w:pPr>
+            <w:r>
+              <w:t xml:space="preserve">4.0</w:t>
+            </w:r>
+          </w:p>
+        </w:tc>
+        <w:tc>
+          <w:tcPr>
+            <w:tcW w:w="1040" w:type="dxa"/>
+          </w:tcPr>
+          <w:p>
+            <w:pPr>
+              <w:jc w:val="center"/>
+            </w:pPr>
+            <w:r>
+              <w:t xml:space="preserve">0</w:t>
+            </w:r>
+          </w:p>
+        </w:tc>
+        <w:tc>
+          <w:tcPr>
+            <w:tcW w:w="1040" w:type="dxa"/>
+          </w:tcPr>
+          <w:p>
+            <w:pPr>
+              <w:jc w:val="center"/>
+            </w:pPr>
+            <w:r>
+              <w:t xml:space="preserve">0</w:t>
+            </w:r>
+          </w:p>
+        </w:tc>
+        <w:tc>
+          <w:tcPr>
+            <w:tcW w:w="1040" w:type="dxa"/>
+          </w:tcPr>
+          <w:p>
+            <w:pPr>
+              <w:jc w:val="center"/>
+            </w:pPr>
+            <w:r>
+              <w:t xml:space="preserve">8</w:t>
+            </w:r>
+          </w:p>
+        </w:tc>
+        <w:tc>
+          <w:tcPr>
+            <w:tcW w:w="1040" w:type="dxa"/>
+          </w:tcPr>
+          <w:p>
+            <w:pPr>
+              <w:jc w:val="center"/>
+            </w:pPr>
+            <w:r>
+              <w:t xml:space="preserve">4.0</w:t>
+            </w:r>
+          </w:p>
+        </w:tc>
+        <w:tc>
+          <w:tcPr>
+            <w:tcW w:w="1040" w:type="dxa"/>
+          </w:tcPr>
+          <w:p>
+            <w:pPr>
+              <w:jc w:val="center"/>
+            </w:pPr>
+            <w:r>
+              <w:t xml:space="preserve">40%</w:t>
+            </w:r>
+          </w:p>
+        </w:tc>
+      </w:tr>
+      <w:tr>
+        <w:tc>
+          <w:tcPr>
+            <w:tcW w:w="1040" w:type="dxa"/>
+          </w:tcPr>
+          <w:p>
+            <w:pPr>
+              <w:jc w:val="center"/>
+            </w:pPr>
+            <w:r>
+              <w:rPr>
+                <w:b/>
+              </w:rPr>
+              <w:t xml:space="preserve">Hiểu</w:t>
+            </w:r>
+          </w:p>
+        </w:tc>
+        <w:tc>
+          <w:tcPr>
+            <w:tcW w:w="1040" w:type="dxa"/>
+          </w:tcPr>
+          <w:p>
+            <w:pPr>
+              <w:jc w:val="center"/>
+            </w:pPr>
+            <w:r>
+              <w:t xml:space="preserve">2. Phương trình mặt phẳng, đường thẳng và các yếu tố liên quan cơ bản (vector pháp tuyến, chỉ phương, điểm thuộc).</w:t>
+            </w:r>
+          </w:p>
+        </w:tc>
+        <w:tc>
+          <w:tcPr>
+            <w:tcW w:w="1040" w:type="dxa"/>
+          </w:tcPr>
+          <w:p>
+            <w:pPr>
+              <w:jc w:val="center"/>
+            </w:pPr>
+            <w:r>
+              <w:t xml:space="preserve">2</w:t>
+            </w:r>
+          </w:p>
+        </w:tc>
+        <w:tc>
+          <w:tcPr>
+            <w:tcW w:w="1040" w:type="dxa"/>
+          </w:tcPr>
+          <w:p>
+            <w:pPr>
+              <w:jc w:val="center"/>
+            </w:pPr>
+            <w:r>
+              <w:t xml:space="preserve">1.0</w:t>
+            </w:r>
+          </w:p>
+        </w:tc>
+        <w:tc>
+          <w:tcPr>
+            <w:tcW w:w="1040" w:type="dxa"/>
+          </w:tcPr>
+          <w:p>
+            <w:pPr>
+              <w:jc w:val="center"/>
+            </w:pPr>
+            <w:r>
+              <w:t xml:space="preserve">1 (TL1a)</w:t>
+            </w:r>
+          </w:p>
+        </w:tc>
+        <w:tc>
+          <w:tcPr>
+            <w:tcW w:w="1040" w:type="dxa"/>
+          </w:tcPr>
+          <w:p>
+            <w:pPr>
+              <w:jc w:val="center"/>
+            </w:pPr>
+            <w:r>
+              <w:t xml:space="preserve">2.0</w:t>
+            </w:r>
+          </w:p>
+        </w:tc>
+        <w:tc>
+          <w:tcPr>
+            <w:tcW w:w="1040" w:type="dxa"/>
+          </w:tcPr>
+          <w:p>
+            <w:pPr>
+              <w:jc w:val="center"/>
+            </w:pPr>
+            <w:r>
+              <w:t xml:space="preserve">3</w:t>
+            </w:r>
+          </w:p>
+        </w:tc>
+        <w:tc>
+          <w:tcPr>
+            <w:tcW w:w="1040" w:type="dxa"/>
+          </w:tcPr>
+          <w:p>
+            <w:pPr>
+              <w:jc w:val="center"/>
+            </w:pPr>
+            <w:r>
+              <w:t xml:space="preserve">3.0</w:t>
+            </w:r>
+          </w:p>
+        </w:tc>
+        <w:tc>
+          <w:tcPr>
+            <w:tcW w:w="1040" w:type="dxa"/>
+          </w:tcPr>
+          <w:p>
+            <w:pPr>
+              <w:jc w:val="center"/>
+            </w:pPr>
+            <w:r>
+              <w:t xml:space="preserve">30%</w:t>
+            </w:r>
+          </w:p>
+        </w:tc>
+      </w:tr>
+      <w:tr>
+        <w:tc>
+          <w:tcPr>
+            <w:tcW w:w="1040" w:type="dxa"/>
+          </w:tcPr>
+          <w:p>
+            <w:pPr>
+              <w:jc w:val="center"/>
+            </w:pPr>
+            <w:r>
+              <w:rPr>
+                <w:b/>
+              </w:rPr>
+              <w:t xml:space="preserve">Vận dụng</w:t>
+            </w:r>
+          </w:p>
+        </w:tc>
+        <w:tc>
+          <w:tcPr>
+            <w:tcW w:w="1040" w:type="dxa"/>
+          </w:tcPr>
+          <w:p>
+            <w:pPr>
+              <w:jc w:val="center"/>
+            </w:pPr>
+            <w:r>
+              <w:t xml:space="preserve">3. Vị trí tương đối, hình chiếu, khoảng cách, góc của điểm, đường thẳng, mặt phẳng.</w:t>
+            </w:r>
+          </w:p>
+        </w:tc>
+        <w:tc>
+          <w:tcPr>
+            <w:tcW w:w="1040" w:type="dxa"/>
+          </w:tcPr>
+          <w:p>
+            <w:pPr>
+              <w:jc w:val="center"/>
+            </w:pPr>
+            <w:r>
+              <w:t xml:space="preserve">0</w:t>
+            </w:r>
+          </w:p>
+        </w:tc>
+        <w:tc>
+          <w:tcPr>
+            <w:tcW w:w="1040" w:type="dxa"/>
+          </w:tcPr>
+          <w:p>
+            <w:pPr>
+              <w:jc w:val="center"/>
+            </w:pPr>
+            <w:r>
+              <w:t xml:space="preserve">0</w:t>
+            </w:r>
+          </w:p>
+        </w:tc>
+        <w:tc>
+          <w:tcPr>
+            <w:tcW w:w="1040" w:type="dxa"/>
+          </w:tcPr>
+          <w:p>
+            <w:pPr>
+              <w:jc w:val="center"/>
+            </w:pPr>
+            <w:r>
+              <w:t xml:space="preserve">2 (TL1b, TL2a)</w:t>
+            </w:r>
+          </w:p>
+        </w:tc>
+        <w:tc>
+          <w:tcPr>
+            <w:tcW w:w="1040" w:type="dxa"/>
+          </w:tcPr>
+          <w:p>
+            <w:pPr>
+              <w:jc w:val="center"/>
+            </w:pPr>
+            <w:r>
+              <w:t xml:space="preserve">2.0</w:t>
+            </w:r>
+          </w:p>
+        </w:tc>
+        <w:tc>
+          <w:tcPr>
+            <w:tcW w:w="1040" w:type="dxa"/>
+          </w:tcPr>
+          <w:p>
+            <w:pPr>
+              <w:jc w:val="center"/>
+            </w:pPr>
+            <w:r>
+              <w:t xml:space="preserve">2</w:t>
+            </w:r>
+          </w:p>
+        </w:tc>
+        <w:tc>
+          <w:tcPr>
+            <w:tcW w:w="1040" w:type="dxa"/>
+          </w:tcPr>
+          <w:p>
+            <w:pPr>
+              <w:jc w:val="center"/>
+            </w:pPr>
+            <w:r>
+              <w:t xml:space="preserve">2.0</w:t>
+            </w:r>
+          </w:p>
+        </w:tc>
+        <w:tc>
+          <w:tcPr>
+            <w:tcW w:w="1040" w:type="dxa"/>
+          </w:tcPr>
+          <w:p>
+            <w:pPr>
+              <w:jc w:val="center"/>
+            </w:pPr>
+            <w:r>
+              <w:t xml:space="preserve">20%</w:t>
+            </w:r>
+          </w:p>
+        </w:tc>
+      </w:tr>
+      <w:tr>
+        <w:tc>
+          <w:tcPr>
+            <w:tcW w:w="1040" w:type="dxa"/>
+          </w:tcPr>
+          <w:p>
+            <w:pPr>
+              <w:jc w:val="center"/>
+            </w:pPr>
+            <w:r>
+              <w:rPr>
+                <w:b/>
+              </w:rPr>
+              <w:t xml:space="preserve">Vận dụng cao</w:t>
+            </w:r>
+          </w:p>
+        </w:tc>
+        <w:tc>
+          <w:tcPr>
+            <w:tcW w:w="1040" w:type="dxa"/>
+          </w:tcPr>
+          <w:p>
+            <w:pPr>
+              <w:jc w:val="center"/>
+            </w:pPr>
+            <w:r>
+              <w:t xml:space="preserve">4. Bài toán khoảng cách giữa hai đường thẳng chéo nhau, bài toán cực trị hình học không gian.</w:t>
+            </w:r>
+          </w:p>
+        </w:tc>
+        <w:tc>
+          <w:tcPr>
+            <w:tcW w:w="1040" w:type="dxa"/>
+          </w:tcPr>
+          <w:p>
+            <w:pPr>
+              <w:jc w:val="center"/>
+            </w:pPr>
+            <w:r>
+              <w:t xml:space="preserve">0</w:t>
+            </w:r>
+          </w:p>
+        </w:tc>
+        <w:tc>
+          <w:tcPr>
+            <w:tcW w:w="1040" w:type="dxa"/>
+          </w:tcPr>
+          <w:p>
+            <w:pPr>
+              <w:jc w:val="center"/>
+            </w:pPr>
+            <w:r>
+              <w:t xml:space="preserve">0</w:t>
+            </w:r>
+          </w:p>
+        </w:tc>
+        <w:tc>
+          <w:tcPr>
+            <w:tcW w:w="1040" w:type="dxa"/>
+          </w:tcPr>
+          <w:p>
+            <w:pPr>
+              <w:jc w:val="center"/>
+            </w:pPr>
+            <w:r>
+              <w:t xml:space="preserve">1 (TL2b)</w:t>
+            </w:r>
+          </w:p>
+        </w:tc>
+        <w:tc>
+          <w:tcPr>
+            <w:tcW w:w="1040" w:type="dxa"/>
+          </w:tcPr>
+          <w:p>
+            <w:pPr>
+              <w:jc w:val="center"/>
+            </w:pPr>
+            <w:r>
+              <w:t xml:space="preserve">1.0</w:t>
+            </w:r>
+          </w:p>
+        </w:tc>
+        <w:tc>
+          <w:tcPr>
+            <w:tcW w:w="1040" w:type="dxa"/>
+          </w:tcPr>
+          <w:p>
+            <w:pPr>
+              <w:jc w:val="center"/>
+            </w:pPr>
+            <w:r>
+              <w:t xml:space="preserve">1</w:t>
+            </w:r>
+          </w:p>
+        </w:tc>
+        <w:tc>
+          <w:tcPr>
+            <w:tcW w:w="1040" w:type="dxa"/>
+          </w:tcPr>
+          <w:p>
+            <w:pPr>
+              <w:jc w:val="center"/>
+            </w:pPr>
+            <w:r>
+              <w:t xml:space="preserve">1.0</w:t>
+            </w:r>
+          </w:p>
+        </w:tc>
+        <w:tc>
+          <w:tcPr>
+            <w:tcW w:w="1040" w:type="dxa"/>
+          </w:tcPr>
+          <w:p>
+            <w:pPr>
+              <w:jc w:val="center"/>
+            </w:pPr>
+            <w:r>
+              <w:t xml:space="preserve">10%</w:t>
+            </w:r>
+          </w:p>
+        </w:tc>
+      </w:tr>
+      <w:tr>
+        <w:tc>
+          <w:tcPr>
+            <w:tcW w:w="1040" w:type="dxa"/>
+          </w:tcPr>
+          <w:p>
+            <w:pPr>
+              <w:jc w:val="center"/>
+            </w:pPr>
+            <w:r>
+              <w:rPr>
+                <w:b/>
+              </w:rPr>
+              <w:t xml:space="preserve">Tổng cộng</w:t>
+            </w:r>
+          </w:p>
+        </w:tc>
+        <w:tc>
+          <w:tcPr>
+            <w:tcW w:w="1040" w:type="dxa"/>
+          </w:tcPr>
+          <w:p>
+            <w:pPr>
+              <w:jc w:val="center"/>
+            </w:pPr>
+            <w:r>
+              <w:rPr>
+                <w:b/>
+              </w:rPr>
+              <w:t xml:space="preserve">10</w:t>
+            </w:r>
+          </w:p>
+        </w:tc>
+        <w:tc>
+          <w:tcPr>
+            <w:tcW w:w="1040" w:type="dxa"/>
+          </w:tcPr>
+          <w:p>
+            <w:pPr>
+              <w:jc w:val="center"/>
+            </w:pPr>
+            <w:r>
+              <w:rPr>
+                <w:b/>
+              </w:rPr>
+              <w:t xml:space="preserve">5.0</w:t>
+            </w:r>
+          </w:p>
+        </w:tc>
+        <w:tc>
+          <w:tcPr>
+            <w:tcW w:w="1040" w:type="dxa"/>
+          </w:tcPr>
+          <w:p>
+            <w:pPr>
+              <w:jc w:val="center"/>
+            </w:pPr>
+            <w:r>
+              <w:rPr>
+                <w:b/>
+              </w:rPr>
+              <w:t xml:space="preserve">4</w:t>
+            </w:r>
+          </w:p>
+        </w:tc>
+        <w:tc>
+          <w:tcPr>
+            <w:tcW w:w="1040" w:type="dxa"/>
+          </w:tcPr>
+          <w:p>
+            <w:pPr>
+              <w:jc w:val="center"/>
+            </w:pPr>
+            <w:r>
+              <w:rPr>
+                <w:b/>
+              </w:rPr>
+              <w:t xml:space="preserve">5.0</w:t>
+            </w:r>
+          </w:p>
+        </w:tc>
+        <w:tc>
+          <w:tcPr>
+            <w:tcW w:w="1040" w:type="dxa"/>
+          </w:tcPr>
+          <w:p>
+            <w:pPr>
+              <w:jc w:val="center"/>
+            </w:pPr>
+            <w:r>
+              <w:rPr>
+                <w:b/>
+              </w:rPr>
+              <w:t xml:space="preserve">14</w:t>
+            </w:r>
+          </w:p>
+        </w:tc>
+        <w:tc>
+          <w:tcPr>
+            <w:tcW w:w="1040" w:type="dxa"/>
+          </w:tcPr>
+          <w:p>
+            <w:pPr>
+              <w:jc w:val="center"/>
+            </w:pPr>
+            <w:r>
+              <w:rPr>
+                <w:b/>
+              </w:rPr>
+              <w:t xml:space="preserve">10.0</w:t>
+            </w:r>
+          </w:p>
+        </w:tc>
+        <w:tc>
+          <w:tcPr>
+            <w:tcW w:w="1040" w:type="dxa"/>
+          </w:tcPr>
+          <w:p>
+            <w:pPr>
+              <w:jc w:val="center"/>
+            </w:pPr>
+            <w:r>
+              <w:rPr>
+                <w:b/>
+              </w:rPr>
+              <w:t xml:space="preserve">100%</w:t>
+            </w:r>
+          </w:p>
+        </w:tc>
+        <w:tc>
+          <w:tcPr>
+            <w:tcW w:w="1040" w:type="dxa"/>
+          </w:tcPr>
+          <w:p>
+            <w:pPr>
+              <w:jc w:val="center"/>
+            </w:pPr>
+          </w:p>
+        </w:tc>
+      </w:tr>
+    </w:tbl>
+    <w:p>
+      <w:pPr>
+        <w:spacing w:after="120"/>
+      </w:pPr>
+    </w:p>
+    <w:p>
+      <w:pPr>
+        <w:jc w:val="both"/>
+        <w:ind w:firstLine="720"/>
+        <w:spacing w:line="360" w:lineRule="auto" w:after="120"/>
+      </w:pPr>
+      <w:r>
+        <w:rPr>
+          <w:b/>
+        </w:rPr>
+        <w:t xml:space="preserve">Giải thích ma trận:</w:t>
+      </w:r>
+    </w:p>
+    <w:p>
+      <w:pPr>
+        <w:jc w:val="both"/>
+        <w:tabs>
+          <w:tab w:val="left" w:pos="720"/>
+        </w:tabs>
+        <w:ind w:left="720" w:hanging="360"/>
+        <w:spacing w:after="60"/>
+      </w:pPr>
+      <w:r>
+        <w:t xml:space="preserve">• </w:t>
+        <w:tab/>
+      </w:r>
+      <w:r>
+        <w:rPr>
+          <w:b/>
+        </w:rPr>
+        <w:t xml:space="preserve">Mức độ Biết (40%):</w:t>
+      </w:r>
+      <w:r>
+        <w:t xml:space="preserve"> Tập trung vào việc kiểm tra khả năng nhận diện, ghi nhớ các khái niệm, công thức cơ bản về tọa độ điểm, vector, tích vô hướng, tích có hướng, phương trình mặt cầu, vector pháp tuyến của mặt phẳng, vector chỉ phương của đường thẳng. Các câu hỏi ở mức độ này thường là trắc nghiệm trực tiếp.</w:t>
+      </w:r>
+    </w:p>
+    <w:p>
+      <w:pPr>
+        <w:jc w:val="both"/>
+        <w:tabs>
+          <w:tab w:val="left" w:pos="720"/>
+        </w:tabs>
+        <w:ind w:left="720" w:hanging="360"/>
+        <w:spacing w:after="60"/>
+      </w:pPr>
+      <w:r>
+        <w:t xml:space="preserve">• </w:t>
+        <w:tab/>
+      </w:r>
+      <w:r>
+        <w:rPr>
+          <w:b/>
+        </w:rPr>
+        <w:t xml:space="preserve">Mức độ Hiểu (30%):</w:t>
+      </w:r>
+      <w:r>
+        <w:t xml:space="preserve"> Đánh giá khả năng giải thích, diễn đạt, vận dụng các khái niệm, công thức đã biết vào các tình huống đơn giản hơn, như viết phương trình mặt phẳng, đường thẳng khi biết đủ các yếu tố cơ bản, xác định vị trí tương đối đơn giản.</w:t>
+      </w:r>
+    </w:p>
+    <w:p>
+      <w:pPr>
+        <w:jc w:val="both"/>
+        <w:tabs>
+          <w:tab w:val="left" w:pos="720"/>
+        </w:tabs>
+        <w:ind w:left="720" w:hanging="360"/>
+        <w:spacing w:after="60"/>
+      </w:pPr>
+      <w:r>
+        <w:t xml:space="preserve">• </w:t>
+        <w:tab/>
+      </w:r>
+      <w:r>
+        <w:rPr>
+          <w:b/>
+        </w:rPr>
+        <w:t xml:space="preserve">Mức độ Vận dụng (20%):</w:t>
+      </w:r>
+      <w:r>
+        <w:t xml:space="preserve"> Yêu cầu học sinh sử dụng kiến thức, kỹ năng đã học để giải quyết các bài toán có tính tổng hợp hơn, đòi hỏi suy luận và kết nối các kiến thức khác nhau, ví dụ như tìm hình chiếu của điểm, tính khoảng cách, góc trong các trường hợp cụ thể.</w:t>
+      </w:r>
+    </w:p>
+    <w:p>
+      <w:pPr>
+        <w:jc w:val="both"/>
+        <w:tabs>
+          <w:tab w:val="left" w:pos="720"/>
+        </w:tabs>
+        <w:ind w:left="720" w:hanging="360"/>
+        <w:spacing w:after="60"/>
+      </w:pPr>
+      <w:r>
+        <w:t xml:space="preserve">• </w:t>
+        <w:tab/>
+      </w:r>
+      <w:r>
+        <w:rPr>
+          <w:b/>
+        </w:rPr>
+        <w:t xml:space="preserve">Mức độ Vận dụng cao (10%):</w:t>
+      </w:r>
+      <w:r>
+        <w:t xml:space="preserve"> Kiểm tra khả năng tư duy sáng tạo, phân tích tổng hợp để giải quyết các bài toán phức tạp, đòi hỏi nhiều bước suy luận, hoặc các bài toán có yếu tố cực trị, khoảng cách giữa các đối tượng hình học phức tạp như khoảng cách giữa hai đường thẳng chéo nhau.</w:t>
+      </w:r>
+    </w:p>
+    <w:p>
+      <w:pPr>
+        <w:jc w:val="both"/>
+        <w:ind w:firstLine="720"/>
+        <w:spacing w:line="360" w:lineRule="auto" w:after="120"/>
+      </w:pPr>
+      <w:r>
+        <w:rPr>
+          <w:b/>
+        </w:rPr>
+        <w:t xml:space="preserve">II. ĐỀ KIỂM TRA MINH HỌA</w:t>
+      </w:r>
+    </w:p>
+    <w:p>
+      <w:pPr>
+        <w:jc w:val="both"/>
+        <w:ind w:firstLine="720"/>
+        <w:spacing w:line="360" w:lineRule="auto" w:after="120"/>
+      </w:pPr>
+      <w:r>
+        <w:rPr>
+          <w:b/>
+        </w:rPr>
+        <w:t xml:space="preserve">Môn:</w:t>
+      </w:r>
+      <w:r>
+        <w:t xml:space="preserve"> TOÁN 12 </w:t>
+      </w:r>
+      <w:r>
+        <w:rPr>
+          <w:b/>
+        </w:rPr>
+        <w:t xml:space="preserve">Chủ đề:</w:t>
+      </w:r>
+      <w:r>
+        <w:t xml:space="preserve"> PHƯƠNG PHÁP TỌA ĐỘ TRONG KHÔNG GIAN </w:t>
+      </w:r>
+      <w:r>
+        <w:rPr>
+          <w:b/>
+        </w:rPr>
+        <w:t xml:space="preserve">Thời gian:</w:t>
+      </w:r>
+      <w:r>
+        <w:t xml:space="preserve"> 45 phút</w:t>
+      </w:r>
+    </w:p>
+    <w:p>
+      <w:pPr>
+        <w:jc w:val="both"/>
+        <w:ind w:firstLine="720"/>
+        <w:spacing w:line="360" w:lineRule="auto" w:after="120"/>
+      </w:pPr>
+      <w:r>
+        <w:rPr>
+          <w:b/>
+        </w:rPr>
+        <w:t xml:space="preserve">Họ và tên học sinh:</w:t>
+      </w:r>
+      <w:r>
+        <w:t xml:space="preserve"> ..................................................... </w:t>
+      </w:r>
+      <w:r>
+        <w:rPr>
+          <w:b/>
+        </w:rPr>
+        <w:t xml:space="preserve">Lớp:</w:t>
+      </w:r>
+      <w:r>
+        <w:t xml:space="preserve"> ................</w:t>
+      </w:r>
+    </w:p>
+    <w:p>
+      <w:r>
+        <w:br w:type="page"/>
+      </w:r>
+    </w:p>
+    <w:p>
+      <w:pPr>
+        <w:jc w:val="both"/>
+        <w:ind w:firstLine="720"/>
+        <w:spacing w:line="360" w:lineRule="auto" w:after="120"/>
+      </w:pPr>
+      <w:r>
+        <w:rPr>
+          <w:b/>
+        </w:rPr>
+        <w:t xml:space="preserve">PHẦN I. TRẮC NGHIỆM (5.0 điểm)</w:t>
+      </w:r>
+      <w:r>
+        <w:t xml:space="preserve"> </w:t>
+      </w:r>
+      <w:r>
+        <w:rPr>
+          <w:i/>
+        </w:rPr>
+        <w:t xml:space="preserve">Mỗi câu trả lời đúng được 0.5 điểm.</w:t>
+      </w:r>
+    </w:p>
+    <w:p>
+      <w:pPr>
+        <w:jc w:val="both"/>
+        <w:ind w:firstLine="720"/>
+        <w:spacing w:line="360" w:lineRule="auto" w:after="120"/>
+      </w:pPr>
+      <w:r>
+        <w:rPr>
+          <w:b/>
+        </w:rPr>
+        <w:t xml:space="preserve">Câu 1 (Biết):</w:t>
+      </w:r>
+      <w:r>
+        <w:t xml:space="preserve"> Trong không gian </w:t>
+      </w:r>
+      <w:r>
+        <w:rPr>
+          <w:rFonts w:ascii="Cambria Math" w:hAnsi="Cambria Math"/>
+          <w:i/>
+          <w:sz w:val="26"/>
+        </w:rPr>
+        <w:t xml:space="preserve">$Oxyz$</w:t>
+      </w:r>
+      <w:r>
+        <w:t xml:space="preserve">, cho hai điểm </w:t>
+      </w:r>
+      <w:r>
+        <w:rPr>
+          <w:rFonts w:ascii="Cambria Math" w:hAnsi="Cambria Math"/>
+          <w:i/>
+          <w:sz w:val="26"/>
+        </w:rPr>
+        <w:t xml:space="preserve">$A(1; -2; 3)$</w:t>
+      </w:r>
+      <w:r>
+        <w:t xml:space="preserve"> và </w:t>
+      </w:r>
+      <w:r>
+        <w:rPr>
+          <w:rFonts w:ascii="Cambria Math" w:hAnsi="Cambria Math"/>
+          <w:i/>
+          <w:sz w:val="26"/>
+        </w:rPr>
+        <w:t xml:space="preserve">$B(3; 0; -1)$</w:t>
+      </w:r>
+      <w:r>
+        <w:t xml:space="preserve">. Tọa độ của vectơ </w:t>
+      </w:r>
+      <w:r>
+        <w:rPr>
+          <w:rFonts w:ascii="Cambria Math" w:hAnsi="Cambria Math"/>
+          <w:i/>
+          <w:sz w:val="26"/>
+        </w:rPr>
+        <w:t xml:space="preserve">$\vec{AB}$</w:t>
+      </w:r>
+      <w:r>
+        <w:t xml:space="preserve"> là: A. </w:t>
+      </w:r>
+      <w:r>
+        <w:rPr>
+          <w:rFonts w:ascii="Cambria Math" w:hAnsi="Cambria Math"/>
+          <w:i/>
+          <w:sz w:val="26"/>
+        </w:rPr>
+        <w:t xml:space="preserve">$(2; 2; -4)$</w:t>
+      </w:r>
+      <w:r>
+        <w:t xml:space="preserve">          B. </w:t>
+      </w:r>
+      <w:r>
+        <w:rPr>
+          <w:rFonts w:ascii="Cambria Math" w:hAnsi="Cambria Math"/>
+          <w:i/>
+          <w:sz w:val="26"/>
+        </w:rPr>
+        <w:t xml:space="preserve">$(-2; -2; 4)$</w:t>
+      </w:r>
+      <w:r>
+        <w:t xml:space="preserve">         C. </w:t>
+      </w:r>
+      <w:r>
+        <w:rPr>
+          <w:rFonts w:ascii="Cambria Math" w:hAnsi="Cambria Math"/>
+          <w:i/>
+          <w:sz w:val="26"/>
+        </w:rPr>
+        <w:t xml:space="preserve">$(4; -2; 2)$</w:t>
+      </w:r>
+      <w:r>
+        <w:t xml:space="preserve">          D. </w:t>
+      </w:r>
+      <w:r>
+        <w:rPr>
+          <w:rFonts w:ascii="Cambria Math" w:hAnsi="Cambria Math"/>
+          <w:i/>
+          <w:sz w:val="26"/>
+        </w:rPr>
+        <w:t xml:space="preserve">$(2; -2; 4)$</w:t>
+      </w:r>
+    </w:p>
+    <w:p>
+      <w:pPr>
+        <w:jc w:val="both"/>
+        <w:ind w:firstLine="720"/>
+        <w:spacing w:line="360" w:lineRule="auto" w:after="120"/>
+      </w:pPr>
+      <w:r>
+        <w:rPr>
+          <w:b/>
+        </w:rPr>
+        <w:t xml:space="preserve">Câu 2 (Biết):</w:t>
+      </w:r>
+      <w:r>
+        <w:t xml:space="preserve"> Trong không gian </w:t>
+      </w:r>
+      <w:r>
+        <w:rPr>
+          <w:rFonts w:ascii="Cambria Math" w:hAnsi="Cambria Math"/>
+          <w:i/>
+          <w:sz w:val="26"/>
+        </w:rPr>
+        <w:t xml:space="preserve">$Oxyz$</w:t>
+      </w:r>
+      <w:r>
+        <w:t xml:space="preserve">, cho vectơ </w:t>
+      </w:r>
+      <w:r>
+        <w:rPr>
+          <w:rFonts w:ascii="Cambria Math" w:hAnsi="Cambria Math"/>
+          <w:i/>
+          <w:sz w:val="26"/>
+        </w:rPr>
+        <w:t xml:space="preserve">$\vec{a} = (1; -2; 0)$</w:t>
+      </w:r>
+      <w:r>
+        <w:t xml:space="preserve"> và </w:t>
+      </w:r>
+      <w:r>
+        <w:rPr>
+          <w:rFonts w:ascii="Cambria Math" w:hAnsi="Cambria Math"/>
+          <w:i/>
+          <w:sz w:val="26"/>
+        </w:rPr>
+        <w:t xml:space="preserve">$\vec{b} = (3; 1; -1)$</w:t>
+      </w:r>
+      <w:r>
+        <w:t xml:space="preserve">. Tích vô hướng </w:t>
+      </w:r>
+      <w:r>
+        <w:rPr>
+          <w:rFonts w:ascii="Cambria Math" w:hAnsi="Cambria Math"/>
+          <w:i/>
+          <w:sz w:val="26"/>
+        </w:rPr>
+        <w:t xml:space="preserve">$\vec{a}.\vec{b}$</w:t>
+      </w:r>
+      <w:r>
+        <w:t xml:space="preserve"> bằng: A. </w:t>
+      </w:r>
+      <w:r>
+        <w:rPr>
+          <w:rFonts w:ascii="Cambria Math" w:hAnsi="Cambria Math"/>
+          <w:i/>
+          <w:sz w:val="26"/>
+        </w:rPr>
+        <w:t xml:space="preserve">$1$</w:t>
+      </w:r>
+      <w:r>
+        <w:t xml:space="preserve">                   B. </w:t>
+      </w:r>
+      <w:r>
+        <w:rPr>
+          <w:rFonts w:ascii="Cambria Math" w:hAnsi="Cambria Math"/>
+          <w:i/>
+          <w:sz w:val="26"/>
+        </w:rPr>
+        <w:t xml:space="preserve">$-1$</w:t>
+      </w:r>
+      <w:r>
+        <w:t xml:space="preserve">                  C. </w:t>
+      </w:r>
+      <w:r>
+        <w:rPr>
+          <w:rFonts w:ascii="Cambria Math" w:hAnsi="Cambria Math"/>
+          <w:i/>
+          <w:sz w:val="26"/>
+        </w:rPr>
+        <w:t xml:space="preserve">$5$</w:t>
+      </w:r>
+      <w:r>
+        <w:t xml:space="preserve">                   D. </w:t>
+      </w:r>
+      <w:r>
+        <w:rPr>
+          <w:rFonts w:ascii="Cambria Math" w:hAnsi="Cambria Math"/>
+          <w:i/>
+          <w:sz w:val="26"/>
+        </w:rPr>
+        <w:t xml:space="preserve">$-5$</w:t>
+      </w:r>
+    </w:p>
+    <w:p>
+      <w:pPr>
+        <w:jc w:val="both"/>
+        <w:ind w:firstLine="720"/>
+        <w:spacing w:line="360" w:lineRule="auto" w:after="120"/>
+      </w:pPr>
+      <w:r>
+        <w:rPr>
+          <w:b/>
+        </w:rPr>
+        <w:t xml:space="preserve">Câu 3 (Biết):</w:t>
+      </w:r>
+      <w:r>
+        <w:t xml:space="preserve"> Trong không gian </w:t>
+      </w:r>
+      <w:r>
+        <w:rPr>
+          <w:rFonts w:ascii="Cambria Math" w:hAnsi="Cambria Math"/>
+          <w:i/>
+          <w:sz w:val="26"/>
+        </w:rPr>
+        <w:t xml:space="preserve">$Oxyz$</w:t>
+      </w:r>
+      <w:r>
+        <w:t xml:space="preserve">, cho vectơ </w:t>
+      </w:r>
+      <w:r>
+        <w:rPr>
+          <w:rFonts w:ascii="Cambria Math" w:hAnsi="Cambria Math"/>
+          <w:i/>
+          <w:sz w:val="26"/>
+        </w:rPr>
+        <w:t xml:space="preserve">$\vec{u} = (1; 0; -2)$</w:t>
+      </w:r>
+      <w:r>
+        <w:t xml:space="preserve"> và </w:t>
+      </w:r>
+      <w:r>
+        <w:rPr>
+          <w:rFonts w:ascii="Cambria Math" w:hAnsi="Cambria Math"/>
+          <w:i/>
+          <w:sz w:val="26"/>
+        </w:rPr>
+        <w:t xml:space="preserve">$\vec{v} = (0; 1; 3)$</w:t>
+      </w:r>
+      <w:r>
+        <w:t xml:space="preserve">. Tọa độ của vectơ tích có hướng </w:t>
+      </w:r>
+      <w:r>
+        <w:rPr>
+          <w:rFonts w:ascii="Cambria Math" w:hAnsi="Cambria Math"/>
+          <w:i/>
+          <w:sz w:val="26"/>
+        </w:rPr>
+        <w:t xml:space="preserve">$[\vec{u}, \vec{v}]$</w:t>
+      </w:r>
+      <w:r>
+        <w:t xml:space="preserve"> là: A. </w:t>
+      </w:r>
+      <w:r>
+        <w:rPr>
+          <w:rFonts w:ascii="Cambria Math" w:hAnsi="Cambria Math"/>
+          <w:i/>
+          <w:sz w:val="26"/>
+        </w:rPr>
+        <w:t xml:space="preserve">$(2; -3; 1)$</w:t>
+      </w:r>
+      <w:r>
+        <w:t xml:space="preserve">          B. </w:t>
+      </w:r>
+      <w:r>
+        <w:rPr>
+          <w:rFonts w:ascii="Cambria Math" w:hAnsi="Cambria Math"/>
+          <w:i/>
+          <w:sz w:val="26"/>
+        </w:rPr>
+        <w:t xml:space="preserve">$(-2; 3; 1)$</w:t>
+      </w:r>
+      <w:r>
+        <w:t xml:space="preserve">          C. </w:t>
+      </w:r>
+      <w:r>
+        <w:rPr>
+          <w:rFonts w:ascii="Cambria Math" w:hAnsi="Cambria Math"/>
+          <w:i/>
+          <w:sz w:val="26"/>
+        </w:rPr>
+        <w:t xml:space="preserve">$(2; 3; 1)$</w:t>
+      </w:r>
+      <w:r>
+        <w:t xml:space="preserve">           D. </w:t>
+      </w:r>
+      <w:r>
+        <w:rPr>
+          <w:rFonts w:ascii="Cambria Math" w:hAnsi="Cambria Math"/>
+          <w:i/>
+          <w:sz w:val="26"/>
+        </w:rPr>
+        <w:t xml:space="preserve">$(2; -3; -1)$</w:t>
+      </w:r>
+    </w:p>
+    <w:p>
+      <w:pPr>
+        <w:jc w:val="both"/>
+        <w:ind w:firstLine="720"/>
+        <w:spacing w:line="360" w:lineRule="auto" w:after="120"/>
+      </w:pPr>
+      <w:r>
+        <w:rPr>
+          <w:b/>
+        </w:rPr>
+        <w:t xml:space="preserve">Câu 4 (Biết):</w:t>
+      </w:r>
+      <w:r>
+        <w:t xml:space="preserve"> Trong không gian </w:t>
+      </w:r>
+      <w:r>
+        <w:rPr>
+          <w:rFonts w:ascii="Cambria Math" w:hAnsi="Cambria Math"/>
+          <w:i/>
+          <w:sz w:val="26"/>
+        </w:rPr>
+        <w:t xml:space="preserve">$Oxyz$</w:t>
+      </w:r>
+      <w:r>
+        <w:t xml:space="preserve">, phương trình mặt cầu tâm </w:t>
+      </w:r>
+      <w:r>
+        <w:rPr>
+          <w:rFonts w:ascii="Cambria Math" w:hAnsi="Cambria Math"/>
+          <w:i/>
+          <w:sz w:val="26"/>
+        </w:rPr>
+        <w:t xml:space="preserve">$I(1; -2; 0)$</w:t>
+      </w:r>
+      <w:r>
+        <w:t xml:space="preserve"> và bán kính </w:t>
+      </w:r>
+      <w:r>
+        <w:rPr>
+          <w:rFonts w:ascii="Cambria Math" w:hAnsi="Cambria Math"/>
+          <w:i/>
+          <w:sz w:val="26"/>
+        </w:rPr>
+        <w:t xml:space="preserve">$R=3$</w:t>
+      </w:r>
+      <w:r>
+        <w:t xml:space="preserve"> là: A. </w:t>
+      </w:r>
+      <w:r>
+        <w:rPr>
+          <w:rFonts w:ascii="Cambria Math" w:hAnsi="Cambria Math"/>
+          <w:i/>
+          <w:sz w:val="26"/>
+        </w:rPr>
+        <w:t xml:space="preserve">$(x-1)^2 + (y+2)^2 + z^2 = 3$</w:t>
+      </w:r>
+      <w:r>
+        <w:t xml:space="preserve"> B. </w:t>
+      </w:r>
+      <w:r>
+        <w:rPr>
+          <w:rFonts w:ascii="Cambria Math" w:hAnsi="Cambria Math"/>
+          <w:i/>
+          <w:sz w:val="26"/>
+        </w:rPr>
+        <w:t xml:space="preserve">$(x+1)^2 + (y-2)^2 + z^2 = 9$</w:t>
+      </w:r>
+    </w:p>
+    <w:p>
+      <w:pPr>
+        <w:pStyle w:val="Heading1"/>
+        <w:jc w:val="left"/>
+        <w:spacing w:before="240" w:after="120" w:line="360" w:lineRule="auto"/>
+      </w:pPr>
+      <w:r>
+        <w:rPr>
+          <w:rFonts w:ascii="Cambria Math" w:hAnsi="Cambria Math"/>
+          <w:i/>
+          <w:sz w:val="26"/>
+        </w:rPr>
+        <w:t xml:space="preserve">$(x-1)^2 + (y+2)^2 + z^2 = 9$</w:t>
+      </w:r>
+    </w:p>
+    <w:p>
+      <w:pPr>
+        <w:jc w:val="both"/>
+        <w:ind w:firstLine="720"/>
+        <w:spacing w:line="360" w:lineRule="auto" w:after="120"/>
+      </w:pPr>
+      <w:r>
+        <w:t xml:space="preserve">D. </w:t>
+      </w:r>
+      <w:r>
+        <w:rPr>
+          <w:rFonts w:ascii="Cambria Math" w:hAnsi="Cambria Math"/>
+          <w:i/>
+          <w:sz w:val="26"/>
+        </w:rPr>
+        <w:t xml:space="preserve">$(x+1)^2 + (y-2)^2 + z^2 = 3$</w:t>
+      </w:r>
+    </w:p>
+    <w:p>
+      <w:pPr>
+        <w:jc w:val="both"/>
+        <w:ind w:firstLine="720"/>
+        <w:spacing w:line="360" w:lineRule="auto" w:after="120"/>
+      </w:pPr>
+      <w:r>
+        <w:rPr>
+          <w:b/>
+        </w:rPr>
+        <w:t xml:space="preserve">Câu 5 (Biết):</w:t>
+      </w:r>
+      <w:r>
+        <w:t xml:space="preserve"> Trong không gian </w:t>
+      </w:r>
+      <w:r>
+        <w:rPr>
+          <w:rFonts w:ascii="Cambria Math" w:hAnsi="Cambria Math"/>
+          <w:i/>
+          <w:sz w:val="26"/>
+        </w:rPr>
+        <w:t xml:space="preserve">$Oxyz$</w:t>
+      </w:r>
+      <w:r>
+        <w:t xml:space="preserve">, mặt phẳng </w:t>
+      </w:r>
+      <w:r>
+        <w:rPr>
+          <w:rFonts w:ascii="Cambria Math" w:hAnsi="Cambria Math"/>
+          <w:i/>
+          <w:sz w:val="26"/>
+        </w:rPr>
+        <w:t xml:space="preserve">$(P): 2x - y + 3z - 4 = 0$</w:t>
+      </w:r>
+      <w:r>
+        <w:t xml:space="preserve"> có một vectơ pháp tuyến là: A. </w:t>
+      </w:r>
+      <w:r>
+        <w:rPr>
+          <w:rFonts w:ascii="Cambria Math" w:hAnsi="Cambria Math"/>
+          <w:i/>
+          <w:sz w:val="26"/>
+        </w:rPr>
+        <w:t xml:space="preserve">$\vec{n} = (2; 1; 3)$</w:t>
+      </w:r>
+      <w:r>
+        <w:t xml:space="preserve"> B. </w:t>
+      </w:r>
+      <w:r>
+        <w:rPr>
+          <w:rFonts w:ascii="Cambria Math" w:hAnsi="Cambria Math"/>
+          <w:i/>
+          <w:sz w:val="26"/>
+        </w:rPr>
+        <w:t xml:space="preserve">$\vec{n} = (-2; 1; -3)$</w:t>
+      </w:r>
+      <w:r>
+        <w:t xml:space="preserve"> C. </w:t>
+      </w:r>
+      <w:r>
+        <w:rPr>
+          <w:rFonts w:ascii="Cambria Math" w:hAnsi="Cambria Math"/>
+          <w:i/>
+          <w:sz w:val="26"/>
+        </w:rPr>
+        <w:t xml:space="preserve">$\vec{n} = (2; -1; 3)$</w:t>
+      </w:r>
+      <w:r>
+        <w:t xml:space="preserve"> D. </w:t>
+      </w:r>
+      <w:r>
+        <w:rPr>
+          <w:rFonts w:ascii="Cambria Math" w:hAnsi="Cambria Math"/>
+          <w:i/>
+          <w:sz w:val="26"/>
+        </w:rPr>
+        <w:t xml:space="preserve">$\vec{n} = (2; -1; -3)$</w:t>
+      </w:r>
+    </w:p>
+    <w:p>
+      <w:pPr>
+        <w:jc w:val="both"/>
+        <w:ind w:firstLine="720"/>
+        <w:spacing w:line="360" w:lineRule="auto" w:after="120"/>
+      </w:pPr>
+      <w:r>
+        <w:rPr>
+          <w:b/>
+        </w:rPr>
+        <w:t xml:space="preserve">Câu 6 (Biết):</w:t>
+      </w:r>
+      <w:r>
+        <w:t xml:space="preserve"> Trong không gian </w:t>
+      </w:r>
+      <w:r>
+        <w:rPr>
+          <w:rFonts w:ascii="Cambria Math" w:hAnsi="Cambria Math"/>
+          <w:i/>
+          <w:sz w:val="26"/>
+        </w:rPr>
+        <w:t xml:space="preserve">$Oxyz$</w:t>
+      </w:r>
+      <w:r>
+        <w:t xml:space="preserve">, đường thẳng </w:t>
+      </w:r>
+      <w:r>
+        <w:rPr>
+          <w:rFonts w:ascii="Cambria Math" w:hAnsi="Cambria Math"/>
+          <w:i/>
+          <w:sz w:val="26"/>
+        </w:rPr>
+        <w:t xml:space="preserve">$d: \frac{x-1}{2} = \frac{y+3}{-1} = \frac{z}{4}$</w:t>
+      </w:r>
+      <w:r>
+        <w:t xml:space="preserve"> có một vectơ chỉ phương là: A. </w:t>
+      </w:r>
+      <w:r>
+        <w:rPr>
+          <w:rFonts w:ascii="Cambria Math" w:hAnsi="Cambria Math"/>
+          <w:i/>
+          <w:sz w:val="26"/>
+        </w:rPr>
+        <w:t xml:space="preserve">$\vec{u} = (1; -3; 0)$</w:t>
+      </w:r>
+      <w:r>
+        <w:t xml:space="preserve"> B. </w:t>
+      </w:r>
+      <w:r>
+        <w:rPr>
+          <w:rFonts w:ascii="Cambria Math" w:hAnsi="Cambria Math"/>
+          <w:i/>
+          <w:sz w:val="26"/>
+        </w:rPr>
+        <w:t xml:space="preserve">$\vec{u} = (2; 1; 4)$</w:t>
+      </w:r>
+      <w:r>
+        <w:t xml:space="preserve"> C. </w:t>
+      </w:r>
+      <w:r>
+        <w:rPr>
+          <w:rFonts w:ascii="Cambria Math" w:hAnsi="Cambria Math"/>
+          <w:i/>
+          <w:sz w:val="26"/>
+        </w:rPr>
+        <w:t xml:space="preserve">$\vec{u} = (-2; 1; -4)$</w:t>
+      </w:r>
+      <w:r>
+        <w:t xml:space="preserve"> D. </w:t>
+      </w:r>
+      <w:r>
+        <w:rPr>
+          <w:rFonts w:ascii="Cambria Math" w:hAnsi="Cambria Math"/>
+          <w:i/>
+          <w:sz w:val="26"/>
+        </w:rPr>
+        <w:t xml:space="preserve">$\vec{u} = (2; -1; 4)$</w:t>
+      </w:r>
+    </w:p>
+    <w:p>
+      <w:pPr>
+        <w:jc w:val="both"/>
+        <w:ind w:firstLine="720"/>
+        <w:spacing w:line="360" w:lineRule="auto" w:after="120"/>
+      </w:pPr>
+      <w:r>
+        <w:rPr>
+          <w:b/>
+        </w:rPr>
+        <w:t xml:space="preserve">Câu 7 (Biết):</w:t>
+      </w:r>
+      <w:r>
+        <w:t xml:space="preserve"> Trong không gian </w:t>
+      </w:r>
+      <w:r>
+        <w:rPr>
+          <w:rFonts w:ascii="Cambria Math" w:hAnsi="Cambria Math"/>
+          <w:i/>
+          <w:sz w:val="26"/>
+        </w:rPr>
+        <w:t xml:space="preserve">$Oxyz$</w:t>
+      </w:r>
+      <w:r>
+        <w:t xml:space="preserve">, khoảng cách giữa hai điểm </w:t>
+      </w:r>
+      <w:r>
+        <w:rPr>
+          <w:rFonts w:ascii="Cambria Math" w:hAnsi="Cambria Math"/>
+          <w:i/>
+          <w:sz w:val="26"/>
+        </w:rPr>
+        <w:t xml:space="preserve">$M(1; -1; 2)$</w:t>
+      </w:r>
+      <w:r>
+        <w:t xml:space="preserve"> và </w:t>
+      </w:r>
+      <w:r>
+        <w:rPr>
+          <w:rFonts w:ascii="Cambria Math" w:hAnsi="Cambria Math"/>
+          <w:i/>
+          <w:sz w:val="26"/>
+        </w:rPr>
+        <w:t xml:space="preserve">$N(3; -1; 0)$</w:t>
+      </w:r>
+      <w:r>
+        <w:t xml:space="preserve"> là: A. </w:t>
+      </w:r>
+      <w:r>
+        <w:rPr>
+          <w:rFonts w:ascii="Cambria Math" w:hAnsi="Cambria Math"/>
+          <w:i/>
+          <w:sz w:val="26"/>
+        </w:rPr>
+        <w:t xml:space="preserve">$2\sqrt{2}$</w:t>
+      </w:r>
+      <w:r>
+        <w:t xml:space="preserve">           B. </w:t>
+      </w:r>
+      <w:r>
+        <w:rPr>
+          <w:rFonts w:ascii="Cambria Math" w:hAnsi="Cambria Math"/>
+          <w:i/>
+          <w:sz w:val="26"/>
+        </w:rPr>
+        <w:t xml:space="preserve">$2$</w:t>
+      </w:r>
+      <w:r>
+        <w:t xml:space="preserve">                   C. </w:t>
+      </w:r>
+      <w:r>
+        <w:rPr>
+          <w:rFonts w:ascii="Cambria Math" w:hAnsi="Cambria Math"/>
+          <w:i/>
+          <w:sz w:val="26"/>
+        </w:rPr>
+        <w:t xml:space="preserve">$4$</w:t>
+      </w:r>
+      <w:r>
+        <w:t xml:space="preserve">                   D. </w:t>
+      </w:r>
+      <w:r>
+        <w:rPr>
+          <w:rFonts w:ascii="Cambria Math" w:hAnsi="Cambria Math"/>
+          <w:i/>
+          <w:sz w:val="26"/>
+        </w:rPr>
+        <w:t xml:space="preserve">$\sqrt{2}$</w:t>
+      </w:r>
+    </w:p>
+    <w:p>
+      <w:pPr>
+        <w:jc w:val="both"/>
+        <w:ind w:firstLine="720"/>
+        <w:spacing w:line="360" w:lineRule="auto" w:after="120"/>
+      </w:pPr>
+      <w:r>
+        <w:rPr>
+          <w:b/>
+        </w:rPr>
+        <w:t xml:space="preserve">Câu 8 (Biết):</w:t>
+      </w:r>
+      <w:r>
+        <w:t xml:space="preserve"> Trong không gian </w:t>
+      </w:r>
+      <w:r>
+        <w:rPr>
+          <w:rFonts w:ascii="Cambria Math" w:hAnsi="Cambria Math"/>
+          <w:i/>
+          <w:sz w:val="26"/>
+        </w:rPr>
+        <w:t xml:space="preserve">$Oxyz$</w:t>
+      </w:r>
+      <w:r>
+        <w:t xml:space="preserve">, cho hai vectơ </w:t>
+      </w:r>
+      <w:r>
+        <w:rPr>
+          <w:rFonts w:ascii="Cambria Math" w:hAnsi="Cambria Math"/>
+          <w:i/>
+          <w:sz w:val="26"/>
+        </w:rPr>
+        <w:t xml:space="preserve">$\vec{a} = (m; 2; -1)$</w:t>
+      </w:r>
+      <w:r>
+        <w:t xml:space="preserve"> và </w:t>
+      </w:r>
+      <w:r>
+        <w:rPr>
+          <w:rFonts w:ascii="Cambria Math" w:hAnsi="Cambria Math"/>
+          <w:i/>
+          <w:sz w:val="26"/>
+        </w:rPr>
+        <w:t xml:space="preserve">$\vec{b} = (1; -1; 3)$</w:t>
+      </w:r>
+      <w:r>
+        <w:t xml:space="preserve">. Để </w:t>
+      </w:r>
+      <w:r>
+        <w:rPr>
+          <w:rFonts w:ascii="Cambria Math" w:hAnsi="Cambria Math"/>
+          <w:i/>
+          <w:sz w:val="26"/>
+        </w:rPr>
+        <w:t xml:space="preserve">$\vec{a}$</w:t>
+      </w:r>
+      <w:r>
+        <w:t xml:space="preserve"> và </w:t>
+      </w:r>
+      <w:r>
+        <w:rPr>
+          <w:rFonts w:ascii="Cambria Math" w:hAnsi="Cambria Math"/>
+          <w:i/>
+          <w:sz w:val="26"/>
+        </w:rPr>
+        <w:t xml:space="preserve">$\vec{b}$</w:t>
+      </w:r>
+      <w:r>
+        <w:t xml:space="preserve"> vuông góc với nhau thì giá trị của </w:t>
+      </w:r>
+      <w:r>
+        <w:rPr>
+          <w:rFonts w:ascii="Cambria Math" w:hAnsi="Cambria Math"/>
+          <w:i/>
+          <w:sz w:val="26"/>
+        </w:rPr>
+        <w:t xml:space="preserve">$m$</w:t>
+      </w:r>
+      <w:r>
+        <w:t xml:space="preserve"> là: A. </w:t>
+      </w:r>
+      <w:r>
+        <w:rPr>
+          <w:rFonts w:ascii="Cambria Math" w:hAnsi="Cambria Math"/>
+          <w:i/>
+          <w:sz w:val="26"/>
+        </w:rPr>
+        <w:t xml:space="preserve">$1$</w:t>
+      </w:r>
+      <w:r>
+        <w:t xml:space="preserve">                   B. </w:t>
+      </w:r>
+      <w:r>
+        <w:rPr>
+          <w:rFonts w:ascii="Cambria Math" w:hAnsi="Cambria Math"/>
+          <w:i/>
+          <w:sz w:val="26"/>
+        </w:rPr>
+        <w:t xml:space="preserve">$5$</w:t>
+      </w:r>
+      <w:r>
+        <w:t xml:space="preserve">                   C. </w:t>
+      </w:r>
+      <w:r>
+        <w:rPr>
+          <w:rFonts w:ascii="Cambria Math" w:hAnsi="Cambria Math"/>
+          <w:i/>
+          <w:sz w:val="26"/>
+        </w:rPr>
+        <w:t xml:space="preserve">$-1$</w:t>
+      </w:r>
+      <w:r>
+        <w:t xml:space="preserve">                  D. </w:t>
+      </w:r>
+      <w:r>
+        <w:rPr>
+          <w:rFonts w:ascii="Cambria Math" w:hAnsi="Cambria Math"/>
+          <w:i/>
+          <w:sz w:val="26"/>
+        </w:rPr>
+        <w:t xml:space="preserve">$-5$</w:t>
+      </w:r>
+    </w:p>
+    <w:p>
+      <w:pPr>
+        <w:jc w:val="both"/>
+        <w:ind w:firstLine="720"/>
+        <w:spacing w:line="360" w:lineRule="auto" w:after="120"/>
+      </w:pPr>
+      <w:r>
+        <w:rPr>
+          <w:b/>
+        </w:rPr>
+        <w:t xml:space="preserve">Câu 9 (Hiểu):</w:t>
+      </w:r>
+      <w:r>
+        <w:t xml:space="preserve"> Trong không gian </w:t>
+      </w:r>
+      <w:r>
+        <w:rPr>
+          <w:rFonts w:ascii="Cambria Math" w:hAnsi="Cambria Math"/>
+          <w:i/>
+          <w:sz w:val="26"/>
+        </w:rPr>
+        <w:t xml:space="preserve">$Oxyz$</w:t>
+      </w:r>
+      <w:r>
+        <w:t xml:space="preserve">, mặt phẳng đi qua điểm </w:t>
+      </w:r>
+      <w:r>
+        <w:rPr>
+          <w:rFonts w:ascii="Cambria Math" w:hAnsi="Cambria Math"/>
+          <w:i/>
+          <w:sz w:val="26"/>
+        </w:rPr>
+        <w:t xml:space="preserve">$A(1; 2; -1)$</w:t>
+      </w:r>
+      <w:r>
+        <w:t xml:space="preserve"> và vuông góc với đường thẳng </w:t>
+      </w:r>
+      <w:r>
+        <w:rPr>
+          <w:rFonts w:ascii="Cambria Math" w:hAnsi="Cambria Math"/>
+          <w:i/>
+          <w:sz w:val="26"/>
+        </w:rPr>
+        <w:t xml:space="preserve">$\Delta: \frac{x-1}{2} = \frac{y}{1} = \frac{z+2}{-3}$</w:t>
+      </w:r>
+      <w:r>
+        <w:t xml:space="preserve"> có phương trình là: A. </w:t>
+      </w:r>
+      <w:r>
+        <w:rPr>
+          <w:rFonts w:ascii="Cambria Math" w:hAnsi="Cambria Math"/>
+          <w:i/>
+          <w:sz w:val="26"/>
+        </w:rPr>
+        <w:t xml:space="preserve">$2x + y - 3z + 3 = 0$</w:t>
+      </w:r>
+      <w:r>
+        <w:t xml:space="preserve"> B. </w:t>
+      </w:r>
+      <w:r>
+        <w:rPr>
+          <w:rFonts w:ascii="Cambria Math" w:hAnsi="Cambria Math"/>
+          <w:i/>
+          <w:sz w:val="26"/>
+        </w:rPr>
+        <w:t xml:space="preserve">$2x + y - 3z - 7 = 0$</w:t>
+      </w:r>
+    </w:p>
+    <w:p>
+      <w:pPr>
+        <w:pStyle w:val="Heading1"/>
+        <w:jc w:val="left"/>
+        <w:spacing w:before="240" w:after="120" w:line="360" w:lineRule="auto"/>
+      </w:pPr>
+      <w:r>
+        <w:rPr>
+          <w:rFonts w:ascii="Cambria Math" w:hAnsi="Cambria Math"/>
+          <w:i/>
+          <w:sz w:val="26"/>
+        </w:rPr>
+        <w:t xml:space="preserve">$2x + y - 3z - 3 = 0$</w:t>
+      </w:r>
+    </w:p>
+    <w:p>
+      <w:pPr>
+        <w:jc w:val="both"/>
+        <w:ind w:firstLine="720"/>
+        <w:spacing w:line="360" w:lineRule="auto" w:after="120"/>
+      </w:pPr>
+      <w:r>
+        <w:t xml:space="preserve">D. </w:t>
+      </w:r>
+      <w:r>
+        <w:rPr>
+          <w:rFonts w:ascii="Cambria Math" w:hAnsi="Cambria Math"/>
+          <w:i/>
+          <w:sz w:val="26"/>
+        </w:rPr>
+        <w:t xml:space="preserve">$2x + y - 3z + 7 = 0$</w:t>
+      </w:r>
+    </w:p>
+    <w:p>
+      <w:pPr>
+        <w:jc w:val="both"/>
+        <w:ind w:firstLine="720"/>
+        <w:spacing w:line="360" w:lineRule="auto" w:after="120"/>
+      </w:pPr>
+      <w:r>
+        <w:rPr>
+          <w:b/>
+        </w:rPr>
+        <w:t xml:space="preserve">Câu 10 (Hiểu):</w:t>
+      </w:r>
+      <w:r>
+        <w:t xml:space="preserve"> Trong không gian </w:t>
+      </w:r>
+      <w:r>
+        <w:rPr>
+          <w:rFonts w:ascii="Cambria Math" w:hAnsi="Cambria Math"/>
+          <w:i/>
+          <w:sz w:val="26"/>
+        </w:rPr>
+        <w:t xml:space="preserve">$Oxyz$</w:t>
+      </w:r>
+      <w:r>
+        <w:t xml:space="preserve">, đường thẳng đi qua điểm </w:t>
+      </w:r>
+      <w:r>
+        <w:rPr>
+          <w:rFonts w:ascii="Cambria Math" w:hAnsi="Cambria Math"/>
+          <w:i/>
+          <w:sz w:val="26"/>
+        </w:rPr>
+        <w:t xml:space="preserve">$M(1; 0; -2)$</w:t>
+      </w:r>
+      <w:r>
+        <w:t xml:space="preserve"> và song song với mặt phẳng </w:t>
+      </w:r>
+      <w:r>
+        <w:rPr>
+          <w:rFonts w:ascii="Cambria Math" w:hAnsi="Cambria Math"/>
+          <w:i/>
+          <w:sz w:val="26"/>
+        </w:rPr>
+        <w:t xml:space="preserve">$(P): x + 2y - z + 1 = 0$</w:t>
+      </w:r>
+      <w:r>
+        <w:t xml:space="preserve"> có phương trình tham số là: A. </w:t>
+      </w:r>
+      <w:r>
+        <w:rPr>
+          <w:rFonts w:ascii="Cambria Math" w:hAnsi="Cambria Math"/>
+          <w:i/>
+          <w:sz w:val="26"/>
+        </w:rPr>
+        <w:t xml:space="preserve">$\begin{cases} x = 1+t \\ y = 2t \\ z = -2-t \end{cases}$</w:t>
+      </w:r>
+      <w:r>
+        <w:t xml:space="preserve">     B. </w:t>
+      </w:r>
+      <w:r>
+        <w:rPr>
+          <w:rFonts w:ascii="Cambria Math" w:hAnsi="Cambria Math"/>
+          <w:i/>
+          <w:sz w:val="26"/>
+        </w:rPr>
+        <w:t xml:space="preserve">$\begin{cases} x = 1+t \\ y = 0 \\ z = -2+t \end{cases}$</w:t>
+      </w:r>
+    </w:p>
+    <w:p>
+      <w:pPr>
+        <w:pStyle w:val="Heading1"/>
+        <w:jc w:val="left"/>
+        <w:spacing w:before="240" w:after="120" w:line="360" w:lineRule="auto"/>
+      </w:pPr>
+      <w:r>
+        <w:rPr>
+          <w:rFonts w:ascii="Cambria Math" w:hAnsi="Cambria Math"/>
+          <w:i/>
+          <w:sz w:val="26"/>
+        </w:rPr>
+        <w:t xml:space="preserve">$\begin{cases} x = 1+2t \\ y = t \\ z = -2-t \end{cases}$</w:t>
+      </w:r>
+      <w:r>
+        <w:t xml:space="preserve">   D. </w:t>
+      </w:r>
+      <w:r>
+        <w:rPr>
+          <w:rFonts w:ascii="Cambria Math" w:hAnsi="Cambria Math"/>
+          <w:i/>
+          <w:sz w:val="26"/>
+        </w:rPr>
+        <w:t xml:space="preserve">$\begin{cases} x = 1+t \\ y = t \\ z = -2+3t \end{cases}$</w:t>
+      </w:r>
+    </w:p>
+    <w:p>
+      <w:r>
+        <w:br w:type="page"/>
+      </w:r>
+    </w:p>
+    <w:p>
+      <w:pPr>
+        <w:jc w:val="both"/>
+        <w:ind w:firstLine="720"/>
+        <w:spacing w:line="360" w:lineRule="auto" w:after="120"/>
+      </w:pPr>
+      <w:r>
+        <w:rPr>
+          <w:b/>
+        </w:rPr>
+        <w:t xml:space="preserve">PHẦN II. TỰ LUẬN (5.0 điểm)</w:t>
+      </w:r>
+    </w:p>
+    <w:p>
+      <w:pPr>
+        <w:jc w:val="both"/>
+        <w:ind w:firstLine="720"/>
+        <w:spacing w:line="360" w:lineRule="auto" w:after="120"/>
+      </w:pPr>
+      <w:r>
+        <w:rPr>
+          <w:b/>
+        </w:rPr>
+        <w:t xml:space="preserve">Câu 1 (2.5 điểm):</w:t>
+      </w:r>
+      <w:r>
+        <w:t xml:space="preserve"> Trong không gian </w:t>
+      </w:r>
+      <w:r>
+        <w:rPr>
+          <w:rFonts w:ascii="Cambria Math" w:hAnsi="Cambria Math"/>
+          <w:i/>
+          <w:sz w:val="26"/>
+        </w:rPr>
+        <w:t xml:space="preserve">$Oxyz$</w:t>
+      </w:r>
+      <w:r>
+        <w:t xml:space="preserve">, cho điểm </w:t>
+      </w:r>
+      <w:r>
+        <w:rPr>
+          <w:rFonts w:ascii="Cambria Math" w:hAnsi="Cambria Math"/>
+          <w:i/>
+          <w:sz w:val="26"/>
+        </w:rPr>
+        <w:t xml:space="preserve">$A(1; 2; 3)$</w:t>
+      </w:r>
+      <w:r>
+        <w:t xml:space="preserve"> và mặt phẳng </w:t>
+      </w:r>
+      <w:r>
+        <w:rPr>
+          <w:rFonts w:ascii="Cambria Math" w:hAnsi="Cambria Math"/>
+          <w:i/>
+          <w:sz w:val="26"/>
+        </w:rPr>
+        <w:t xml:space="preserve">$(P): x - 2y + z - 1 = 0$</w:t>
+      </w:r>
+      <w:r>
+        <w:t xml:space="preserve">. a) (Hiểu - 2.0 điểm) Viết phương trình đường thẳng </w:t>
+      </w:r>
+      <w:r>
+        <w:rPr>
+          <w:rFonts w:ascii="Cambria Math" w:hAnsi="Cambria Math"/>
+          <w:i/>
+          <w:sz w:val="26"/>
+        </w:rPr>
+        <w:t xml:space="preserve">$d$</w:t>
+      </w:r>
+      <w:r>
+        <w:t xml:space="preserve"> đi qua </w:t>
+      </w:r>
+      <w:r>
+        <w:rPr>
+          <w:rFonts w:ascii="Cambria Math" w:hAnsi="Cambria Math"/>
+          <w:i/>
+          <w:sz w:val="26"/>
+        </w:rPr>
+        <w:t xml:space="preserve">$A$</w:t>
+      </w:r>
+      <w:r>
+        <w:t xml:space="preserve"> và vuông góc với mặt phẳng </w:t>
+      </w:r>
+      <w:r>
+        <w:rPr>
+          <w:rFonts w:ascii="Cambria Math" w:hAnsi="Cambria Math"/>
+          <w:i/>
+          <w:sz w:val="26"/>
+        </w:rPr>
+        <w:t xml:space="preserve">$(P)$</w:t>
+      </w:r>
+      <w:r>
+        <w:t xml:space="preserve">. b) (Vận dụng - 0.5 điểm) Tìm tọa độ giao điểm </w:t>
+      </w:r>
+      <w:r>
+        <w:rPr>
+          <w:rFonts w:ascii="Cambria Math" w:hAnsi="Cambria Math"/>
+          <w:i/>
+          <w:sz w:val="26"/>
+        </w:rPr>
+        <w:t xml:space="preserve">$H$</w:t>
+      </w:r>
+      <w:r>
+        <w:t xml:space="preserve"> của đường thẳng </w:t>
+      </w:r>
+      <w:r>
+        <w:rPr>
+          <w:rFonts w:ascii="Cambria Math" w:hAnsi="Cambria Math"/>
+          <w:i/>
+          <w:sz w:val="26"/>
+        </w:rPr>
+        <w:t xml:space="preserve">$d$</w:t>
+      </w:r>
+      <w:r>
+        <w:t xml:space="preserve"> và mặt phẳng </w:t>
+      </w:r>
+      <w:r>
+        <w:rPr>
+          <w:rFonts w:ascii="Cambria Math" w:hAnsi="Cambria Math"/>
+          <w:i/>
+          <w:sz w:val="26"/>
+        </w:rPr>
+        <w:t xml:space="preserve">$(P)$</w:t>
+      </w:r>
+      <w:r>
+        <w:t xml:space="preserve">.</w:t>
+      </w:r>
+    </w:p>
+    <w:p>
+      <w:pPr>
+        <w:jc w:val="both"/>
+        <w:ind w:firstLine="720"/>
+        <w:spacing w:line="360" w:lineRule="auto" w:after="120"/>
+      </w:pPr>
+      <w:r>
+        <w:rPr>
+          <w:b/>
+        </w:rPr>
+        <w:t xml:space="preserve">Câu 2 (2.5 điểm):</w:t>
+      </w:r>
+      <w:r>
+        <w:t xml:space="preserve"> Trong không gian </w:t>
+      </w:r>
+      <w:r>
+        <w:rPr>
+          <w:rFonts w:ascii="Cambria Math" w:hAnsi="Cambria Math"/>
+          <w:i/>
+          <w:sz w:val="26"/>
+        </w:rPr>
+        <w:t xml:space="preserve">$Oxyz$</w:t>
+      </w:r>
+      <w:r>
+        <w:t xml:space="preserve">, cho đường thẳng </w:t>
+      </w:r>
+      <w:r>
+        <w:rPr>
+          <w:rFonts w:ascii="Cambria Math" w:hAnsi="Cambria Math"/>
+          <w:i/>
+          <w:sz w:val="26"/>
+        </w:rPr>
+        <w:t xml:space="preserve">$d: \frac{x-1}{2} = \frac{y}{1} = \frac{z+1}{-1}$</w:t>
+      </w:r>
+      <w:r>
+        <w:t xml:space="preserve"> và điểm </w:t>
+      </w:r>
+      <w:r>
+        <w:rPr>
+          <w:rFonts w:ascii="Cambria Math" w:hAnsi="Cambria Math"/>
+          <w:i/>
+          <w:sz w:val="26"/>
+        </w:rPr>
+        <w:t xml:space="preserve">$M(1; 2; 0)$</w:t>
+      </w:r>
+      <w:r>
+        <w:t xml:space="preserve">. a) (Vận dụng - 1.5 điểm) Viết phương trình mặt phẳng </w:t>
+      </w:r>
+      <w:r>
+        <w:rPr>
+          <w:rFonts w:ascii="Cambria Math" w:hAnsi="Cambria Math"/>
+          <w:i/>
+          <w:sz w:val="26"/>
+        </w:rPr>
+        <w:t xml:space="preserve">$(Q)$</w:t>
+      </w:r>
+      <w:r>
+        <w:t xml:space="preserve"> chứa đường thẳng </w:t>
+      </w:r>
+      <w:r>
+        <w:rPr>
+          <w:rFonts w:ascii="Cambria Math" w:hAnsi="Cambria Math"/>
+          <w:i/>
+          <w:sz w:val="26"/>
+        </w:rPr>
+        <w:t xml:space="preserve">$d$</w:t>
+      </w:r>
+      <w:r>
+        <w:t xml:space="preserve"> và đi qua điểm </w:t>
+      </w:r>
+      <w:r>
+        <w:rPr>
+          <w:rFonts w:ascii="Cambria Math" w:hAnsi="Cambria Math"/>
+          <w:i/>
+          <w:sz w:val="26"/>
+        </w:rPr>
+        <w:t xml:space="preserve">$M$</w:t>
+      </w:r>
+      <w:r>
+        <w:t xml:space="preserve">. b) (Vận dụng cao - 1.0 điểm) Cho hai đường thẳng </w:t>
+      </w:r>
+      <w:r>
+        <w:rPr>
+          <w:rFonts w:ascii="Cambria Math" w:hAnsi="Cambria Math"/>
+          <w:i/>
+          <w:sz w:val="26"/>
+        </w:rPr>
+        <w:t xml:space="preserve">$d_1: \frac{x-1}{2} = \frac{y}{1} = \frac{z+1}{-1}$</w:t>
+      </w:r>
+      <w:r>
+        <w:t xml:space="preserve"> và </w:t>
+      </w:r>
+      <w:r>
+        <w:rPr>
+          <w:rFonts w:ascii="Cambria Math" w:hAnsi="Cambria Math"/>
+          <w:i/>
+          <w:sz w:val="26"/>
+        </w:rPr>
+        <w:t xml:space="preserve">$d_2: \frac{x}{1} = \frac{y-1}{-2} = \frac{z-2}{1}$</w:t>
+      </w:r>
+      <w:r>
+        <w:t xml:space="preserve">. Tính khoảng cách giữa hai đường thẳng </w:t>
+      </w:r>
+      <w:r>
+        <w:rPr>
+          <w:rFonts w:ascii="Cambria Math" w:hAnsi="Cambria Math"/>
+          <w:i/>
+          <w:sz w:val="26"/>
+        </w:rPr>
+        <w:t xml:space="preserve">$d_1$</w:t>
+      </w:r>
+      <w:r>
+        <w:t xml:space="preserve"> và </w:t>
+      </w:r>
+      <w:r>
+        <w:rPr>
+          <w:rFonts w:ascii="Cambria Math" w:hAnsi="Cambria Math"/>
+          <w:i/>
+          <w:sz w:val="26"/>
+        </w:rPr>
+        <w:t xml:space="preserve">$d_2$</w:t>
+      </w:r>
+      <w:r>
+        <w:t xml:space="preserve">.</w:t>
+      </w:r>
+    </w:p>
+    <w:p>
+      <w:r>
+        <w:br w:type="page"/>
+      </w:r>
+    </w:p>
+    <w:p>
+      <w:pPr>
+        <w:jc w:val="both"/>
+        <w:ind w:firstLine="720"/>
+        <w:spacing w:line="360" w:lineRule="auto" w:after="120"/>
+      </w:pPr>
+      <w:r>
+        <w:rPr>
+          <w:b/>
+        </w:rPr>
+        <w:t xml:space="preserve">ĐÁP ÁN VÀ THANG ĐIỂM</w:t>
+      </w:r>
+    </w:p>
+    <w:p>
+      <w:pPr>
+        <w:jc w:val="both"/>
+        <w:ind w:firstLine="720"/>
+        <w:spacing w:line="360" w:lineRule="auto" w:after="120"/>
+      </w:pPr>
+      <w:r>
+        <w:rPr>
+          <w:b/>
+        </w:rPr>
+        <w:t xml:space="preserve">PHẦN I. TRẮC NGHIỆM (5.0 điểm)</w:t>
+      </w:r>
+      <w:r>
+        <w:t xml:space="preserve"> </w:t>
+      </w:r>
+      <w:r>
+        <w:rPr>
+          <w:i/>
+        </w:rPr>
+        <w:t xml:space="preserve">Mỗi câu trả lời đúng được 0.5 điểm.</w:t>
+      </w:r>
+    </w:p>
+    <w:tbl>
+      <w:tblPr>
+        <w:tblW w:w="9360" w:type="dxa"/>
+        <w:tblBorders>
+          <w:top w:val="single" w:sz="4" w:space="0" w:color="000000"/>
+          <w:left w:val="single" w:sz="4" w:space="0" w:color="000000"/>
+          <w:bottom w:val="single" w:sz="4" w:space="0" w:color="000000"/>
+          <w:right w:val="single" w:sz="4" w:space="0" w:color="000000"/>
+          <w:insideH w:val="single" w:sz="4" w:space="0" w:color="000000"/>
+          <w:insideV w:val="single" w:sz="4" w:space="0" w:color="000000"/>
+        </w:tblBorders>
+        <w:tblLook w:val="04A0"/>
+      </w:tblPr>
+      <w:tblGrid>
+        <w:gridCol w:w="4680"/>
+        <w:gridCol w:w="4680"/>
+      </w:tblGrid>
+      <w:tr>
+        <w:tc>
+          <w:tcPr>
+            <w:tcW w:w="4680" w:type="dxa"/>
+            <w:shd w:val="clear" w:color="auto" w:fill="D5E8F0"/>
+          </w:tcPr>
+          <w:p>
+            <w:pPr>
+              <w:jc w:val="center"/>
+            </w:pPr>
+            <w:r>
+              <w:t xml:space="preserve">Câu</w:t>
+            </w:r>
+          </w:p>
+        </w:tc>
+        <w:tc>
+          <w:tcPr>
+            <w:tcW w:w="4680" w:type="dxa"/>
+            <w:shd w:val="clear" w:color="auto" w:fill="D5E8F0"/>
+          </w:tcPr>
+          <w:p>
+            <w:pPr>
+              <w:jc w:val="center"/>
+            </w:pPr>
+            <w:r>
+              <w:t xml:space="preserve">Đáp án</w:t>
+            </w:r>
+          </w:p>
+        </w:tc>
+      </w:tr>
+      <w:tr>
+        <w:tc>
+          <w:tcPr>
+            <w:tcW w:w="4680" w:type="dxa"/>
+          </w:tcPr>
+          <w:p>
+            <w:pPr>
+              <w:jc w:val="center"/>
+            </w:pPr>
+            <w:r>
+              <w:t xml:space="preserve">1</w:t>
+            </w:r>
+          </w:p>
+        </w:tc>
+        <w:tc>
+          <w:tcPr>
+            <w:tcW w:w="4680" w:type="dxa"/>
+          </w:tcPr>
+          <w:p>
+            <w:pPr>
+              <w:jc w:val="center"/>
+            </w:pPr>
+            <w:r>
+              <w:t xml:space="preserve">A</w:t>
+            </w:r>
+          </w:p>
+        </w:tc>
+      </w:tr>
+      <w:tr>
+        <w:tc>
+          <w:tcPr>
+            <w:tcW w:w="4680" w:type="dxa"/>
+          </w:tcPr>
+          <w:p>
+            <w:pPr>
+              <w:jc w:val="center"/>
+            </w:pPr>
+            <w:r>
+              <w:t xml:space="preserve">2</w:t>
+            </w:r>
+          </w:p>
+        </w:tc>
+        <w:tc>
+          <w:tcPr>
+            <w:tcW w:w="4680" w:type="dxa"/>
+          </w:tcPr>
+          <w:p>
+            <w:pPr>
+              <w:jc w:val="center"/>
+            </w:pPr>
+            <w:r>
+              <w:t xml:space="preserve">B</w:t>
+            </w:r>
+          </w:p>
+        </w:tc>
+      </w:tr>
+      <w:tr>
+        <w:tc>
+          <w:tcPr>
+            <w:tcW w:w="4680" w:type="dxa"/>
+          </w:tcPr>
+          <w:p>
+            <w:pPr>
+              <w:jc w:val="center"/>
+            </w:pPr>
+            <w:r>
+              <w:t xml:space="preserve">3</w:t>
+            </w:r>
+          </w:p>
+        </w:tc>
+        <w:tc>
+          <w:tcPr>
+            <w:tcW w:w="4680" w:type="dxa"/>
+          </w:tcPr>
+          <w:p>
+            <w:pPr>
+              <w:jc w:val="center"/>
+            </w:pPr>
+            <w:r>
+              <w:t xml:space="preserve">A</w:t>
+            </w:r>
+          </w:p>
+        </w:tc>
+      </w:tr>
+      <w:tr>
+        <w:tc>
+          <w:tcPr>
+            <w:tcW w:w="4680" w:type="dxa"/>
+          </w:tcPr>
+          <w:p>
+            <w:pPr>
+              <w:jc w:val="center"/>
+            </w:pPr>
+            <w:r>
+              <w:t xml:space="preserve">4</w:t>
+            </w:r>
+          </w:p>
+        </w:tc>
+        <w:tc>
+          <w:tcPr>
+            <w:tcW w:w="4680" w:type="dxa"/>
+          </w:tcPr>
+          <w:p>
+            <w:pPr>
+              <w:jc w:val="center"/>
+            </w:pPr>
+            <w:r>
+              <w:t xml:space="preserve">C</w:t>
+            </w:r>
+          </w:p>
+        </w:tc>
+      </w:tr>
+      <w:tr>
+        <w:tc>
+          <w:tcPr>
+            <w:tcW w:w="4680" w:type="dxa"/>
+          </w:tcPr>
+          <w:p>
+            <w:pPr>
+              <w:jc w:val="center"/>
+            </w:pPr>
+            <w:r>
+              <w:t xml:space="preserve">5</w:t>
+            </w:r>
+          </w:p>
+        </w:tc>
+        <w:tc>
+          <w:tcPr>
+            <w:tcW w:w="4680" w:type="dxa"/>
+          </w:tcPr>
+          <w:p>
+            <w:pPr>
+              <w:jc w:val="center"/>
+            </w:pPr>
+            <w:r>
+              <w:t xml:space="preserve">C</w:t>
+            </w:r>
+          </w:p>
+        </w:tc>
+      </w:tr>
+      <w:tr>
+        <w:tc>
+          <w:tcPr>
+            <w:tcW w:w="4680" w:type="dxa"/>
+          </w:tcPr>
+          <w:p>
+            <w:pPr>
+              <w:jc w:val="center"/>
+            </w:pPr>
+            <w:r>
+              <w:t xml:space="preserve">6</w:t>
+            </w:r>
+          </w:p>
+        </w:tc>
+        <w:tc>
+          <w:tcPr>
+            <w:tcW w:w="4680" w:type="dxa"/>
+          </w:tcPr>
+          <w:p>
+            <w:pPr>
+              <w:jc w:val="center"/>
+            </w:pPr>
+            <w:r>
+              <w:t xml:space="preserve">D</w:t>
+            </w:r>
+          </w:p>
+        </w:tc>
+      </w:tr>
+      <w:tr>
+        <w:tc>
+          <w:tcPr>
+            <w:tcW w:w="4680" w:type="dxa"/>
+          </w:tcPr>
+          <w:p>
+            <w:pPr>
+              <w:jc w:val="center"/>
+            </w:pPr>
+            <w:r>
+              <w:t xml:space="preserve">7</w:t>
+            </w:r>
+          </w:p>
+        </w:tc>
+        <w:tc>
+          <w:tcPr>
+            <w:tcW w:w="4680" w:type="dxa"/>
+          </w:tcPr>
+          <w:p>
+            <w:pPr>
+              <w:jc w:val="center"/>
+            </w:pPr>
+            <w:r>
+              <w:t xml:space="preserve">A</w:t>
+            </w:r>
+          </w:p>
+        </w:tc>
+      </w:tr>
+      <w:tr>
+        <w:tc>
+          <w:tcPr>
+            <w:tcW w:w="4680" w:type="dxa"/>
+          </w:tcPr>
+          <w:p>
+            <w:pPr>
+              <w:jc w:val="center"/>
+            </w:pPr>
+            <w:r>
+              <w:t xml:space="preserve">8</w:t>
+            </w:r>
+          </w:p>
+        </w:tc>
+        <w:tc>
+          <w:tcPr>
+            <w:tcW w:w="4680" w:type="dxa"/>
+          </w:tcPr>
+          <w:p>
+            <w:pPr>
+              <w:jc w:val="center"/>
+            </w:pPr>
+            <w:r>
+              <w:t xml:space="preserve">B</w:t>
+            </w:r>
+          </w:p>
+        </w:tc>
+      </w:tr>
+      <w:tr>
+        <w:tc>
+          <w:tcPr>
+            <w:tcW w:w="4680" w:type="dxa"/>
+          </w:tcPr>
+          <w:p>
+            <w:pPr>
+              <w:jc w:val="center"/>
+            </w:pPr>
+            <w:r>
+              <w:t xml:space="preserve">9</w:t>
+            </w:r>
+          </w:p>
+        </w:tc>
+        <w:tc>
+          <w:tcPr>
+            <w:tcW w:w="4680" w:type="dxa"/>
+          </w:tcPr>
+          <w:p>
+            <w:pPr>
+              <w:jc w:val="center"/>
+            </w:pPr>
+            <w:r>
+              <w:t xml:space="preserve">B</w:t>
+            </w:r>
+          </w:p>
+        </w:tc>
+      </w:tr>
+      <w:tr>
+        <w:tc>
+          <w:tcPr>
+            <w:tcW w:w="4680" w:type="dxa"/>
+          </w:tcPr>
+          <w:p>
+            <w:pPr>
+              <w:jc w:val="center"/>
+            </w:pPr>
+            <w:r>
+              <w:t xml:space="preserve">10</w:t>
+            </w:r>
+          </w:p>
+        </w:tc>
+        <w:tc>
+          <w:tcPr>
+            <w:tcW w:w="4680" w:type="dxa"/>
+          </w:tcPr>
+          <w:p>
+            <w:pPr>
+              <w:jc w:val="center"/>
+            </w:pPr>
+            <w:r>
+              <w:t xml:space="preserve">A</w:t>
+            </w:r>
+          </w:p>
+        </w:tc>
+      </w:tr>
+    </w:tbl>
+    <w:p>
+      <w:pPr>
+        <w:spacing w:after="120"/>
+      </w:pPr>
+    </w:p>
+    <w:p>
+      <w:pPr>
+        <w:jc w:val="both"/>
+        <w:ind w:firstLine="720"/>
+        <w:spacing w:line="360" w:lineRule="auto" w:after="120"/>
+      </w:pPr>
+      <w:r>
+        <w:rPr>
+          <w:b/>
+        </w:rPr>
+        <w:t xml:space="preserve">PHẦN II. TỰ LUẬN (5.0 điểm)</w:t>
+      </w:r>
+    </w:p>
+    <w:p>
+      <w:pPr>
+        <w:jc w:val="both"/>
+        <w:ind w:firstLine="720"/>
+        <w:spacing w:line="360" w:lineRule="auto" w:after="120"/>
+      </w:pPr>
+      <w:r>
+        <w:rPr>
+          <w:b/>
+        </w:rPr>
+        <w:t xml:space="preserve">Câu 1 (2.5 điểm):</w:t>
+      </w:r>
+      <w:r>
+        <w:t xml:space="preserve"> a) (Hiểu - 2.0 điểm)</w:t>
+      </w:r>
+    </w:p>
+    <w:p>
+      <w:pPr>
+        <w:jc w:val="both"/>
+        <w:tabs>
+          <w:tab w:val="left" w:pos="720"/>
+        </w:tabs>
+        <w:ind w:left="720" w:hanging="360"/>
+        <w:spacing w:after="60"/>
+      </w:pPr>
+      <w:r>
+        <w:t xml:space="preserve">• </w:t>
+        <w:tab/>
+      </w:r>
+      <w:r>
+        <w:t xml:space="preserve">Mặt phẳng </w:t>
+      </w:r>
+      <w:r>
+        <w:rPr>
+          <w:rFonts w:ascii="Cambria Math" w:hAnsi="Cambria Math"/>
+          <w:i/>
+          <w:sz w:val="26"/>
+        </w:rPr>
+        <w:t xml:space="preserve">$(P)$</w:t>
+      </w:r>
+      <w:r>
+        <w:t xml:space="preserve"> có vectơ pháp tuyến </w:t>
+      </w:r>
+      <w:r>
+        <w:rPr>
+          <w:rFonts w:ascii="Cambria Math" w:hAnsi="Cambria Math"/>
+          <w:i/>
+          <w:sz w:val="26"/>
+        </w:rPr>
+        <w:t xml:space="preserve">$\vec{n_P} = (1; -2; 1)$</w:t>
+      </w:r>
+      <w:r>
+        <w:t xml:space="preserve">. (0.5 điểm)</w:t>
+      </w:r>
+    </w:p>
+    <w:p>
+      <w:pPr>
+        <w:jc w:val="both"/>
+        <w:tabs>
+          <w:tab w:val="left" w:pos="720"/>
+        </w:tabs>
+        <w:ind w:left="720" w:hanging="360"/>
+        <w:spacing w:after="60"/>
+      </w:pPr>
+      <w:r>
+        <w:t xml:space="preserve">• </w:t>
+        <w:tab/>
+      </w:r>
+      <w:r>
+        <w:t xml:space="preserve">Vì đường thẳng </w:t>
+      </w:r>
+      <w:r>
+        <w:rPr>
+          <w:rFonts w:ascii="Cambria Math" w:hAnsi="Cambria Math"/>
+          <w:i/>
+          <w:sz w:val="26"/>
+        </w:rPr>
+        <w:t xml:space="preserve">$d$</w:t>
+      </w:r>
+      <w:r>
+        <w:t xml:space="preserve"> vuông góc với </w:t>
+      </w:r>
+      <w:r>
+        <w:rPr>
+          <w:rFonts w:ascii="Cambria Math" w:hAnsi="Cambria Math"/>
+          <w:i/>
+          <w:sz w:val="26"/>
+        </w:rPr>
+        <w:t xml:space="preserve">$(P)$</w:t>
+      </w:r>
+      <w:r>
+        <w:t xml:space="preserve"> nên </w:t>
+      </w:r>
+      <w:r>
+        <w:rPr>
+          <w:rFonts w:ascii="Cambria Math" w:hAnsi="Cambria Math"/>
+          <w:i/>
+          <w:sz w:val="26"/>
+        </w:rPr>
+        <w:t xml:space="preserve">$d$</w:t>
+      </w:r>
+      <w:r>
+        <w:t xml:space="preserve"> nhận </w:t>
+      </w:r>
+      <w:r>
+        <w:rPr>
+          <w:rFonts w:ascii="Cambria Math" w:hAnsi="Cambria Math"/>
+          <w:i/>
+          <w:sz w:val="26"/>
+        </w:rPr>
+        <w:t xml:space="preserve">$\vec{n_P}$</w:t>
+      </w:r>
+      <w:r>
+        <w:t xml:space="preserve"> làm vectơ chỉ phương. Vậy </w:t>
+      </w:r>
+      <w:r>
+        <w:rPr>
+          <w:rFonts w:ascii="Cambria Math" w:hAnsi="Cambria Math"/>
+          <w:i/>
+          <w:sz w:val="26"/>
+        </w:rPr>
+        <w:t xml:space="preserve">$\vec{u_d} = (1; -2; 1)$</w:t>
+      </w:r>
+      <w:r>
+        <w:t xml:space="preserve">. (0.5 điểm)</w:t>
+      </w:r>
+    </w:p>
+    <w:p>
+      <w:pPr>
+        <w:jc w:val="both"/>
+        <w:tabs>
+          <w:tab w:val="left" w:pos="720"/>
+        </w:tabs>
+        <w:ind w:left="720" w:hanging="360"/>
+        <w:spacing w:after="60"/>
+      </w:pPr>
+      <w:r>
+        <w:t xml:space="preserve">• </w:t>
+        <w:tab/>
+      </w:r>
+      <w:r>
+        <w:t xml:space="preserve">Đường thẳng </w:t>
+      </w:r>
+      <w:r>
+        <w:rPr>
+          <w:rFonts w:ascii="Cambria Math" w:hAnsi="Cambria Math"/>
+          <w:i/>
+          <w:sz w:val="26"/>
+        </w:rPr>
+        <w:t xml:space="preserve">$d$</w:t>
+      </w:r>
+      <w:r>
+        <w:t xml:space="preserve"> đi qua </w:t>
+      </w:r>
+      <w:r>
+        <w:rPr>
+          <w:rFonts w:ascii="Cambria Math" w:hAnsi="Cambria Math"/>
+          <w:i/>
+          <w:sz w:val="26"/>
+        </w:rPr>
+        <w:t xml:space="preserve">$A(1; 2; 3)$</w:t>
+      </w:r>
+      <w:r>
+        <w:t xml:space="preserve"> và có vectơ chỉ phương </w:t>
+      </w:r>
+      <w:r>
+        <w:rPr>
+          <w:rFonts w:ascii="Cambria Math" w:hAnsi="Cambria Math"/>
+          <w:i/>
+          <w:sz w:val="26"/>
+        </w:rPr>
+        <w:t xml:space="preserve">$\vec{u_d} = (1; -2; 1)$</w:t>
+      </w:r>
+      <w:r>
+        <w:t xml:space="preserve"> có phương trình tham số là: </w:t>
+      </w:r>
+      <w:r>
+        <w:rPr>
+          <w:rFonts w:ascii="Cambria Math" w:hAnsi="Cambria Math"/>
+          <w:i/>
+          <w:sz w:val="26"/>
+        </w:rPr>
+        <w:t xml:space="preserve">$d: \begin{cases} x = 1+t \\ y = 2-2t \\ z = 3+t \end{cases}$</w:t>
+      </w:r>
+      <w:r>
+        <w:t xml:space="preserve"> (1.0 điểm)</w:t>
+      </w:r>
+    </w:p>
+    <w:p>
+      <w:pPr>
+        <w:jc w:val="both"/>
+        <w:ind w:firstLine="720"/>
+        <w:spacing w:line="360" w:lineRule="auto" w:after="120"/>
+      </w:pPr>
+      <w:r>
+        <w:t xml:space="preserve">b) (Vận dụng - 0.5 điểm)</w:t>
+      </w:r>
+    </w:p>
+    <w:p>
+      <w:pPr>
+        <w:jc w:val="both"/>
+        <w:tabs>
+          <w:tab w:val="left" w:pos="720"/>
+        </w:tabs>
+        <w:ind w:left="720" w:hanging="360"/>
+        <w:spacing w:after="60"/>
+      </w:pPr>
+      <w:r>
+        <w:t xml:space="preserve">• </w:t>
+        <w:tab/>
+      </w:r>
+      <w:r>
+        <w:t xml:space="preserve">Thay tọa độ điểm </w:t>
+      </w:r>
+      <w:r>
+        <w:rPr>
+          <w:rFonts w:ascii="Cambria Math" w:hAnsi="Cambria Math"/>
+          <w:i/>
+          <w:sz w:val="26"/>
+        </w:rPr>
+        <w:t xml:space="preserve">$H$</w:t>
+      </w:r>
+      <w:r>
+        <w:t xml:space="preserve"> thuộc </w:t>
+      </w:r>
+      <w:r>
+        <w:rPr>
+          <w:rFonts w:ascii="Cambria Math" w:hAnsi="Cambria Math"/>
+          <w:i/>
+          <w:sz w:val="26"/>
+        </w:rPr>
+        <w:t xml:space="preserve">$d$</w:t>
+      </w:r>
+      <w:r>
+        <w:t xml:space="preserve"> vào phương trình </w:t>
+      </w:r>
+      <w:r>
+        <w:rPr>
+          <w:rFonts w:ascii="Cambria Math" w:hAnsi="Cambria Math"/>
+          <w:i/>
+          <w:sz w:val="26"/>
+        </w:rPr>
+        <w:t xml:space="preserve">$(P)$</w:t>
+      </w:r>
+      <w:r>
+        <w:t xml:space="preserve">: </w:t>
+      </w:r>
+      <w:r>
+        <w:rPr>
+          <w:rFonts w:ascii="Cambria Math" w:hAnsi="Cambria Math"/>
+          <w:i/>
+          <w:sz w:val="26"/>
+        </w:rPr>
+        <w:t xml:space="preserve">$(1+t) - 2(2-2t) + (3+t) - 1 = 0$</w:t>
+      </w:r>
+      <w:r>
+        <w:t xml:space="preserve"> (0.25 điểm) </w:t>
+      </w:r>
+      <w:r>
+        <w:rPr>
+          <w:rFonts w:ascii="Cambria Math" w:hAnsi="Cambria Math"/>
+          <w:i/>
+          <w:sz w:val="26"/>
+        </w:rPr>
+        <w:t xml:space="preserve">$1+t - 4+4t + 3+t - 1 = 0 \Rightarrow 6t - 1 = 0 \Rightarrow t = \frac{1}{6}$</w:t>
+      </w:r>
+    </w:p>
+    <w:p>
+      <w:pPr>
+        <w:jc w:val="both"/>
+        <w:tabs>
+          <w:tab w:val="left" w:pos="720"/>
+        </w:tabs>
+        <w:ind w:left="720" w:hanging="360"/>
+        <w:spacing w:after="60"/>
+      </w:pPr>
+      <w:r>
+        <w:t xml:space="preserve">• </w:t>
+        <w:tab/>
+      </w:r>
+      <w:r>
+        <w:t xml:space="preserve">Thay </w:t>
+      </w:r>
+      <w:r>
+        <w:rPr>
+          <w:rFonts w:ascii="Cambria Math" w:hAnsi="Cambria Math"/>
+          <w:i/>
+          <w:sz w:val="26"/>
+        </w:rPr>
+        <w:t xml:space="preserve">$t = \frac{1}{6}$</w:t>
+      </w:r>
+      <w:r>
+        <w:t xml:space="preserve"> vào phương trình </w:t>
+      </w:r>
+      <w:r>
+        <w:rPr>
+          <w:rFonts w:ascii="Cambria Math" w:hAnsi="Cambria Math"/>
+          <w:i/>
+          <w:sz w:val="26"/>
+        </w:rPr>
+        <w:t xml:space="preserve">$d$</w:t>
+      </w:r>
+      <w:r>
+        <w:t xml:space="preserve">, ta được tọa độ </w:t>
+      </w:r>
+      <w:r>
+        <w:rPr>
+          <w:rFonts w:ascii="Cambria Math" w:hAnsi="Cambria Math"/>
+          <w:i/>
+          <w:sz w:val="26"/>
+        </w:rPr>
+        <w:t xml:space="preserve">$H$</w:t>
+      </w:r>
+      <w:r>
+        <w:t xml:space="preserve">: </w:t>
+      </w:r>
+      <w:r>
+        <w:rPr>
+          <w:rFonts w:ascii="Cambria Math" w:hAnsi="Cambria Math"/>
+          <w:i/>
+          <w:sz w:val="26"/>
+        </w:rPr>
+        <w:t xml:space="preserve">$H\left(1+\frac{1}{6}; 2-2\cdot\frac{1}{6}; 3+\frac{1}{6}\right) \Rightarrow H\left(\frac{7}{6}; \frac{10}{6}; \frac{19}{6}\right) = H\left(\frac{7}{6}; \frac{5}{3}; \frac{19}{6}\right)$</w:t>
+      </w:r>
+      <w:r>
+        <w:t xml:space="preserve"> (0.25 điểm)</w:t>
+      </w:r>
+    </w:p>
+    <w:p>
+      <w:pPr>
+        <w:jc w:val="both"/>
+        <w:ind w:firstLine="720"/>
+        <w:spacing w:line="360" w:lineRule="auto" w:after="120"/>
+      </w:pPr>
+      <w:r>
+        <w:rPr>
+          <w:b/>
+        </w:rPr>
+        <w:t xml:space="preserve">Câu 2 (2.5 điểm):</w:t>
+      </w:r>
+      <w:r>
+        <w:t xml:space="preserve"> a) (Vận dụng - 1.5 điểm)</w:t>
+      </w:r>
+    </w:p>
+    <w:p>
+      <w:pPr>
+        <w:jc w:val="both"/>
+        <w:tabs>
+          <w:tab w:val="left" w:pos="720"/>
+        </w:tabs>
+        <w:ind w:left="720" w:hanging="360"/>
+        <w:spacing w:after="60"/>
+      </w:pPr>
+      <w:r>
+        <w:t xml:space="preserve">• </w:t>
+        <w:tab/>
+      </w:r>
+      <w:r>
+        <w:t xml:space="preserve">Đường thẳng </w:t>
+      </w:r>
+      <w:r>
+        <w:rPr>
+          <w:rFonts w:ascii="Cambria Math" w:hAnsi="Cambria Math"/>
+          <w:i/>
+          <w:sz w:val="26"/>
+        </w:rPr>
+        <w:t xml:space="preserve">$d$</w:t>
+      </w:r>
+      <w:r>
+        <w:t xml:space="preserve"> đi qua điểm </w:t>
+      </w:r>
+      <w:r>
+        <w:rPr>
+          <w:rFonts w:ascii="Cambria Math" w:hAnsi="Cambria Math"/>
+          <w:i/>
+          <w:sz w:val="26"/>
+        </w:rPr>
+        <w:t xml:space="preserve">$A_0(1; 0; -1)$</w:t>
+      </w:r>
+      <w:r>
+        <w:t xml:space="preserve"> và có vectơ chỉ phương </w:t>
+      </w:r>
+      <w:r>
+        <w:rPr>
+          <w:rFonts w:ascii="Cambria Math" w:hAnsi="Cambria Math"/>
+          <w:i/>
+          <w:sz w:val="26"/>
+        </w:rPr>
+        <w:t xml:space="preserve">$\vec{u_d} = (2; 1; -1)$</w:t>
+      </w:r>
+      <w:r>
+        <w:t xml:space="preserve">. (0.25 điểm)</w:t>
+      </w:r>
+    </w:p>
+    <w:p>
+      <w:pPr>
+        <w:jc w:val="both"/>
+        <w:tabs>
+          <w:tab w:val="left" w:pos="720"/>
+        </w:tabs>
+        <w:ind w:left="720" w:hanging="360"/>
+        <w:spacing w:after="60"/>
+      </w:pPr>
+      <w:r>
+        <w:t xml:space="preserve">• </w:t>
+        <w:tab/>
+      </w:r>
+      <w:r>
+        <w:t xml:space="preserve">Mặt phẳng </w:t>
+      </w:r>
+      <w:r>
+        <w:rPr>
+          <w:rFonts w:ascii="Cambria Math" w:hAnsi="Cambria Math"/>
+          <w:i/>
+          <w:sz w:val="26"/>
+        </w:rPr>
+        <w:t xml:space="preserve">$(Q)$</w:t>
+      </w:r>
+      <w:r>
+        <w:t xml:space="preserve"> chứa </w:t>
+      </w:r>
+      <w:r>
+        <w:rPr>
+          <w:rFonts w:ascii="Cambria Math" w:hAnsi="Cambria Math"/>
+          <w:i/>
+          <w:sz w:val="26"/>
+        </w:rPr>
+        <w:t xml:space="preserve">$d$</w:t>
+      </w:r>
+      <w:r>
+        <w:t xml:space="preserve"> và đi qua </w:t>
+      </w:r>
+      <w:r>
+        <w:rPr>
+          <w:rFonts w:ascii="Cambria Math" w:hAnsi="Cambria Math"/>
+          <w:i/>
+          <w:sz w:val="26"/>
+        </w:rPr>
+        <w:t xml:space="preserve">$M(1; 2; 0)$</w:t>
+      </w:r>
+      <w:r>
+        <w:t xml:space="preserve">.</w:t>
+      </w:r>
+    </w:p>
+    <w:p>
+      <w:pPr>
+        <w:jc w:val="both"/>
+        <w:tabs>
+          <w:tab w:val="left" w:pos="720"/>
+        </w:tabs>
+        <w:ind w:left="720" w:hanging="360"/>
+        <w:spacing w:after="60"/>
+      </w:pPr>
+      <w:r>
+        <w:t xml:space="preserve">• </w:t>
+        <w:tab/>
+      </w:r>
+      <w:r>
+        <w:rPr>
+          <w:rFonts w:ascii="Cambria Math" w:hAnsi="Cambria Math"/>
+          <w:i/>
+          <w:sz w:val="26"/>
+        </w:rPr>
+        <w:t xml:space="preserve">$(Q)$</w:t>
+      </w:r>
+      <w:r>
+        <w:t xml:space="preserve"> đi qua </w:t>
+      </w:r>
+      <w:r>
+        <w:rPr>
+          <w:rFonts w:ascii="Cambria Math" w:hAnsi="Cambria Math"/>
+          <w:i/>
+          <w:sz w:val="26"/>
+        </w:rPr>
+        <w:t xml:space="preserve">$M(1; 2; 0)$</w:t>
+      </w:r>
+      <w:r>
+        <w:t xml:space="preserve">. (0.25 điểm)</w:t>
+      </w:r>
+    </w:p>
+    <w:p>
+      <w:pPr>
+        <w:jc w:val="both"/>
+        <w:tabs>
+          <w:tab w:val="left" w:pos="720"/>
+        </w:tabs>
+        <w:ind w:left="720" w:hanging="360"/>
+        <w:spacing w:after="60"/>
+      </w:pPr>
+      <w:r>
+        <w:t xml:space="preserve">• </w:t>
+        <w:tab/>
+      </w:r>
+      <w:r>
+        <w:t xml:space="preserve">Lấy điểm </w:t>
+      </w:r>
+      <w:r>
+        <w:rPr>
+          <w:rFonts w:ascii="Cambria Math" w:hAnsi="Cambria Math"/>
+          <w:i/>
+          <w:sz w:val="26"/>
+        </w:rPr>
+        <w:t xml:space="preserve">$A_0(1; 0; -1)$</w:t>
+      </w:r>
+      <w:r>
+        <w:t xml:space="preserve"> thuộc </w:t>
+      </w:r>
+      <w:r>
+        <w:rPr>
+          <w:rFonts w:ascii="Cambria Math" w:hAnsi="Cambria Math"/>
+          <w:i/>
+          <w:sz w:val="26"/>
+        </w:rPr>
+        <w:t xml:space="preserve">$d$</w:t>
+      </w:r>
+      <w:r>
+        <w:t xml:space="preserve">, ta có vectơ </w:t>
+      </w:r>
+      <w:r>
+        <w:rPr>
+          <w:rFonts w:ascii="Cambria Math" w:hAnsi="Cambria Math"/>
+          <w:i/>
+          <w:sz w:val="26"/>
+        </w:rPr>
+        <w:t xml:space="preserve">$\vec{MA_0} = (1-1; 0-2; -1-0) = (0; -2; -1)$</w:t>
+      </w:r>
+      <w:r>
+        <w:t xml:space="preserve">. (0.25 điểm)</w:t>
+      </w:r>
+    </w:p>
+    <w:p>
+      <w:pPr>
+        <w:jc w:val="both"/>
+        <w:tabs>
+          <w:tab w:val="left" w:pos="720"/>
+        </w:tabs>
+        <w:ind w:left="720" w:hanging="360"/>
+        <w:spacing w:after="60"/>
+      </w:pPr>
+      <w:r>
+        <w:t xml:space="preserve">• </w:t>
+        <w:tab/>
+      </w:r>
+      <w:r>
+        <w:t xml:space="preserve">Mặt phẳng </w:t>
+      </w:r>
+      <w:r>
+        <w:rPr>
+          <w:rFonts w:ascii="Cambria Math" w:hAnsi="Cambria Math"/>
+          <w:i/>
+          <w:sz w:val="26"/>
+        </w:rPr>
+        <w:t xml:space="preserve">$(Q)$</w:t>
+      </w:r>
+      <w:r>
+        <w:t xml:space="preserve"> có vectơ pháp tuyến </w:t>
+      </w:r>
+      <w:r>
+        <w:rPr>
+          <w:rFonts w:ascii="Cambria Math" w:hAnsi="Cambria Math"/>
+          <w:i/>
+          <w:sz w:val="26"/>
+        </w:rPr>
+        <w:t xml:space="preserve">$\vec{n_Q}$</w:t>
+      </w:r>
+      <w:r>
+        <w:t xml:space="preserve"> vuông góc với </w:t>
+      </w:r>
+      <w:r>
+        <w:rPr>
+          <w:rFonts w:ascii="Cambria Math" w:hAnsi="Cambria Math"/>
+          <w:i/>
+          <w:sz w:val="26"/>
+        </w:rPr>
+        <w:t xml:space="preserve">$\vec{u_d}$</w:t>
+      </w:r>
+      <w:r>
+        <w:t xml:space="preserve"> và </w:t>
+      </w:r>
+      <w:r>
+        <w:rPr>
+          <w:rFonts w:ascii="Cambria Math" w:hAnsi="Cambria Math"/>
+          <w:i/>
+          <w:sz w:val="26"/>
+        </w:rPr>
+        <w:t xml:space="preserve">$\vec{MA_0}$</w:t>
+      </w:r>
+      <w:r>
+        <w:t xml:space="preserve">. Ta chọn </w:t>
+      </w:r>
+      <w:r>
+        <w:rPr>
+          <w:rFonts w:ascii="Cambria Math" w:hAnsi="Cambria Math"/>
+          <w:i/>
+          <w:sz w:val="26"/>
+        </w:rPr>
+        <w:t xml:space="preserve">$\vec{n_Q} = [\vec{u_d}, \vec{MA_0}]$</w:t>
+      </w:r>
+      <w:r>
+        <w:t xml:space="preserve">. </w:t>
+      </w:r>
+      <w:r>
+        <w:rPr>
+          <w:rFonts w:ascii="Cambria Math" w:hAnsi="Cambria Math"/>
+          <w:i/>
+          <w:sz w:val="26"/>
+        </w:rPr>
+        <w:t xml:space="preserve">$\vec{n_Q} = [(2; 1; -1), (0; -2; -1)] = (-1-2; 0- (-2); -4-0) = (-3; 2; -4)$</w:t>
+      </w:r>
+      <w:r>
+        <w:t xml:space="preserve">. (0.5 điểm)</w:t>
+      </w:r>
+    </w:p>
+    <w:p>
+      <w:pPr>
+        <w:jc w:val="both"/>
+        <w:tabs>
+          <w:tab w:val="left" w:pos="720"/>
+        </w:tabs>
+        <w:ind w:left="720" w:hanging="360"/>
+        <w:spacing w:after="60"/>
+      </w:pPr>
+      <w:r>
+        <w:t xml:space="preserve">• </w:t>
+        <w:tab/>
+      </w:r>
+      <w:r>
+        <w:t xml:space="preserve">Phương trình mặt phẳng </w:t>
+      </w:r>
+      <w:r>
+        <w:rPr>
+          <w:rFonts w:ascii="Cambria Math" w:hAnsi="Cambria Math"/>
+          <w:i/>
+          <w:sz w:val="26"/>
+        </w:rPr>
+        <w:t xml:space="preserve">$(Q)$</w:t>
+      </w:r>
+      <w:r>
+        <w:t xml:space="preserve"> đi qua </w:t>
+      </w:r>
+      <w:r>
+        <w:rPr>
+          <w:rFonts w:ascii="Cambria Math" w:hAnsi="Cambria Math"/>
+          <w:i/>
+          <w:sz w:val="26"/>
+        </w:rPr>
+        <w:t xml:space="preserve">$M(1; 2; 0)$</w:t>
+      </w:r>
+      <w:r>
+        <w:t xml:space="preserve"> và có VTPT </w:t>
+      </w:r>
+      <w:r>
+        <w:rPr>
+          <w:rFonts w:ascii="Cambria Math" w:hAnsi="Cambria Math"/>
+          <w:i/>
+          <w:sz w:val="26"/>
+        </w:rPr>
+        <w:t xml:space="preserve">$\vec{n_Q} = (-3; 2; -4)$</w:t>
+      </w:r>
+      <w:r>
+        <w:t xml:space="preserve"> là: </w:t>
+      </w:r>
+      <w:r>
+        <w:rPr>
+          <w:rFonts w:ascii="Cambria Math" w:hAnsi="Cambria Math"/>
+          <w:i/>
+          <w:sz w:val="26"/>
+        </w:rPr>
+        <w:t xml:space="preserve">$-3(x-1) + 2(y-2) - 4(z-0) = 0$</w:t>
+      </w:r>
+      <w:r>
+        <w:t xml:space="preserve"> </w:t>
+      </w:r>
+      <w:r>
+        <w:rPr>
+          <w:rFonts w:ascii="Cambria Math" w:hAnsi="Cambria Math"/>
+          <w:i/>
+          <w:sz w:val="26"/>
+        </w:rPr>
+        <w:t xml:space="preserve">$-3x + 3 + 2y - 4 - 4z = 0$</w:t>
+      </w:r>
+      <w:r>
+        <w:t xml:space="preserve"> </w:t>
+      </w:r>
+      <w:r>
+        <w:rPr>
+          <w:rFonts w:ascii="Cambria Math" w:hAnsi="Cambria Math"/>
+          <w:i/>
+          <w:sz w:val="26"/>
+        </w:rPr>
+        <w:t xml:space="preserve">$-3x + 2y - 4z - 1 = 0$</w:t>
+      </w:r>
+      <w:r>
+        <w:t xml:space="preserve"> hay </w:t>
+      </w:r>
+      <w:r>
+        <w:rPr>
+          <w:rFonts w:ascii="Cambria Math" w:hAnsi="Cambria Math"/>
+          <w:i/>
+          <w:sz w:val="26"/>
+        </w:rPr>
+        <w:t xml:space="preserve">$3x - 2y + 4z + 1 = 0$</w:t>
+      </w:r>
+      <w:r>
+        <w:t xml:space="preserve">. (0.25 điểm)</w:t>
+      </w:r>
+    </w:p>
+    <w:p>
+      <w:pPr>
+        <w:jc w:val="both"/>
+        <w:ind w:firstLine="720"/>
+        <w:spacing w:line="360" w:lineRule="auto" w:after="120"/>
+      </w:pPr>
+      <w:r>
+        <w:t xml:space="preserve">b) (Vận dụng cao - 1.0 điểm)</w:t>
+      </w:r>
+    </w:p>
+    <w:p>
+      <w:pPr>
+        <w:jc w:val="both"/>
+        <w:tabs>
+          <w:tab w:val="left" w:pos="720"/>
+        </w:tabs>
+        <w:ind w:left="720" w:hanging="360"/>
+        <w:spacing w:after="60"/>
+      </w:pPr>
+      <w:r>
+        <w:t xml:space="preserve">• </w:t>
+        <w:tab/>
+      </w:r>
+      <w:r>
+        <w:t xml:space="preserve">Đường thẳng </w:t>
+      </w:r>
+      <w:r>
+        <w:rPr>
+          <w:rFonts w:ascii="Cambria Math" w:hAnsi="Cambria Math"/>
+          <w:i/>
+          <w:sz w:val="26"/>
+        </w:rPr>
+        <w:t xml:space="preserve">$d_1$</w:t>
+      </w:r>
+      <w:r>
+        <w:t xml:space="preserve"> đi qua </w:t>
+      </w:r>
+      <w:r>
+        <w:rPr>
+          <w:rFonts w:ascii="Cambria Math" w:hAnsi="Cambria Math"/>
+          <w:i/>
+          <w:sz w:val="26"/>
+        </w:rPr>
+        <w:t xml:space="preserve">$A_1(1; 0; -1)$</w:t>
+      </w:r>
+      <w:r>
+        <w:t xml:space="preserve"> có VTCP </w:t>
+      </w:r>
+      <w:r>
+        <w:rPr>
+          <w:rFonts w:ascii="Cambria Math" w:hAnsi="Cambria Math"/>
+          <w:i/>
+          <w:sz w:val="26"/>
+        </w:rPr>
+        <w:t xml:space="preserve">$\vec{u_1} = (2; 1; -1)$</w:t>
+      </w:r>
+      <w:r>
+        <w:t xml:space="preserve">.</w:t>
+      </w:r>
+    </w:p>
+    <w:p>
+      <w:pPr>
+        <w:jc w:val="both"/>
+        <w:tabs>
+          <w:tab w:val="left" w:pos="720"/>
+        </w:tabs>
+        <w:ind w:left="720" w:hanging="360"/>
+        <w:spacing w:after="60"/>
+      </w:pPr>
+      <w:r>
+        <w:t xml:space="preserve">• </w:t>
+        <w:tab/>
+      </w:r>
+      <w:r>
+        <w:t xml:space="preserve">Đường thẳng </w:t>
+      </w:r>
+      <w:r>
+        <w:rPr>
+          <w:rFonts w:ascii="Cambria Math" w:hAnsi="Cambria Math"/>
+          <w:i/>
+          <w:sz w:val="26"/>
+        </w:rPr>
+        <w:t xml:space="preserve">$d_2$</w:t>
+      </w:r>
+      <w:r>
+        <w:t xml:space="preserve"> đi qua </w:t>
+      </w:r>
+      <w:r>
+        <w:rPr>
+          <w:rFonts w:ascii="Cambria Math" w:hAnsi="Cambria Math"/>
+          <w:i/>
+          <w:sz w:val="26"/>
+        </w:rPr>
+        <w:t xml:space="preserve">$A_2(0; 1; 2)$</w:t>
+      </w:r>
+      <w:r>
+        <w:t xml:space="preserve"> có VTCP </w:t>
+      </w:r>
+      <w:r>
+        <w:rPr>
+          <w:rFonts w:ascii="Cambria Math" w:hAnsi="Cambria Math"/>
+          <w:i/>
+          <w:sz w:val="26"/>
+        </w:rPr>
+        <w:t xml:space="preserve">$\vec{u_2} = (1; -2; 1)$</w:t>
+      </w:r>
+      <w:r>
+        <w:t xml:space="preserve">. (0.25 điểm)</w:t>
+      </w:r>
+    </w:p>
+    <w:p>
+      <w:pPr>
+        <w:jc w:val="both"/>
+        <w:tabs>
+          <w:tab w:val="left" w:pos="720"/>
+        </w:tabs>
+        <w:ind w:left="720" w:hanging="360"/>
+        <w:spacing w:after="60"/>
+      </w:pPr>
+      <w:r>
+        <w:t xml:space="preserve">• </w:t>
+        <w:tab/>
+      </w:r>
+      <w:r>
+        <w:t xml:space="preserve">Tính vectơ </w:t>
+      </w:r>
+      <w:r>
+        <w:rPr>
+          <w:rFonts w:ascii="Cambria Math" w:hAnsi="Cambria Math"/>
+          <w:i/>
+          <w:sz w:val="26"/>
+        </w:rPr>
+        <w:t xml:space="preserve">$\vec{A_1A_2} = (0-1; 1-0; 2-(-1)) = (-1; 1; 3)$</w:t>
+      </w:r>
+      <w:r>
+        <w:t xml:space="preserve">. (0.25 điểm)</w:t>
+      </w:r>
+    </w:p>
+    <w:p>
+      <w:pPr>
+        <w:jc w:val="both"/>
+        <w:tabs>
+          <w:tab w:val="left" w:pos="720"/>
+        </w:tabs>
+        <w:ind w:left="720" w:hanging="360"/>
+        <w:spacing w:after="60"/>
+      </w:pPr>
+      <w:r>
+        <w:t xml:space="preserve">• </w:t>
+        <w:tab/>
+      </w:r>
+      <w:r>
+        <w:t xml:space="preserve">Tính tích có hướng </w:t>
+      </w:r>
+      <w:r>
+        <w:rPr>
+          <w:rFonts w:ascii="Cambria Math" w:hAnsi="Cambria Math"/>
+          <w:i/>
+          <w:sz w:val="26"/>
+        </w:rPr>
+        <w:t xml:space="preserve">$[\vec{u_1}, \vec{u_2}] = [(2; 1; -1), (1; -2; 1)] = (1-2; -1-2; -4-1) = (-1; -3; -5)$</w:t>
+      </w:r>
+      <w:r>
+        <w:t xml:space="preserve">. (0.25 điểm)</w:t>
+      </w:r>
+    </w:p>
+    <w:p>
+      <w:pPr>
+        <w:jc w:val="both"/>
+        <w:tabs>
+          <w:tab w:val="left" w:pos="720"/>
+        </w:tabs>
+        <w:ind w:left="720" w:hanging="360"/>
+        <w:spacing w:after="60"/>
+      </w:pPr>
+      <w:r>
+        <w:t xml:space="preserve">• </w:t>
+        <w:tab/>
+      </w:r>
+      <w:r>
+        <w:t xml:space="preserve">Khoảng cách giữa hai đường thẳng chéo nhau </w:t>
+      </w:r>
+      <w:r>
+        <w:rPr>
+          <w:rFonts w:ascii="Cambria Math" w:hAnsi="Cambria Math"/>
+          <w:i/>
+          <w:sz w:val="26"/>
+        </w:rPr>
+        <w:t xml:space="preserve">$d_1, d_2$</w:t>
+      </w:r>
+      <w:r>
+        <w:t xml:space="preserve"> được tính bằng công thức:</w:t>
+      </w:r>
+    </w:p>
+    <w:tbl>
+      <w:tblPr>
+        <w:tblW w:w="9360" w:type="dxa"/>
+        <w:tblBorders>
+          <w:top w:val="single" w:sz="4" w:space="0" w:color="000000"/>
+          <w:left w:val="single" w:sz="4" w:space="0" w:color="000000"/>
+          <w:bottom w:val="single" w:sz="4" w:space="0" w:color="000000"/>
+          <w:right w:val="single" w:sz="4" w:space="0" w:color="000000"/>
+          <w:insideH w:val="single" w:sz="4" w:space="0" w:color="000000"/>
+          <w:insideV w:val="single" w:sz="4" w:space="0" w:color="000000"/>
+        </w:tblBorders>
+        <w:tblLook w:val="04A0"/>
+      </w:tblPr>
+      <w:tblGrid>
+        <w:gridCol w:w="1872"/>
+        <w:gridCol w:w="1872"/>
+        <w:gridCol w:w="1872"/>
+        <w:gridCol w:w="1872"/>
+        <w:gridCol w:w="1872"/>
+      </w:tblGrid>
+      <w:tr>
+        <w:tc>
+          <w:tcPr>
+            <w:tcW w:w="1872" w:type="dxa"/>
+            <w:shd w:val="clear" w:color="auto" w:fill="D5E8F0"/>
+          </w:tcPr>
+          <w:p>
+            <w:pPr>
+              <w:jc w:val="center"/>
+            </w:pPr>
+            <w:r>
+              <w:t xml:space="preserve"> D(d</w:t>
+            </w:r>
+            <w:r>
+              <w:rPr>
+                <w:i/>
+              </w:rPr>
+              <w:t xml:space="preserve">1, d</w:t>
+            </w:r>
+            <w:r>
+              <w:t xml:space="preserve">2) = \frac{\left</w:t>
+            </w:r>
+          </w:p>
+        </w:tc>
+        <w:tc>
+          <w:tcPr>
+            <w:tcW w:w="1872" w:type="dxa"/>
+            <w:shd w:val="clear" w:color="auto" w:fill="D5E8F0"/>
+          </w:tcPr>
+          <w:p>
+            <w:pPr>
+              <w:jc w:val="center"/>
+            </w:pPr>
+            <w:r>
+              <w:t xml:space="preserve">[</w:t>
+            </w:r>
+            <w:r>
+              <w:t xml:space="preserve">\vec{u</w:t>
+            </w:r>
+            <w:r>
+              <w:rPr>
+                <w:i/>
+              </w:rPr>
+              <w:t xml:space="preserve">1}, \vec{u</w:t>
+            </w:r>
+            <w:r>
+              <w:t xml:space="preserve">2}] \cdot \vec{A</w:t>
+            </w:r>
+            <w:r>
+              <w:rPr>
+                <w:i/>
+              </w:rPr>
+              <w:t xml:space="preserve">1A</w:t>
+            </w:r>
+            <w:r>
+              <w:t xml:space="preserve">2}\right</w:t>
+            </w:r>
+          </w:p>
+        </w:tc>
+        <w:tc>
+          <w:tcPr>
+            <w:tcW w:w="1872" w:type="dxa"/>
+            <w:shd w:val="clear" w:color="auto" w:fill="D5E8F0"/>
+          </w:tcPr>
+          <w:p>
+            <w:pPr>
+              <w:jc w:val="center"/>
+            </w:pPr>
+            <w:r>
+              <w:t xml:space="preserve">}{\left</w:t>
+            </w:r>
+          </w:p>
+        </w:tc>
+        <w:tc>
+          <w:tcPr>
+            <w:tcW w:w="1872" w:type="dxa"/>
+            <w:shd w:val="clear" w:color="auto" w:fill="D5E8F0"/>
+          </w:tcPr>
+          <w:p>
+            <w:pPr>
+              <w:jc w:val="center"/>
+            </w:pPr>
+            <w:r>
+              <w:t xml:space="preserve">[</w:t>
+            </w:r>
+            <w:r>
+              <w:t xml:space="preserve">\vec{u</w:t>
+            </w:r>
+            <w:r>
+              <w:rPr>
+                <w:i/>
+              </w:rPr>
+              <w:t xml:space="preserve">1}, \vec{u</w:t>
+            </w:r>
+            <w:r>
+              <w:t xml:space="preserve">2}]\right</w:t>
+            </w:r>
+          </w:p>
+        </w:tc>
+        <w:tc>
+          <w:tcPr>
+            <w:tcW w:w="1872" w:type="dxa"/>
+            <w:shd w:val="clear" w:color="auto" w:fill="D5E8F0"/>
+          </w:tcPr>
+          <w:p>
+            <w:pPr>
+              <w:jc w:val="center"/>
+            </w:pPr>
+            <w:r>
+              <w:t xml:space="preserve">} </w:t>
+            </w:r>
+          </w:p>
+        </w:tc>
+      </w:tr>
+      <w:tr>
+        <w:tc>
+          <w:tcPr>
+            <w:tcW w:w="1872" w:type="dxa"/>
+          </w:tcPr>
+          <w:p>
+            <w:pPr>
+              <w:jc w:val="center"/>
+            </w:pPr>
+            <w:r>
+              <w:t xml:space="preserve"> D(d</w:t>
+            </w:r>
+            <w:r>
+              <w:rPr>
+                <w:i/>
+              </w:rPr>
+              <w:t xml:space="preserve">1, d</w:t>
+            </w:r>
+            <w:r>
+              <w:t xml:space="preserve">2) = \frac{</w:t>
+            </w:r>
+          </w:p>
+        </w:tc>
+        <w:tc>
+          <w:tcPr>
+            <w:tcW w:w="1872" w:type="dxa"/>
+          </w:tcPr>
+          <w:p>
+            <w:pPr>
+              <w:jc w:val="center"/>
+            </w:pPr>
+            <w:r>
+              <w:t xml:space="preserve">(-1)(-1) + (-3)(1) + (-5)(3)</w:t>
+            </w:r>
+          </w:p>
+        </w:tc>
+        <w:tc>
+          <w:tcPr>
+            <w:tcW w:w="1872" w:type="dxa"/>
+          </w:tcPr>
+          <w:p>
+            <w:pPr>
+              <w:jc w:val="center"/>
+            </w:pPr>
+            <w:r>
+              <w:t xml:space="preserve">}{\sqrt{(-1)^2 + (-3)^2 + (-5)^2}} </w:t>
+            </w:r>
+          </w:p>
+        </w:tc>
+        <w:tc>
+          <w:tcPr>
+            <w:tcW w:w="1872" w:type="dxa"/>
+          </w:tcPr>
+          <w:p>
+            <w:pPr>
+              <w:jc w:val="center"/>
+            </w:pPr>
+          </w:p>
+        </w:tc>
+        <w:tc>
+          <w:tcPr>
+            <w:tcW w:w="1872" w:type="dxa"/>
+          </w:tcPr>
+          <w:p>
+            <w:pPr>
+              <w:jc w:val="center"/>
+            </w:pPr>
+          </w:p>
+        </w:tc>
+      </w:tr>
+      <w:tr>
+        <w:tc>
+          <w:tcPr>
+            <w:tcW w:w="1872" w:type="dxa"/>
+          </w:tcPr>
+          <w:p>
+            <w:pPr>
+              <w:jc w:val="center"/>
+            </w:pPr>
+            <w:r>
+              <w:t xml:space="preserve"> D(d</w:t>
+            </w:r>
+            <w:r>
+              <w:rPr>
+                <w:i/>
+              </w:rPr>
+              <w:t xml:space="preserve">1, d</w:t>
+            </w:r>
+            <w:r>
+              <w:t xml:space="preserve">2) = \frac{</w:t>
+            </w:r>
+          </w:p>
+        </w:tc>
+        <w:tc>
+          <w:tcPr>
+            <w:tcW w:w="1872" w:type="dxa"/>
+          </w:tcPr>
+          <w:p>
+            <w:pPr>
+              <w:jc w:val="center"/>
+            </w:pPr>
+            <w:r>
+              <w:t xml:space="preserve">1 - 3 - 15</w:t>
+            </w:r>
+          </w:p>
+        </w:tc>
+        <w:tc>
+          <w:tcPr>
+            <w:tcW w:w="1872" w:type="dxa"/>
+          </w:tcPr>
+          <w:p>
+            <w:pPr>
+              <w:jc w:val="center"/>
+            </w:pPr>
+            <w:r>
+              <w:t xml:space="preserve">}{\sqrt{1 + 9 + 25}} = \frac{</w:t>
+            </w:r>
+          </w:p>
+        </w:tc>
+        <w:tc>
+          <w:tcPr>
+            <w:tcW w:w="1872" w:type="dxa"/>
+          </w:tcPr>
+          <w:p>
+            <w:pPr>
+              <w:jc w:val="center"/>
+            </w:pPr>
+            <w:r>
+              <w:t xml:space="preserve">-17</w:t>
+            </w:r>
+          </w:p>
+        </w:tc>
+        <w:tc>
+          <w:tcPr>
+            <w:tcW w:w="1872" w:type="dxa"/>
+          </w:tcPr>
+          <w:p>
+            <w:pPr>
+              <w:jc w:val="center"/>
+            </w:pPr>
+            <w:r>
+              <w:t xml:space="preserve">}{\sqrt{35}} = \frac{17}{\sqrt{35}} . (0.25 điểm)</w:t>
+            </w:r>
+          </w:p>
+        </w:tc>
+      </w:tr>
+    </w:tbl>
+    <w:p>
+      <w:pPr>
+        <w:spacing w:after="120"/>
+      </w:pPr>
+    </w:p>
+    <w:p>
+      <w:pPr>
+        <w:jc w:val="both"/>
+        <w:ind w:firstLine="720"/>
+        <w:spacing w:line="360" w:lineRule="auto" w:after="120"/>
+      </w:pPr>
+      <w:r>
+        <w:t xml:space="preserve">---</w:t>
+      </w:r>
+    </w:p>
+    <w:sectPr>
+      <w:headerReference w:type="even" r:id="rId7"/>
+      <w:headerReference w:type="default" r:id="rId8"/>
+      <w:footerReference w:type="even" r:id="rId9"/>
+      <w:footerReference w:type="default" r:id="rId10"/>
+      <w:headerReference w:type="first" r:id="rId11"/>
+      <w:footerReference w:type="first" r:id="rId12"/>
+      <w:pgSz w:w="11906" w:h="16838"/>
+      <w:pgMar w:top="1134" w:right="1134" w:bottom="1134" w:left="1701" w:header="708" w:footer="708" w:gutter="0"/>
+      <w:pgNumType w:start="1"/>
+      <w:cols w:space="720"/>
+      <w:docGrid w:linePitch="360"/>
+    </w:sectPr>
+  </w:body>
+</w:document>
 </file>
 
 <file path=word/endnotes.xml><?xml version="1.0" encoding="utf-8"?>
